--- a/Címtár és DHCP szolgáltatás Windowson.docx
+++ b/Címtár és DHCP szolgáltatás Windowson.docx
@@ -30,39 +30,7 @@
           <w:rFonts w:ascii="Times New Roman" w:hAnsi="Times New Roman" w:cs="Times New Roman"/>
           <w:highlight w:val="yellow"/>
         </w:rPr>
-        <w:t>Mi az a címtárszolgáltatás (</w:t>
-      </w:r>
-      <w:proofErr w:type="spellStart"/>
-      <w:r>
-        <w:rPr>
-          <w:rFonts w:ascii="Times New Roman" w:hAnsi="Times New Roman" w:cs="Times New Roman"/>
-          <w:highlight w:val="yellow"/>
-        </w:rPr>
-        <w:t>Active</w:t>
-      </w:r>
-      <w:proofErr w:type="spellEnd"/>
-      <w:r>
-        <w:rPr>
-          <w:rFonts w:ascii="Times New Roman" w:hAnsi="Times New Roman" w:cs="Times New Roman"/>
-          <w:highlight w:val="yellow"/>
-        </w:rPr>
-        <w:t xml:space="preserve"> </w:t>
-      </w:r>
-      <w:proofErr w:type="spellStart"/>
-      <w:r>
-        <w:rPr>
-          <w:rFonts w:ascii="Times New Roman" w:hAnsi="Times New Roman" w:cs="Times New Roman"/>
-          <w:highlight w:val="yellow"/>
-        </w:rPr>
-        <w:t>Directory</w:t>
-      </w:r>
-      <w:proofErr w:type="spellEnd"/>
-      <w:r>
-        <w:rPr>
-          <w:rFonts w:ascii="Times New Roman" w:hAnsi="Times New Roman" w:cs="Times New Roman"/>
-          <w:highlight w:val="yellow"/>
-        </w:rPr>
-        <w:t>)?</w:t>
+        <w:t>Mi az a címtárszolgáltatás (Active Directory)?</w:t>
       </w:r>
     </w:p>
     <w:p>
@@ -128,63 +96,7 @@
         <w:rPr>
           <w:rFonts w:ascii="Times New Roman" w:hAnsi="Times New Roman" w:cs="Times New Roman"/>
         </w:rPr>
-        <w:t xml:space="preserve">A Microsoft megoldása erre az </w:t>
-      </w:r>
-      <w:proofErr w:type="spellStart"/>
-      <w:r>
-        <w:rPr>
-          <w:rFonts w:ascii="Times New Roman" w:hAnsi="Times New Roman" w:cs="Times New Roman"/>
-        </w:rPr>
-        <w:t>Active</w:t>
-      </w:r>
-      <w:proofErr w:type="spellEnd"/>
-      <w:r>
-        <w:rPr>
-          <w:rFonts w:ascii="Times New Roman" w:hAnsi="Times New Roman" w:cs="Times New Roman"/>
-        </w:rPr>
-        <w:t xml:space="preserve"> </w:t>
-      </w:r>
-      <w:proofErr w:type="spellStart"/>
-      <w:r>
-        <w:rPr>
-          <w:rFonts w:ascii="Times New Roman" w:hAnsi="Times New Roman" w:cs="Times New Roman"/>
-        </w:rPr>
-        <w:t>Directory</w:t>
-      </w:r>
-      <w:proofErr w:type="spellEnd"/>
-      <w:r>
-        <w:rPr>
-          <w:rFonts w:ascii="Times New Roman" w:hAnsi="Times New Roman" w:cs="Times New Roman"/>
-        </w:rPr>
-        <w:t xml:space="preserve"> </w:t>
-      </w:r>
-      <w:proofErr w:type="spellStart"/>
-      <w:r>
-        <w:rPr>
-          <w:rFonts w:ascii="Times New Roman" w:hAnsi="Times New Roman" w:cs="Times New Roman"/>
-        </w:rPr>
-        <w:t>Domain</w:t>
-      </w:r>
-      <w:proofErr w:type="spellEnd"/>
-      <w:r>
-        <w:rPr>
-          <w:rFonts w:ascii="Times New Roman" w:hAnsi="Times New Roman" w:cs="Times New Roman"/>
-        </w:rPr>
-        <w:t xml:space="preserve"> </w:t>
-      </w:r>
-      <w:proofErr w:type="spellStart"/>
-      <w:r>
-        <w:rPr>
-          <w:rFonts w:ascii="Times New Roman" w:hAnsi="Times New Roman" w:cs="Times New Roman"/>
-        </w:rPr>
-        <w:t>Services</w:t>
-      </w:r>
-      <w:proofErr w:type="spellEnd"/>
-      <w:r>
-        <w:rPr>
-          <w:rFonts w:ascii="Times New Roman" w:hAnsi="Times New Roman" w:cs="Times New Roman"/>
-        </w:rPr>
-        <w:t xml:space="preserve"> (AD DS)</w:t>
+        <w:t>A Microsoft megoldása erre az Active Directory Domain Services (AD DS)</w:t>
       </w:r>
     </w:p>
     <w:p>
@@ -217,21 +129,7 @@
         <w:rPr>
           <w:rFonts w:ascii="Times New Roman" w:hAnsi="Times New Roman" w:cs="Times New Roman"/>
         </w:rPr>
-        <w:t>Van egy tartomány (</w:t>
-      </w:r>
-      <w:proofErr w:type="spellStart"/>
-      <w:r>
-        <w:rPr>
-          <w:rFonts w:ascii="Times New Roman" w:hAnsi="Times New Roman" w:cs="Times New Roman"/>
-        </w:rPr>
-        <w:t>domain</w:t>
-      </w:r>
-      <w:proofErr w:type="spellEnd"/>
-      <w:r>
-        <w:rPr>
-          <w:rFonts w:ascii="Times New Roman" w:hAnsi="Times New Roman" w:cs="Times New Roman"/>
-        </w:rPr>
-        <w:t xml:space="preserve">), amiben van több ezer felhasználó saját fiókkal </w:t>
+        <w:t xml:space="preserve">Van egy tartomány (domain), amiben van több ezer felhasználó saját fiókkal </w:t>
       </w:r>
     </w:p>
     <w:p>
@@ -287,7 +185,6 @@
           <w:bCs/>
         </w:rPr>
       </w:pPr>
-      <w:proofErr w:type="spellStart"/>
       <w:r>
         <w:rPr>
           <w:rFonts w:ascii="Times New Roman" w:hAnsi="Times New Roman" w:cs="Times New Roman"/>
@@ -295,17 +192,7 @@
           <w:bCs/>
           <w:highlight w:val="yellow"/>
         </w:rPr>
-        <w:t>Milrt</w:t>
-      </w:r>
-      <w:proofErr w:type="spellEnd"/>
-      <w:r>
-        <w:rPr>
-          <w:rFonts w:ascii="Times New Roman" w:hAnsi="Times New Roman" w:cs="Times New Roman"/>
-          <w:b/>
-          <w:bCs/>
-          <w:highlight w:val="yellow"/>
-        </w:rPr>
-        <w:t xml:space="preserve"> fontos?</w:t>
+        <w:t>Milrt fontos?</w:t>
       </w:r>
       <w:r>
         <w:rPr>
@@ -331,21 +218,7 @@
         <w:rPr>
           <w:rFonts w:ascii="Times New Roman" w:hAnsi="Times New Roman" w:cs="Times New Roman"/>
         </w:rPr>
-        <w:t xml:space="preserve">Egy helyen kezelhető minden dolgozó fiókja, </w:t>
-      </w:r>
-      <w:proofErr w:type="spellStart"/>
-      <w:r>
-        <w:rPr>
-          <w:rFonts w:ascii="Times New Roman" w:hAnsi="Times New Roman" w:cs="Times New Roman"/>
-        </w:rPr>
-        <w:t>jelszava</w:t>
-      </w:r>
-      <w:proofErr w:type="spellEnd"/>
-      <w:r>
-        <w:rPr>
-          <w:rFonts w:ascii="Times New Roman" w:hAnsi="Times New Roman" w:cs="Times New Roman"/>
-        </w:rPr>
-        <w:t>, jogosultsága</w:t>
+        <w:t>Egy helyen kezelhető minden dolgozó fiókja, jelszava, jogosultsága</w:t>
       </w:r>
     </w:p>
     <w:p>
@@ -381,21 +254,7 @@
         <w:rPr>
           <w:rFonts w:ascii="Times New Roman" w:hAnsi="Times New Roman" w:cs="Times New Roman"/>
         </w:rPr>
-        <w:t>GPO-</w:t>
-      </w:r>
-      <w:proofErr w:type="spellStart"/>
-      <w:r>
-        <w:rPr>
-          <w:rFonts w:ascii="Times New Roman" w:hAnsi="Times New Roman" w:cs="Times New Roman"/>
-        </w:rPr>
-        <w:t>kon</w:t>
-      </w:r>
-      <w:proofErr w:type="spellEnd"/>
-      <w:r>
-        <w:rPr>
-          <w:rFonts w:ascii="Times New Roman" w:hAnsi="Times New Roman" w:cs="Times New Roman"/>
-        </w:rPr>
-        <w:t xml:space="preserve"> keresztül szabályozható, hogy ki mit csinálhat a gépén</w:t>
+        <w:t>GPO-kon keresztül szabályozható, hogy ki mit csinálhat a gépén</w:t>
       </w:r>
     </w:p>
     <w:p>
@@ -449,21 +308,7 @@
         <w:rPr>
           <w:rFonts w:ascii="Times New Roman" w:hAnsi="Times New Roman" w:cs="Times New Roman"/>
         </w:rPr>
-        <w:t xml:space="preserve">Egyszerűbb jelszókezelés, kevesebb </w:t>
-      </w:r>
-      <w:proofErr w:type="spellStart"/>
-      <w:r>
-        <w:rPr>
-          <w:rFonts w:ascii="Times New Roman" w:hAnsi="Times New Roman" w:cs="Times New Roman"/>
-        </w:rPr>
-        <w:t>helpdesk</w:t>
-      </w:r>
-      <w:proofErr w:type="spellEnd"/>
-      <w:r>
-        <w:rPr>
-          <w:rFonts w:ascii="Times New Roman" w:hAnsi="Times New Roman" w:cs="Times New Roman"/>
-        </w:rPr>
-        <w:t>-hívás</w:t>
+        <w:t>Egyszerűbb jelszókezelés, kevesebb helpdesk-hívás</w:t>
       </w:r>
     </w:p>
     <w:p>
@@ -481,21 +326,7 @@
         <w:rPr>
           <w:rFonts w:ascii="Times New Roman" w:hAnsi="Times New Roman" w:cs="Times New Roman"/>
         </w:rPr>
-        <w:t xml:space="preserve">AD integrálható: Office 365, VPN, belső portálok, HR </w:t>
-      </w:r>
-      <w:proofErr w:type="gramStart"/>
-      <w:r>
-        <w:rPr>
-          <w:rFonts w:ascii="Times New Roman" w:hAnsi="Times New Roman" w:cs="Times New Roman"/>
-        </w:rPr>
-        <w:t>rendszerek,</w:t>
-      </w:r>
-      <w:proofErr w:type="gramEnd"/>
-      <w:r>
-        <w:rPr>
-          <w:rFonts w:ascii="Times New Roman" w:hAnsi="Times New Roman" w:cs="Times New Roman"/>
-        </w:rPr>
-        <w:t xml:space="preserve"> stb.</w:t>
+        <w:t>AD integrálható: Office 365, VPN, belső portálok, HR rendszerek, stb.</w:t>
       </w:r>
     </w:p>
     <w:p>
@@ -542,63 +373,7 @@
         <w:rPr>
           <w:rFonts w:ascii="Times New Roman" w:hAnsi="Times New Roman" w:cs="Times New Roman"/>
         </w:rPr>
-        <w:t>A DHCP (</w:t>
-      </w:r>
-      <w:proofErr w:type="spellStart"/>
-      <w:r>
-        <w:rPr>
-          <w:rFonts w:ascii="Times New Roman" w:hAnsi="Times New Roman" w:cs="Times New Roman"/>
-        </w:rPr>
-        <w:t>Dynamic</w:t>
-      </w:r>
-      <w:proofErr w:type="spellEnd"/>
-      <w:r>
-        <w:rPr>
-          <w:rFonts w:ascii="Times New Roman" w:hAnsi="Times New Roman" w:cs="Times New Roman"/>
-        </w:rPr>
-        <w:t xml:space="preserve"> </w:t>
-      </w:r>
-      <w:proofErr w:type="spellStart"/>
-      <w:r>
-        <w:rPr>
-          <w:rFonts w:ascii="Times New Roman" w:hAnsi="Times New Roman" w:cs="Times New Roman"/>
-        </w:rPr>
-        <w:t>Host</w:t>
-      </w:r>
-      <w:proofErr w:type="spellEnd"/>
-      <w:r>
-        <w:rPr>
-          <w:rFonts w:ascii="Times New Roman" w:hAnsi="Times New Roman" w:cs="Times New Roman"/>
-        </w:rPr>
-        <w:t xml:space="preserve"> </w:t>
-      </w:r>
-      <w:proofErr w:type="spellStart"/>
-      <w:r>
-        <w:rPr>
-          <w:rFonts w:ascii="Times New Roman" w:hAnsi="Times New Roman" w:cs="Times New Roman"/>
-        </w:rPr>
-        <w:t>Configuration</w:t>
-      </w:r>
-      <w:proofErr w:type="spellEnd"/>
-      <w:r>
-        <w:rPr>
-          <w:rFonts w:ascii="Times New Roman" w:hAnsi="Times New Roman" w:cs="Times New Roman"/>
-        </w:rPr>
-        <w:t xml:space="preserve"> </w:t>
-      </w:r>
-      <w:proofErr w:type="spellStart"/>
-      <w:r>
-        <w:rPr>
-          <w:rFonts w:ascii="Times New Roman" w:hAnsi="Times New Roman" w:cs="Times New Roman"/>
-        </w:rPr>
-        <w:t>Protocol</w:t>
-      </w:r>
-      <w:proofErr w:type="spellEnd"/>
-      <w:r>
-        <w:rPr>
-          <w:rFonts w:ascii="Times New Roman" w:hAnsi="Times New Roman" w:cs="Times New Roman"/>
-        </w:rPr>
-        <w:t>) azért fontos, mert automatikusan oszt IP-címeket és más hálózati beállításokat a hálózatra csatlakozó eszközöknek. Ez jelentősen leegyszerűsíti a hálózatkezelést, csökkenti a hibák esélyét, és elengedhetetlen a modern, dinamikus hálózatok működéséhez – különösen egy nagyvállalatnál, mint a Telekom.</w:t>
+        <w:t>A DHCP (Dynamic Host Configuration Protocol) azért fontos, mert automatikusan oszt IP-címeket és más hálózati beállításokat a hálózatra csatlakozó eszközöknek. Ez jelentősen leegyszerűsíti a hálózatkezelést, csökkenti a hibák esélyét, és elengedhetetlen a modern, dinamikus hálózatok működéséhez – különösen egy nagyvállalatnál, mint a Telekom.</w:t>
       </w:r>
     </w:p>
     <w:p>
@@ -612,21 +387,7 @@
         <w:rPr>
           <w:rFonts w:ascii="Times New Roman" w:hAnsi="Times New Roman" w:cs="Times New Roman"/>
         </w:rPr>
-        <w:t>A DHCP működése egy 4 lépéses folyamaton alapul, amit DORA-</w:t>
-      </w:r>
-      <w:proofErr w:type="spellStart"/>
-      <w:r>
-        <w:rPr>
-          <w:rFonts w:ascii="Times New Roman" w:hAnsi="Times New Roman" w:cs="Times New Roman"/>
-        </w:rPr>
-        <w:t>nak</w:t>
-      </w:r>
-      <w:proofErr w:type="spellEnd"/>
-      <w:r>
-        <w:rPr>
-          <w:rFonts w:ascii="Times New Roman" w:hAnsi="Times New Roman" w:cs="Times New Roman"/>
-        </w:rPr>
-        <w:t xml:space="preserve"> hívunk:</w:t>
+        <w:t>A DHCP működése egy 4 lépéses folyamaton alapul, amit DORA-nak hívunk:</w:t>
       </w:r>
     </w:p>
     <w:tbl>
@@ -669,18 +430,8 @@
                 <w:b/>
                 <w:bCs/>
               </w:rPr>
-              <w:t xml:space="preserve">D – </w:t>
+              <w:t>D – Discover</w:t>
             </w:r>
-            <w:proofErr w:type="spellStart"/>
-            <w:r>
-              <w:rPr>
-                <w:rFonts w:ascii="Times New Roman" w:hAnsi="Times New Roman" w:cs="Times New Roman"/>
-                <w:b/>
-                <w:bCs/>
-              </w:rPr>
-              <w:t>Discover</w:t>
-            </w:r>
-            <w:proofErr w:type="spellEnd"/>
           </w:p>
         </w:tc>
         <w:tc>
@@ -727,18 +478,8 @@
                 <w:b/>
                 <w:bCs/>
               </w:rPr>
-              <w:t xml:space="preserve">O – </w:t>
+              <w:t>O – Offer</w:t>
             </w:r>
-            <w:proofErr w:type="spellStart"/>
-            <w:r>
-              <w:rPr>
-                <w:rFonts w:ascii="Times New Roman" w:hAnsi="Times New Roman" w:cs="Times New Roman"/>
-                <w:b/>
-                <w:bCs/>
-              </w:rPr>
-              <w:t>Offer</w:t>
-            </w:r>
-            <w:proofErr w:type="spellEnd"/>
           </w:p>
         </w:tc>
         <w:tc>
@@ -785,18 +526,8 @@
                 <w:b/>
                 <w:bCs/>
               </w:rPr>
-              <w:t xml:space="preserve">R – </w:t>
+              <w:t>R – Request</w:t>
             </w:r>
-            <w:proofErr w:type="spellStart"/>
-            <w:r>
-              <w:rPr>
-                <w:rFonts w:ascii="Times New Roman" w:hAnsi="Times New Roman" w:cs="Times New Roman"/>
-                <w:b/>
-                <w:bCs/>
-              </w:rPr>
-              <w:t>Request</w:t>
-            </w:r>
-            <w:proofErr w:type="spellEnd"/>
           </w:p>
         </w:tc>
         <w:tc>
@@ -843,18 +574,8 @@
                 <w:b/>
                 <w:bCs/>
               </w:rPr>
-              <w:t xml:space="preserve">A – </w:t>
+              <w:t>A – Acknowledge</w:t>
             </w:r>
-            <w:proofErr w:type="spellStart"/>
-            <w:r>
-              <w:rPr>
-                <w:rFonts w:ascii="Times New Roman" w:hAnsi="Times New Roman" w:cs="Times New Roman"/>
-                <w:b/>
-                <w:bCs/>
-              </w:rPr>
-              <w:t>Acknowledge</w:t>
-            </w:r>
-            <w:proofErr w:type="spellEnd"/>
           </w:p>
         </w:tc>
         <w:tc>
@@ -896,9 +617,390 @@
       </w:pPr>
       <w:r>
         <w:rPr>
+          <w:rFonts w:ascii="Times New Roman" w:hAnsi="Times New Roman" w:cs="Times New Roman"/>
+          <w:highlight w:val="red"/>
+        </w:rPr>
+        <w:lastRenderedPageBreak/>
+        <w:t>Alapbeállítások a szerveren</w:t>
+      </w:r>
+      <w:r>
+        <w:rPr>
+          <w:rFonts w:ascii="Times New Roman" w:hAnsi="Times New Roman" w:cs="Times New Roman"/>
+          <w:highlight w:val="red"/>
+        </w:rPr>
+        <w:t>:</w:t>
+      </w:r>
+      <w:r>
+        <w:rPr>
+          <w:rFonts w:ascii="Times New Roman" w:hAnsi="Times New Roman" w:cs="Times New Roman"/>
+        </w:rPr>
+        <w:t xml:space="preserve"> </w:t>
+      </w:r>
+    </w:p>
+    <w:p>
+      <w:pPr>
+        <w:jc w:val="both"/>
+        <w:rPr>
+          <w:rFonts w:ascii="Times New Roman" w:hAnsi="Times New Roman" w:cs="Times New Roman"/>
+        </w:rPr>
+      </w:pPr>
+      <w:r>
+        <w:rPr>
+          <w:rFonts w:ascii="Times New Roman" w:hAnsi="Times New Roman" w:cs="Times New Roman"/>
+        </w:rPr>
+        <w:t>Adok egy IPv4-es címet az Ethernet adapternél a szerveremnek</w:t>
+      </w:r>
+    </w:p>
+    <w:p>
+      <w:pPr>
+        <w:jc w:val="center"/>
+        <w:rPr>
+          <w:rFonts w:ascii="Times New Roman" w:hAnsi="Times New Roman" w:cs="Times New Roman"/>
+        </w:rPr>
+      </w:pPr>
+      <w:r>
+        <w:rPr>
+          <w:rFonts w:ascii="Times New Roman" w:hAnsi="Times New Roman" w:cs="Times New Roman"/>
+        </w:rPr>
+        <w:drawing>
+          <wp:inline distT="0" distB="0" distL="0" distR="0" wp14:anchorId="59EF6222" wp14:editId="68FD59F8">
+            <wp:extent cx="4959605" cy="3733992"/>
+            <wp:effectExtent l="0" t="0" r="0" b="0"/>
+            <wp:docPr id="1618237922" name="Kép 1" descr="A képen szöveg, képernyőkép, szoftver, szám látható&#10;&#10;Előfordulhat, hogy az AI által létrehozott tartalom helytelen."/>
+            <wp:cNvGraphicFramePr>
+              <a:graphicFrameLocks xmlns:a="http://schemas.openxmlformats.org/drawingml/2006/main" noChangeAspect="1"/>
+            </wp:cNvGraphicFramePr>
+            <a:graphic xmlns:a="http://schemas.openxmlformats.org/drawingml/2006/main">
+              <a:graphicData uri="http://schemas.openxmlformats.org/drawingml/2006/picture">
+                <pic:pic xmlns:pic="http://schemas.openxmlformats.org/drawingml/2006/picture">
+                  <pic:nvPicPr>
+                    <pic:cNvPr id="1618237922" name="Kép 1" descr="A képen szöveg, képernyőkép, szoftver, szám látható&#10;&#10;Előfordulhat, hogy az AI által létrehozott tartalom helytelen."/>
+                    <pic:cNvPicPr/>
+                  </pic:nvPicPr>
+                  <pic:blipFill>
+                    <a:blip r:embed="rId7"/>
+                    <a:stretch>
+                      <a:fillRect/>
+                    </a:stretch>
+                  </pic:blipFill>
+                  <pic:spPr>
+                    <a:xfrm>
+                      <a:off x="0" y="0"/>
+                      <a:ext cx="4959605" cy="3733992"/>
+                    </a:xfrm>
+                    <a:prstGeom prst="rect">
+                      <a:avLst/>
+                    </a:prstGeom>
+                  </pic:spPr>
+                </pic:pic>
+              </a:graphicData>
+            </a:graphic>
+          </wp:inline>
+        </w:drawing>
+      </w:r>
+    </w:p>
+    <w:p>
+      <w:pPr>
+        <w:rPr>
+          <w:rFonts w:ascii="Times New Roman" w:hAnsi="Times New Roman" w:cs="Times New Roman"/>
+        </w:rPr>
+      </w:pPr>
+      <w:r>
+        <w:rPr>
+          <w:rFonts w:ascii="Times New Roman" w:hAnsi="Times New Roman" w:cs="Times New Roman"/>
+        </w:rPr>
+        <w:t xml:space="preserve">Beállítottam az időt és a </w:t>
+      </w:r>
+      <w:r>
+        <w:rPr>
+          <w:rFonts w:ascii="Times New Roman" w:hAnsi="Times New Roman" w:cs="Times New Roman"/>
+        </w:rPr>
+        <w:t xml:space="preserve">dátumot. </w:t>
+      </w:r>
+    </w:p>
+    <w:p>
+      <w:pPr>
+        <w:jc w:val="center"/>
+        <w:rPr>
+          <w:rFonts w:ascii="Times New Roman" w:hAnsi="Times New Roman" w:cs="Times New Roman"/>
+        </w:rPr>
+      </w:pPr>
+      <w:r>
+        <w:rPr>
+          <w:rFonts w:ascii="Times New Roman" w:hAnsi="Times New Roman" w:cs="Times New Roman"/>
+        </w:rPr>
+        <w:drawing>
+          <wp:inline distT="0" distB="0" distL="0" distR="0" wp14:anchorId="784DFE4E" wp14:editId="15DEE3DF">
+            <wp:extent cx="3726093" cy="3935896"/>
+            <wp:effectExtent l="0" t="0" r="8255" b="7620"/>
+            <wp:docPr id="430040957" name="Kép 1" descr="A képen szöveg, képernyőkép, óra, szám látható&#10;&#10;Előfordulhat, hogy az AI által létrehozott tartalom helytelen."/>
+            <wp:cNvGraphicFramePr>
+              <a:graphicFrameLocks xmlns:a="http://schemas.openxmlformats.org/drawingml/2006/main" noChangeAspect="1"/>
+            </wp:cNvGraphicFramePr>
+            <a:graphic xmlns:a="http://schemas.openxmlformats.org/drawingml/2006/main">
+              <a:graphicData uri="http://schemas.openxmlformats.org/drawingml/2006/picture">
+                <pic:pic xmlns:pic="http://schemas.openxmlformats.org/drawingml/2006/picture">
+                  <pic:nvPicPr>
+                    <pic:cNvPr id="430040957" name="Kép 1" descr="A képen szöveg, képernyőkép, óra, szám látható&#10;&#10;Előfordulhat, hogy az AI által létrehozott tartalom helytelen."/>
+                    <pic:cNvPicPr/>
+                  </pic:nvPicPr>
+                  <pic:blipFill>
+                    <a:blip r:embed="rId8"/>
+                    <a:stretch>
+                      <a:fillRect/>
+                    </a:stretch>
+                  </pic:blipFill>
+                  <pic:spPr>
+                    <a:xfrm>
+                      <a:off x="0" y="0"/>
+                      <a:ext cx="3733513" cy="3943734"/>
+                    </a:xfrm>
+                    <a:prstGeom prst="rect">
+                      <a:avLst/>
+                    </a:prstGeom>
+                  </pic:spPr>
+                </pic:pic>
+              </a:graphicData>
+            </a:graphic>
+          </wp:inline>
+        </w:drawing>
+      </w:r>
+    </w:p>
+    <w:p>
+      <w:pPr>
+        <w:jc w:val="both"/>
+        <w:rPr>
+          <w:rFonts w:ascii="Times New Roman" w:hAnsi="Times New Roman" w:cs="Times New Roman"/>
+        </w:rPr>
+      </w:pPr>
+      <w:r>
+        <w:rPr>
+          <w:rFonts w:ascii="Times New Roman" w:hAnsi="Times New Roman" w:cs="Times New Roman"/>
+        </w:rPr>
+        <w:lastRenderedPageBreak/>
+        <w:t>Szerver nevét beállítottam, itt látszik a domain is</w:t>
+      </w:r>
+      <w:r>
+        <w:rPr>
+          <w:rFonts w:ascii="Times New Roman" w:hAnsi="Times New Roman" w:cs="Times New Roman"/>
+        </w:rPr>
+        <w:t>, illetve lekérdezetem a beállított dns szervercímet a szerveren</w:t>
+      </w:r>
+      <w:r>
+        <w:rPr>
+          <w:rFonts w:ascii="Times New Roman" w:hAnsi="Times New Roman" w:cs="Times New Roman"/>
+        </w:rPr>
+        <w:t xml:space="preserve">. </w:t>
+      </w:r>
+      <w:r>
+        <w:rPr>
+          <w:rFonts w:ascii="Times New Roman" w:hAnsi="Times New Roman" w:cs="Times New Roman"/>
+        </w:rPr>
+        <w:t xml:space="preserve">Láthatók a harmadik képen a windows szerver beállításai. </w:t>
+      </w:r>
+    </w:p>
+    <w:p>
+      <w:pPr>
+        <w:jc w:val="center"/>
+        <w:rPr>
+          <w:rFonts w:ascii="Times New Roman" w:hAnsi="Times New Roman" w:cs="Times New Roman"/>
+        </w:rPr>
+      </w:pPr>
+      <w:r>
+        <w:rPr>
+          <w:rFonts w:ascii="Times New Roman" w:hAnsi="Times New Roman" w:cs="Times New Roman"/>
+        </w:rPr>
+        <w:drawing>
+          <wp:inline distT="0" distB="0" distL="0" distR="0" wp14:anchorId="22148AD6" wp14:editId="555CDD9A">
+            <wp:extent cx="2512612" cy="2924148"/>
+            <wp:effectExtent l="0" t="0" r="2540" b="0"/>
+            <wp:docPr id="264723046" name="Kép 1" descr="A képen szöveg, elektronika, képernyőkép, szoftver látható&#10;&#10;Előfordulhat, hogy az AI által létrehozott tartalom helytelen."/>
+            <wp:cNvGraphicFramePr>
+              <a:graphicFrameLocks xmlns:a="http://schemas.openxmlformats.org/drawingml/2006/main" noChangeAspect="1"/>
+            </wp:cNvGraphicFramePr>
+            <a:graphic xmlns:a="http://schemas.openxmlformats.org/drawingml/2006/main">
+              <a:graphicData uri="http://schemas.openxmlformats.org/drawingml/2006/picture">
+                <pic:pic xmlns:pic="http://schemas.openxmlformats.org/drawingml/2006/picture">
+                  <pic:nvPicPr>
+                    <pic:cNvPr id="264723046" name="Kép 1" descr="A képen szöveg, elektronika, képernyőkép, szoftver látható&#10;&#10;Előfordulhat, hogy az AI által létrehozott tartalom helytelen."/>
+                    <pic:cNvPicPr/>
+                  </pic:nvPicPr>
+                  <pic:blipFill rotWithShape="1">
+                    <a:blip r:embed="rId9"/>
+                    <a:srcRect t="541" r="14168"/>
+                    <a:stretch>
+                      <a:fillRect/>
+                    </a:stretch>
+                  </pic:blipFill>
+                  <pic:spPr bwMode="auto">
+                    <a:xfrm>
+                      <a:off x="0" y="0"/>
+                      <a:ext cx="2512741" cy="2924298"/>
+                    </a:xfrm>
+                    <a:prstGeom prst="rect">
+                      <a:avLst/>
+                    </a:prstGeom>
+                    <a:ln>
+                      <a:noFill/>
+                    </a:ln>
+                    <a:extLst>
+                      <a:ext uri="{53640926-AAD7-44D8-BBD7-CCE9431645EC}">
+                        <a14:shadowObscured xmlns:a14="http://schemas.microsoft.com/office/drawing/2010/main"/>
+                      </a:ext>
+                    </a:extLst>
+                  </pic:spPr>
+                </pic:pic>
+              </a:graphicData>
+            </a:graphic>
+          </wp:inline>
+        </w:drawing>
+      </w:r>
+    </w:p>
+    <w:p>
+      <w:pPr>
+        <w:jc w:val="center"/>
+        <w:rPr>
+          <w:rFonts w:ascii="Times New Roman" w:hAnsi="Times New Roman" w:cs="Times New Roman"/>
+        </w:rPr>
+      </w:pPr>
+      <w:r>
+        <w:rPr>
+          <w:rFonts w:ascii="Times New Roman" w:hAnsi="Times New Roman" w:cs="Times New Roman"/>
+        </w:rPr>
+        <w:drawing>
+          <wp:inline distT="0" distB="0" distL="0" distR="0" wp14:anchorId="0B3A4EC3" wp14:editId="4384AEE5">
+            <wp:extent cx="4597636" cy="2044805"/>
+            <wp:effectExtent l="0" t="0" r="0" b="0"/>
+            <wp:docPr id="1553177831" name="Kép 1" descr="A képen szöveg, elektronika, képernyőkép, szoftver látható&#10;&#10;Előfordulhat, hogy az AI által létrehozott tartalom helytelen."/>
+            <wp:cNvGraphicFramePr>
+              <a:graphicFrameLocks xmlns:a="http://schemas.openxmlformats.org/drawingml/2006/main" noChangeAspect="1"/>
+            </wp:cNvGraphicFramePr>
+            <a:graphic xmlns:a="http://schemas.openxmlformats.org/drawingml/2006/main">
+              <a:graphicData uri="http://schemas.openxmlformats.org/drawingml/2006/picture">
+                <pic:pic xmlns:pic="http://schemas.openxmlformats.org/drawingml/2006/picture">
+                  <pic:nvPicPr>
+                    <pic:cNvPr id="1553177831" name="Kép 1" descr="A képen szöveg, elektronika, képernyőkép, szoftver látható&#10;&#10;Előfordulhat, hogy az AI által létrehozott tartalom helytelen."/>
+                    <pic:cNvPicPr/>
+                  </pic:nvPicPr>
+                  <pic:blipFill>
+                    <a:blip r:embed="rId10"/>
+                    <a:stretch>
+                      <a:fillRect/>
+                    </a:stretch>
+                  </pic:blipFill>
+                  <pic:spPr>
+                    <a:xfrm>
+                      <a:off x="0" y="0"/>
+                      <a:ext cx="4597636" cy="2044805"/>
+                    </a:xfrm>
+                    <a:prstGeom prst="rect">
+                      <a:avLst/>
+                    </a:prstGeom>
+                  </pic:spPr>
+                </pic:pic>
+              </a:graphicData>
+            </a:graphic>
+          </wp:inline>
+        </w:drawing>
+      </w:r>
+    </w:p>
+    <w:p>
+      <w:pPr>
+        <w:jc w:val="center"/>
+        <w:rPr>
+          <w:rFonts w:ascii="Times New Roman" w:hAnsi="Times New Roman" w:cs="Times New Roman"/>
+        </w:rPr>
+      </w:pPr>
+      <w:r>
+        <w:rPr>
+          <w:rFonts w:ascii="Times New Roman" w:hAnsi="Times New Roman" w:cs="Times New Roman"/>
+        </w:rPr>
+        <w:drawing>
+          <wp:inline distT="0" distB="0" distL="0" distR="0" wp14:anchorId="70C9621C" wp14:editId="56557B2C">
+            <wp:extent cx="4743694" cy="2521080"/>
+            <wp:effectExtent l="0" t="0" r="0" b="0"/>
+            <wp:docPr id="1028339768" name="Kép 1" descr="A képen szöveg, képernyőkép, szoftver, szám látható&#10;&#10;Előfordulhat, hogy az AI által létrehozott tartalom helytelen."/>
+            <wp:cNvGraphicFramePr>
+              <a:graphicFrameLocks xmlns:a="http://schemas.openxmlformats.org/drawingml/2006/main" noChangeAspect="1"/>
+            </wp:cNvGraphicFramePr>
+            <a:graphic xmlns:a="http://schemas.openxmlformats.org/drawingml/2006/main">
+              <a:graphicData uri="http://schemas.openxmlformats.org/drawingml/2006/picture">
+                <pic:pic xmlns:pic="http://schemas.openxmlformats.org/drawingml/2006/picture">
+                  <pic:nvPicPr>
+                    <pic:cNvPr id="1028339768" name="Kép 1" descr="A képen szöveg, képernyőkép, szoftver, szám látható&#10;&#10;Előfordulhat, hogy az AI által létrehozott tartalom helytelen."/>
+                    <pic:cNvPicPr/>
+                  </pic:nvPicPr>
+                  <pic:blipFill>
+                    <a:blip r:embed="rId11"/>
+                    <a:stretch>
+                      <a:fillRect/>
+                    </a:stretch>
+                  </pic:blipFill>
+                  <pic:spPr>
+                    <a:xfrm>
+                      <a:off x="0" y="0"/>
+                      <a:ext cx="4743694" cy="2521080"/>
+                    </a:xfrm>
+                    <a:prstGeom prst="rect">
+                      <a:avLst/>
+                    </a:prstGeom>
+                  </pic:spPr>
+                </pic:pic>
+              </a:graphicData>
+            </a:graphic>
+          </wp:inline>
+        </w:drawing>
+      </w:r>
+    </w:p>
+    <w:p>
+      <w:pPr>
+        <w:jc w:val="center"/>
+        <w:rPr>
+          <w:rFonts w:ascii="Times New Roman" w:hAnsi="Times New Roman" w:cs="Times New Roman"/>
+        </w:rPr>
+      </w:pPr>
+    </w:p>
+    <w:p>
+      <w:pPr>
+        <w:rPr>
+          <w:rFonts w:ascii="Times New Roman" w:hAnsi="Times New Roman" w:cs="Times New Roman"/>
+        </w:rPr>
+      </w:pPr>
+    </w:p>
+    <w:p>
+      <w:pPr>
+        <w:rPr>
+          <w:rFonts w:ascii="Times New Roman" w:hAnsi="Times New Roman" w:cs="Times New Roman"/>
+        </w:rPr>
+      </w:pPr>
+    </w:p>
+    <w:p>
+      <w:pPr>
+        <w:rPr>
+          <w:rFonts w:ascii="Times New Roman" w:hAnsi="Times New Roman" w:cs="Times New Roman"/>
+        </w:rPr>
+      </w:pPr>
+    </w:p>
+    <w:p>
+      <w:pPr>
+        <w:rPr>
+          <w:rFonts w:ascii="Times New Roman" w:hAnsi="Times New Roman" w:cs="Times New Roman"/>
+        </w:rPr>
+      </w:pPr>
+    </w:p>
+    <w:p>
+      <w:pPr>
+        <w:tabs>
+          <w:tab w:val="left" w:pos="1741"/>
+        </w:tabs>
+        <w:rPr>
+          <w:rFonts w:ascii="Times New Roman" w:hAnsi="Times New Roman" w:cs="Times New Roman"/>
+        </w:rPr>
+      </w:pPr>
+      <w:r>
+        <w:rPr>
           <w:noProof/>
         </w:rPr>
-        <w:lastRenderedPageBreak/>
         <mc:AlternateContent>
           <mc:Choice Requires="wps">
             <w:drawing>
@@ -977,6 +1079,7 @@
       </w:r>
       <w:r>
         <w:rPr>
+          <w:noProof/>
           <w:highlight w:val="yellow"/>
         </w:rPr>
         <w:drawing>
@@ -1011,7 +1114,7 @@
                     <pic:cNvPicPr/>
                   </pic:nvPicPr>
                   <pic:blipFill>
-                    <a:blip r:embed="rId7">
+                    <a:blip r:embed="rId12">
                       <a:extLst>
                         <a:ext uri="{28A0092B-C50C-407E-A947-70E740481C1C}">
                           <a14:useLocalDpi xmlns:a14="http://schemas.microsoft.com/office/drawing/2010/main" val="0"/>
@@ -1062,36 +1165,15 @@
         <w:rPr>
           <w:rFonts w:ascii="Times New Roman" w:hAnsi="Times New Roman" w:cs="Times New Roman"/>
         </w:rPr>
-        <w:t xml:space="preserve">z Add </w:t>
-      </w:r>
-      <w:proofErr w:type="spellStart"/>
-      <w:r>
-        <w:rPr>
-          <w:rFonts w:ascii="Times New Roman" w:hAnsi="Times New Roman" w:cs="Times New Roman"/>
-        </w:rPr>
-        <w:t>roles</w:t>
-      </w:r>
-      <w:proofErr w:type="spellEnd"/>
-      <w:r>
-        <w:rPr>
-          <w:rFonts w:ascii="Times New Roman" w:hAnsi="Times New Roman" w:cs="Times New Roman"/>
-        </w:rPr>
-        <w:t xml:space="preserve"> and </w:t>
-      </w:r>
-      <w:proofErr w:type="spellStart"/>
-      <w:r>
-        <w:rPr>
-          <w:rFonts w:ascii="Times New Roman" w:hAnsi="Times New Roman" w:cs="Times New Roman"/>
-        </w:rPr>
-        <w:t>feauter</w:t>
-      </w:r>
-      <w:proofErr w:type="spellEnd"/>
-      <w:r>
-        <w:rPr>
-          <w:rFonts w:ascii="Times New Roman" w:hAnsi="Times New Roman" w:cs="Times New Roman"/>
-        </w:rPr>
-        <w:t xml:space="preserve"> opcióra.</w:t>
-      </w:r>
+        <w:t>z Add roles and feauter opcióra.</w:t>
+      </w:r>
+    </w:p>
+    <w:p>
+      <w:pPr>
+        <w:rPr>
+          <w:rFonts w:ascii="Times New Roman" w:hAnsi="Times New Roman" w:cs="Times New Roman"/>
+        </w:rPr>
+      </w:pPr>
     </w:p>
     <w:p>
       <w:pPr>
@@ -1103,7 +1185,9 @@
       <w:r>
         <w:rPr>
           <w:rFonts w:ascii="Times New Roman" w:hAnsi="Times New Roman" w:cs="Times New Roman"/>
-        </w:rPr>
+          <w:noProof/>
+        </w:rPr>
+        <w:lastRenderedPageBreak/>
         <w:drawing>
           <wp:inline distT="0" distB="0" distL="0" distR="0" wp14:anchorId="22B83276" wp14:editId="67098DA1">
             <wp:extent cx="4978656" cy="3530781"/>
@@ -1120,7 +1204,7 @@
                     <pic:cNvPicPr/>
                   </pic:nvPicPr>
                   <pic:blipFill>
-                    <a:blip r:embed="rId8"/>
+                    <a:blip r:embed="rId13"/>
                     <a:stretch>
                       <a:fillRect/>
                     </a:stretch>
@@ -1148,33 +1232,17 @@
           <w:rFonts w:ascii="Times New Roman" w:hAnsi="Times New Roman" w:cs="Times New Roman"/>
         </w:rPr>
       </w:pPr>
-      <w:proofErr w:type="spellStart"/>
       <w:r>
         <w:rPr>
           <w:rFonts w:ascii="Times New Roman" w:hAnsi="Times New Roman" w:cs="Times New Roman"/>
         </w:rPr>
         <w:t>Role-based</w:t>
       </w:r>
-      <w:proofErr w:type="spellEnd"/>
-      <w:r>
-        <w:rPr>
-          <w:rFonts w:ascii="Times New Roman" w:hAnsi="Times New Roman" w:cs="Times New Roman"/>
-        </w:rPr>
-        <w:t xml:space="preserve"> </w:t>
-      </w:r>
-      <w:proofErr w:type="spellStart"/>
-      <w:r>
-        <w:rPr>
-          <w:rFonts w:ascii="Times New Roman" w:hAnsi="Times New Roman" w:cs="Times New Roman"/>
-        </w:rPr>
-        <w:t>installation</w:t>
-      </w:r>
-      <w:proofErr w:type="spellEnd"/>
-      <w:r>
-        <w:rPr>
-          <w:rFonts w:ascii="Times New Roman" w:hAnsi="Times New Roman" w:cs="Times New Roman"/>
-        </w:rPr>
-        <w:t xml:space="preserve"> kell nekünk: </w:t>
+      <w:r>
+        <w:rPr>
+          <w:rFonts w:ascii="Times New Roman" w:hAnsi="Times New Roman" w:cs="Times New Roman"/>
+        </w:rPr>
+        <w:t xml:space="preserve"> installation kell nekünk: </w:t>
       </w:r>
       <w:r>
         <w:rPr>
@@ -1186,16 +1254,8 @@
         <w:rPr>
           <w:rFonts w:ascii="Times New Roman" w:hAnsi="Times New Roman" w:cs="Times New Roman"/>
         </w:rPr>
-        <w:t xml:space="preserve">pl. Webszerver </w:t>
-      </w:r>
-      <w:proofErr w:type="spellStart"/>
-      <w:r>
-        <w:rPr>
-          <w:rFonts w:ascii="Times New Roman" w:hAnsi="Times New Roman" w:cs="Times New Roman"/>
-        </w:rPr>
-        <w:t>hosting</w:t>
-      </w:r>
-      <w:proofErr w:type="spellEnd"/>
+        <w:t>pl. Webszerver hosting</w:t>
+      </w:r>
     </w:p>
     <w:p>
       <w:pPr>
@@ -1209,7 +1269,6 @@
           <w:rFonts w:ascii="Times New Roman" w:hAnsi="Times New Roman" w:cs="Times New Roman"/>
           <w:noProof/>
         </w:rPr>
-        <w:lastRenderedPageBreak/>
         <mc:AlternateContent>
           <mc:Choice Requires="wps">
             <w:drawing>
@@ -1289,6 +1348,7 @@
       <w:r>
         <w:rPr>
           <w:rFonts w:ascii="Times New Roman" w:hAnsi="Times New Roman" w:cs="Times New Roman"/>
+          <w:noProof/>
         </w:rPr>
         <w:drawing>
           <wp:inline distT="0" distB="0" distL="0" distR="0" wp14:anchorId="7BB32865" wp14:editId="5AAF0714">
@@ -1306,7 +1366,7 @@
                     <pic:cNvPicPr/>
                   </pic:nvPicPr>
                   <pic:blipFill>
-                    <a:blip r:embed="rId9"/>
+                    <a:blip r:embed="rId14"/>
                     <a:stretch>
                       <a:fillRect/>
                     </a:stretch>
@@ -1383,6 +1443,7 @@
           <w:rFonts w:ascii="Times New Roman" w:hAnsi="Times New Roman" w:cs="Times New Roman"/>
           <w:noProof/>
         </w:rPr>
+        <w:lastRenderedPageBreak/>
         <mc:AlternateContent>
           <mc:Choice Requires="wpi">
             <w:drawing>
@@ -1401,7 +1462,7 @@
                 <wp:cNvGraphicFramePr/>
                 <a:graphic xmlns:a="http://schemas.openxmlformats.org/drawingml/2006/main">
                   <a:graphicData uri="http://schemas.microsoft.com/office/word/2010/wordprocessingInk">
-                    <w14:contentPart bwMode="auto" r:id="rId10">
+                    <w14:contentPart bwMode="auto" r:id="rId15">
                       <w14:nvContentPartPr>
                         <w14:cNvContentPartPr/>
                       </w14:nvContentPartPr>
@@ -1437,7 +1498,7 @@
                 <o:lock v:ext="edit" aspectratio="t"/>
               </v:shapetype>
               <v:shape id="Szabadkéz 4" o:spid="_x0000_s1026" type="#_x0000_t75" style="position:absolute;margin-left:130.9pt;margin-top:30.3pt;width:68.5pt;height:20.65pt;z-index:251662336;visibility:visible;mso-wrap-style:square;mso-wrap-distance-left:9pt;mso-wrap-distance-top:0;mso-wrap-distance-right:9pt;mso-wrap-distance-bottom:0;mso-position-horizontal:absolute;mso-position-horizontal-relative:text;mso-position-vertical:absolute;mso-position-vertical-relative:text" o:gfxdata="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">
-                <v:imagedata r:id="rId11" o:title=""/>
+                <v:imagedata r:id="rId16" o:title=""/>
               </v:shape>
             </w:pict>
           </mc:Fallback>
@@ -1466,7 +1527,7 @@
                 <wp:cNvGraphicFramePr/>
                 <a:graphic xmlns:a="http://schemas.openxmlformats.org/drawingml/2006/main">
                   <a:graphicData uri="http://schemas.microsoft.com/office/word/2010/wordprocessingInk">
-                    <w14:contentPart bwMode="auto" r:id="rId12">
+                    <w14:contentPart bwMode="auto" r:id="rId17">
                       <w14:nvContentPartPr>
                         <w14:cNvContentPartPr/>
                       </w14:nvContentPartPr>
@@ -1483,7 +1544,7 @@
           <mc:Fallback>
             <w:pict>
               <v:shape w14:anchorId="5245C1CC" id="Szabadkéz 3" o:spid="_x0000_s1026" type="#_x0000_t75" style="position:absolute;margin-left:247.4pt;margin-top:19.3pt;width:63.35pt;height:18.55pt;z-index:251661312;visibility:visible;mso-wrap-style:square;mso-wrap-distance-left:9pt;mso-wrap-distance-top:0;mso-wrap-distance-right:9pt;mso-wrap-distance-bottom:0;mso-position-horizontal:absolute;mso-position-horizontal-relative:text;mso-position-vertical:absolute;mso-position-vertical-relative:text" o:gfxdata="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">
-                <v:imagedata r:id="rId13" o:title=""/>
+                <v:imagedata r:id="rId18" o:title=""/>
               </v:shape>
             </w:pict>
           </mc:Fallback>
@@ -1492,6 +1553,7 @@
       <w:r>
         <w:rPr>
           <w:rFonts w:ascii="Times New Roman" w:hAnsi="Times New Roman" w:cs="Times New Roman"/>
+          <w:noProof/>
         </w:rPr>
         <w:drawing>
           <wp:inline distT="0" distB="0" distL="0" distR="0" wp14:anchorId="1CDE43F7" wp14:editId="29D33931">
@@ -1509,7 +1571,7 @@
                     <pic:cNvPicPr/>
                   </pic:nvPicPr>
                   <pic:blipFill>
-                    <a:blip r:embed="rId14"/>
+                    <a:blip r:embed="rId19"/>
                     <a:stretch>
                       <a:fillRect/>
                     </a:stretch>
@@ -1536,75 +1598,11 @@
           <w:rFonts w:ascii="Times New Roman" w:hAnsi="Times New Roman" w:cs="Times New Roman"/>
         </w:rPr>
       </w:pPr>
-    </w:p>
-    <w:p>
-      <w:pPr>
-        <w:rPr>
-          <w:rFonts w:ascii="Times New Roman" w:hAnsi="Times New Roman" w:cs="Times New Roman"/>
-        </w:rPr>
-      </w:pPr>
-    </w:p>
-    <w:p>
-      <w:pPr>
-        <w:rPr>
-          <w:rFonts w:ascii="Times New Roman" w:hAnsi="Times New Roman" w:cs="Times New Roman"/>
-        </w:rPr>
-      </w:pPr>
-    </w:p>
-    <w:p>
-      <w:pPr>
-        <w:rPr>
-          <w:rFonts w:ascii="Times New Roman" w:hAnsi="Times New Roman" w:cs="Times New Roman"/>
-        </w:rPr>
-      </w:pPr>
-    </w:p>
-    <w:p>
-      <w:pPr>
-        <w:rPr>
-          <w:rFonts w:ascii="Times New Roman" w:hAnsi="Times New Roman" w:cs="Times New Roman"/>
-        </w:rPr>
-      </w:pPr>
-    </w:p>
-    <w:p>
-      <w:pPr>
-        <w:rPr>
-          <w:rFonts w:ascii="Times New Roman" w:hAnsi="Times New Roman" w:cs="Times New Roman"/>
-        </w:rPr>
-      </w:pPr>
-      <w:r>
-        <w:rPr>
-          <w:rFonts w:ascii="Times New Roman" w:hAnsi="Times New Roman" w:cs="Times New Roman"/>
-        </w:rPr>
-        <w:lastRenderedPageBreak/>
-        <w:t>Kapok egy összegző oldalt az eddig beállított ADDS-</w:t>
-      </w:r>
-      <w:proofErr w:type="spellStart"/>
-      <w:r>
-        <w:rPr>
-          <w:rFonts w:ascii="Times New Roman" w:hAnsi="Times New Roman" w:cs="Times New Roman"/>
-        </w:rPr>
-        <w:t>ről</w:t>
-      </w:r>
-      <w:proofErr w:type="spellEnd"/>
-      <w:r>
-        <w:rPr>
-          <w:rFonts w:ascii="Times New Roman" w:hAnsi="Times New Roman" w:cs="Times New Roman"/>
-        </w:rPr>
-        <w:t xml:space="preserve">, most csak le kell </w:t>
-      </w:r>
-      <w:proofErr w:type="spellStart"/>
-      <w:r>
-        <w:rPr>
-          <w:rFonts w:ascii="Times New Roman" w:hAnsi="Times New Roman" w:cs="Times New Roman"/>
-        </w:rPr>
-        <w:t>okéznom</w:t>
-      </w:r>
-      <w:proofErr w:type="spellEnd"/>
-      <w:r>
-        <w:rPr>
-          <w:rFonts w:ascii="Times New Roman" w:hAnsi="Times New Roman" w:cs="Times New Roman"/>
-        </w:rPr>
-        <w:t xml:space="preserve">, hogy a letöltés kezdetét vegye. </w:t>
+      <w:r>
+        <w:rPr>
+          <w:rFonts w:ascii="Times New Roman" w:hAnsi="Times New Roman" w:cs="Times New Roman"/>
+        </w:rPr>
+        <w:t xml:space="preserve">Kapok egy összegző oldalt az eddig beállított ADDS-ről, most csak le kell okéznom, hogy a letöltés kezdetét vegye. </w:t>
       </w:r>
     </w:p>
     <w:p>
@@ -1617,6 +1615,7 @@
       <w:r>
         <w:rPr>
           <w:rFonts w:ascii="Times New Roman" w:hAnsi="Times New Roman" w:cs="Times New Roman"/>
+          <w:noProof/>
         </w:rPr>
         <w:drawing>
           <wp:inline distT="0" distB="0" distL="0" distR="0" wp14:anchorId="051F15EB" wp14:editId="3D62CD3C">
@@ -1634,7 +1633,7 @@
                     <pic:cNvPicPr/>
                   </pic:nvPicPr>
                   <pic:blipFill>
-                    <a:blip r:embed="rId15"/>
+                    <a:blip r:embed="rId20"/>
                     <a:stretch>
                       <a:fillRect/>
                     </a:stretch>
@@ -1671,21 +1670,7 @@
         <w:rPr>
           <w:rFonts w:ascii="Times New Roman" w:hAnsi="Times New Roman" w:cs="Times New Roman"/>
         </w:rPr>
-        <w:t xml:space="preserve"> (</w:t>
-      </w:r>
-      <w:proofErr w:type="spellStart"/>
-      <w:r>
-        <w:rPr>
-          <w:rFonts w:ascii="Times New Roman" w:hAnsi="Times New Roman" w:cs="Times New Roman"/>
-        </w:rPr>
-        <w:t>forest</w:t>
-      </w:r>
-      <w:proofErr w:type="spellEnd"/>
-      <w:r>
-        <w:rPr>
-          <w:rFonts w:ascii="Times New Roman" w:hAnsi="Times New Roman" w:cs="Times New Roman"/>
-        </w:rPr>
-        <w:t>)</w:t>
+        <w:t xml:space="preserve"> (forest)</w:t>
       </w:r>
       <w:r>
         <w:rPr>
@@ -1699,55 +1684,23 @@
         </w:rPr>
         <w:t xml:space="preserve">. Hozzáadok egy </w:t>
       </w:r>
-      <w:proofErr w:type="spellStart"/>
-      <w:r>
-        <w:rPr>
-          <w:rFonts w:ascii="Times New Roman" w:hAnsi="Times New Roman" w:cs="Times New Roman"/>
-        </w:rPr>
-        <w:t>root</w:t>
-      </w:r>
-      <w:proofErr w:type="spellEnd"/>
-      <w:r>
-        <w:rPr>
-          <w:rFonts w:ascii="Times New Roman" w:hAnsi="Times New Roman" w:cs="Times New Roman"/>
-        </w:rPr>
-        <w:t xml:space="preserve"> </w:t>
-      </w:r>
-      <w:proofErr w:type="spellStart"/>
-      <w:r>
-        <w:rPr>
-          <w:rFonts w:ascii="Times New Roman" w:hAnsi="Times New Roman" w:cs="Times New Roman"/>
-        </w:rPr>
-        <w:t>domaint</w:t>
-      </w:r>
-      <w:proofErr w:type="spellEnd"/>
-      <w:r>
-        <w:rPr>
-          <w:rFonts w:ascii="Times New Roman" w:hAnsi="Times New Roman" w:cs="Times New Roman"/>
-        </w:rPr>
-        <w:t xml:space="preserve">, ami a </w:t>
-      </w:r>
-      <w:proofErr w:type="spellStart"/>
-      <w:proofErr w:type="gramStart"/>
-      <w:r>
-        <w:rPr>
-          <w:rFonts w:ascii="Times New Roman" w:hAnsi="Times New Roman" w:cs="Times New Roman"/>
-        </w:rPr>
-        <w:t>telekom.</w:t>
-      </w:r>
-      <w:r>
-        <w:rPr>
-          <w:rFonts w:ascii="Times New Roman" w:hAnsi="Times New Roman" w:cs="Times New Roman"/>
-        </w:rPr>
-        <w:t>local</w:t>
-      </w:r>
-      <w:proofErr w:type="spellEnd"/>
-      <w:proofErr w:type="gramEnd"/>
-      <w:r>
-        <w:rPr>
-          <w:rFonts w:ascii="Times New Roman" w:hAnsi="Times New Roman" w:cs="Times New Roman"/>
-        </w:rPr>
-        <w:t xml:space="preserve"> </w:t>
+      <w:r>
+        <w:rPr>
+          <w:rFonts w:ascii="Times New Roman" w:hAnsi="Times New Roman" w:cs="Times New Roman"/>
+        </w:rPr>
+        <w:t xml:space="preserve">root </w:t>
+      </w:r>
+      <w:r>
+        <w:rPr>
+          <w:rFonts w:ascii="Times New Roman" w:hAnsi="Times New Roman" w:cs="Times New Roman"/>
+        </w:rPr>
+        <w:t>domaint, ami a telekom.</w:t>
+      </w:r>
+      <w:r>
+        <w:rPr>
+          <w:rFonts w:ascii="Times New Roman" w:hAnsi="Times New Roman" w:cs="Times New Roman"/>
+        </w:rPr>
+        <w:t xml:space="preserve">local </w:t>
       </w:r>
       <w:r>
         <w:rPr>
@@ -1772,7 +1725,9 @@
       <w:r>
         <w:rPr>
           <w:rFonts w:ascii="Times New Roman" w:hAnsi="Times New Roman" w:cs="Times New Roman"/>
-        </w:rPr>
+          <w:noProof/>
+        </w:rPr>
+        <w:lastRenderedPageBreak/>
         <w:drawing>
           <wp:inline distT="0" distB="0" distL="0" distR="0" wp14:anchorId="36AFEAB6" wp14:editId="4074B43A">
             <wp:extent cx="4788146" cy="3562533"/>
@@ -1789,7 +1744,7 @@
                     <pic:cNvPicPr/>
                   </pic:nvPicPr>
                   <pic:blipFill>
-                    <a:blip r:embed="rId16"/>
+                    <a:blip r:embed="rId21"/>
                     <a:stretch>
                       <a:fillRect/>
                     </a:stretch>
@@ -1829,86 +1784,13 @@
         <w:rPr>
           <w:rFonts w:ascii="Times New Roman" w:hAnsi="Times New Roman" w:cs="Times New Roman"/>
         </w:rPr>
-        <w:lastRenderedPageBreak/>
-        <w:t xml:space="preserve">Egy AD-ben több </w:t>
-      </w:r>
-      <w:proofErr w:type="spellStart"/>
-      <w:r>
-        <w:rPr>
-          <w:rFonts w:ascii="Times New Roman" w:hAnsi="Times New Roman" w:cs="Times New Roman"/>
-        </w:rPr>
-        <w:t>domain</w:t>
-      </w:r>
-      <w:proofErr w:type="spellEnd"/>
-      <w:r>
-        <w:rPr>
-          <w:rFonts w:ascii="Times New Roman" w:hAnsi="Times New Roman" w:cs="Times New Roman"/>
-        </w:rPr>
-        <w:t xml:space="preserve"> is lehet, ezeket összeségében hívjuk „</w:t>
-      </w:r>
-      <w:proofErr w:type="spellStart"/>
-      <w:proofErr w:type="gramStart"/>
-      <w:r>
-        <w:rPr>
-          <w:rFonts w:ascii="Times New Roman" w:hAnsi="Times New Roman" w:cs="Times New Roman"/>
-        </w:rPr>
-        <w:t>forest</w:t>
-      </w:r>
-      <w:proofErr w:type="spellEnd"/>
-      <w:r>
-        <w:rPr>
-          <w:rFonts w:ascii="Times New Roman" w:hAnsi="Times New Roman" w:cs="Times New Roman"/>
-        </w:rPr>
-        <w:t>”-</w:t>
-      </w:r>
-      <w:proofErr w:type="spellStart"/>
-      <w:proofErr w:type="gramEnd"/>
-      <w:r>
-        <w:rPr>
-          <w:rFonts w:ascii="Times New Roman" w:hAnsi="Times New Roman" w:cs="Times New Roman"/>
-        </w:rPr>
-        <w:t>nek</w:t>
-      </w:r>
-      <w:proofErr w:type="spellEnd"/>
-      <w:r>
-        <w:rPr>
-          <w:rFonts w:ascii="Times New Roman" w:hAnsi="Times New Roman" w:cs="Times New Roman"/>
-        </w:rPr>
-        <w:t xml:space="preserve">. </w:t>
-      </w:r>
-      <w:r>
-        <w:rPr>
-          <w:rFonts w:ascii="Times New Roman" w:hAnsi="Times New Roman" w:cs="Times New Roman"/>
-        </w:rPr>
-        <w:t xml:space="preserve">A DSRM </w:t>
-      </w:r>
-      <w:proofErr w:type="spellStart"/>
-      <w:r>
-        <w:rPr>
-          <w:rFonts w:ascii="Times New Roman" w:hAnsi="Times New Roman" w:cs="Times New Roman"/>
-        </w:rPr>
-        <w:t>mode-nak</w:t>
-      </w:r>
-      <w:proofErr w:type="spellEnd"/>
-      <w:r>
-        <w:rPr>
-          <w:rFonts w:ascii="Times New Roman" w:hAnsi="Times New Roman" w:cs="Times New Roman"/>
-        </w:rPr>
-        <w:t xml:space="preserve"> állítok </w:t>
-      </w:r>
-      <w:proofErr w:type="spellStart"/>
-      <w:r>
-        <w:rPr>
-          <w:rFonts w:ascii="Times New Roman" w:hAnsi="Times New Roman" w:cs="Times New Roman"/>
-        </w:rPr>
-        <w:t>jeszót</w:t>
-      </w:r>
-      <w:proofErr w:type="spellEnd"/>
-      <w:r>
-        <w:rPr>
-          <w:rFonts w:ascii="Times New Roman" w:hAnsi="Times New Roman" w:cs="Times New Roman"/>
-        </w:rPr>
-        <w:t xml:space="preserve">: ez egy karbantartási </w:t>
+        <w:t xml:space="preserve">Egy AD-ben több domain is lehet, ezeket összeségében hívjuk „forest”-nek. </w:t>
+      </w:r>
+      <w:r>
+        <w:rPr>
+          <w:rFonts w:ascii="Times New Roman" w:hAnsi="Times New Roman" w:cs="Times New Roman"/>
+        </w:rPr>
+        <w:t xml:space="preserve">A DSRM mode-nak állítok jeszót: ez egy karbantartási </w:t>
       </w:r>
       <w:r>
         <w:rPr>
@@ -1927,6 +1809,7 @@
       <w:r>
         <w:rPr>
           <w:rFonts w:ascii="Times New Roman" w:hAnsi="Times New Roman" w:cs="Times New Roman"/>
+          <w:noProof/>
         </w:rPr>
         <w:drawing>
           <wp:inline distT="0" distB="0" distL="0" distR="0" wp14:anchorId="6E6AA8FC" wp14:editId="38128A84">
@@ -1944,7 +1827,7 @@
                     <pic:cNvPicPr/>
                   </pic:nvPicPr>
                   <pic:blipFill>
-                    <a:blip r:embed="rId17"/>
+                    <a:blip r:embed="rId22"/>
                     <a:stretch>
                       <a:fillRect/>
                     </a:stretch>
@@ -1977,66 +1860,36 @@
         </w:rPr>
         <w:t xml:space="preserve">Beállítottam egy </w:t>
       </w:r>
-      <w:proofErr w:type="spellStart"/>
-      <w:r>
-        <w:rPr>
-          <w:rFonts w:ascii="Times New Roman" w:hAnsi="Times New Roman" w:cs="Times New Roman"/>
-        </w:rPr>
-        <w:t>netbios</w:t>
-      </w:r>
-      <w:proofErr w:type="spellEnd"/>
+      <w:r>
+        <w:rPr>
+          <w:rFonts w:ascii="Times New Roman" w:hAnsi="Times New Roman" w:cs="Times New Roman"/>
+        </w:rPr>
+        <w:t xml:space="preserve">netbios </w:t>
+      </w:r>
+      <w:r>
+        <w:rPr>
+          <w:rFonts w:ascii="Times New Roman" w:hAnsi="Times New Roman" w:cs="Times New Roman"/>
+        </w:rPr>
+        <w:t>domain</w:t>
+      </w:r>
+      <w:r>
+        <w:rPr>
+          <w:rFonts w:ascii="Times New Roman" w:hAnsi="Times New Roman" w:cs="Times New Roman"/>
+        </w:rPr>
+        <w:t xml:space="preserve">t. </w:t>
+      </w:r>
+      <w:r>
+        <w:rPr>
+          <w:rFonts w:ascii="Times New Roman" w:hAnsi="Times New Roman" w:cs="Times New Roman"/>
+        </w:rPr>
+        <w:t>A NetBIOS (Network Basic Input/Output System) egy régi, de még ma is előforduló hálózati szolgáltatás, amely lehetővé teszi a számítógépek és alkalmazások közötti kommunikációt helyi hálózatokon.</w:t>
+      </w:r>
       <w:r>
         <w:rPr>
           <w:rFonts w:ascii="Times New Roman" w:hAnsi="Times New Roman" w:cs="Times New Roman"/>
         </w:rPr>
         <w:t xml:space="preserve"> </w:t>
       </w:r>
-      <w:proofErr w:type="spellStart"/>
-      <w:r>
-        <w:rPr>
-          <w:rFonts w:ascii="Times New Roman" w:hAnsi="Times New Roman" w:cs="Times New Roman"/>
-        </w:rPr>
-        <w:t>domain</w:t>
-      </w:r>
-      <w:r>
-        <w:rPr>
-          <w:rFonts w:ascii="Times New Roman" w:hAnsi="Times New Roman" w:cs="Times New Roman"/>
-        </w:rPr>
-        <w:t>t</w:t>
-      </w:r>
-      <w:proofErr w:type="spellEnd"/>
-      <w:r>
-        <w:rPr>
-          <w:rFonts w:ascii="Times New Roman" w:hAnsi="Times New Roman" w:cs="Times New Roman"/>
-        </w:rPr>
-        <w:t xml:space="preserve">. </w:t>
-      </w:r>
-      <w:r>
-        <w:rPr>
-          <w:rFonts w:ascii="Times New Roman" w:hAnsi="Times New Roman" w:cs="Times New Roman"/>
-        </w:rPr>
-        <w:t xml:space="preserve">A </w:t>
-      </w:r>
-      <w:proofErr w:type="spellStart"/>
-      <w:r>
-        <w:rPr>
-          <w:rFonts w:ascii="Times New Roman" w:hAnsi="Times New Roman" w:cs="Times New Roman"/>
-        </w:rPr>
-        <w:t>NetBIOS</w:t>
-      </w:r>
-      <w:proofErr w:type="spellEnd"/>
-      <w:r>
-        <w:rPr>
-          <w:rFonts w:ascii="Times New Roman" w:hAnsi="Times New Roman" w:cs="Times New Roman"/>
-        </w:rPr>
-        <w:t xml:space="preserve"> (Network Basic Input/Output System) egy régi, de még ma is előforduló hálózati szolgáltatás, amely lehetővé teszi a számítógépek és alkalmazások közötti kommunikációt helyi hálózatokon.</w:t>
-      </w:r>
-      <w:r>
-        <w:rPr>
-          <w:rFonts w:ascii="Times New Roman" w:hAnsi="Times New Roman" w:cs="Times New Roman"/>
-        </w:rPr>
-        <w:t xml:space="preserve"> </w:t>
-      </w:r>
     </w:p>
     <w:p>
       <w:pPr>
@@ -2048,7 +1901,9 @@
       <w:r>
         <w:rPr>
           <w:rFonts w:ascii="Times New Roman" w:hAnsi="Times New Roman" w:cs="Times New Roman"/>
-        </w:rPr>
+          <w:noProof/>
+        </w:rPr>
+        <w:lastRenderedPageBreak/>
         <w:drawing>
           <wp:inline distT="0" distB="0" distL="0" distR="0" wp14:anchorId="57820E05" wp14:editId="5D7910B7">
             <wp:extent cx="4807197" cy="3549832"/>
@@ -2065,7 +1920,7 @@
                     <pic:cNvPicPr/>
                   </pic:nvPicPr>
                   <pic:blipFill>
-                    <a:blip r:embed="rId18"/>
+                    <a:blip r:embed="rId23"/>
                     <a:stretch>
                       <a:fillRect/>
                     </a:stretch>
@@ -2105,7 +1960,6 @@
         <w:rPr>
           <w:rFonts w:ascii="Times New Roman" w:hAnsi="Times New Roman" w:cs="Times New Roman"/>
         </w:rPr>
-        <w:lastRenderedPageBreak/>
         <w:t xml:space="preserve">Itt a logfile-ok és adatbázisok elérési útvonalai </w:t>
       </w:r>
       <w:r>
@@ -2149,6 +2003,7 @@
       <w:r>
         <w:rPr>
           <w:rFonts w:ascii="Times New Roman" w:hAnsi="Times New Roman" w:cs="Times New Roman"/>
+          <w:noProof/>
         </w:rPr>
         <w:drawing>
           <wp:inline distT="0" distB="0" distL="0" distR="0" wp14:anchorId="39A024D1" wp14:editId="1ED16455">
@@ -2166,7 +2021,7 @@
                     <pic:cNvPicPr/>
                   </pic:nvPicPr>
                   <pic:blipFill>
-                    <a:blip r:embed="rId19"/>
+                    <a:blip r:embed="rId24"/>
                     <a:stretch>
                       <a:fillRect/>
                     </a:stretch>
@@ -2224,19 +2079,11 @@
         </w:rPr>
         <w:t xml:space="preserve">ezután a tűzfalbeállításokat kell beállítanunk. </w:t>
       </w:r>
-      <w:proofErr w:type="spellStart"/>
-      <w:r>
-        <w:rPr>
-          <w:rFonts w:ascii="Times New Roman" w:hAnsi="Times New Roman" w:cs="Times New Roman"/>
-        </w:rPr>
-        <w:t>DDoS</w:t>
-      </w:r>
-      <w:proofErr w:type="spellEnd"/>
-      <w:r>
-        <w:rPr>
-          <w:rFonts w:ascii="Times New Roman" w:hAnsi="Times New Roman" w:cs="Times New Roman"/>
-        </w:rPr>
-        <w:t xml:space="preserve"> támadásokra most megnyit</w:t>
+      <w:r>
+        <w:rPr>
+          <w:rFonts w:ascii="Times New Roman" w:hAnsi="Times New Roman" w:cs="Times New Roman"/>
+        </w:rPr>
+        <w:t>DDoS támadásokra most megnyit</w:t>
       </w:r>
       <w:r>
         <w:rPr>
@@ -2248,16 +2095,8 @@
         <w:rPr>
           <w:rFonts w:ascii="Times New Roman" w:hAnsi="Times New Roman" w:cs="Times New Roman"/>
         </w:rPr>
-        <w:t xml:space="preserve">tunk telepítés során minden </w:t>
-      </w:r>
-      <w:proofErr w:type="spellStart"/>
-      <w:r>
-        <w:rPr>
-          <w:rFonts w:ascii="Times New Roman" w:hAnsi="Times New Roman" w:cs="Times New Roman"/>
-        </w:rPr>
-        <w:t>portot</w:t>
-      </w:r>
-      <w:proofErr w:type="spellEnd"/>
+        <w:t>tunk telepítés során minden portot</w:t>
+      </w:r>
       <w:r>
         <w:rPr>
           <w:rFonts w:ascii="Times New Roman" w:hAnsi="Times New Roman" w:cs="Times New Roman"/>
@@ -2274,27 +2113,20 @@
         <w:rPr>
           <w:rFonts w:ascii="Times New Roman" w:hAnsi="Times New Roman" w:cs="Times New Roman"/>
         </w:rPr>
-        <w:t xml:space="preserve">zolgáltatást tudjuk elérni. Ezt korlátozni kell nehogy hozzáférjenek illetéktelen felhasználók a </w:t>
-      </w:r>
-      <w:r>
-        <w:rPr>
-          <w:rFonts w:ascii="Times New Roman" w:hAnsi="Times New Roman" w:cs="Times New Roman"/>
-        </w:rPr>
-        <w:t>policyk-</w:t>
-      </w:r>
-      <w:proofErr w:type="spellStart"/>
-      <w:r>
-        <w:rPr>
-          <w:rFonts w:ascii="Times New Roman" w:hAnsi="Times New Roman" w:cs="Times New Roman"/>
-        </w:rPr>
-        <w:t>hez</w:t>
-      </w:r>
-      <w:proofErr w:type="spellEnd"/>
-      <w:r>
-        <w:rPr>
-          <w:rFonts w:ascii="Times New Roman" w:hAnsi="Times New Roman" w:cs="Times New Roman"/>
-        </w:rPr>
-        <w:t xml:space="preserve"> és felhasználói adatokhoz</w:t>
+        <w:t xml:space="preserve">zolgáltatást </w:t>
+      </w:r>
+      <w:r>
+        <w:rPr>
+          <w:rFonts w:ascii="Times New Roman" w:hAnsi="Times New Roman" w:cs="Times New Roman"/>
+        </w:rPr>
+        <w:lastRenderedPageBreak/>
+        <w:t xml:space="preserve">tudjuk elérni. Ezt korlátozni kell nehogy hozzáférjenek illetéktelen felhasználók a </w:t>
+      </w:r>
+      <w:r>
+        <w:rPr>
+          <w:rFonts w:ascii="Times New Roman" w:hAnsi="Times New Roman" w:cs="Times New Roman"/>
+        </w:rPr>
+        <w:t>policyk-hez és felhasználói adatokhoz</w:t>
       </w:r>
       <w:r>
         <w:rPr>
@@ -2306,35 +2138,7 @@
         <w:rPr>
           <w:rFonts w:ascii="Times New Roman" w:hAnsi="Times New Roman" w:cs="Times New Roman"/>
         </w:rPr>
-        <w:t xml:space="preserve">Itt látható a sok </w:t>
-      </w:r>
-      <w:proofErr w:type="spellStart"/>
-      <w:r>
-        <w:rPr>
-          <w:rFonts w:ascii="Times New Roman" w:hAnsi="Times New Roman" w:cs="Times New Roman"/>
-        </w:rPr>
-        <w:t>inbound</w:t>
-      </w:r>
-      <w:proofErr w:type="spellEnd"/>
-      <w:r>
-        <w:rPr>
-          <w:rFonts w:ascii="Times New Roman" w:hAnsi="Times New Roman" w:cs="Times New Roman"/>
-        </w:rPr>
-        <w:t xml:space="preserve"> </w:t>
-      </w:r>
-      <w:proofErr w:type="spellStart"/>
-      <w:r>
-        <w:rPr>
-          <w:rFonts w:ascii="Times New Roman" w:hAnsi="Times New Roman" w:cs="Times New Roman"/>
-        </w:rPr>
-        <w:t>rule</w:t>
-      </w:r>
-      <w:proofErr w:type="spellEnd"/>
-      <w:r>
-        <w:rPr>
-          <w:rFonts w:ascii="Times New Roman" w:hAnsi="Times New Roman" w:cs="Times New Roman"/>
-        </w:rPr>
-        <w:t>:</w:t>
+        <w:t>Itt látható a sok inbound rule:</w:t>
       </w:r>
     </w:p>
     <w:p>
@@ -2347,6 +2151,7 @@
       <w:r>
         <w:rPr>
           <w:rFonts w:ascii="Times New Roman" w:hAnsi="Times New Roman" w:cs="Times New Roman"/>
+          <w:noProof/>
         </w:rPr>
         <w:drawing>
           <wp:inline distT="0" distB="0" distL="0" distR="0" wp14:anchorId="4178BB6E" wp14:editId="7BF58C60">
@@ -2364,7 +2169,7 @@
                     <pic:cNvPicPr/>
                   </pic:nvPicPr>
                   <pic:blipFill>
-                    <a:blip r:embed="rId20"/>
+                    <a:blip r:embed="rId25"/>
                     <a:stretch>
                       <a:fillRect/>
                     </a:stretch>
@@ -2387,39 +2192,6 @@
     </w:p>
     <w:p>
       <w:pPr>
-        <w:rPr>
-          <w:rFonts w:ascii="Times New Roman" w:hAnsi="Times New Roman" w:cs="Times New Roman"/>
-        </w:rPr>
-      </w:pPr>
-    </w:p>
-    <w:p>
-      <w:pPr>
-        <w:tabs>
-          <w:tab w:val="left" w:pos="3844"/>
-        </w:tabs>
-        <w:rPr>
-          <w:rFonts w:ascii="Times New Roman" w:hAnsi="Times New Roman" w:cs="Times New Roman"/>
-        </w:rPr>
-      </w:pPr>
-      <w:r>
-        <w:rPr>
-          <w:rFonts w:ascii="Times New Roman" w:hAnsi="Times New Roman" w:cs="Times New Roman"/>
-        </w:rPr>
-        <w:tab/>
-      </w:r>
-    </w:p>
-    <w:p>
-      <w:pPr>
-        <w:tabs>
-          <w:tab w:val="left" w:pos="3844"/>
-        </w:tabs>
-        <w:rPr>
-          <w:rFonts w:ascii="Times New Roman" w:hAnsi="Times New Roman" w:cs="Times New Roman"/>
-        </w:rPr>
-      </w:pPr>
-    </w:p>
-    <w:p>
-      <w:pPr>
         <w:tabs>
           <w:tab w:val="left" w:pos="3844"/>
         </w:tabs>
@@ -2432,56 +2204,13 @@
         <w:rPr>
           <w:rFonts w:ascii="Times New Roman" w:hAnsi="Times New Roman" w:cs="Times New Roman"/>
         </w:rPr>
-        <w:lastRenderedPageBreak/>
-        <w:t xml:space="preserve">Az </w:t>
-      </w:r>
-      <w:proofErr w:type="spellStart"/>
-      <w:r>
-        <w:rPr>
-          <w:rFonts w:ascii="Times New Roman" w:hAnsi="Times New Roman" w:cs="Times New Roman"/>
-        </w:rPr>
-        <w:t>inbound</w:t>
-      </w:r>
-      <w:proofErr w:type="spellEnd"/>
-      <w:r>
-        <w:rPr>
-          <w:rFonts w:ascii="Times New Roman" w:hAnsi="Times New Roman" w:cs="Times New Roman"/>
-        </w:rPr>
-        <w:t xml:space="preserve"> </w:t>
-      </w:r>
-      <w:proofErr w:type="spellStart"/>
-      <w:r>
-        <w:rPr>
-          <w:rFonts w:ascii="Times New Roman" w:hAnsi="Times New Roman" w:cs="Times New Roman"/>
-        </w:rPr>
-        <w:t>rule</w:t>
-      </w:r>
-      <w:proofErr w:type="spellEnd"/>
-      <w:r>
-        <w:rPr>
-          <w:rFonts w:ascii="Times New Roman" w:hAnsi="Times New Roman" w:cs="Times New Roman"/>
-        </w:rPr>
-        <w:t xml:space="preserve">-ok között megkerestem az LDAP </w:t>
-      </w:r>
-      <w:r>
-        <w:rPr>
-          <w:rFonts w:ascii="Times New Roman" w:hAnsi="Times New Roman" w:cs="Times New Roman"/>
-        </w:rPr>
-        <w:t xml:space="preserve">UDP szabályát. Itt a </w:t>
-      </w:r>
-      <w:proofErr w:type="spellStart"/>
-      <w:r>
-        <w:rPr>
-          <w:rFonts w:ascii="Times New Roman" w:hAnsi="Times New Roman" w:cs="Times New Roman"/>
-        </w:rPr>
-        <w:t>scope</w:t>
-      </w:r>
-      <w:proofErr w:type="spellEnd"/>
-      <w:r>
-        <w:rPr>
-          <w:rFonts w:ascii="Times New Roman" w:hAnsi="Times New Roman" w:cs="Times New Roman"/>
-        </w:rPr>
-        <w:t xml:space="preserve"> fülben megadom, hogy melyik tartományok szerepeljenek benne</w:t>
+        <w:t xml:space="preserve">Az inbound rule-ok között megkerestem az LDAP </w:t>
+      </w:r>
+      <w:r>
+        <w:rPr>
+          <w:rFonts w:ascii="Times New Roman" w:hAnsi="Times New Roman" w:cs="Times New Roman"/>
+        </w:rPr>
+        <w:t>UDP szabályát. Itt a scope fülben megadom, hogy melyik tartományok szerepeljenek benne</w:t>
       </w:r>
       <w:r>
         <w:rPr>
@@ -2493,83 +2222,13 @@
         <w:rPr>
           <w:rFonts w:ascii="Times New Roman" w:hAnsi="Times New Roman" w:cs="Times New Roman"/>
         </w:rPr>
-        <w:t xml:space="preserve">áférést a saját </w:t>
-      </w:r>
-      <w:proofErr w:type="spellStart"/>
-      <w:r>
-        <w:rPr>
-          <w:rFonts w:ascii="Times New Roman" w:hAnsi="Times New Roman" w:cs="Times New Roman"/>
-        </w:rPr>
-        <w:t>lanjára</w:t>
-      </w:r>
-      <w:proofErr w:type="spellEnd"/>
-      <w:r>
-        <w:rPr>
-          <w:rFonts w:ascii="Times New Roman" w:hAnsi="Times New Roman" w:cs="Times New Roman"/>
-        </w:rPr>
-        <w:t xml:space="preserve"> a szervernek. Később persze majd hozzáadjuk a többi telephely </w:t>
-      </w:r>
-      <w:proofErr w:type="spellStart"/>
-      <w:r>
-        <w:rPr>
-          <w:rFonts w:ascii="Times New Roman" w:hAnsi="Times New Roman" w:cs="Times New Roman"/>
-        </w:rPr>
-        <w:t>lanjait</w:t>
-      </w:r>
-      <w:proofErr w:type="spellEnd"/>
-      <w:r>
-        <w:rPr>
-          <w:rFonts w:ascii="Times New Roman" w:hAnsi="Times New Roman" w:cs="Times New Roman"/>
-        </w:rPr>
-        <w:t xml:space="preserve"> és VLAN-</w:t>
-      </w:r>
-      <w:proofErr w:type="spellStart"/>
-      <w:r>
-        <w:rPr>
-          <w:rFonts w:ascii="Times New Roman" w:hAnsi="Times New Roman" w:cs="Times New Roman"/>
-        </w:rPr>
-        <w:t>jait</w:t>
-      </w:r>
-      <w:proofErr w:type="spellEnd"/>
-      <w:r>
-        <w:rPr>
-          <w:rFonts w:ascii="Times New Roman" w:hAnsi="Times New Roman" w:cs="Times New Roman"/>
-        </w:rPr>
-        <w:t xml:space="preserve"> is amennyiben szükséges. </w:t>
-      </w:r>
-      <w:r>
-        <w:rPr>
-          <w:rFonts w:ascii="Times New Roman" w:hAnsi="Times New Roman" w:cs="Times New Roman"/>
-        </w:rPr>
-        <w:t xml:space="preserve">Mostantól bejelentkezéshez a </w:t>
-      </w:r>
-      <w:proofErr w:type="spellStart"/>
-      <w:r>
-        <w:rPr>
-          <w:rFonts w:ascii="Times New Roman" w:hAnsi="Times New Roman" w:cs="Times New Roman"/>
-        </w:rPr>
-        <w:t>netbios</w:t>
-      </w:r>
-      <w:proofErr w:type="spellEnd"/>
-      <w:r>
-        <w:rPr>
-          <w:rFonts w:ascii="Times New Roman" w:hAnsi="Times New Roman" w:cs="Times New Roman"/>
-        </w:rPr>
-        <w:t xml:space="preserve"> </w:t>
-      </w:r>
-      <w:proofErr w:type="spellStart"/>
-      <w:r>
-        <w:rPr>
-          <w:rFonts w:ascii="Times New Roman" w:hAnsi="Times New Roman" w:cs="Times New Roman"/>
-        </w:rPr>
-        <w:t>domain</w:t>
-      </w:r>
-      <w:proofErr w:type="spellEnd"/>
-      <w:r>
-        <w:rPr>
-          <w:rFonts w:ascii="Times New Roman" w:hAnsi="Times New Roman" w:cs="Times New Roman"/>
-        </w:rPr>
-        <w:t xml:space="preserve"> nevet alkalmazom, amikor bejelentkezek. </w:t>
+        <w:t xml:space="preserve">áférést a saját lanjára a szervernek. Később persze majd hozzáadjuk a többi telephely lanjait és VLAN-jait is amennyiben szükséges. </w:t>
+      </w:r>
+      <w:r>
+        <w:rPr>
+          <w:rFonts w:ascii="Times New Roman" w:hAnsi="Times New Roman" w:cs="Times New Roman"/>
+        </w:rPr>
+        <w:t xml:space="preserve">Mostantól bejelentkezéshez a netbios domain nevet alkalmazom, amikor bejelentkezek. </w:t>
       </w:r>
     </w:p>
     <w:p>
@@ -2585,9 +2244,10 @@
       <w:r>
         <w:rPr>
           <w:rFonts w:ascii="Times New Roman" w:hAnsi="Times New Roman" w:cs="Times New Roman"/>
+          <w:noProof/>
         </w:rPr>
         <w:drawing>
-          <wp:inline distT="0" distB="0" distL="0" distR="0" wp14:anchorId="362C71E5" wp14:editId="390BF45F">
+          <wp:inline distT="0" distB="0" distL="0" distR="0" wp14:anchorId="362C71E5" wp14:editId="415C38FC">
             <wp:extent cx="2743341" cy="3676839"/>
             <wp:effectExtent l="0" t="0" r="0" b="0"/>
             <wp:docPr id="1509933048" name="Kép 1" descr="A képen szöveg, képernyőkép, képernyő, szoftver látható&#10;&#10;Előfordulhat, hogy az AI által létrehozott tartalom helytelen."/>
@@ -2602,7 +2262,7 @@
                     <pic:cNvPicPr/>
                   </pic:nvPicPr>
                   <pic:blipFill>
-                    <a:blip r:embed="rId21"/>
+                    <a:blip r:embed="rId26"/>
                     <a:stretch>
                       <a:fillRect/>
                     </a:stretch>
@@ -2629,6 +2289,13 @@
           <w:rFonts w:ascii="Times New Roman" w:hAnsi="Times New Roman" w:cs="Times New Roman"/>
         </w:rPr>
       </w:pPr>
+    </w:p>
+    <w:p>
+      <w:pPr>
+        <w:rPr>
+          <w:rFonts w:ascii="Times New Roman" w:hAnsi="Times New Roman" w:cs="Times New Roman"/>
+        </w:rPr>
+      </w:pPr>
       <w:r>
         <w:rPr>
           <w:rFonts w:ascii="Times New Roman" w:hAnsi="Times New Roman" w:cs="Times New Roman"/>
@@ -2641,14 +2308,12 @@
         </w:rPr>
         <w:t>„</w:t>
       </w:r>
-      <w:proofErr w:type="spellStart"/>
       <w:r>
         <w:rPr>
           <w:rFonts w:ascii="Times New Roman" w:hAnsi="Times New Roman" w:cs="Times New Roman"/>
         </w:rPr>
         <w:t>Get-ADDomainController</w:t>
       </w:r>
-      <w:proofErr w:type="spellEnd"/>
       <w:r>
         <w:rPr>
           <w:rFonts w:ascii="Times New Roman" w:hAnsi="Times New Roman" w:cs="Times New Roman"/>
@@ -2663,15 +2328,24 @@
           <w:rFonts w:ascii="Times New Roman" w:hAnsi="Times New Roman" w:cs="Times New Roman"/>
         </w:rPr>
       </w:pPr>
-      <w:r>
-        <w:rPr>
-          <w:rFonts w:ascii="Times New Roman" w:hAnsi="Times New Roman" w:cs="Times New Roman"/>
-        </w:rPr>
+    </w:p>
+    <w:p>
+      <w:pPr>
+        <w:jc w:val="center"/>
+        <w:rPr>
+          <w:rFonts w:ascii="Times New Roman" w:hAnsi="Times New Roman" w:cs="Times New Roman"/>
+        </w:rPr>
+      </w:pPr>
+      <w:r>
+        <w:rPr>
+          <w:rFonts w:ascii="Times New Roman" w:hAnsi="Times New Roman" w:cs="Times New Roman"/>
+        </w:rPr>
+        <w:lastRenderedPageBreak/>
         <w:drawing>
-          <wp:inline distT="0" distB="0" distL="0" distR="0" wp14:anchorId="750DB6E0" wp14:editId="7184EDAC">
-            <wp:extent cx="5760720" cy="2671445"/>
-            <wp:effectExtent l="0" t="0" r="0" b="0"/>
-            <wp:docPr id="1852331851" name="Kép 1" descr="A képen szöveg, képernyőkép, Betűtípus látható&#10;&#10;Előfordulhat, hogy az AI által létrehozott tartalom helytelen."/>
+          <wp:inline distT="0" distB="0" distL="0" distR="0" wp14:anchorId="34AF339B" wp14:editId="77BDD14B">
+            <wp:extent cx="5760720" cy="3103880"/>
+            <wp:effectExtent l="0" t="0" r="0" b="1270"/>
+            <wp:docPr id="783045044" name="Kép 1" descr="A képen szöveg, képernyőkép, szoftver, Webhely látható&#10;&#10;Előfordulhat, hogy az AI által létrehozott tartalom helytelen."/>
             <wp:cNvGraphicFramePr>
               <a:graphicFrameLocks xmlns:a="http://schemas.openxmlformats.org/drawingml/2006/main" noChangeAspect="1"/>
             </wp:cNvGraphicFramePr>
@@ -2679,11 +2353,11 @@
               <a:graphicData uri="http://schemas.openxmlformats.org/drawingml/2006/picture">
                 <pic:pic xmlns:pic="http://schemas.openxmlformats.org/drawingml/2006/picture">
                   <pic:nvPicPr>
-                    <pic:cNvPr id="1852331851" name="Kép 1" descr="A képen szöveg, képernyőkép, Betűtípus látható&#10;&#10;Előfordulhat, hogy az AI által létrehozott tartalom helytelen."/>
+                    <pic:cNvPr id="783045044" name="Kép 1" descr="A képen szöveg, képernyőkép, szoftver, Webhely látható&#10;&#10;Előfordulhat, hogy az AI által létrehozott tartalom helytelen."/>
                     <pic:cNvPicPr/>
                   </pic:nvPicPr>
                   <pic:blipFill>
-                    <a:blip r:embed="rId22"/>
+                    <a:blip r:embed="rId27"/>
                     <a:stretch>
                       <a:fillRect/>
                     </a:stretch>
@@ -2691,7 +2365,7 @@
                   <pic:spPr>
                     <a:xfrm>
                       <a:off x="0" y="0"/>
-                      <a:ext cx="5760720" cy="2671445"/>
+                      <a:ext cx="5760720" cy="3103880"/>
                     </a:xfrm>
                     <a:prstGeom prst="rect">
                       <a:avLst/>
@@ -2710,9 +2384,857 @@
           <w:rFonts w:ascii="Times New Roman" w:hAnsi="Times New Roman" w:cs="Times New Roman"/>
         </w:rPr>
       </w:pPr>
+      <w:r>
+        <w:rPr>
+          <w:rFonts w:ascii="Times New Roman" w:hAnsi="Times New Roman" w:cs="Times New Roman"/>
+          <w:highlight w:val="cyan"/>
+        </w:rPr>
+        <w:t>Konfiguráció:</w:t>
+      </w:r>
+      <w:r>
+        <w:rPr>
+          <w:rFonts w:ascii="Times New Roman" w:hAnsi="Times New Roman" w:cs="Times New Roman"/>
+        </w:rPr>
+        <w:t xml:space="preserve"> </w:t>
+      </w:r>
+    </w:p>
+    <w:p>
+      <w:pPr>
+        <w:rPr>
+          <w:rFonts w:ascii="Times New Roman" w:hAnsi="Times New Roman" w:cs="Times New Roman"/>
+        </w:rPr>
+      </w:pPr>
+      <w:r>
+        <w:rPr>
+          <w:rFonts w:ascii="Times New Roman" w:hAnsi="Times New Roman" w:cs="Times New Roman"/>
+        </w:rPr>
+        <w:t xml:space="preserve">Most pedig, hogy az ADDS megvan kiválasztom a roles and feauteresbe ugyanott, ugyanúgy role-based featureként a DHCP szerverszolgáltatást. </w:t>
+      </w:r>
+    </w:p>
+    <w:p>
+      <w:pPr>
+        <w:jc w:val="center"/>
+        <w:rPr>
+          <w:rFonts w:ascii="Times New Roman" w:hAnsi="Times New Roman" w:cs="Times New Roman"/>
+        </w:rPr>
+      </w:pPr>
+      <w:r>
+        <w:rPr>
+          <w:rFonts w:ascii="Times New Roman" w:hAnsi="Times New Roman" w:cs="Times New Roman"/>
+        </w:rPr>
+        <w:drawing>
+          <wp:inline distT="0" distB="0" distL="0" distR="0" wp14:anchorId="1D7DC4E5" wp14:editId="6449D203">
+            <wp:extent cx="4959605" cy="3543482"/>
+            <wp:effectExtent l="0" t="0" r="0" b="0"/>
+            <wp:docPr id="353956958" name="Kép 1" descr="A képen szöveg, képernyőkép, szoftver, Weblap látható&#10;&#10;Előfordulhat, hogy az AI által létrehozott tartalom helytelen."/>
+            <wp:cNvGraphicFramePr>
+              <a:graphicFrameLocks xmlns:a="http://schemas.openxmlformats.org/drawingml/2006/main" noChangeAspect="1"/>
+            </wp:cNvGraphicFramePr>
+            <a:graphic xmlns:a="http://schemas.openxmlformats.org/drawingml/2006/main">
+              <a:graphicData uri="http://schemas.openxmlformats.org/drawingml/2006/picture">
+                <pic:pic xmlns:pic="http://schemas.openxmlformats.org/drawingml/2006/picture">
+                  <pic:nvPicPr>
+                    <pic:cNvPr id="353956958" name="Kép 1" descr="A képen szöveg, képernyőkép, szoftver, Weblap látható&#10;&#10;Előfordulhat, hogy az AI által létrehozott tartalom helytelen."/>
+                    <pic:cNvPicPr/>
+                  </pic:nvPicPr>
+                  <pic:blipFill>
+                    <a:blip r:embed="rId28"/>
+                    <a:stretch>
+                      <a:fillRect/>
+                    </a:stretch>
+                  </pic:blipFill>
+                  <pic:spPr>
+                    <a:xfrm>
+                      <a:off x="0" y="0"/>
+                      <a:ext cx="4959605" cy="3543482"/>
+                    </a:xfrm>
+                    <a:prstGeom prst="rect">
+                      <a:avLst/>
+                    </a:prstGeom>
+                  </pic:spPr>
+                </pic:pic>
+              </a:graphicData>
+            </a:graphic>
+          </wp:inline>
+        </w:drawing>
+      </w:r>
+    </w:p>
+    <w:p>
+      <w:pPr>
+        <w:jc w:val="center"/>
+        <w:rPr>
+          <w:rFonts w:ascii="Times New Roman" w:hAnsi="Times New Roman" w:cs="Times New Roman"/>
+        </w:rPr>
+      </w:pPr>
+      <w:r>
+        <w:rPr>
+          <w:rFonts w:ascii="Times New Roman" w:hAnsi="Times New Roman" w:cs="Times New Roman"/>
+        </w:rPr>
+        <w:lastRenderedPageBreak/>
+        <w:drawing>
+          <wp:inline distT="0" distB="0" distL="0" distR="0" wp14:anchorId="0E2E06C6" wp14:editId="5BC0EE37">
+            <wp:extent cx="4940554" cy="3505380"/>
+            <wp:effectExtent l="0" t="0" r="0" b="0"/>
+            <wp:docPr id="315652023" name="Kép 1" descr="A képen szöveg, képernyőkép, szoftver, Weblap látható&#10;&#10;Előfordulhat, hogy az AI által létrehozott tartalom helytelen."/>
+            <wp:cNvGraphicFramePr>
+              <a:graphicFrameLocks xmlns:a="http://schemas.openxmlformats.org/drawingml/2006/main" noChangeAspect="1"/>
+            </wp:cNvGraphicFramePr>
+            <a:graphic xmlns:a="http://schemas.openxmlformats.org/drawingml/2006/main">
+              <a:graphicData uri="http://schemas.openxmlformats.org/drawingml/2006/picture">
+                <pic:pic xmlns:pic="http://schemas.openxmlformats.org/drawingml/2006/picture">
+                  <pic:nvPicPr>
+                    <pic:cNvPr id="315652023" name="Kép 1" descr="A képen szöveg, képernyőkép, szoftver, Weblap látható&#10;&#10;Előfordulhat, hogy az AI által létrehozott tartalom helytelen."/>
+                    <pic:cNvPicPr/>
+                  </pic:nvPicPr>
+                  <pic:blipFill>
+                    <a:blip r:embed="rId29"/>
+                    <a:stretch>
+                      <a:fillRect/>
+                    </a:stretch>
+                  </pic:blipFill>
+                  <pic:spPr>
+                    <a:xfrm>
+                      <a:off x="0" y="0"/>
+                      <a:ext cx="4940554" cy="3505380"/>
+                    </a:xfrm>
+                    <a:prstGeom prst="rect">
+                      <a:avLst/>
+                    </a:prstGeom>
+                  </pic:spPr>
+                </pic:pic>
+              </a:graphicData>
+            </a:graphic>
+          </wp:inline>
+        </w:drawing>
+      </w:r>
+    </w:p>
+    <w:p>
+      <w:pPr>
+        <w:rPr>
+          <w:rFonts w:ascii="Times New Roman" w:hAnsi="Times New Roman" w:cs="Times New Roman"/>
+        </w:rPr>
+      </w:pPr>
+      <w:r>
+        <w:rPr>
+          <w:rFonts w:ascii="Times New Roman" w:hAnsi="Times New Roman" w:cs="Times New Roman"/>
+        </w:rPr>
+        <w:t>Miután letöltött a DHCP szerverszolgáltatás utána</w:t>
+      </w:r>
+      <w:r>
+        <w:rPr>
+          <w:rFonts w:ascii="Times New Roman" w:hAnsi="Times New Roman" w:cs="Times New Roman"/>
+        </w:rPr>
+        <w:t xml:space="preserve">: </w:t>
+      </w:r>
+      <w:r>
+        <w:rPr>
+          <w:rFonts w:ascii="Times New Roman" w:hAnsi="Times New Roman" w:cs="Times New Roman"/>
+        </w:rPr>
+        <w:t xml:space="preserve">látszik, hogy két alapértelmezett </w:t>
+      </w:r>
+      <w:r>
+        <w:rPr>
+          <w:rFonts w:ascii="Times New Roman" w:hAnsi="Times New Roman" w:cs="Times New Roman"/>
+        </w:rPr>
+        <w:t xml:space="preserve">Security Group van: </w:t>
+      </w:r>
+      <w:r>
+        <w:rPr>
+          <w:rFonts w:ascii="Times New Roman" w:hAnsi="Times New Roman" w:cs="Times New Roman"/>
+        </w:rPr>
+        <w:t>„</w:t>
+      </w:r>
+      <w:r>
+        <w:rPr>
+          <w:rFonts w:ascii="Times New Roman" w:hAnsi="Times New Roman" w:cs="Times New Roman"/>
+          <w:b/>
+          <w:bCs/>
+          <w:i/>
+          <w:iCs/>
+        </w:rPr>
+        <w:t>DHCP Administrators</w:t>
+      </w:r>
+      <w:r>
+        <w:rPr>
+          <w:rFonts w:ascii="Times New Roman" w:hAnsi="Times New Roman" w:cs="Times New Roman"/>
+          <w:b/>
+          <w:bCs/>
+          <w:i/>
+          <w:iCs/>
+        </w:rPr>
+        <w:t>”</w:t>
+      </w:r>
+      <w:r>
+        <w:rPr>
+          <w:rFonts w:ascii="Times New Roman" w:hAnsi="Times New Roman" w:cs="Times New Roman"/>
+        </w:rPr>
+        <w:t xml:space="preserve"> és </w:t>
+      </w:r>
+      <w:r>
+        <w:rPr>
+          <w:rFonts w:ascii="Times New Roman" w:hAnsi="Times New Roman" w:cs="Times New Roman"/>
+        </w:rPr>
+        <w:t>„</w:t>
+      </w:r>
+      <w:r>
+        <w:rPr>
+          <w:rFonts w:ascii="Times New Roman" w:hAnsi="Times New Roman" w:cs="Times New Roman"/>
+          <w:b/>
+          <w:bCs/>
+          <w:i/>
+          <w:iCs/>
+        </w:rPr>
+        <w:t>DHCP Users</w:t>
+      </w:r>
+      <w:r>
+        <w:rPr>
+          <w:rFonts w:ascii="Times New Roman" w:hAnsi="Times New Roman" w:cs="Times New Roman"/>
+          <w:b/>
+          <w:bCs/>
+          <w:i/>
+          <w:iCs/>
+        </w:rPr>
+        <w:t>”</w:t>
+      </w:r>
+      <w:r>
+        <w:rPr>
+          <w:rFonts w:ascii="Times New Roman" w:hAnsi="Times New Roman" w:cs="Times New Roman"/>
+          <w:b/>
+          <w:bCs/>
+          <w:i/>
+          <w:iCs/>
+        </w:rPr>
+        <w:t xml:space="preserve">. </w:t>
+      </w:r>
+      <w:r>
+        <w:rPr>
+          <w:rFonts w:ascii="Times New Roman" w:hAnsi="Times New Roman" w:cs="Times New Roman"/>
+        </w:rPr>
+        <w:t xml:space="preserve">Az adminoknak full joguk van a DHCP szerverhez, a felhasználóknak, pedig </w:t>
+      </w:r>
+      <w:r>
+        <w:rPr>
+          <w:rFonts w:ascii="Times New Roman" w:hAnsi="Times New Roman" w:cs="Times New Roman"/>
+        </w:rPr>
+        <w:t xml:space="preserve">csak megtekintési joguk van. </w:t>
+      </w:r>
+    </w:p>
+    <w:p>
+      <w:pPr>
+        <w:jc w:val="center"/>
+        <w:rPr>
+          <w:rFonts w:ascii="Times New Roman" w:hAnsi="Times New Roman" w:cs="Times New Roman"/>
+        </w:rPr>
+      </w:pPr>
+      <w:r>
+        <w:rPr>
+          <w:rFonts w:ascii="Times New Roman" w:hAnsi="Times New Roman" w:cs="Times New Roman"/>
+        </w:rPr>
+        <w:drawing>
+          <wp:inline distT="0" distB="0" distL="0" distR="0" wp14:anchorId="308B32C7" wp14:editId="7F0C5F7C">
+            <wp:extent cx="3587934" cy="2578233"/>
+            <wp:effectExtent l="0" t="0" r="0" b="0"/>
+            <wp:docPr id="1757553420" name="Kép 1" descr="A képen szöveg, elektronika, képernyőkép, Betűtípus látható&#10;&#10;Előfordulhat, hogy az AI által létrehozott tartalom helytelen."/>
+            <wp:cNvGraphicFramePr>
+              <a:graphicFrameLocks xmlns:a="http://schemas.openxmlformats.org/drawingml/2006/main" noChangeAspect="1"/>
+            </wp:cNvGraphicFramePr>
+            <a:graphic xmlns:a="http://schemas.openxmlformats.org/drawingml/2006/main">
+              <a:graphicData uri="http://schemas.openxmlformats.org/drawingml/2006/picture">
+                <pic:pic xmlns:pic="http://schemas.openxmlformats.org/drawingml/2006/picture">
+                  <pic:nvPicPr>
+                    <pic:cNvPr id="1757553420" name="Kép 1" descr="A képen szöveg, elektronika, képernyőkép, Betűtípus látható&#10;&#10;Előfordulhat, hogy az AI által létrehozott tartalom helytelen."/>
+                    <pic:cNvPicPr/>
+                  </pic:nvPicPr>
+                  <pic:blipFill>
+                    <a:blip r:embed="rId30"/>
+                    <a:stretch>
+                      <a:fillRect/>
+                    </a:stretch>
+                  </pic:blipFill>
+                  <pic:spPr>
+                    <a:xfrm>
+                      <a:off x="0" y="0"/>
+                      <a:ext cx="3587934" cy="2578233"/>
+                    </a:xfrm>
+                    <a:prstGeom prst="rect">
+                      <a:avLst/>
+                    </a:prstGeom>
+                  </pic:spPr>
+                </pic:pic>
+              </a:graphicData>
+            </a:graphic>
+          </wp:inline>
+        </w:drawing>
+      </w:r>
+    </w:p>
+    <w:p>
+      <w:pPr>
+        <w:jc w:val="center"/>
+        <w:rPr>
+          <w:rFonts w:ascii="Times New Roman" w:hAnsi="Times New Roman" w:cs="Times New Roman"/>
+        </w:rPr>
+      </w:pPr>
+    </w:p>
+    <w:p>
+      <w:pPr>
+        <w:jc w:val="center"/>
+        <w:rPr>
+          <w:rFonts w:ascii="Times New Roman" w:hAnsi="Times New Roman" w:cs="Times New Roman"/>
+        </w:rPr>
+      </w:pPr>
+    </w:p>
+    <w:p>
+      <w:pPr>
+        <w:jc w:val="center"/>
+        <w:rPr>
+          <w:rFonts w:ascii="Times New Roman" w:hAnsi="Times New Roman" w:cs="Times New Roman"/>
+        </w:rPr>
+      </w:pPr>
+    </w:p>
+    <w:p>
+      <w:pPr>
+        <w:jc w:val="center"/>
+        <w:rPr>
+          <w:rFonts w:ascii="Times New Roman" w:hAnsi="Times New Roman" w:cs="Times New Roman"/>
+        </w:rPr>
+      </w:pPr>
+    </w:p>
+    <w:p>
+      <w:pPr>
+        <w:jc w:val="center"/>
+        <w:rPr>
+          <w:rFonts w:ascii="Times New Roman" w:hAnsi="Times New Roman" w:cs="Times New Roman"/>
+        </w:rPr>
+      </w:pPr>
+    </w:p>
+    <w:p>
+      <w:pPr>
+        <w:jc w:val="center"/>
+        <w:rPr>
+          <w:rFonts w:ascii="Times New Roman" w:hAnsi="Times New Roman" w:cs="Times New Roman"/>
+        </w:rPr>
+      </w:pPr>
+    </w:p>
+    <w:p>
+      <w:pPr>
+        <w:rPr>
+          <w:rFonts w:ascii="Times New Roman" w:hAnsi="Times New Roman" w:cs="Times New Roman"/>
+        </w:rPr>
+      </w:pPr>
+      <w:r>
+        <w:rPr>
+          <w:rFonts w:ascii="Times New Roman" w:hAnsi="Times New Roman" w:cs="Times New Roman"/>
+        </w:rPr>
+        <w:lastRenderedPageBreak/>
+        <w:t xml:space="preserve">Engedélyezni kell a DHCP-t az AD-ban. </w:t>
+      </w:r>
+      <w:r>
+        <w:rPr>
+          <w:rFonts w:ascii="Times New Roman" w:hAnsi="Times New Roman" w:cs="Times New Roman"/>
+        </w:rPr>
+        <w:t>Látható, hogy futnak a szerverszolgáltatások.</w:t>
+      </w:r>
+    </w:p>
+    <w:p>
+      <w:pPr>
+        <w:jc w:val="center"/>
+        <w:rPr>
+          <w:rFonts w:ascii="Times New Roman" w:hAnsi="Times New Roman" w:cs="Times New Roman"/>
+        </w:rPr>
+      </w:pPr>
+      <w:r>
+        <w:rPr>
+          <w:rFonts w:ascii="Times New Roman" w:hAnsi="Times New Roman" w:cs="Times New Roman"/>
+        </w:rPr>
+        <w:drawing>
+          <wp:inline distT="0" distB="0" distL="0" distR="0" wp14:anchorId="42B59769" wp14:editId="4D67FDB8">
+            <wp:extent cx="3054507" cy="1600282"/>
+            <wp:effectExtent l="0" t="0" r="0" b="0"/>
+            <wp:docPr id="1031001063" name="Kép 1" descr="A képen szöveg, képernyőkép, Betűtípus, sor látható&#10;&#10;Előfordulhat, hogy az AI által létrehozott tartalom helytelen."/>
+            <wp:cNvGraphicFramePr>
+              <a:graphicFrameLocks xmlns:a="http://schemas.openxmlformats.org/drawingml/2006/main" noChangeAspect="1"/>
+            </wp:cNvGraphicFramePr>
+            <a:graphic xmlns:a="http://schemas.openxmlformats.org/drawingml/2006/main">
+              <a:graphicData uri="http://schemas.openxmlformats.org/drawingml/2006/picture">
+                <pic:pic xmlns:pic="http://schemas.openxmlformats.org/drawingml/2006/picture">
+                  <pic:nvPicPr>
+                    <pic:cNvPr id="1031001063" name="Kép 1" descr="A képen szöveg, képernyőkép, Betűtípus, sor látható&#10;&#10;Előfordulhat, hogy az AI által létrehozott tartalom helytelen."/>
+                    <pic:cNvPicPr/>
+                  </pic:nvPicPr>
+                  <pic:blipFill>
+                    <a:blip r:embed="rId31"/>
+                    <a:stretch>
+                      <a:fillRect/>
+                    </a:stretch>
+                  </pic:blipFill>
+                  <pic:spPr>
+                    <a:xfrm>
+                      <a:off x="0" y="0"/>
+                      <a:ext cx="3054507" cy="1600282"/>
+                    </a:xfrm>
+                    <a:prstGeom prst="rect">
+                      <a:avLst/>
+                    </a:prstGeom>
+                  </pic:spPr>
+                </pic:pic>
+              </a:graphicData>
+            </a:graphic>
+          </wp:inline>
+        </w:drawing>
+      </w:r>
+    </w:p>
+    <w:p>
+      <w:pPr>
+        <w:jc w:val="center"/>
+        <w:rPr>
+          <w:rFonts w:ascii="Times New Roman" w:hAnsi="Times New Roman" w:cs="Times New Roman"/>
+        </w:rPr>
+      </w:pPr>
+      <w:r>
+        <w:rPr>
+          <w:rFonts w:ascii="Times New Roman" w:hAnsi="Times New Roman" w:cs="Times New Roman"/>
+        </w:rPr>
+        <w:drawing>
+          <wp:inline distT="0" distB="0" distL="0" distR="0" wp14:anchorId="1A04D4BA" wp14:editId="1712F359">
+            <wp:extent cx="2957886" cy="3296790"/>
+            <wp:effectExtent l="0" t="0" r="0" b="0"/>
+            <wp:docPr id="362078367" name="Kép 1" descr="A képen szöveg, képernyőkép, szoftver, Számítógépes ikon látható&#10;&#10;Előfordulhat, hogy az AI által létrehozott tartalom helytelen."/>
+            <wp:cNvGraphicFramePr>
+              <a:graphicFrameLocks xmlns:a="http://schemas.openxmlformats.org/drawingml/2006/main" noChangeAspect="1"/>
+            </wp:cNvGraphicFramePr>
+            <a:graphic xmlns:a="http://schemas.openxmlformats.org/drawingml/2006/main">
+              <a:graphicData uri="http://schemas.openxmlformats.org/drawingml/2006/picture">
+                <pic:pic xmlns:pic="http://schemas.openxmlformats.org/drawingml/2006/picture">
+                  <pic:nvPicPr>
+                    <pic:cNvPr id="362078367" name="Kép 1" descr="A képen szöveg, képernyőkép, szoftver, Számítógépes ikon látható&#10;&#10;Előfordulhat, hogy az AI által létrehozott tartalom helytelen."/>
+                    <pic:cNvPicPr/>
+                  </pic:nvPicPr>
+                  <pic:blipFill rotWithShape="1">
+                    <a:blip r:embed="rId32"/>
+                    <a:srcRect l="11525" t="13090" r="30716"/>
+                    <a:stretch>
+                      <a:fillRect/>
+                    </a:stretch>
+                  </pic:blipFill>
+                  <pic:spPr bwMode="auto">
+                    <a:xfrm>
+                      <a:off x="0" y="0"/>
+                      <a:ext cx="2989096" cy="3331576"/>
+                    </a:xfrm>
+                    <a:prstGeom prst="rect">
+                      <a:avLst/>
+                    </a:prstGeom>
+                    <a:ln>
+                      <a:noFill/>
+                    </a:ln>
+                    <a:extLst>
+                      <a:ext uri="{53640926-AAD7-44D8-BBD7-CCE9431645EC}">
+                        <a14:shadowObscured xmlns:a14="http://schemas.microsoft.com/office/drawing/2010/main"/>
+                      </a:ext>
+                    </a:extLst>
+                  </pic:spPr>
+                </pic:pic>
+              </a:graphicData>
+            </a:graphic>
+          </wp:inline>
+        </w:drawing>
+      </w:r>
+    </w:p>
+    <w:p>
+      <w:pPr>
+        <w:jc w:val="center"/>
+        <w:rPr>
+          <w:rFonts w:ascii="Times New Roman" w:hAnsi="Times New Roman" w:cs="Times New Roman"/>
+        </w:rPr>
+      </w:pPr>
+      <w:r>
+        <w:rPr>
+          <w:rFonts w:ascii="Times New Roman" w:hAnsi="Times New Roman" w:cs="Times New Roman"/>
+        </w:rPr>
+        <w:drawing>
+          <wp:inline distT="0" distB="0" distL="0" distR="0" wp14:anchorId="5DEB19A5" wp14:editId="06AB18E9">
+            <wp:extent cx="3721291" cy="2521080"/>
+            <wp:effectExtent l="0" t="0" r="0" b="0"/>
+            <wp:docPr id="1260432548" name="Kép 1" descr="A képen szöveg, képernyőkép, szoftver, Számítógépes ikon látható&#10;&#10;Előfordulhat, hogy az AI által létrehozott tartalom helytelen."/>
+            <wp:cNvGraphicFramePr>
+              <a:graphicFrameLocks xmlns:a="http://schemas.openxmlformats.org/drawingml/2006/main" noChangeAspect="1"/>
+            </wp:cNvGraphicFramePr>
+            <a:graphic xmlns:a="http://schemas.openxmlformats.org/drawingml/2006/main">
+              <a:graphicData uri="http://schemas.openxmlformats.org/drawingml/2006/picture">
+                <pic:pic xmlns:pic="http://schemas.openxmlformats.org/drawingml/2006/picture">
+                  <pic:nvPicPr>
+                    <pic:cNvPr id="1260432548" name="Kép 1" descr="A képen szöveg, képernyőkép, szoftver, Számítógépes ikon látható&#10;&#10;Előfordulhat, hogy az AI által létrehozott tartalom helytelen."/>
+                    <pic:cNvPicPr/>
+                  </pic:nvPicPr>
+                  <pic:blipFill>
+                    <a:blip r:embed="rId33"/>
+                    <a:stretch>
+                      <a:fillRect/>
+                    </a:stretch>
+                  </pic:blipFill>
+                  <pic:spPr>
+                    <a:xfrm>
+                      <a:off x="0" y="0"/>
+                      <a:ext cx="3721291" cy="2521080"/>
+                    </a:xfrm>
+                    <a:prstGeom prst="rect">
+                      <a:avLst/>
+                    </a:prstGeom>
+                  </pic:spPr>
+                </pic:pic>
+              </a:graphicData>
+            </a:graphic>
+          </wp:inline>
+        </w:drawing>
+      </w:r>
+    </w:p>
+    <w:p>
+      <w:pPr>
+        <w:rPr>
+          <w:rFonts w:ascii="Times New Roman" w:hAnsi="Times New Roman" w:cs="Times New Roman"/>
+          <w:highlight w:val="cyan"/>
+        </w:rPr>
+      </w:pPr>
+    </w:p>
+    <w:p>
+      <w:pPr>
+        <w:rPr>
+          <w:rFonts w:ascii="Times New Roman" w:hAnsi="Times New Roman" w:cs="Times New Roman"/>
+          <w:highlight w:val="cyan"/>
+        </w:rPr>
+      </w:pPr>
+    </w:p>
+    <w:p>
+      <w:pPr>
+        <w:rPr>
+          <w:rFonts w:ascii="Times New Roman" w:hAnsi="Times New Roman" w:cs="Times New Roman"/>
+        </w:rPr>
+      </w:pPr>
+      <w:r>
+        <w:rPr>
+          <w:rFonts w:ascii="Times New Roman" w:hAnsi="Times New Roman" w:cs="Times New Roman"/>
+          <w:highlight w:val="cyan"/>
+        </w:rPr>
+        <w:lastRenderedPageBreak/>
+        <w:t>DHCP setup:</w:t>
+      </w:r>
+    </w:p>
+    <w:p>
+      <w:pPr>
+        <w:jc w:val="both"/>
+        <w:rPr>
+          <w:rFonts w:ascii="Times New Roman" w:hAnsi="Times New Roman" w:cs="Times New Roman"/>
+        </w:rPr>
+      </w:pPr>
+      <w:r>
+        <w:rPr>
+          <w:rFonts w:ascii="Times New Roman" w:hAnsi="Times New Roman" w:cs="Times New Roman"/>
+        </w:rPr>
+        <w:t>Létrehozom a scope-ot</w:t>
+      </w:r>
+      <w:r>
+        <w:rPr>
+          <w:rFonts w:ascii="Times New Roman" w:hAnsi="Times New Roman" w:cs="Times New Roman"/>
+        </w:rPr>
+        <w:t xml:space="preserve">, egyelőre egyet, ami a </w:t>
+      </w:r>
+      <w:r>
+        <w:rPr>
+          <w:rFonts w:ascii="Times New Roman" w:hAnsi="Times New Roman" w:cs="Times New Roman"/>
+        </w:rPr>
+        <w:t>Debrecenben</w:t>
+      </w:r>
+      <w:r>
+        <w:rPr>
+          <w:rFonts w:ascii="Times New Roman" w:hAnsi="Times New Roman" w:cs="Times New Roman"/>
+        </w:rPr>
+        <w:t xml:space="preserve"> oszt ki címeket</w:t>
+      </w:r>
+      <w:r>
+        <w:rPr>
+          <w:rFonts w:ascii="Times New Roman" w:hAnsi="Times New Roman" w:cs="Times New Roman"/>
+        </w:rPr>
+        <w:t xml:space="preserve"> a</w:t>
+      </w:r>
+      <w:r>
+        <w:rPr>
+          <w:rFonts w:ascii="Times New Roman" w:hAnsi="Times New Roman" w:cs="Times New Roman"/>
+        </w:rPr>
+        <w:t xml:space="preserve"> felhasználóknak</w:t>
+      </w:r>
+      <w:r>
+        <w:rPr>
+          <w:rFonts w:ascii="Times New Roman" w:hAnsi="Times New Roman" w:cs="Times New Roman"/>
+        </w:rPr>
+        <w:t xml:space="preserve">. </w:t>
+      </w:r>
+      <w:r>
+        <w:rPr>
+          <w:rFonts w:ascii="Times New Roman" w:hAnsi="Times New Roman" w:cs="Times New Roman"/>
+        </w:rPr>
+        <w:t xml:space="preserve">50 címet tud összesen kiosztani, de debrecenbe ennél több nem is kell, adminok és rendszergazdág esetleg DevOpsos fejlesztők veszik igénybe a hálózatot, ezekenek a klienseknek általában nincs nagy számuk. </w:t>
+      </w:r>
+      <w:r>
+        <w:rPr>
+          <w:rFonts w:ascii="Times New Roman" w:hAnsi="Times New Roman" w:cs="Times New Roman"/>
+        </w:rPr>
+        <w:t>Kapott a scope egy 2</w:t>
+      </w:r>
+      <w:r>
+        <w:rPr>
+          <w:rFonts w:ascii="Times New Roman" w:hAnsi="Times New Roman" w:cs="Times New Roman"/>
+        </w:rPr>
+        <w:t>3</w:t>
+      </w:r>
+      <w:r>
+        <w:rPr>
+          <w:rFonts w:ascii="Times New Roman" w:hAnsi="Times New Roman" w:cs="Times New Roman"/>
+        </w:rPr>
+        <w:t xml:space="preserve"> </w:t>
+      </w:r>
+      <w:r>
+        <w:rPr>
+          <w:rFonts w:ascii="Times New Roman" w:hAnsi="Times New Roman" w:cs="Times New Roman"/>
+        </w:rPr>
+        <w:t xml:space="preserve">órás lease timeot, ami után újraoszt címeket minden kliensnek. </w:t>
+      </w:r>
+    </w:p>
+    <w:p>
+      <w:pPr>
+        <w:jc w:val="center"/>
+        <w:rPr>
+          <w:rFonts w:ascii="Times New Roman" w:hAnsi="Times New Roman" w:cs="Times New Roman"/>
+        </w:rPr>
+      </w:pPr>
+      <w:r>
+        <w:rPr>
+          <w:rFonts w:ascii="Times New Roman" w:hAnsi="Times New Roman" w:cs="Times New Roman"/>
+        </w:rPr>
+        <w:drawing>
+          <wp:inline distT="0" distB="0" distL="0" distR="0" wp14:anchorId="49599499" wp14:editId="510EFB4F">
+            <wp:extent cx="5512083" cy="2667137"/>
+            <wp:effectExtent l="0" t="0" r="0" b="0"/>
+            <wp:docPr id="1271846933" name="Kép 1" descr="A képen szöveg, képernyőkép, szoftver, Számítógépes ikon látható&#10;&#10;Előfordulhat, hogy az AI által létrehozott tartalom helytelen."/>
+            <wp:cNvGraphicFramePr>
+              <a:graphicFrameLocks xmlns:a="http://schemas.openxmlformats.org/drawingml/2006/main" noChangeAspect="1"/>
+            </wp:cNvGraphicFramePr>
+            <a:graphic xmlns:a="http://schemas.openxmlformats.org/drawingml/2006/main">
+              <a:graphicData uri="http://schemas.openxmlformats.org/drawingml/2006/picture">
+                <pic:pic xmlns:pic="http://schemas.openxmlformats.org/drawingml/2006/picture">
+                  <pic:nvPicPr>
+                    <pic:cNvPr id="1271846933" name="Kép 1" descr="A képen szöveg, képernyőkép, szoftver, Számítógépes ikon látható&#10;&#10;Előfordulhat, hogy az AI által létrehozott tartalom helytelen."/>
+                    <pic:cNvPicPr/>
+                  </pic:nvPicPr>
+                  <pic:blipFill>
+                    <a:blip r:embed="rId34"/>
+                    <a:stretch>
+                      <a:fillRect/>
+                    </a:stretch>
+                  </pic:blipFill>
+                  <pic:spPr>
+                    <a:xfrm>
+                      <a:off x="0" y="0"/>
+                      <a:ext cx="5512083" cy="2667137"/>
+                    </a:xfrm>
+                    <a:prstGeom prst="rect">
+                      <a:avLst/>
+                    </a:prstGeom>
+                  </pic:spPr>
+                </pic:pic>
+              </a:graphicData>
+            </a:graphic>
+          </wp:inline>
+        </w:drawing>
+      </w:r>
+    </w:p>
+    <w:p>
+      <w:pPr>
+        <w:jc w:val="center"/>
+        <w:rPr>
+          <w:rFonts w:ascii="Times New Roman" w:hAnsi="Times New Roman" w:cs="Times New Roman"/>
+        </w:rPr>
+      </w:pPr>
+      <w:r>
+        <w:rPr>
+          <w:rFonts w:ascii="Times New Roman" w:hAnsi="Times New Roman" w:cs="Times New Roman"/>
+        </w:rPr>
+        <w:drawing>
+          <wp:inline distT="0" distB="0" distL="0" distR="0" wp14:anchorId="51426D17" wp14:editId="06DFB5B8">
+            <wp:extent cx="5512083" cy="2673487"/>
+            <wp:effectExtent l="0" t="0" r="0" b="0"/>
+            <wp:docPr id="36376590" name="Kép 1" descr="A képen szöveg, képernyőkép, szoftver, Számítógépes ikon látható&#10;&#10;Előfordulhat, hogy az AI által létrehozott tartalom helytelen."/>
+            <wp:cNvGraphicFramePr>
+              <a:graphicFrameLocks xmlns:a="http://schemas.openxmlformats.org/drawingml/2006/main" noChangeAspect="1"/>
+            </wp:cNvGraphicFramePr>
+            <a:graphic xmlns:a="http://schemas.openxmlformats.org/drawingml/2006/main">
+              <a:graphicData uri="http://schemas.openxmlformats.org/drawingml/2006/picture">
+                <pic:pic xmlns:pic="http://schemas.openxmlformats.org/drawingml/2006/picture">
+                  <pic:nvPicPr>
+                    <pic:cNvPr id="36376590" name="Kép 1" descr="A képen szöveg, képernyőkép, szoftver, Számítógépes ikon látható&#10;&#10;Előfordulhat, hogy az AI által létrehozott tartalom helytelen."/>
+                    <pic:cNvPicPr/>
+                  </pic:nvPicPr>
+                  <pic:blipFill>
+                    <a:blip r:embed="rId35"/>
+                    <a:stretch>
+                      <a:fillRect/>
+                    </a:stretch>
+                  </pic:blipFill>
+                  <pic:spPr>
+                    <a:xfrm>
+                      <a:off x="0" y="0"/>
+                      <a:ext cx="5512083" cy="2673487"/>
+                    </a:xfrm>
+                    <a:prstGeom prst="rect">
+                      <a:avLst/>
+                    </a:prstGeom>
+                  </pic:spPr>
+                </pic:pic>
+              </a:graphicData>
+            </a:graphic>
+          </wp:inline>
+        </w:drawing>
+      </w:r>
+    </w:p>
+    <w:p>
+      <w:pPr>
+        <w:jc w:val="center"/>
+        <w:rPr>
+          <w:rFonts w:ascii="Times New Roman" w:hAnsi="Times New Roman" w:cs="Times New Roman"/>
+        </w:rPr>
+      </w:pPr>
+    </w:p>
+    <w:p>
+      <w:pPr>
+        <w:rPr>
+          <w:rFonts w:ascii="Times New Roman" w:hAnsi="Times New Roman" w:cs="Times New Roman"/>
+        </w:rPr>
+      </w:pPr>
+    </w:p>
+    <w:p>
+      <w:pPr>
+        <w:rPr>
+          <w:rFonts w:ascii="Times New Roman" w:hAnsi="Times New Roman" w:cs="Times New Roman"/>
+        </w:rPr>
+      </w:pPr>
+    </w:p>
+    <w:p>
+      <w:pPr>
+        <w:rPr>
+          <w:rFonts w:ascii="Times New Roman" w:hAnsi="Times New Roman" w:cs="Times New Roman"/>
+        </w:rPr>
+      </w:pPr>
+    </w:p>
+    <w:p>
+      <w:pPr>
+        <w:rPr>
+          <w:rFonts w:ascii="Times New Roman" w:hAnsi="Times New Roman" w:cs="Times New Roman"/>
+        </w:rPr>
+      </w:pPr>
+    </w:p>
+    <w:p>
+      <w:pPr>
+        <w:rPr>
+          <w:rFonts w:ascii="Times New Roman" w:hAnsi="Times New Roman" w:cs="Times New Roman"/>
+        </w:rPr>
+      </w:pPr>
+    </w:p>
+    <w:p>
+      <w:pPr>
+        <w:rPr>
+          <w:rFonts w:ascii="Times New Roman" w:hAnsi="Times New Roman" w:cs="Times New Roman"/>
+        </w:rPr>
+      </w:pPr>
+      <w:r>
+        <w:rPr>
+          <w:rFonts w:ascii="Times New Roman" w:hAnsi="Times New Roman" w:cs="Times New Roman"/>
+        </w:rPr>
+        <w:lastRenderedPageBreak/>
+        <w:t xml:space="preserve">Itt látható a </w:t>
+      </w:r>
+      <w:r>
+        <w:rPr>
+          <w:rFonts w:ascii="Times New Roman" w:hAnsi="Times New Roman" w:cs="Times New Roman"/>
+        </w:rPr>
+        <w:t>DHCP scope, amit konfiguráltam.</w:t>
+      </w:r>
+    </w:p>
+    <w:p>
+      <w:pPr>
+        <w:jc w:val="center"/>
+        <w:rPr>
+          <w:rFonts w:ascii="Times New Roman" w:hAnsi="Times New Roman" w:cs="Times New Roman"/>
+        </w:rPr>
+      </w:pPr>
+      <w:r>
+        <w:rPr>
+          <w:rFonts w:ascii="Times New Roman" w:hAnsi="Times New Roman" w:cs="Times New Roman"/>
+        </w:rPr>
+        <w:drawing>
+          <wp:inline distT="0" distB="0" distL="0" distR="0" wp14:anchorId="5CDCC8C2" wp14:editId="1D0E9A50">
+            <wp:extent cx="5073911" cy="2502029"/>
+            <wp:effectExtent l="0" t="0" r="0" b="0"/>
+            <wp:docPr id="439432378" name="Kép 1"/>
+            <wp:cNvGraphicFramePr>
+              <a:graphicFrameLocks xmlns:a="http://schemas.openxmlformats.org/drawingml/2006/main" noChangeAspect="1"/>
+            </wp:cNvGraphicFramePr>
+            <a:graphic xmlns:a="http://schemas.openxmlformats.org/drawingml/2006/main">
+              <a:graphicData uri="http://schemas.openxmlformats.org/drawingml/2006/picture">
+                <pic:pic xmlns:pic="http://schemas.openxmlformats.org/drawingml/2006/picture">
+                  <pic:nvPicPr>
+                    <pic:cNvPr id="439432378" name=""/>
+                    <pic:cNvPicPr/>
+                  </pic:nvPicPr>
+                  <pic:blipFill>
+                    <a:blip r:embed="rId36"/>
+                    <a:stretch>
+                      <a:fillRect/>
+                    </a:stretch>
+                  </pic:blipFill>
+                  <pic:spPr>
+                    <a:xfrm>
+                      <a:off x="0" y="0"/>
+                      <a:ext cx="5073911" cy="2502029"/>
+                    </a:xfrm>
+                    <a:prstGeom prst="rect">
+                      <a:avLst/>
+                    </a:prstGeom>
+                  </pic:spPr>
+                </pic:pic>
+              </a:graphicData>
+            </a:graphic>
+          </wp:inline>
+        </w:drawing>
+      </w:r>
+    </w:p>
+    <w:p>
+      <w:pPr>
+        <w:rPr>
+          <w:rFonts w:ascii="Times New Roman" w:hAnsi="Times New Roman" w:cs="Times New Roman"/>
+        </w:rPr>
+      </w:pPr>
+      <w:r>
+        <w:rPr>
+          <w:rFonts w:ascii="Times New Roman" w:hAnsi="Times New Roman" w:cs="Times New Roman"/>
+        </w:rPr>
+        <w:t>NEM MUKODIK A KIBASZOTT DNS, AZZAL KELL MEG VALAMIT KEZDENI!!!!!</w:t>
+      </w:r>
+    </w:p>
+    <w:p>
+      <w:pPr>
+        <w:rPr>
+          <w:rFonts w:ascii="Times New Roman" w:hAnsi="Times New Roman" w:cs="Times New Roman"/>
+        </w:rPr>
+      </w:pPr>
+    </w:p>
+    <w:p>
+      <w:pPr>
+        <w:rPr>
+          <w:rFonts w:ascii="Times New Roman" w:hAnsi="Times New Roman" w:cs="Times New Roman"/>
+        </w:rPr>
+      </w:pPr>
     </w:p>
     <w:sectPr>
-      <w:headerReference w:type="default" r:id="rId23"/>
+      <w:headerReference w:type="default" r:id="rId37"/>
       <w:pgSz w:w="11906" w:h="16838"/>
       <w:pgMar w:top="1417" w:right="1417" w:bottom="1417" w:left="1417" w:header="708" w:footer="708" w:gutter="0"/>
       <w:cols w:space="708"/>

--- a/Címtár és DHCP szolgáltatás Windowson.docx
+++ b/Címtár és DHCP szolgáltatás Windowson.docx
@@ -30,7 +30,39 @@
           <w:rFonts w:ascii="Times New Roman" w:hAnsi="Times New Roman" w:cs="Times New Roman"/>
           <w:highlight w:val="yellow"/>
         </w:rPr>
-        <w:t>Mi az a címtárszolgáltatás (Active Directory)?</w:t>
+        <w:t>Mi az a címtárszolgáltatás (</w:t>
+      </w:r>
+      <w:proofErr w:type="spellStart"/>
+      <w:r>
+        <w:rPr>
+          <w:rFonts w:ascii="Times New Roman" w:hAnsi="Times New Roman" w:cs="Times New Roman"/>
+          <w:highlight w:val="yellow"/>
+        </w:rPr>
+        <w:t>Active</w:t>
+      </w:r>
+      <w:proofErr w:type="spellEnd"/>
+      <w:r>
+        <w:rPr>
+          <w:rFonts w:ascii="Times New Roman" w:hAnsi="Times New Roman" w:cs="Times New Roman"/>
+          <w:highlight w:val="yellow"/>
+        </w:rPr>
+        <w:t xml:space="preserve"> </w:t>
+      </w:r>
+      <w:proofErr w:type="spellStart"/>
+      <w:r>
+        <w:rPr>
+          <w:rFonts w:ascii="Times New Roman" w:hAnsi="Times New Roman" w:cs="Times New Roman"/>
+          <w:highlight w:val="yellow"/>
+        </w:rPr>
+        <w:t>Directory</w:t>
+      </w:r>
+      <w:proofErr w:type="spellEnd"/>
+      <w:r>
+        <w:rPr>
+          <w:rFonts w:ascii="Times New Roman" w:hAnsi="Times New Roman" w:cs="Times New Roman"/>
+          <w:highlight w:val="yellow"/>
+        </w:rPr>
+        <w:t>)?</w:t>
       </w:r>
     </w:p>
     <w:p>
@@ -96,7 +128,63 @@
         <w:rPr>
           <w:rFonts w:ascii="Times New Roman" w:hAnsi="Times New Roman" w:cs="Times New Roman"/>
         </w:rPr>
-        <w:t>A Microsoft megoldása erre az Active Directory Domain Services (AD DS)</w:t>
+        <w:t xml:space="preserve">A Microsoft megoldása erre az </w:t>
+      </w:r>
+      <w:proofErr w:type="spellStart"/>
+      <w:r>
+        <w:rPr>
+          <w:rFonts w:ascii="Times New Roman" w:hAnsi="Times New Roman" w:cs="Times New Roman"/>
+        </w:rPr>
+        <w:t>Active</w:t>
+      </w:r>
+      <w:proofErr w:type="spellEnd"/>
+      <w:r>
+        <w:rPr>
+          <w:rFonts w:ascii="Times New Roman" w:hAnsi="Times New Roman" w:cs="Times New Roman"/>
+        </w:rPr>
+        <w:t xml:space="preserve"> </w:t>
+      </w:r>
+      <w:proofErr w:type="spellStart"/>
+      <w:r>
+        <w:rPr>
+          <w:rFonts w:ascii="Times New Roman" w:hAnsi="Times New Roman" w:cs="Times New Roman"/>
+        </w:rPr>
+        <w:t>Directory</w:t>
+      </w:r>
+      <w:proofErr w:type="spellEnd"/>
+      <w:r>
+        <w:rPr>
+          <w:rFonts w:ascii="Times New Roman" w:hAnsi="Times New Roman" w:cs="Times New Roman"/>
+        </w:rPr>
+        <w:t xml:space="preserve"> </w:t>
+      </w:r>
+      <w:proofErr w:type="spellStart"/>
+      <w:r>
+        <w:rPr>
+          <w:rFonts w:ascii="Times New Roman" w:hAnsi="Times New Roman" w:cs="Times New Roman"/>
+        </w:rPr>
+        <w:t>Domain</w:t>
+      </w:r>
+      <w:proofErr w:type="spellEnd"/>
+      <w:r>
+        <w:rPr>
+          <w:rFonts w:ascii="Times New Roman" w:hAnsi="Times New Roman" w:cs="Times New Roman"/>
+        </w:rPr>
+        <w:t xml:space="preserve"> </w:t>
+      </w:r>
+      <w:proofErr w:type="spellStart"/>
+      <w:r>
+        <w:rPr>
+          <w:rFonts w:ascii="Times New Roman" w:hAnsi="Times New Roman" w:cs="Times New Roman"/>
+        </w:rPr>
+        <w:t>Services</w:t>
+      </w:r>
+      <w:proofErr w:type="spellEnd"/>
+      <w:r>
+        <w:rPr>
+          <w:rFonts w:ascii="Times New Roman" w:hAnsi="Times New Roman" w:cs="Times New Roman"/>
+        </w:rPr>
+        <w:t xml:space="preserve"> (AD DS)</w:t>
       </w:r>
     </w:p>
     <w:p>
@@ -129,7 +217,21 @@
         <w:rPr>
           <w:rFonts w:ascii="Times New Roman" w:hAnsi="Times New Roman" w:cs="Times New Roman"/>
         </w:rPr>
-        <w:t xml:space="preserve">Van egy tartomány (domain), amiben van több ezer felhasználó saját fiókkal </w:t>
+        <w:t>Van egy tartomány (</w:t>
+      </w:r>
+      <w:proofErr w:type="spellStart"/>
+      <w:r>
+        <w:rPr>
+          <w:rFonts w:ascii="Times New Roman" w:hAnsi="Times New Roman" w:cs="Times New Roman"/>
+        </w:rPr>
+        <w:t>domain</w:t>
+      </w:r>
+      <w:proofErr w:type="spellEnd"/>
+      <w:r>
+        <w:rPr>
+          <w:rFonts w:ascii="Times New Roman" w:hAnsi="Times New Roman" w:cs="Times New Roman"/>
+        </w:rPr>
+        <w:t xml:space="preserve">), amiben van több ezer felhasználó saját fiókkal </w:t>
       </w:r>
     </w:p>
     <w:p>
@@ -185,6 +287,7 @@
           <w:bCs/>
         </w:rPr>
       </w:pPr>
+      <w:proofErr w:type="spellStart"/>
       <w:r>
         <w:rPr>
           <w:rFonts w:ascii="Times New Roman" w:hAnsi="Times New Roman" w:cs="Times New Roman"/>
@@ -192,7 +295,17 @@
           <w:bCs/>
           <w:highlight w:val="yellow"/>
         </w:rPr>
-        <w:t>Milrt fontos?</w:t>
+        <w:t>Milrt</w:t>
+      </w:r>
+      <w:proofErr w:type="spellEnd"/>
+      <w:r>
+        <w:rPr>
+          <w:rFonts w:ascii="Times New Roman" w:hAnsi="Times New Roman" w:cs="Times New Roman"/>
+          <w:b/>
+          <w:bCs/>
+          <w:highlight w:val="yellow"/>
+        </w:rPr>
+        <w:t xml:space="preserve"> fontos?</w:t>
       </w:r>
       <w:r>
         <w:rPr>
@@ -218,7 +331,21 @@
         <w:rPr>
           <w:rFonts w:ascii="Times New Roman" w:hAnsi="Times New Roman" w:cs="Times New Roman"/>
         </w:rPr>
-        <w:t>Egy helyen kezelhető minden dolgozó fiókja, jelszava, jogosultsága</w:t>
+        <w:t xml:space="preserve">Egy helyen kezelhető minden dolgozó fiókja, </w:t>
+      </w:r>
+      <w:proofErr w:type="spellStart"/>
+      <w:r>
+        <w:rPr>
+          <w:rFonts w:ascii="Times New Roman" w:hAnsi="Times New Roman" w:cs="Times New Roman"/>
+        </w:rPr>
+        <w:t>jelszava</w:t>
+      </w:r>
+      <w:proofErr w:type="spellEnd"/>
+      <w:r>
+        <w:rPr>
+          <w:rFonts w:ascii="Times New Roman" w:hAnsi="Times New Roman" w:cs="Times New Roman"/>
+        </w:rPr>
+        <w:t>, jogosultsága</w:t>
       </w:r>
     </w:p>
     <w:p>
@@ -254,7 +381,21 @@
         <w:rPr>
           <w:rFonts w:ascii="Times New Roman" w:hAnsi="Times New Roman" w:cs="Times New Roman"/>
         </w:rPr>
-        <w:t>GPO-kon keresztül szabályozható, hogy ki mit csinálhat a gépén</w:t>
+        <w:t>GPO-</w:t>
+      </w:r>
+      <w:proofErr w:type="spellStart"/>
+      <w:r>
+        <w:rPr>
+          <w:rFonts w:ascii="Times New Roman" w:hAnsi="Times New Roman" w:cs="Times New Roman"/>
+        </w:rPr>
+        <w:t>kon</w:t>
+      </w:r>
+      <w:proofErr w:type="spellEnd"/>
+      <w:r>
+        <w:rPr>
+          <w:rFonts w:ascii="Times New Roman" w:hAnsi="Times New Roman" w:cs="Times New Roman"/>
+        </w:rPr>
+        <w:t xml:space="preserve"> keresztül szabályozható, hogy ki mit csinálhat a gépén</w:t>
       </w:r>
     </w:p>
     <w:p>
@@ -308,7 +449,21 @@
         <w:rPr>
           <w:rFonts w:ascii="Times New Roman" w:hAnsi="Times New Roman" w:cs="Times New Roman"/>
         </w:rPr>
-        <w:t>Egyszerűbb jelszókezelés, kevesebb helpdesk-hívás</w:t>
+        <w:t xml:space="preserve">Egyszerűbb jelszókezelés, kevesebb </w:t>
+      </w:r>
+      <w:proofErr w:type="spellStart"/>
+      <w:r>
+        <w:rPr>
+          <w:rFonts w:ascii="Times New Roman" w:hAnsi="Times New Roman" w:cs="Times New Roman"/>
+        </w:rPr>
+        <w:t>helpdesk</w:t>
+      </w:r>
+      <w:proofErr w:type="spellEnd"/>
+      <w:r>
+        <w:rPr>
+          <w:rFonts w:ascii="Times New Roman" w:hAnsi="Times New Roman" w:cs="Times New Roman"/>
+        </w:rPr>
+        <w:t>-hívás</w:t>
       </w:r>
     </w:p>
     <w:p>
@@ -373,7 +528,145 @@
         <w:rPr>
           <w:rFonts w:ascii="Times New Roman" w:hAnsi="Times New Roman" w:cs="Times New Roman"/>
         </w:rPr>
-        <w:t>A DHCP (Dynamic Host Configuration Protocol) azért fontos, mert automatikusan oszt IP-címeket és más hálózati beállításokat a hálózatra csatlakozó eszközöknek. Ez jelentősen leegyszerűsíti a hálózatkezelést, csökkenti a hibák esélyét, és elengedhetetlen a modern, dinamikus hálózatok működéséhez – különösen egy nagyvállalatnál, mint a Telekom.</w:t>
+        <w:t>A DHCP (</w:t>
+      </w:r>
+      <w:proofErr w:type="spellStart"/>
+      <w:r>
+        <w:rPr>
+          <w:rFonts w:ascii="Times New Roman" w:hAnsi="Times New Roman" w:cs="Times New Roman"/>
+        </w:rPr>
+        <w:t>Dynamic</w:t>
+      </w:r>
+      <w:proofErr w:type="spellEnd"/>
+      <w:r>
+        <w:rPr>
+          <w:rFonts w:ascii="Times New Roman" w:hAnsi="Times New Roman" w:cs="Times New Roman"/>
+        </w:rPr>
+        <w:t xml:space="preserve"> </w:t>
+      </w:r>
+      <w:proofErr w:type="spellStart"/>
+      <w:r>
+        <w:rPr>
+          <w:rFonts w:ascii="Times New Roman" w:hAnsi="Times New Roman" w:cs="Times New Roman"/>
+        </w:rPr>
+        <w:t>Host</w:t>
+      </w:r>
+      <w:proofErr w:type="spellEnd"/>
+      <w:r>
+        <w:rPr>
+          <w:rFonts w:ascii="Times New Roman" w:hAnsi="Times New Roman" w:cs="Times New Roman"/>
+        </w:rPr>
+        <w:t xml:space="preserve"> </w:t>
+      </w:r>
+      <w:proofErr w:type="spellStart"/>
+      <w:r>
+        <w:rPr>
+          <w:rFonts w:ascii="Times New Roman" w:hAnsi="Times New Roman" w:cs="Times New Roman"/>
+        </w:rPr>
+        <w:t>Configuration</w:t>
+      </w:r>
+      <w:proofErr w:type="spellEnd"/>
+      <w:r>
+        <w:rPr>
+          <w:rFonts w:ascii="Times New Roman" w:hAnsi="Times New Roman" w:cs="Times New Roman"/>
+        </w:rPr>
+        <w:t xml:space="preserve"> </w:t>
+      </w:r>
+      <w:proofErr w:type="spellStart"/>
+      <w:r>
+        <w:rPr>
+          <w:rFonts w:ascii="Times New Roman" w:hAnsi="Times New Roman" w:cs="Times New Roman"/>
+        </w:rPr>
+        <w:t>Protocol</w:t>
+      </w:r>
+      <w:proofErr w:type="spellEnd"/>
+      <w:r>
+        <w:rPr>
+          <w:rFonts w:ascii="Times New Roman" w:hAnsi="Times New Roman" w:cs="Times New Roman"/>
+        </w:rPr>
+        <w:t>) azért fontos, mert automatikusan oszt IP-címeket és más hálózati beállításokat a hálózatra csatlakozó eszközöknek. Ez jelentősen leegyszerűsíti a hálózatkezelést, csökkenti a hibák esélyét, és elengedhetetlen a modern, dinamikus hálózatok működéséhez – különösen egy nagyvállalatnál, mint a Telekom.</w:t>
+      </w:r>
+    </w:p>
+    <w:p>
+      <w:pPr>
+        <w:jc w:val="center"/>
+        <w:rPr>
+          <w:rFonts w:ascii="Times New Roman" w:hAnsi="Times New Roman" w:cs="Times New Roman"/>
+        </w:rPr>
+      </w:pPr>
+      <w:r>
+        <w:rPr>
+          <w:rFonts w:ascii="Times New Roman" w:hAnsi="Times New Roman" w:cs="Times New Roman"/>
+        </w:rPr>
+        <w:t xml:space="preserve">FONTOS INFORMÁCIÓ: TELEKOM/ADMIN JELSZÓ: </w:t>
+      </w:r>
+      <w:r>
+        <w:rPr>
+          <w:rFonts w:ascii="Times New Roman" w:hAnsi="Times New Roman" w:cs="Times New Roman"/>
+          <w:highlight w:val="red"/>
+        </w:rPr>
+        <w:t>Mark_070209</w:t>
+      </w:r>
+    </w:p>
+    <w:p>
+      <w:pPr>
+        <w:jc w:val="center"/>
+        <w:rPr>
+          <w:rFonts w:ascii="Times New Roman" w:hAnsi="Times New Roman" w:cs="Times New Roman"/>
+        </w:rPr>
+      </w:pPr>
+    </w:p>
+    <w:p>
+      <w:pPr>
+        <w:jc w:val="center"/>
+        <w:rPr>
+          <w:rFonts w:ascii="Times New Roman" w:hAnsi="Times New Roman" w:cs="Times New Roman"/>
+        </w:rPr>
+      </w:pPr>
+    </w:p>
+    <w:p>
+      <w:pPr>
+        <w:jc w:val="center"/>
+        <w:rPr>
+          <w:rFonts w:ascii="Times New Roman" w:hAnsi="Times New Roman" w:cs="Times New Roman"/>
+        </w:rPr>
+      </w:pPr>
+    </w:p>
+    <w:p>
+      <w:pPr>
+        <w:jc w:val="center"/>
+        <w:rPr>
+          <w:rFonts w:ascii="Times New Roman" w:hAnsi="Times New Roman" w:cs="Times New Roman"/>
+        </w:rPr>
+      </w:pPr>
+    </w:p>
+    <w:p>
+      <w:pPr>
+        <w:jc w:val="center"/>
+        <w:rPr>
+          <w:rFonts w:ascii="Times New Roman" w:hAnsi="Times New Roman" w:cs="Times New Roman"/>
+        </w:rPr>
+      </w:pPr>
+    </w:p>
+    <w:p>
+      <w:pPr>
+        <w:rPr>
+          <w:rFonts w:ascii="Times New Roman" w:hAnsi="Times New Roman" w:cs="Times New Roman"/>
+        </w:rPr>
+      </w:pPr>
+      <w:r>
+        <w:rPr>
+          <w:rFonts w:ascii="Times New Roman" w:hAnsi="Times New Roman" w:cs="Times New Roman"/>
+          <w:highlight w:val="red"/>
+        </w:rPr>
+        <w:lastRenderedPageBreak/>
+        <w:t>Alapvető beállítások a szerveren:</w:t>
+      </w:r>
+      <w:r>
+        <w:rPr>
+          <w:rFonts w:ascii="Times New Roman" w:hAnsi="Times New Roman" w:cs="Times New Roman"/>
+        </w:rPr>
+        <w:t xml:space="preserve"> </w:t>
       </w:r>
     </w:p>
     <w:p>
@@ -387,273 +680,44 @@
         <w:rPr>
           <w:rFonts w:ascii="Times New Roman" w:hAnsi="Times New Roman" w:cs="Times New Roman"/>
         </w:rPr>
-        <w:t>A DHCP működése egy 4 lépéses folyamaton alapul, amit DORA-nak hívunk:</w:t>
-      </w:r>
-    </w:p>
-    <w:tbl>
-      <w:tblPr>
-        <w:tblW w:w="0" w:type="auto"/>
+        <w:t xml:space="preserve">Beállítom az IP-címét és a DNS szervert -ami önmaga ezesetben- </w:t>
+      </w:r>
+      <w:r>
+        <w:rPr>
+          <w:rFonts w:ascii="Times New Roman" w:hAnsi="Times New Roman" w:cs="Times New Roman"/>
+        </w:rPr>
+        <w:t xml:space="preserve">az Ethernet </w:t>
+      </w:r>
+      <w:proofErr w:type="spellStart"/>
+      <w:r>
+        <w:rPr>
+          <w:rFonts w:ascii="Times New Roman" w:hAnsi="Times New Roman" w:cs="Times New Roman"/>
+        </w:rPr>
+        <w:t>interfacen</w:t>
+      </w:r>
+      <w:proofErr w:type="spellEnd"/>
+      <w:r>
+        <w:rPr>
+          <w:rFonts w:ascii="Times New Roman" w:hAnsi="Times New Roman" w:cs="Times New Roman"/>
+        </w:rPr>
+        <w:t xml:space="preserve">, majd pedig tesztelem a beállításaimat. </w:t>
+      </w:r>
+      <w:r>
+        <w:rPr>
+          <w:rFonts w:ascii="Times New Roman" w:hAnsi="Times New Roman" w:cs="Times New Roman"/>
+        </w:rPr>
+        <w:t>Fontos hozzátenni, hogy az ipv6-ot kikapcsoltam(belezavar)</w:t>
+      </w:r>
+      <w:r>
+        <w:rPr>
+          <w:rFonts w:ascii="Times New Roman" w:hAnsi="Times New Roman" w:cs="Times New Roman"/>
+        </w:rPr>
+        <w:t>.</w:t>
+      </w:r>
+    </w:p>
+    <w:p>
+      <w:pPr>
         <w:jc w:val="center"/>
-        <w:tblCellSpacing w:w="15" w:type="dxa"/>
-        <w:tblCellMar>
-          <w:top w:w="15" w:type="dxa"/>
-          <w:left w:w="15" w:type="dxa"/>
-          <w:bottom w:w="15" w:type="dxa"/>
-          <w:right w:w="15" w:type="dxa"/>
-        </w:tblCellMar>
-        <w:tblLook w:val="04A0" w:firstRow="1" w:lastRow="0" w:firstColumn="1" w:lastColumn="0" w:noHBand="0" w:noVBand="1"/>
-      </w:tblPr>
-      <w:tblGrid>
-        <w:gridCol w:w="1941"/>
-        <w:gridCol w:w="5407"/>
-      </w:tblGrid>
-      <w:tr>
-        <w:trPr>
-          <w:tblCellSpacing w:w="15" w:type="dxa"/>
-          <w:jc w:val="center"/>
-        </w:trPr>
-        <w:tc>
-          <w:tcPr>
-            <w:tcW w:w="1896" w:type="dxa"/>
-            <w:vAlign w:val="center"/>
-            <w:hideMark/>
-          </w:tcPr>
-          <w:p>
-            <w:pPr>
-              <w:rPr>
-                <w:rFonts w:ascii="Times New Roman" w:hAnsi="Times New Roman" w:cs="Times New Roman"/>
-              </w:rPr>
-            </w:pPr>
-            <w:r>
-              <w:rPr>
-                <w:rFonts w:ascii="Times New Roman" w:hAnsi="Times New Roman" w:cs="Times New Roman"/>
-                <w:b/>
-                <w:bCs/>
-              </w:rPr>
-              <w:t>D – Discover</w:t>
-            </w:r>
-          </w:p>
-        </w:tc>
-        <w:tc>
-          <w:tcPr>
-            <w:tcW w:w="0" w:type="auto"/>
-            <w:vAlign w:val="center"/>
-            <w:hideMark/>
-          </w:tcPr>
-          <w:p>
-            <w:pPr>
-              <w:rPr>
-                <w:rFonts w:ascii="Times New Roman" w:hAnsi="Times New Roman" w:cs="Times New Roman"/>
-              </w:rPr>
-            </w:pPr>
-            <w:r>
-              <w:rPr>
-                <w:rFonts w:ascii="Times New Roman" w:hAnsi="Times New Roman" w:cs="Times New Roman"/>
-              </w:rPr>
-              <w:t>A kliens (pl. laptop) DHCP-kérést küld a hálózatra</w:t>
-            </w:r>
-          </w:p>
-        </w:tc>
-      </w:tr>
-      <w:tr>
-        <w:trPr>
-          <w:tblCellSpacing w:w="15" w:type="dxa"/>
-          <w:jc w:val="center"/>
-        </w:trPr>
-        <w:tc>
-          <w:tcPr>
-            <w:tcW w:w="1896" w:type="dxa"/>
-            <w:vAlign w:val="center"/>
-            <w:hideMark/>
-          </w:tcPr>
-          <w:p>
-            <w:pPr>
-              <w:rPr>
-                <w:rFonts w:ascii="Times New Roman" w:hAnsi="Times New Roman" w:cs="Times New Roman"/>
-              </w:rPr>
-            </w:pPr>
-            <w:r>
-              <w:rPr>
-                <w:rFonts w:ascii="Times New Roman" w:hAnsi="Times New Roman" w:cs="Times New Roman"/>
-                <w:b/>
-                <w:bCs/>
-              </w:rPr>
-              <w:t>O – Offer</w:t>
-            </w:r>
-          </w:p>
-        </w:tc>
-        <w:tc>
-          <w:tcPr>
-            <w:tcW w:w="0" w:type="auto"/>
-            <w:vAlign w:val="center"/>
-            <w:hideMark/>
-          </w:tcPr>
-          <w:p>
-            <w:pPr>
-              <w:rPr>
-                <w:rFonts w:ascii="Times New Roman" w:hAnsi="Times New Roman" w:cs="Times New Roman"/>
-              </w:rPr>
-            </w:pPr>
-            <w:r>
-              <w:rPr>
-                <w:rFonts w:ascii="Times New Roman" w:hAnsi="Times New Roman" w:cs="Times New Roman"/>
-              </w:rPr>
-              <w:t>A DHCP szerver válaszol egy szabad IP-cím ajánlattal</w:t>
-            </w:r>
-          </w:p>
-        </w:tc>
-      </w:tr>
-      <w:tr>
-        <w:trPr>
-          <w:tblCellSpacing w:w="15" w:type="dxa"/>
-          <w:jc w:val="center"/>
-        </w:trPr>
-        <w:tc>
-          <w:tcPr>
-            <w:tcW w:w="1896" w:type="dxa"/>
-            <w:vAlign w:val="center"/>
-            <w:hideMark/>
-          </w:tcPr>
-          <w:p>
-            <w:pPr>
-              <w:rPr>
-                <w:rFonts w:ascii="Times New Roman" w:hAnsi="Times New Roman" w:cs="Times New Roman"/>
-              </w:rPr>
-            </w:pPr>
-            <w:r>
-              <w:rPr>
-                <w:rFonts w:ascii="Times New Roman" w:hAnsi="Times New Roman" w:cs="Times New Roman"/>
-                <w:b/>
-                <w:bCs/>
-              </w:rPr>
-              <w:t>R – Request</w:t>
-            </w:r>
-          </w:p>
-        </w:tc>
-        <w:tc>
-          <w:tcPr>
-            <w:tcW w:w="0" w:type="auto"/>
-            <w:vAlign w:val="center"/>
-            <w:hideMark/>
-          </w:tcPr>
-          <w:p>
-            <w:pPr>
-              <w:rPr>
-                <w:rFonts w:ascii="Times New Roman" w:hAnsi="Times New Roman" w:cs="Times New Roman"/>
-              </w:rPr>
-            </w:pPr>
-            <w:r>
-              <w:rPr>
-                <w:rFonts w:ascii="Times New Roman" w:hAnsi="Times New Roman" w:cs="Times New Roman"/>
-              </w:rPr>
-              <w:t>A kliens elfogadja az ajánlatot</w:t>
-            </w:r>
-          </w:p>
-        </w:tc>
-      </w:tr>
-      <w:tr>
-        <w:trPr>
-          <w:tblCellSpacing w:w="15" w:type="dxa"/>
-          <w:jc w:val="center"/>
-        </w:trPr>
-        <w:tc>
-          <w:tcPr>
-            <w:tcW w:w="1896" w:type="dxa"/>
-            <w:vAlign w:val="center"/>
-            <w:hideMark/>
-          </w:tcPr>
-          <w:p>
-            <w:pPr>
-              <w:rPr>
-                <w:rFonts w:ascii="Times New Roman" w:hAnsi="Times New Roman" w:cs="Times New Roman"/>
-              </w:rPr>
-            </w:pPr>
-            <w:r>
-              <w:rPr>
-                <w:rFonts w:ascii="Times New Roman" w:hAnsi="Times New Roman" w:cs="Times New Roman"/>
-                <w:b/>
-                <w:bCs/>
-              </w:rPr>
-              <w:t>A – Acknowledge</w:t>
-            </w:r>
-          </w:p>
-        </w:tc>
-        <w:tc>
-          <w:tcPr>
-            <w:tcW w:w="0" w:type="auto"/>
-            <w:vAlign w:val="center"/>
-            <w:hideMark/>
-          </w:tcPr>
-          <w:p>
-            <w:pPr>
-              <w:rPr>
-                <w:rFonts w:ascii="Times New Roman" w:hAnsi="Times New Roman" w:cs="Times New Roman"/>
-              </w:rPr>
-            </w:pPr>
-            <w:r>
-              <w:rPr>
-                <w:rFonts w:ascii="Times New Roman" w:hAnsi="Times New Roman" w:cs="Times New Roman"/>
-              </w:rPr>
-              <w:t>A szerver megerősíti a beállításokat és aktiválja a címet</w:t>
-            </w:r>
-          </w:p>
-        </w:tc>
-      </w:tr>
-    </w:tbl>
-    <w:p>
-      <w:pPr>
-        <w:jc w:val="both"/>
-        <w:rPr>
-          <w:rFonts w:ascii="Times New Roman" w:hAnsi="Times New Roman" w:cs="Times New Roman"/>
-        </w:rPr>
-      </w:pPr>
-    </w:p>
-    <w:p>
-      <w:pPr>
-        <w:jc w:val="both"/>
-        <w:rPr>
-          <w:rFonts w:ascii="Times New Roman" w:hAnsi="Times New Roman" w:cs="Times New Roman"/>
-        </w:rPr>
-      </w:pPr>
-      <w:r>
-        <w:rPr>
-          <w:rFonts w:ascii="Times New Roman" w:hAnsi="Times New Roman" w:cs="Times New Roman"/>
-          <w:highlight w:val="red"/>
-        </w:rPr>
-        <w:lastRenderedPageBreak/>
-        <w:t>Alapbeállítások a szerveren</w:t>
-      </w:r>
-      <w:r>
-        <w:rPr>
-          <w:rFonts w:ascii="Times New Roman" w:hAnsi="Times New Roman" w:cs="Times New Roman"/>
-          <w:highlight w:val="red"/>
-        </w:rPr>
-        <w:t>:</w:t>
-      </w:r>
-      <w:r>
-        <w:rPr>
-          <w:rFonts w:ascii="Times New Roman" w:hAnsi="Times New Roman" w:cs="Times New Roman"/>
-        </w:rPr>
-        <w:t xml:space="preserve"> </w:t>
-      </w:r>
-    </w:p>
-    <w:p>
-      <w:pPr>
-        <w:jc w:val="both"/>
-        <w:rPr>
-          <w:rFonts w:ascii="Times New Roman" w:hAnsi="Times New Roman" w:cs="Times New Roman"/>
-        </w:rPr>
-      </w:pPr>
-      <w:r>
-        <w:rPr>
-          <w:rFonts w:ascii="Times New Roman" w:hAnsi="Times New Roman" w:cs="Times New Roman"/>
-        </w:rPr>
-        <w:t>Adok egy IPv4-es címet az Ethernet adapternél a szerveremnek</w:t>
-      </w:r>
-    </w:p>
-    <w:p>
-      <w:pPr>
-        <w:jc w:val="center"/>
         <w:rPr>
           <w:rFonts w:ascii="Times New Roman" w:hAnsi="Times New Roman" w:cs="Times New Roman"/>
         </w:rPr>
@@ -663,10 +727,10 @@
           <w:rFonts w:ascii="Times New Roman" w:hAnsi="Times New Roman" w:cs="Times New Roman"/>
         </w:rPr>
         <w:drawing>
-          <wp:inline distT="0" distB="0" distL="0" distR="0" wp14:anchorId="59EF6222" wp14:editId="68FD59F8">
-            <wp:extent cx="4959605" cy="3733992"/>
-            <wp:effectExtent l="0" t="0" r="0" b="0"/>
-            <wp:docPr id="1618237922" name="Kép 1" descr="A képen szöveg, képernyőkép, szoftver, szám látható&#10;&#10;Előfordulhat, hogy az AI által létrehozott tartalom helytelen."/>
+          <wp:inline distT="0" distB="0" distL="0" distR="0" wp14:anchorId="107A0A4E" wp14:editId="52B6A78F">
+            <wp:extent cx="3706837" cy="2781314"/>
+            <wp:effectExtent l="0" t="0" r="8255" b="0"/>
+            <wp:docPr id="1663050702" name="Kép 1" descr="A képen szöveg, képernyőkép, szoftver, szám látható&#10;&#10;Előfordulhat, hogy az AI által létrehozott tartalom helytelen."/>
             <wp:cNvGraphicFramePr>
               <a:graphicFrameLocks xmlns:a="http://schemas.openxmlformats.org/drawingml/2006/main" noChangeAspect="1"/>
             </wp:cNvGraphicFramePr>
@@ -674,7 +738,7 @@
               <a:graphicData uri="http://schemas.openxmlformats.org/drawingml/2006/picture">
                 <pic:pic xmlns:pic="http://schemas.openxmlformats.org/drawingml/2006/picture">
                   <pic:nvPicPr>
-                    <pic:cNvPr id="1618237922" name="Kép 1" descr="A képen szöveg, képernyőkép, szoftver, szám látható&#10;&#10;Előfordulhat, hogy az AI által létrehozott tartalom helytelen."/>
+                    <pic:cNvPr id="1663050702" name="Kép 1" descr="A képen szöveg, képernyőkép, szoftver, szám látható&#10;&#10;Előfordulhat, hogy az AI által létrehozott tartalom helytelen."/>
                     <pic:cNvPicPr/>
                   </pic:nvPicPr>
                   <pic:blipFill>
@@ -686,7 +750,7 @@
                   <pic:spPr>
                     <a:xfrm>
                       <a:off x="0" y="0"/>
-                      <a:ext cx="4959605" cy="3733992"/>
+                      <a:ext cx="3725789" cy="2795534"/>
                     </a:xfrm>
                     <a:prstGeom prst="rect">
                       <a:avLst/>
@@ -701,25 +765,6 @@
     </w:p>
     <w:p>
       <w:pPr>
-        <w:rPr>
-          <w:rFonts w:ascii="Times New Roman" w:hAnsi="Times New Roman" w:cs="Times New Roman"/>
-        </w:rPr>
-      </w:pPr>
-      <w:r>
-        <w:rPr>
-          <w:rFonts w:ascii="Times New Roman" w:hAnsi="Times New Roman" w:cs="Times New Roman"/>
-        </w:rPr>
-        <w:t xml:space="preserve">Beállítottam az időt és a </w:t>
-      </w:r>
-      <w:r>
-        <w:rPr>
-          <w:rFonts w:ascii="Times New Roman" w:hAnsi="Times New Roman" w:cs="Times New Roman"/>
-        </w:rPr>
-        <w:t xml:space="preserve">dátumot. </w:t>
-      </w:r>
-    </w:p>
-    <w:p>
-      <w:pPr>
         <w:jc w:val="center"/>
         <w:rPr>
           <w:rFonts w:ascii="Times New Roman" w:hAnsi="Times New Roman" w:cs="Times New Roman"/>
@@ -730,10 +775,10 @@
           <w:rFonts w:ascii="Times New Roman" w:hAnsi="Times New Roman" w:cs="Times New Roman"/>
         </w:rPr>
         <w:drawing>
-          <wp:inline distT="0" distB="0" distL="0" distR="0" wp14:anchorId="784DFE4E" wp14:editId="15DEE3DF">
-            <wp:extent cx="3726093" cy="3935896"/>
-            <wp:effectExtent l="0" t="0" r="8255" b="7620"/>
-            <wp:docPr id="430040957" name="Kép 1" descr="A képen szöveg, képernyőkép, óra, szám látható&#10;&#10;Előfordulhat, hogy az AI által létrehozott tartalom helytelen."/>
+          <wp:inline distT="0" distB="0" distL="0" distR="0" wp14:anchorId="71B0CB27" wp14:editId="1A4E578F">
+            <wp:extent cx="3848298" cy="2438525"/>
+            <wp:effectExtent l="0" t="0" r="0" b="0"/>
+            <wp:docPr id="1164684058" name="Kép 1" descr="A képen szöveg, képernyőkép, szoftver, Betűtípus látható&#10;&#10;Előfordulhat, hogy az AI által létrehozott tartalom helytelen."/>
             <wp:cNvGraphicFramePr>
               <a:graphicFrameLocks xmlns:a="http://schemas.openxmlformats.org/drawingml/2006/main" noChangeAspect="1"/>
             </wp:cNvGraphicFramePr>
@@ -741,7 +786,7 @@
               <a:graphicData uri="http://schemas.openxmlformats.org/drawingml/2006/picture">
                 <pic:pic xmlns:pic="http://schemas.openxmlformats.org/drawingml/2006/picture">
                   <pic:nvPicPr>
-                    <pic:cNvPr id="430040957" name="Kép 1" descr="A képen szöveg, képernyőkép, óra, szám látható&#10;&#10;Előfordulhat, hogy az AI által létrehozott tartalom helytelen."/>
+                    <pic:cNvPr id="1164684058" name="Kép 1" descr="A képen szöveg, képernyőkép, szoftver, Betűtípus látható&#10;&#10;Előfordulhat, hogy az AI által létrehozott tartalom helytelen."/>
                     <pic:cNvPicPr/>
                   </pic:nvPicPr>
                   <pic:blipFill>
@@ -753,7 +798,7 @@
                   <pic:spPr>
                     <a:xfrm>
                       <a:off x="0" y="0"/>
-                      <a:ext cx="3733513" cy="3943734"/>
+                      <a:ext cx="3848298" cy="2438525"/>
                     </a:xfrm>
                     <a:prstGeom prst="rect">
                       <a:avLst/>
@@ -768,39 +813,6 @@
     </w:p>
     <w:p>
       <w:pPr>
-        <w:jc w:val="both"/>
-        <w:rPr>
-          <w:rFonts w:ascii="Times New Roman" w:hAnsi="Times New Roman" w:cs="Times New Roman"/>
-        </w:rPr>
-      </w:pPr>
-      <w:r>
-        <w:rPr>
-          <w:rFonts w:ascii="Times New Roman" w:hAnsi="Times New Roman" w:cs="Times New Roman"/>
-        </w:rPr>
-        <w:lastRenderedPageBreak/>
-        <w:t>Szerver nevét beállítottam, itt látszik a domain is</w:t>
-      </w:r>
-      <w:r>
-        <w:rPr>
-          <w:rFonts w:ascii="Times New Roman" w:hAnsi="Times New Roman" w:cs="Times New Roman"/>
-        </w:rPr>
-        <w:t>, illetve lekérdezetem a beállított dns szervercímet a szerveren</w:t>
-      </w:r>
-      <w:r>
-        <w:rPr>
-          <w:rFonts w:ascii="Times New Roman" w:hAnsi="Times New Roman" w:cs="Times New Roman"/>
-        </w:rPr>
-        <w:t xml:space="preserve">. </w:t>
-      </w:r>
-      <w:r>
-        <w:rPr>
-          <w:rFonts w:ascii="Times New Roman" w:hAnsi="Times New Roman" w:cs="Times New Roman"/>
-        </w:rPr>
-        <w:t xml:space="preserve">Láthatók a harmadik képen a windows szerver beállításai. </w:t>
-      </w:r>
-    </w:p>
-    <w:p>
-      <w:pPr>
         <w:jc w:val="center"/>
         <w:rPr>
           <w:rFonts w:ascii="Times New Roman" w:hAnsi="Times New Roman" w:cs="Times New Roman"/>
@@ -811,10 +823,10 @@
           <w:rFonts w:ascii="Times New Roman" w:hAnsi="Times New Roman" w:cs="Times New Roman"/>
         </w:rPr>
         <w:drawing>
-          <wp:inline distT="0" distB="0" distL="0" distR="0" wp14:anchorId="22148AD6" wp14:editId="555CDD9A">
-            <wp:extent cx="2512612" cy="2924148"/>
-            <wp:effectExtent l="0" t="0" r="2540" b="0"/>
-            <wp:docPr id="264723046" name="Kép 1" descr="A képen szöveg, elektronika, képernyőkép, szoftver látható&#10;&#10;Előfordulhat, hogy az AI által létrehozott tartalom helytelen."/>
+          <wp:inline distT="0" distB="0" distL="0" distR="0" wp14:anchorId="01064CBB" wp14:editId="2D06A7D6">
+            <wp:extent cx="3930852" cy="1587582"/>
+            <wp:effectExtent l="0" t="0" r="0" b="0"/>
+            <wp:docPr id="161493752" name="Kép 1" descr="A képen szöveg, képernyőkép, szoftver, Betűtípus látható&#10;&#10;Előfordulhat, hogy az AI által létrehozott tartalom helytelen."/>
             <wp:cNvGraphicFramePr>
               <a:graphicFrameLocks xmlns:a="http://schemas.openxmlformats.org/drawingml/2006/main" noChangeAspect="1"/>
             </wp:cNvGraphicFramePr>
@@ -822,32 +834,23 @@
               <a:graphicData uri="http://schemas.openxmlformats.org/drawingml/2006/picture">
                 <pic:pic xmlns:pic="http://schemas.openxmlformats.org/drawingml/2006/picture">
                   <pic:nvPicPr>
-                    <pic:cNvPr id="264723046" name="Kép 1" descr="A képen szöveg, elektronika, képernyőkép, szoftver látható&#10;&#10;Előfordulhat, hogy az AI által létrehozott tartalom helytelen."/>
+                    <pic:cNvPr id="161493752" name="Kép 1" descr="A képen szöveg, képernyőkép, szoftver, Betűtípus látható&#10;&#10;Előfordulhat, hogy az AI által létrehozott tartalom helytelen."/>
                     <pic:cNvPicPr/>
                   </pic:nvPicPr>
-                  <pic:blipFill rotWithShape="1">
+                  <pic:blipFill>
                     <a:blip r:embed="rId9"/>
-                    <a:srcRect t="541" r="14168"/>
                     <a:stretch>
                       <a:fillRect/>
                     </a:stretch>
                   </pic:blipFill>
-                  <pic:spPr bwMode="auto">
+                  <pic:spPr>
                     <a:xfrm>
                       <a:off x="0" y="0"/>
-                      <a:ext cx="2512741" cy="2924298"/>
+                      <a:ext cx="3930852" cy="1587582"/>
                     </a:xfrm>
                     <a:prstGeom prst="rect">
                       <a:avLst/>
                     </a:prstGeom>
-                    <a:ln>
-                      <a:noFill/>
-                    </a:ln>
-                    <a:extLst>
-                      <a:ext uri="{53640926-AAD7-44D8-BBD7-CCE9431645EC}">
-                        <a14:shadowObscured xmlns:a14="http://schemas.microsoft.com/office/drawing/2010/main"/>
-                      </a:ext>
-                    </a:extLst>
                   </pic:spPr>
                 </pic:pic>
               </a:graphicData>
@@ -863,15 +866,128 @@
           <w:rFonts w:ascii="Times New Roman" w:hAnsi="Times New Roman" w:cs="Times New Roman"/>
         </w:rPr>
       </w:pPr>
+    </w:p>
+    <w:p>
+      <w:pPr>
+        <w:jc w:val="center"/>
+        <w:rPr>
+          <w:rFonts w:ascii="Times New Roman" w:hAnsi="Times New Roman" w:cs="Times New Roman"/>
+        </w:rPr>
+      </w:pPr>
+    </w:p>
+    <w:p>
+      <w:pPr>
+        <w:jc w:val="center"/>
+        <w:rPr>
+          <w:rFonts w:ascii="Times New Roman" w:hAnsi="Times New Roman" w:cs="Times New Roman"/>
+        </w:rPr>
+      </w:pPr>
+    </w:p>
+    <w:p>
+      <w:pPr>
+        <w:rPr>
+          <w:rFonts w:ascii="Times New Roman" w:hAnsi="Times New Roman" w:cs="Times New Roman"/>
+        </w:rPr>
+      </w:pPr>
+      <w:r>
+        <w:rPr>
+          <w:rFonts w:ascii="Times New Roman" w:hAnsi="Times New Roman" w:cs="Times New Roman"/>
+          <w:highlight w:val="red"/>
+        </w:rPr>
+        <w:lastRenderedPageBreak/>
+        <w:t>DNS beállítások:</w:t>
+      </w:r>
+    </w:p>
+    <w:p>
+      <w:pPr>
+        <w:jc w:val="both"/>
+        <w:rPr>
+          <w:rFonts w:ascii="Times New Roman" w:hAnsi="Times New Roman" w:cs="Times New Roman"/>
+        </w:rPr>
+      </w:pPr>
+      <w:r>
+        <w:rPr>
+          <w:rFonts w:ascii="Times New Roman" w:hAnsi="Times New Roman" w:cs="Times New Roman"/>
+        </w:rPr>
+        <w:t>Telepítem a DNS szolgáltatást, majd l</w:t>
+      </w:r>
+      <w:r>
+        <w:rPr>
+          <w:rFonts w:ascii="Times New Roman" w:hAnsi="Times New Roman" w:cs="Times New Roman"/>
+        </w:rPr>
+        <w:t>étrehozok zónákat a DNS-nek</w:t>
+      </w:r>
+      <w:r>
+        <w:rPr>
+          <w:rFonts w:ascii="Times New Roman" w:hAnsi="Times New Roman" w:cs="Times New Roman"/>
+        </w:rPr>
+        <w:t xml:space="preserve"> és létrehozok egy test</w:t>
+      </w:r>
+      <w:r>
+        <w:rPr>
+          <w:rFonts w:ascii="Times New Roman" w:hAnsi="Times New Roman" w:cs="Times New Roman"/>
+        </w:rPr>
+        <w:t xml:space="preserve"> rekordot a </w:t>
+      </w:r>
+      <w:proofErr w:type="spellStart"/>
+      <w:r>
+        <w:rPr>
+          <w:rFonts w:ascii="Times New Roman" w:hAnsi="Times New Roman" w:cs="Times New Roman"/>
+        </w:rPr>
+        <w:t>forward</w:t>
+      </w:r>
+      <w:proofErr w:type="spellEnd"/>
+      <w:r>
+        <w:rPr>
+          <w:rFonts w:ascii="Times New Roman" w:hAnsi="Times New Roman" w:cs="Times New Roman"/>
+        </w:rPr>
+        <w:t xml:space="preserve"> </w:t>
+      </w:r>
+      <w:proofErr w:type="spellStart"/>
+      <w:r>
+        <w:rPr>
+          <w:rFonts w:ascii="Times New Roman" w:hAnsi="Times New Roman" w:cs="Times New Roman"/>
+        </w:rPr>
+        <w:t>lookup</w:t>
+      </w:r>
+      <w:proofErr w:type="spellEnd"/>
+      <w:r>
+        <w:rPr>
+          <w:rFonts w:ascii="Times New Roman" w:hAnsi="Times New Roman" w:cs="Times New Roman"/>
+        </w:rPr>
+        <w:t xml:space="preserve"> </w:t>
+      </w:r>
+      <w:proofErr w:type="spellStart"/>
+      <w:r>
+        <w:rPr>
+          <w:rFonts w:ascii="Times New Roman" w:hAnsi="Times New Roman" w:cs="Times New Roman"/>
+        </w:rPr>
+        <w:t>zoneba</w:t>
+      </w:r>
+      <w:proofErr w:type="spellEnd"/>
+      <w:r>
+        <w:rPr>
+          <w:rFonts w:ascii="Times New Roman" w:hAnsi="Times New Roman" w:cs="Times New Roman"/>
+        </w:rPr>
+        <w:t>.</w:t>
+      </w:r>
+    </w:p>
+    <w:p>
+      <w:pPr>
+        <w:jc w:val="center"/>
+        <w:rPr>
+          <w:rFonts w:ascii="Times New Roman" w:hAnsi="Times New Roman" w:cs="Times New Roman"/>
+        </w:rPr>
+      </w:pPr>
       <w:r>
         <w:rPr>
           <w:rFonts w:ascii="Times New Roman" w:hAnsi="Times New Roman" w:cs="Times New Roman"/>
         </w:rPr>
         <w:drawing>
-          <wp:inline distT="0" distB="0" distL="0" distR="0" wp14:anchorId="0B3A4EC3" wp14:editId="4384AEE5">
-            <wp:extent cx="4597636" cy="2044805"/>
-            <wp:effectExtent l="0" t="0" r="0" b="0"/>
-            <wp:docPr id="1553177831" name="Kép 1" descr="A képen szöveg, elektronika, képernyőkép, szoftver látható&#10;&#10;Előfordulhat, hogy az AI által létrehozott tartalom helytelen."/>
+          <wp:inline distT="0" distB="0" distL="0" distR="0" wp14:anchorId="43EA2C54" wp14:editId="6093F703">
+            <wp:extent cx="5330804" cy="3692769"/>
+            <wp:effectExtent l="0" t="0" r="3810" b="3175"/>
+            <wp:docPr id="291348582" name="Kép 1" descr="A képen szöveg, képernyőkép, szoftver, Számítógépes ikon látható&#10;&#10;Előfordulhat, hogy az AI által létrehozott tartalom helytelen."/>
             <wp:cNvGraphicFramePr>
               <a:graphicFrameLocks xmlns:a="http://schemas.openxmlformats.org/drawingml/2006/main" noChangeAspect="1"/>
             </wp:cNvGraphicFramePr>
@@ -879,7 +995,7 @@
               <a:graphicData uri="http://schemas.openxmlformats.org/drawingml/2006/picture">
                 <pic:pic xmlns:pic="http://schemas.openxmlformats.org/drawingml/2006/picture">
                   <pic:nvPicPr>
-                    <pic:cNvPr id="1553177831" name="Kép 1" descr="A képen szöveg, elektronika, képernyőkép, szoftver látható&#10;&#10;Előfordulhat, hogy az AI által létrehozott tartalom helytelen."/>
+                    <pic:cNvPr id="291348582" name="Kép 1" descr="A képen szöveg, képernyőkép, szoftver, Számítógépes ikon látható&#10;&#10;Előfordulhat, hogy az AI által létrehozott tartalom helytelen."/>
                     <pic:cNvPicPr/>
                   </pic:nvPicPr>
                   <pic:blipFill>
@@ -891,7 +1007,7 @@
                   <pic:spPr>
                     <a:xfrm>
                       <a:off x="0" y="0"/>
-                      <a:ext cx="4597636" cy="2044805"/>
+                      <a:ext cx="5369796" cy="3719780"/>
                     </a:xfrm>
                     <a:prstGeom prst="rect">
                       <a:avLst/>
@@ -916,10 +1032,10 @@
           <w:rFonts w:ascii="Times New Roman" w:hAnsi="Times New Roman" w:cs="Times New Roman"/>
         </w:rPr>
         <w:drawing>
-          <wp:inline distT="0" distB="0" distL="0" distR="0" wp14:anchorId="70C9621C" wp14:editId="56557B2C">
-            <wp:extent cx="4743694" cy="2521080"/>
-            <wp:effectExtent l="0" t="0" r="0" b="0"/>
-            <wp:docPr id="1028339768" name="Kép 1" descr="A képen szöveg, képernyőkép, szoftver, szám látható&#10;&#10;Előfordulhat, hogy az AI által létrehozott tartalom helytelen."/>
+          <wp:inline distT="0" distB="0" distL="0" distR="0" wp14:anchorId="3E32A68B" wp14:editId="5B925FBB">
+            <wp:extent cx="5311905" cy="3692769"/>
+            <wp:effectExtent l="0" t="0" r="3175" b="3175"/>
+            <wp:docPr id="1757554075" name="Kép 1" descr="A képen szöveg, képernyőkép, szoftver, Számítógépes ikon látható&#10;&#10;Előfordulhat, hogy az AI által létrehozott tartalom helytelen."/>
             <wp:cNvGraphicFramePr>
               <a:graphicFrameLocks xmlns:a="http://schemas.openxmlformats.org/drawingml/2006/main" noChangeAspect="1"/>
             </wp:cNvGraphicFramePr>
@@ -927,7 +1043,7 @@
               <a:graphicData uri="http://schemas.openxmlformats.org/drawingml/2006/picture">
                 <pic:pic xmlns:pic="http://schemas.openxmlformats.org/drawingml/2006/picture">
                   <pic:nvPicPr>
-                    <pic:cNvPr id="1028339768" name="Kép 1" descr="A képen szöveg, képernyőkép, szoftver, szám látható&#10;&#10;Előfordulhat, hogy az AI által létrehozott tartalom helytelen."/>
+                    <pic:cNvPr id="1757554075" name="Kép 1" descr="A képen szöveg, képernyőkép, szoftver, Számítógépes ikon látható&#10;&#10;Előfordulhat, hogy az AI által létrehozott tartalom helytelen."/>
                     <pic:cNvPicPr/>
                   </pic:nvPicPr>
                   <pic:blipFill>
@@ -939,7 +1055,7 @@
                   <pic:spPr>
                     <a:xfrm>
                       <a:off x="0" y="0"/>
-                      <a:ext cx="4743694" cy="2521080"/>
+                      <a:ext cx="5336287" cy="3709719"/>
                     </a:xfrm>
                     <a:prstGeom prst="rect">
                       <a:avLst/>
@@ -959,150 +1075,16 @@
           <w:rFonts w:ascii="Times New Roman" w:hAnsi="Times New Roman" w:cs="Times New Roman"/>
         </w:rPr>
       </w:pPr>
-    </w:p>
-    <w:p>
-      <w:pPr>
-        <w:rPr>
-          <w:rFonts w:ascii="Times New Roman" w:hAnsi="Times New Roman" w:cs="Times New Roman"/>
-        </w:rPr>
-      </w:pPr>
-    </w:p>
-    <w:p>
-      <w:pPr>
-        <w:rPr>
-          <w:rFonts w:ascii="Times New Roman" w:hAnsi="Times New Roman" w:cs="Times New Roman"/>
-        </w:rPr>
-      </w:pPr>
-    </w:p>
-    <w:p>
-      <w:pPr>
-        <w:rPr>
-          <w:rFonts w:ascii="Times New Roman" w:hAnsi="Times New Roman" w:cs="Times New Roman"/>
-        </w:rPr>
-      </w:pPr>
-    </w:p>
-    <w:p>
-      <w:pPr>
-        <w:rPr>
-          <w:rFonts w:ascii="Times New Roman" w:hAnsi="Times New Roman" w:cs="Times New Roman"/>
-        </w:rPr>
-      </w:pPr>
-    </w:p>
-    <w:p>
-      <w:pPr>
-        <w:tabs>
-          <w:tab w:val="left" w:pos="1741"/>
-        </w:tabs>
-        <w:rPr>
-          <w:rFonts w:ascii="Times New Roman" w:hAnsi="Times New Roman" w:cs="Times New Roman"/>
-        </w:rPr>
-      </w:pPr>
-      <w:r>
-        <w:rPr>
-          <w:noProof/>
-        </w:rPr>
-        <mc:AlternateContent>
-          <mc:Choice Requires="wps">
-            <w:drawing>
-              <wp:anchor distT="0" distB="0" distL="114300" distR="114300" simplePos="0" relativeHeight="251659264" behindDoc="0" locked="0" layoutInCell="1" allowOverlap="1" wp14:anchorId="36A032E3" wp14:editId="78DA2074">
-                <wp:simplePos x="0" y="0"/>
-                <wp:positionH relativeFrom="column">
-                  <wp:posOffset>2294255</wp:posOffset>
-                </wp:positionH>
-                <wp:positionV relativeFrom="paragraph">
-                  <wp:posOffset>1510665</wp:posOffset>
-                </wp:positionV>
-                <wp:extent cx="1339850" cy="241300"/>
-                <wp:effectExtent l="19050" t="19050" r="12700" b="25400"/>
-                <wp:wrapNone/>
-                <wp:docPr id="1113834484" name="Téglalap 1"/>
-                <wp:cNvGraphicFramePr/>
-                <a:graphic xmlns:a="http://schemas.openxmlformats.org/drawingml/2006/main">
-                  <a:graphicData uri="http://schemas.microsoft.com/office/word/2010/wordprocessingShape">
-                    <wps:wsp>
-                      <wps:cNvSpPr/>
-                      <wps:spPr>
-                        <a:xfrm>
-                          <a:off x="0" y="0"/>
-                          <a:ext cx="1339850" cy="241300"/>
-                        </a:xfrm>
-                        <a:prstGeom prst="rect">
-                          <a:avLst/>
-                        </a:prstGeom>
-                        <a:noFill/>
-                        <a:ln w="38100">
-                          <a:solidFill>
-                            <a:srgbClr val="EE0000"/>
-                          </a:solidFill>
-                        </a:ln>
-                      </wps:spPr>
-                      <wps:style>
-                        <a:lnRef idx="2">
-                          <a:schemeClr val="accent1">
-                            <a:shade val="15000"/>
-                          </a:schemeClr>
-                        </a:lnRef>
-                        <a:fillRef idx="1">
-                          <a:schemeClr val="accent1"/>
-                        </a:fillRef>
-                        <a:effectRef idx="0">
-                          <a:schemeClr val="accent1"/>
-                        </a:effectRef>
-                        <a:fontRef idx="minor">
-                          <a:schemeClr val="lt1"/>
-                        </a:fontRef>
-                      </wps:style>
-                      <wps:bodyPr rot="0" spcFirstLastPara="0" vertOverflow="overflow" horzOverflow="overflow" vert="horz" wrap="square" lIns="91440" tIns="45720" rIns="91440" bIns="45720" numCol="1" spcCol="0" rtlCol="0" fromWordArt="0" anchor="ctr" anchorCtr="0" forceAA="0" compatLnSpc="1">
-                        <a:prstTxWarp prst="textNoShape">
-                          <a:avLst/>
-                        </a:prstTxWarp>
-                        <a:noAutofit/>
-                      </wps:bodyPr>
-                    </wps:wsp>
-                  </a:graphicData>
-                </a:graphic>
-                <wp14:sizeRelH relativeFrom="margin">
-                  <wp14:pctWidth>0</wp14:pctWidth>
-                </wp14:sizeRelH>
-                <wp14:sizeRelV relativeFrom="margin">
-                  <wp14:pctHeight>0</wp14:pctHeight>
-                </wp14:sizeRelV>
-              </wp:anchor>
-            </w:drawing>
-          </mc:Choice>
-          <mc:Fallback>
-            <w:pict>
-              <v:rect w14:anchorId="2E081AF3" id="Téglalap 1" o:spid="_x0000_s1026" style="position:absolute;margin-left:180.65pt;margin-top:118.95pt;width:105.5pt;height:19pt;z-index:251659264;visibility:visible;mso-wrap-style:square;mso-width-percent:0;mso-height-percent:0;mso-wrap-distance-left:9pt;mso-wrap-distance-top:0;mso-wrap-distance-right:9pt;mso-wrap-distance-bottom:0;mso-position-horizontal:absolute;mso-position-horizontal-relative:text;mso-position-vertical:absolute;mso-position-vertical-relative:text;mso-width-percent:0;mso-height-percent:0;mso-width-relative:margin;mso-height-relative:margin;v-text-anchor:middle" o:gfxdata="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" filled="f" strokecolor="#e00" strokeweight="3pt"/>
-            </w:pict>
-          </mc:Fallback>
-        </mc:AlternateContent>
-      </w:r>
-      <w:r>
-        <w:rPr>
-          <w:noProof/>
-          <w:highlight w:val="yellow"/>
-        </w:rPr>
+      <w:r>
+        <w:rPr>
+          <w:rFonts w:ascii="Times New Roman" w:hAnsi="Times New Roman" w:cs="Times New Roman"/>
+        </w:rPr>
+        <w:lastRenderedPageBreak/>
         <w:drawing>
-          <wp:anchor distT="0" distB="0" distL="114300" distR="114300" simplePos="0" relativeHeight="251658240" behindDoc="0" locked="0" layoutInCell="1" allowOverlap="1" wp14:anchorId="2D38FED5" wp14:editId="7E70C6F7">
-            <wp:simplePos x="0" y="0"/>
-            <wp:positionH relativeFrom="margin">
-              <wp:align>right</wp:align>
-            </wp:positionH>
-            <wp:positionV relativeFrom="paragraph">
-              <wp:posOffset>240665</wp:posOffset>
-            </wp:positionV>
-            <wp:extent cx="5760720" cy="4305300"/>
-            <wp:effectExtent l="0" t="0" r="0" b="0"/>
-            <wp:wrapThrough wrapText="bothSides">
-              <wp:wrapPolygon edited="0">
-                <wp:start x="0" y="0"/>
-                <wp:lineTo x="0" y="21504"/>
-                <wp:lineTo x="21500" y="21504"/>
-                <wp:lineTo x="21500" y="0"/>
-                <wp:lineTo x="0" y="0"/>
-              </wp:wrapPolygon>
-            </wp:wrapThrough>
-            <wp:docPr id="2114241307" name="Kép 1" descr="A képen szöveg, képernyőkép, szoftver, Weblap látható"/>
+          <wp:inline distT="0" distB="0" distL="0" distR="0" wp14:anchorId="44FCC1C9" wp14:editId="467DB4A9">
+            <wp:extent cx="2738954" cy="2835910"/>
+            <wp:effectExtent l="0" t="0" r="4445" b="2540"/>
+            <wp:docPr id="1451958583" name="Kép 1" descr="A képen szöveg, képernyőkép, képernyő, szám látható&#10;&#10;Előfordulhat, hogy az AI által létrehozott tartalom helytelen."/>
             <wp:cNvGraphicFramePr>
               <a:graphicFrameLocks xmlns:a="http://schemas.openxmlformats.org/drawingml/2006/main" noChangeAspect="1"/>
             </wp:cNvGraphicFramePr>
@@ -1110,17 +1092,11 @@
               <a:graphicData uri="http://schemas.openxmlformats.org/drawingml/2006/picture">
                 <pic:pic xmlns:pic="http://schemas.openxmlformats.org/drawingml/2006/picture">
                   <pic:nvPicPr>
-                    <pic:cNvPr id="2114241307" name="Kép 1" descr="A képen szöveg, képernyőkép, szoftver, Weblap látható"/>
+                    <pic:cNvPr id="1451958583" name="Kép 1" descr="A képen szöveg, képernyőkép, képernyő, szám látható&#10;&#10;Előfordulhat, hogy az AI által létrehozott tartalom helytelen."/>
                     <pic:cNvPicPr/>
                   </pic:nvPicPr>
                   <pic:blipFill>
-                    <a:blip r:embed="rId12">
-                      <a:extLst>
-                        <a:ext uri="{28A0092B-C50C-407E-A947-70E740481C1C}">
-                          <a14:useLocalDpi xmlns:a14="http://schemas.microsoft.com/office/drawing/2010/main" val="0"/>
-                        </a:ext>
-                      </a:extLst>
-                    </a:blip>
+                    <a:blip r:embed="rId12"/>
                     <a:stretch>
                       <a:fillRect/>
                     </a:stretch>
@@ -1128,7 +1104,7 @@
                   <pic:spPr>
                     <a:xfrm>
                       <a:off x="0" y="0"/>
-                      <a:ext cx="5760720" cy="4305300"/>
+                      <a:ext cx="2839337" cy="2939847"/>
                     </a:xfrm>
                     <a:prstGeom prst="rect">
                       <a:avLst/>
@@ -1137,43 +1113,29 @@
                 </pic:pic>
               </a:graphicData>
             </a:graphic>
-          </wp:anchor>
+          </wp:inline>
         </w:drawing>
       </w:r>
-      <w:r>
-        <w:rPr>
-          <w:rFonts w:ascii="Times New Roman" w:hAnsi="Times New Roman" w:cs="Times New Roman"/>
-          <w:highlight w:val="yellow"/>
-        </w:rPr>
-        <w:t>Konfiguráció:</w:t>
-      </w:r>
-    </w:p>
-    <w:p>
-      <w:pPr>
-        <w:jc w:val="both"/>
-        <w:rPr>
-          <w:rFonts w:ascii="Times New Roman" w:hAnsi="Times New Roman" w:cs="Times New Roman"/>
-        </w:rPr>
-      </w:pPr>
-      <w:r>
-        <w:rPr>
-          <w:rFonts w:ascii="Times New Roman" w:hAnsi="Times New Roman" w:cs="Times New Roman"/>
-        </w:rPr>
-        <w:t>Előszőr is rányomok a</w:t>
-      </w:r>
-      <w:r>
-        <w:rPr>
-          <w:rFonts w:ascii="Times New Roman" w:hAnsi="Times New Roman" w:cs="Times New Roman"/>
-        </w:rPr>
-        <w:t>z Add roles and feauter opcióra.</w:t>
-      </w:r>
-    </w:p>
-    <w:p>
-      <w:pPr>
-        <w:rPr>
-          <w:rFonts w:ascii="Times New Roman" w:hAnsi="Times New Roman" w:cs="Times New Roman"/>
-        </w:rPr>
-      </w:pPr>
+    </w:p>
+    <w:p>
+      <w:pPr>
+        <w:rPr>
+          <w:rFonts w:ascii="Times New Roman" w:hAnsi="Times New Roman" w:cs="Times New Roman"/>
+        </w:rPr>
+      </w:pPr>
+      <w:r>
+        <w:rPr>
+          <w:rFonts w:ascii="Times New Roman" w:hAnsi="Times New Roman" w:cs="Times New Roman"/>
+          <w:highlight w:val="red"/>
+        </w:rPr>
+        <w:t>Ellenőrzése a beállításoknak:</w:t>
+      </w:r>
+      <w:r>
+        <w:rPr>
+          <w:rFonts w:ascii="Times New Roman" w:hAnsi="Times New Roman" w:cs="Times New Roman"/>
+        </w:rPr>
+        <w:t xml:space="preserve"> </w:t>
+      </w:r>
     </w:p>
     <w:p>
       <w:pPr>
@@ -1185,14 +1147,12 @@
       <w:r>
         <w:rPr>
           <w:rFonts w:ascii="Times New Roman" w:hAnsi="Times New Roman" w:cs="Times New Roman"/>
-          <w:noProof/>
-        </w:rPr>
-        <w:lastRenderedPageBreak/>
+        </w:rPr>
         <w:drawing>
-          <wp:inline distT="0" distB="0" distL="0" distR="0" wp14:anchorId="22B83276" wp14:editId="67098DA1">
-            <wp:extent cx="4978656" cy="3530781"/>
+          <wp:inline distT="0" distB="0" distL="0" distR="0" wp14:anchorId="60BA3F3E" wp14:editId="4F2FF439">
+            <wp:extent cx="3606985" cy="1587582"/>
             <wp:effectExtent l="0" t="0" r="0" b="0"/>
-            <wp:docPr id="897455907" name="Kép 1" descr="A képen szöveg, képernyőkép, szoftver, Weblap látható&#10;&#10;Előfordulhat, hogy az AI által létrehozott tartalom helytelen."/>
+            <wp:docPr id="1940441216" name="Kép 1" descr="A képen szöveg, képernyőkép, szoftver, Betűtípus látható&#10;&#10;Előfordulhat, hogy az AI által létrehozott tartalom helytelen."/>
             <wp:cNvGraphicFramePr>
               <a:graphicFrameLocks xmlns:a="http://schemas.openxmlformats.org/drawingml/2006/main" noChangeAspect="1"/>
             </wp:cNvGraphicFramePr>
@@ -1200,7 +1160,7 @@
               <a:graphicData uri="http://schemas.openxmlformats.org/drawingml/2006/picture">
                 <pic:pic xmlns:pic="http://schemas.openxmlformats.org/drawingml/2006/picture">
                   <pic:nvPicPr>
-                    <pic:cNvPr id="897455907" name="Kép 1" descr="A képen szöveg, képernyőkép, szoftver, Weblap látható&#10;&#10;Előfordulhat, hogy az AI által létrehozott tartalom helytelen."/>
+                    <pic:cNvPr id="1940441216" name="Kép 1" descr="A képen szöveg, képernyőkép, szoftver, Betűtípus látható&#10;&#10;Előfordulhat, hogy az AI által létrehozott tartalom helytelen."/>
                     <pic:cNvPicPr/>
                   </pic:nvPicPr>
                   <pic:blipFill>
@@ -1212,7 +1172,7 @@
                   <pic:spPr>
                     <a:xfrm>
                       <a:off x="0" y="0"/>
-                      <a:ext cx="4978656" cy="3530781"/>
+                      <a:ext cx="3606985" cy="1587582"/>
                     </a:xfrm>
                     <a:prstGeom prst="rect">
                       <a:avLst/>
@@ -1236,25 +1196,563 @@
         <w:rPr>
           <w:rFonts w:ascii="Times New Roman" w:hAnsi="Times New Roman" w:cs="Times New Roman"/>
         </w:rPr>
-        <w:t>Role-based</w:t>
-      </w:r>
-      <w:r>
-        <w:rPr>
-          <w:rFonts w:ascii="Times New Roman" w:hAnsi="Times New Roman" w:cs="Times New Roman"/>
-        </w:rPr>
-        <w:t xml:space="preserve"> installation kell nekünk: </w:t>
-      </w:r>
-      <w:r>
-        <w:rPr>
-          <w:rFonts w:ascii="Times New Roman" w:hAnsi="Times New Roman" w:cs="Times New Roman"/>
-        </w:rPr>
-        <w:t xml:space="preserve">Ez extra funkciókat tesz lehetővé, </w:t>
-      </w:r>
-      <w:r>
-        <w:rPr>
-          <w:rFonts w:ascii="Times New Roman" w:hAnsi="Times New Roman" w:cs="Times New Roman"/>
-        </w:rPr>
-        <w:t>pl. Webszerver hosting</w:t>
+        <w:t xml:space="preserve">Ennek mi volt az értelme, mit miért csináltunk? </w:t>
+      </w:r>
+    </w:p>
+    <w:p>
+      <w:pPr>
+        <w:jc w:val="both"/>
+        <w:rPr>
+          <w:rFonts w:ascii="Times New Roman" w:hAnsi="Times New Roman" w:cs="Times New Roman"/>
+        </w:rPr>
+      </w:pPr>
+      <w:r>
+        <w:rPr>
+          <w:rFonts w:ascii="Times New Roman" w:hAnsi="Times New Roman" w:cs="Times New Roman"/>
+        </w:rPr>
+        <w:t>A DNS működésének alapja a zónák rendszere, amelyek a névfeloldásért felelős adatbázisokat jelentik. Egy DNS-kiszolgáló több zónát is kezelhet, és minden zóna egy adott névtérhez vagy IP-tartományhoz tartozik.</w:t>
+      </w:r>
+    </w:p>
+    <w:p>
+      <w:pPr>
+        <w:jc w:val="both"/>
+        <w:rPr>
+          <w:rFonts w:ascii="Times New Roman" w:hAnsi="Times New Roman" w:cs="Times New Roman"/>
+        </w:rPr>
+      </w:pPr>
+      <w:r>
+        <w:rPr>
+          <w:rFonts w:ascii="Times New Roman" w:hAnsi="Times New Roman" w:cs="Times New Roman"/>
+        </w:rPr>
+        <w:t xml:space="preserve">A leggyakrabban használt zónatípus a </w:t>
+      </w:r>
+      <w:proofErr w:type="spellStart"/>
+      <w:r>
+        <w:rPr>
+          <w:rFonts w:ascii="Times New Roman" w:hAnsi="Times New Roman" w:cs="Times New Roman"/>
+        </w:rPr>
+        <w:t>Forward</w:t>
+      </w:r>
+      <w:proofErr w:type="spellEnd"/>
+      <w:r>
+        <w:rPr>
+          <w:rFonts w:ascii="Times New Roman" w:hAnsi="Times New Roman" w:cs="Times New Roman"/>
+        </w:rPr>
+        <w:t xml:space="preserve"> </w:t>
+      </w:r>
+      <w:proofErr w:type="spellStart"/>
+      <w:r>
+        <w:rPr>
+          <w:rFonts w:ascii="Times New Roman" w:hAnsi="Times New Roman" w:cs="Times New Roman"/>
+        </w:rPr>
+        <w:t>Lookup</w:t>
+      </w:r>
+      <w:proofErr w:type="spellEnd"/>
+      <w:r>
+        <w:rPr>
+          <w:rFonts w:ascii="Times New Roman" w:hAnsi="Times New Roman" w:cs="Times New Roman"/>
+        </w:rPr>
+        <w:t xml:space="preserve"> </w:t>
+      </w:r>
+      <w:proofErr w:type="spellStart"/>
+      <w:r>
+        <w:rPr>
+          <w:rFonts w:ascii="Times New Roman" w:hAnsi="Times New Roman" w:cs="Times New Roman"/>
+        </w:rPr>
+        <w:t>Zone</w:t>
+      </w:r>
+      <w:proofErr w:type="spellEnd"/>
+      <w:r>
+        <w:rPr>
+          <w:rFonts w:ascii="Times New Roman" w:hAnsi="Times New Roman" w:cs="Times New Roman"/>
+        </w:rPr>
+        <w:t xml:space="preserve">, amely a gépneveket IP-címekké alakítja. Például, ha egy kliens azt kérdezi, hogy „mi a </w:t>
+      </w:r>
+      <w:proofErr w:type="spellStart"/>
+      <w:r>
+        <w:rPr>
+          <w:rFonts w:ascii="Times New Roman" w:hAnsi="Times New Roman" w:cs="Times New Roman"/>
+        </w:rPr>
+        <w:t>win-szerver.telekom.local</w:t>
+      </w:r>
+      <w:proofErr w:type="spellEnd"/>
+      <w:r>
+        <w:rPr>
+          <w:rFonts w:ascii="Times New Roman" w:hAnsi="Times New Roman" w:cs="Times New Roman"/>
+        </w:rPr>
+        <w:t xml:space="preserve"> IP-címe?”, akkor a DNS a </w:t>
+      </w:r>
+      <w:proofErr w:type="spellStart"/>
+      <w:r>
+        <w:rPr>
+          <w:rFonts w:ascii="Times New Roman" w:hAnsi="Times New Roman" w:cs="Times New Roman"/>
+        </w:rPr>
+        <w:t>telekom.local</w:t>
+      </w:r>
+      <w:proofErr w:type="spellEnd"/>
+      <w:r>
+        <w:rPr>
+          <w:rFonts w:ascii="Times New Roman" w:hAnsi="Times New Roman" w:cs="Times New Roman"/>
+        </w:rPr>
+        <w:t xml:space="preserve"> nevű zónában megkeresi a „</w:t>
+      </w:r>
+      <w:proofErr w:type="spellStart"/>
+      <w:r>
+        <w:rPr>
+          <w:rFonts w:ascii="Times New Roman" w:hAnsi="Times New Roman" w:cs="Times New Roman"/>
+        </w:rPr>
+        <w:t>win</w:t>
+      </w:r>
+      <w:proofErr w:type="spellEnd"/>
+      <w:r>
+        <w:rPr>
+          <w:rFonts w:ascii="Times New Roman" w:hAnsi="Times New Roman" w:cs="Times New Roman"/>
+        </w:rPr>
+        <w:t xml:space="preserve">-szerver” nevű A rekordot, és visszaadja a hozzárendelt IP-címet, például 192.168.20.11. Ez a fajta névfeloldás elengedhetetlen az </w:t>
+      </w:r>
+      <w:proofErr w:type="spellStart"/>
+      <w:r>
+        <w:rPr>
+          <w:rFonts w:ascii="Times New Roman" w:hAnsi="Times New Roman" w:cs="Times New Roman"/>
+        </w:rPr>
+        <w:t>Active</w:t>
+      </w:r>
+      <w:proofErr w:type="spellEnd"/>
+      <w:r>
+        <w:rPr>
+          <w:rFonts w:ascii="Times New Roman" w:hAnsi="Times New Roman" w:cs="Times New Roman"/>
+        </w:rPr>
+        <w:t xml:space="preserve"> </w:t>
+      </w:r>
+      <w:proofErr w:type="spellStart"/>
+      <w:r>
+        <w:rPr>
+          <w:rFonts w:ascii="Times New Roman" w:hAnsi="Times New Roman" w:cs="Times New Roman"/>
+        </w:rPr>
+        <w:t>Directory</w:t>
+      </w:r>
+      <w:proofErr w:type="spellEnd"/>
+      <w:r>
+        <w:rPr>
+          <w:rFonts w:ascii="Times New Roman" w:hAnsi="Times New Roman" w:cs="Times New Roman"/>
+        </w:rPr>
+        <w:t xml:space="preserve"> működéséhez, mivel a tartományi bejelentkezés, a GPO-k alkalmazása vagy a replikáció is DNS-re épül.</w:t>
+      </w:r>
+    </w:p>
+    <w:p>
+      <w:pPr>
+        <w:jc w:val="both"/>
+        <w:rPr>
+          <w:rFonts w:ascii="Times New Roman" w:hAnsi="Times New Roman" w:cs="Times New Roman"/>
+        </w:rPr>
+      </w:pPr>
+      <w:r>
+        <w:rPr>
+          <w:rFonts w:ascii="Times New Roman" w:hAnsi="Times New Roman" w:cs="Times New Roman"/>
+        </w:rPr>
+        <w:t xml:space="preserve">A másik fontos zónatípus a </w:t>
+      </w:r>
+      <w:proofErr w:type="spellStart"/>
+      <w:r>
+        <w:rPr>
+          <w:rFonts w:ascii="Times New Roman" w:hAnsi="Times New Roman" w:cs="Times New Roman"/>
+        </w:rPr>
+        <w:t>Reverse</w:t>
+      </w:r>
+      <w:proofErr w:type="spellEnd"/>
+      <w:r>
+        <w:rPr>
+          <w:rFonts w:ascii="Times New Roman" w:hAnsi="Times New Roman" w:cs="Times New Roman"/>
+        </w:rPr>
+        <w:t xml:space="preserve"> </w:t>
+      </w:r>
+      <w:proofErr w:type="spellStart"/>
+      <w:r>
+        <w:rPr>
+          <w:rFonts w:ascii="Times New Roman" w:hAnsi="Times New Roman" w:cs="Times New Roman"/>
+        </w:rPr>
+        <w:t>Lookup</w:t>
+      </w:r>
+      <w:proofErr w:type="spellEnd"/>
+      <w:r>
+        <w:rPr>
+          <w:rFonts w:ascii="Times New Roman" w:hAnsi="Times New Roman" w:cs="Times New Roman"/>
+        </w:rPr>
+        <w:t xml:space="preserve"> </w:t>
+      </w:r>
+      <w:proofErr w:type="spellStart"/>
+      <w:r>
+        <w:rPr>
+          <w:rFonts w:ascii="Times New Roman" w:hAnsi="Times New Roman" w:cs="Times New Roman"/>
+        </w:rPr>
+        <w:t>Zone</w:t>
+      </w:r>
+      <w:proofErr w:type="spellEnd"/>
+      <w:r>
+        <w:rPr>
+          <w:rFonts w:ascii="Times New Roman" w:hAnsi="Times New Roman" w:cs="Times New Roman"/>
+        </w:rPr>
+        <w:t xml:space="preserve">, amely az IP-címekhez tartozó gépneveket adja vissza. Ez akkor hasznos, ha például egy naplófájlban csak IP-cím szerepel, és szeretnénk tudni, hogy az melyik géphez tartozik. A </w:t>
+      </w:r>
+      <w:proofErr w:type="spellStart"/>
+      <w:r>
+        <w:rPr>
+          <w:rFonts w:ascii="Times New Roman" w:hAnsi="Times New Roman" w:cs="Times New Roman"/>
+        </w:rPr>
+        <w:t>reverse</w:t>
+      </w:r>
+      <w:proofErr w:type="spellEnd"/>
+      <w:r>
+        <w:rPr>
+          <w:rFonts w:ascii="Times New Roman" w:hAnsi="Times New Roman" w:cs="Times New Roman"/>
+        </w:rPr>
+        <w:t xml:space="preserve"> zóna neve a hálózati cím fordított alakja, például a 192.168.20.0/24 hálózathoz a 20.168.192.in-addr.arpa zóna tartozik. Ebben a zónában PTR rekordok találhatók, amelyek az IP-címeket gépnevekre fordítják vissza.</w:t>
+      </w:r>
+    </w:p>
+    <w:p>
+      <w:pPr>
+        <w:jc w:val="both"/>
+        <w:rPr>
+          <w:rFonts w:ascii="Times New Roman" w:hAnsi="Times New Roman" w:cs="Times New Roman"/>
+        </w:rPr>
+      </w:pPr>
+      <w:r>
+        <w:rPr>
+          <w:rFonts w:ascii="Times New Roman" w:hAnsi="Times New Roman" w:cs="Times New Roman"/>
+        </w:rPr>
+        <w:t xml:space="preserve">Egy DNS-kiszolgálón több zóna is létrehozható, attól függően, hogy hány különböző névteret vagy IP-tartományt szeretnénk kezelni. Például lehet egy zónád a </w:t>
+      </w:r>
+      <w:proofErr w:type="spellStart"/>
+      <w:r>
+        <w:rPr>
+          <w:rFonts w:ascii="Times New Roman" w:hAnsi="Times New Roman" w:cs="Times New Roman"/>
+        </w:rPr>
+        <w:t>telekom.local</w:t>
+      </w:r>
+      <w:proofErr w:type="spellEnd"/>
+      <w:r>
+        <w:rPr>
+          <w:rFonts w:ascii="Times New Roman" w:hAnsi="Times New Roman" w:cs="Times New Roman"/>
+        </w:rPr>
+        <w:t xml:space="preserve"> tartománynak, </w:t>
+      </w:r>
+      <w:r>
+        <w:rPr>
+          <w:rFonts w:ascii="Times New Roman" w:hAnsi="Times New Roman" w:cs="Times New Roman"/>
+        </w:rPr>
+        <w:lastRenderedPageBreak/>
+        <w:t xml:space="preserve">egy másik zónád egy tesztkörnyezethez (pl. </w:t>
+      </w:r>
+      <w:proofErr w:type="spellStart"/>
+      <w:r>
+        <w:rPr>
+          <w:rFonts w:ascii="Times New Roman" w:hAnsi="Times New Roman" w:cs="Times New Roman"/>
+        </w:rPr>
+        <w:t>teszt.local</w:t>
+      </w:r>
+      <w:proofErr w:type="spellEnd"/>
+      <w:r>
+        <w:rPr>
+          <w:rFonts w:ascii="Times New Roman" w:hAnsi="Times New Roman" w:cs="Times New Roman"/>
+        </w:rPr>
+        <w:t xml:space="preserve">), és akár egy harmadik zónád egy publikus </w:t>
+      </w:r>
+      <w:proofErr w:type="spellStart"/>
+      <w:r>
+        <w:rPr>
+          <w:rFonts w:ascii="Times New Roman" w:hAnsi="Times New Roman" w:cs="Times New Roman"/>
+        </w:rPr>
+        <w:t>domainhez</w:t>
+      </w:r>
+      <w:proofErr w:type="spellEnd"/>
+      <w:r>
+        <w:rPr>
+          <w:rFonts w:ascii="Times New Roman" w:hAnsi="Times New Roman" w:cs="Times New Roman"/>
+        </w:rPr>
+        <w:t xml:space="preserve"> (pl. example.com). A DNS-kiszolgáló minden beérkező lekérdezésnél megnézi, hogy melyik zóna felelős az adott névért vagy IP-címért, és ott próbálja megkeresni a választ. Ha nem találja, akkor a lekérdezést </w:t>
+      </w:r>
+      <w:proofErr w:type="spellStart"/>
+      <w:r>
+        <w:rPr>
+          <w:rFonts w:ascii="Times New Roman" w:hAnsi="Times New Roman" w:cs="Times New Roman"/>
+        </w:rPr>
+        <w:t>továbbküldheti</w:t>
+      </w:r>
+      <w:proofErr w:type="spellEnd"/>
+      <w:r>
+        <w:rPr>
+          <w:rFonts w:ascii="Times New Roman" w:hAnsi="Times New Roman" w:cs="Times New Roman"/>
+        </w:rPr>
+        <w:t xml:space="preserve"> egy másik DNS-kiszolgálónak, ha van beállítva úgynevezett </w:t>
+      </w:r>
+      <w:proofErr w:type="spellStart"/>
+      <w:r>
+        <w:rPr>
+          <w:rFonts w:ascii="Times New Roman" w:hAnsi="Times New Roman" w:cs="Times New Roman"/>
+        </w:rPr>
+        <w:t>forwarder</w:t>
+      </w:r>
+      <w:proofErr w:type="spellEnd"/>
+      <w:r>
+        <w:rPr>
+          <w:rFonts w:ascii="Times New Roman" w:hAnsi="Times New Roman" w:cs="Times New Roman"/>
+        </w:rPr>
+        <w:t>.</w:t>
+      </w:r>
+    </w:p>
+    <w:p>
+      <w:pPr>
+        <w:jc w:val="both"/>
+        <w:rPr>
+          <w:rFonts w:ascii="Times New Roman" w:hAnsi="Times New Roman" w:cs="Times New Roman"/>
+        </w:rPr>
+      </w:pPr>
+      <w:r>
+        <w:rPr>
+          <w:rFonts w:ascii="Times New Roman" w:hAnsi="Times New Roman" w:cs="Times New Roman"/>
+        </w:rPr>
+        <w:t xml:space="preserve">A zónák tehát a DNS működésének alapját képezik. Nélkülük a DNS-kiszolgáló nem tudja, milyen neveket vagy IP-címeket kezel, így nem tud válaszolni a lekérdezésekre. Ezért volt kulcsfontosságú, hogy a DNS telepítése után létrehozzuk legalább a </w:t>
+      </w:r>
+      <w:proofErr w:type="spellStart"/>
+      <w:r>
+        <w:rPr>
+          <w:rFonts w:ascii="Times New Roman" w:hAnsi="Times New Roman" w:cs="Times New Roman"/>
+        </w:rPr>
+        <w:t>telekom.local</w:t>
+      </w:r>
+      <w:proofErr w:type="spellEnd"/>
+      <w:r>
+        <w:rPr>
+          <w:rFonts w:ascii="Times New Roman" w:hAnsi="Times New Roman" w:cs="Times New Roman"/>
+        </w:rPr>
+        <w:t xml:space="preserve"> </w:t>
+      </w:r>
+      <w:proofErr w:type="spellStart"/>
+      <w:r>
+        <w:rPr>
+          <w:rFonts w:ascii="Times New Roman" w:hAnsi="Times New Roman" w:cs="Times New Roman"/>
+        </w:rPr>
+        <w:t>forward</w:t>
+      </w:r>
+      <w:proofErr w:type="spellEnd"/>
+      <w:r>
+        <w:rPr>
+          <w:rFonts w:ascii="Times New Roman" w:hAnsi="Times New Roman" w:cs="Times New Roman"/>
+        </w:rPr>
+        <w:t xml:space="preserve"> zónát, és benne egy A rekordot a szerver nevével és IP-címével. Ez tette lehetővé, hogy a szerver saját magát is fel tudja oldani, ami elengedhetetlen az </w:t>
+      </w:r>
+      <w:proofErr w:type="spellStart"/>
+      <w:r>
+        <w:rPr>
+          <w:rFonts w:ascii="Times New Roman" w:hAnsi="Times New Roman" w:cs="Times New Roman"/>
+        </w:rPr>
+        <w:t>Active</w:t>
+      </w:r>
+      <w:proofErr w:type="spellEnd"/>
+      <w:r>
+        <w:rPr>
+          <w:rFonts w:ascii="Times New Roman" w:hAnsi="Times New Roman" w:cs="Times New Roman"/>
+        </w:rPr>
+        <w:t xml:space="preserve"> </w:t>
+      </w:r>
+      <w:proofErr w:type="spellStart"/>
+      <w:r>
+        <w:rPr>
+          <w:rFonts w:ascii="Times New Roman" w:hAnsi="Times New Roman" w:cs="Times New Roman"/>
+        </w:rPr>
+        <w:t>Directory</w:t>
+      </w:r>
+      <w:proofErr w:type="spellEnd"/>
+      <w:r>
+        <w:rPr>
+          <w:rFonts w:ascii="Times New Roman" w:hAnsi="Times New Roman" w:cs="Times New Roman"/>
+        </w:rPr>
+        <w:t xml:space="preserve"> telepítéséhez és működéséhez.</w:t>
+      </w:r>
+    </w:p>
+    <w:p>
+      <w:pPr>
+        <w:rPr>
+          <w:rFonts w:ascii="Times New Roman" w:hAnsi="Times New Roman" w:cs="Times New Roman"/>
+        </w:rPr>
+      </w:pPr>
+    </w:p>
+    <w:p>
+      <w:pPr>
+        <w:pStyle w:val="Listaszerbekezds"/>
+        <w:numPr>
+          <w:ilvl w:val="1"/>
+          <w:numId w:val="7"/>
+        </w:numPr>
+        <w:jc w:val="both"/>
+        <w:rPr>
+          <w:rFonts w:ascii="Times New Roman" w:hAnsi="Times New Roman" w:cs="Times New Roman"/>
+        </w:rPr>
+      </w:pPr>
+      <w:r>
+        <w:rPr>
+          <w:rFonts w:ascii="Times New Roman" w:hAnsi="Times New Roman" w:cs="Times New Roman"/>
+        </w:rPr>
+        <w:t>A tartományvezérlőnek szüksége van DNS-re, hogy kezelje a névfeloldást és az AD SRV rekordokat.</w:t>
+      </w:r>
+    </w:p>
+    <w:p>
+      <w:pPr>
+        <w:pStyle w:val="Listaszerbekezds"/>
+        <w:numPr>
+          <w:ilvl w:val="1"/>
+          <w:numId w:val="7"/>
+        </w:numPr>
+        <w:jc w:val="both"/>
+        <w:rPr>
+          <w:rFonts w:ascii="Times New Roman" w:hAnsi="Times New Roman" w:cs="Times New Roman"/>
+        </w:rPr>
+      </w:pPr>
+      <w:r>
+        <w:rPr>
+          <w:rFonts w:ascii="Times New Roman" w:hAnsi="Times New Roman" w:cs="Times New Roman"/>
+        </w:rPr>
+        <w:t xml:space="preserve">A DNS csak akkor tud neveket feloldani, ha van zónája, amiben kereshet. A </w:t>
+      </w:r>
+      <w:proofErr w:type="spellStart"/>
+      <w:r>
+        <w:rPr>
+          <w:rFonts w:ascii="Times New Roman" w:hAnsi="Times New Roman" w:cs="Times New Roman"/>
+        </w:rPr>
+        <w:t>telekom.local</w:t>
+      </w:r>
+      <w:proofErr w:type="spellEnd"/>
+      <w:r>
+        <w:rPr>
+          <w:rFonts w:ascii="Times New Roman" w:hAnsi="Times New Roman" w:cs="Times New Roman"/>
+        </w:rPr>
+        <w:t xml:space="preserve"> zóna például az AD tartományhoz kell.</w:t>
+      </w:r>
+    </w:p>
+    <w:p>
+      <w:pPr>
+        <w:pStyle w:val="Listaszerbekezds"/>
+        <w:numPr>
+          <w:ilvl w:val="1"/>
+          <w:numId w:val="7"/>
+        </w:numPr>
+        <w:jc w:val="both"/>
+        <w:rPr>
+          <w:rFonts w:ascii="Times New Roman" w:hAnsi="Times New Roman" w:cs="Times New Roman"/>
+        </w:rPr>
+      </w:pPr>
+      <w:r>
+        <w:rPr>
+          <w:rFonts w:ascii="Times New Roman" w:hAnsi="Times New Roman" w:cs="Times New Roman"/>
+        </w:rPr>
+        <w:t>A rekord és PTR rekord létrehozása</w:t>
+      </w:r>
+      <w:r>
+        <w:rPr>
+          <w:rFonts w:ascii="Times New Roman" w:hAnsi="Times New Roman" w:cs="Times New Roman"/>
+        </w:rPr>
+        <w:t xml:space="preserve"> </w:t>
+      </w:r>
+      <w:r>
+        <w:rPr>
+          <w:rFonts w:ascii="Times New Roman" w:hAnsi="Times New Roman" w:cs="Times New Roman"/>
+        </w:rPr>
+        <w:t>biztosítja</w:t>
+      </w:r>
+      <w:r>
+        <w:t>,</w:t>
+      </w:r>
+      <w:r>
+        <w:rPr>
+          <w:rFonts w:ascii="Times New Roman" w:hAnsi="Times New Roman" w:cs="Times New Roman"/>
+        </w:rPr>
+        <w:t xml:space="preserve"> hogy a szerver nevét IP-re és vissza is fel lehessen oldani — ez kulcsfontosságú az AD működéséhez.</w:t>
+      </w:r>
+    </w:p>
+    <w:p>
+      <w:pPr>
+        <w:pStyle w:val="Listaszerbekezds"/>
+        <w:numPr>
+          <w:ilvl w:val="1"/>
+          <w:numId w:val="7"/>
+        </w:numPr>
+        <w:jc w:val="both"/>
+        <w:rPr>
+          <w:rFonts w:ascii="Times New Roman" w:hAnsi="Times New Roman" w:cs="Times New Roman"/>
+        </w:rPr>
+      </w:pPr>
+      <w:r>
+        <w:rPr>
+          <w:rFonts w:ascii="Times New Roman" w:hAnsi="Times New Roman" w:cs="Times New Roman"/>
+        </w:rPr>
+        <w:t>Mivel a rendszer IPv6-ot próbált használni DNS-hez, de nem volt megfelelően konfigurálva, ez zavart okozott. Az IPv4-re állás stabilabb ilyen környezetben.</w:t>
+      </w:r>
+    </w:p>
+    <w:p>
+      <w:pPr>
+        <w:pStyle w:val="Listaszerbekezds"/>
+        <w:numPr>
+          <w:ilvl w:val="1"/>
+          <w:numId w:val="7"/>
+        </w:numPr>
+        <w:jc w:val="both"/>
+        <w:rPr>
+          <w:rFonts w:ascii="Times New Roman" w:hAnsi="Times New Roman" w:cs="Times New Roman"/>
+        </w:rPr>
+      </w:pPr>
+      <w:r>
+        <w:rPr>
+          <w:rFonts w:ascii="Times New Roman" w:hAnsi="Times New Roman" w:cs="Times New Roman"/>
+        </w:rPr>
+        <w:t>Az AD DS és DNS nem működik megbízhatóan dinamikus (DHCP-s) IP-címmel. A statikus IP biztosítja, hogy a szerver címe ne változzon.</w:t>
+      </w:r>
+    </w:p>
+    <w:p>
+      <w:pPr>
+        <w:jc w:val="both"/>
+        <w:rPr>
+          <w:rFonts w:ascii="Times New Roman" w:hAnsi="Times New Roman" w:cs="Times New Roman"/>
+        </w:rPr>
+      </w:pPr>
+      <w:r>
+        <w:rPr>
+          <w:rFonts w:ascii="Times New Roman" w:hAnsi="Times New Roman" w:cs="Times New Roman"/>
+          <w:highlight w:val="red"/>
+        </w:rPr>
+        <w:t xml:space="preserve">ADDS és DC </w:t>
+      </w:r>
+      <w:r>
+        <w:rPr>
+          <w:rFonts w:ascii="Times New Roman" w:hAnsi="Times New Roman" w:cs="Times New Roman"/>
+          <w:highlight w:val="red"/>
+        </w:rPr>
+        <w:t>létrehozása:</w:t>
+      </w:r>
+      <w:r>
+        <w:rPr>
+          <w:rFonts w:ascii="Times New Roman" w:hAnsi="Times New Roman" w:cs="Times New Roman"/>
+        </w:rPr>
+        <w:t xml:space="preserve"> </w:t>
+      </w:r>
+    </w:p>
+    <w:p>
+      <w:pPr>
+        <w:jc w:val="both"/>
+        <w:rPr>
+          <w:rFonts w:ascii="Times New Roman" w:hAnsi="Times New Roman" w:cs="Times New Roman"/>
+        </w:rPr>
+      </w:pPr>
+      <w:r>
+        <w:rPr>
+          <w:rFonts w:ascii="Times New Roman" w:hAnsi="Times New Roman" w:cs="Times New Roman"/>
+        </w:rPr>
+        <w:t>Rányomtam az ADDS service telepítésére és most létrehozok egy ú</w:t>
+      </w:r>
+      <w:r>
+        <w:rPr>
+          <w:rFonts w:ascii="Times New Roman" w:hAnsi="Times New Roman" w:cs="Times New Roman"/>
+        </w:rPr>
+        <w:t xml:space="preserve">j erdőt. </w:t>
       </w:r>
     </w:p>
     <w:p>
@@ -1267,94 +1765,12 @@
       <w:r>
         <w:rPr>
           <w:rFonts w:ascii="Times New Roman" w:hAnsi="Times New Roman" w:cs="Times New Roman"/>
-          <w:noProof/>
-        </w:rPr>
-        <mc:AlternateContent>
-          <mc:Choice Requires="wps">
-            <w:drawing>
-              <wp:anchor distT="0" distB="0" distL="114300" distR="114300" simplePos="0" relativeHeight="251660288" behindDoc="0" locked="0" layoutInCell="1" allowOverlap="1" wp14:anchorId="05799500" wp14:editId="11F9DD56">
-                <wp:simplePos x="0" y="0"/>
-                <wp:positionH relativeFrom="column">
-                  <wp:posOffset>1710055</wp:posOffset>
-                </wp:positionH>
-                <wp:positionV relativeFrom="paragraph">
-                  <wp:posOffset>1771015</wp:posOffset>
-                </wp:positionV>
-                <wp:extent cx="3460750" cy="203200"/>
-                <wp:effectExtent l="19050" t="19050" r="25400" b="25400"/>
-                <wp:wrapNone/>
-                <wp:docPr id="1388905416" name="Téglalap 2"/>
-                <wp:cNvGraphicFramePr/>
-                <a:graphic xmlns:a="http://schemas.openxmlformats.org/drawingml/2006/main">
-                  <a:graphicData uri="http://schemas.microsoft.com/office/word/2010/wordprocessingShape">
-                    <wps:wsp>
-                      <wps:cNvSpPr/>
-                      <wps:spPr>
-                        <a:xfrm>
-                          <a:off x="0" y="0"/>
-                          <a:ext cx="3460750" cy="203200"/>
-                        </a:xfrm>
-                        <a:prstGeom prst="rect">
-                          <a:avLst/>
-                        </a:prstGeom>
-                        <a:noFill/>
-                        <a:ln w="38100">
-                          <a:solidFill>
-                            <a:srgbClr val="EE0000"/>
-                          </a:solidFill>
-                        </a:ln>
-                      </wps:spPr>
-                      <wps:style>
-                        <a:lnRef idx="2">
-                          <a:schemeClr val="accent1">
-                            <a:shade val="15000"/>
-                          </a:schemeClr>
-                        </a:lnRef>
-                        <a:fillRef idx="1">
-                          <a:schemeClr val="accent1"/>
-                        </a:fillRef>
-                        <a:effectRef idx="0">
-                          <a:schemeClr val="accent1"/>
-                        </a:effectRef>
-                        <a:fontRef idx="minor">
-                          <a:schemeClr val="lt1"/>
-                        </a:fontRef>
-                      </wps:style>
-                      <wps:bodyPr rot="0" spcFirstLastPara="0" vertOverflow="overflow" horzOverflow="overflow" vert="horz" wrap="square" lIns="91440" tIns="45720" rIns="91440" bIns="45720" numCol="1" spcCol="0" rtlCol="0" fromWordArt="0" anchor="ctr" anchorCtr="0" forceAA="0" compatLnSpc="1">
-                        <a:prstTxWarp prst="textNoShape">
-                          <a:avLst/>
-                        </a:prstTxWarp>
-                        <a:noAutofit/>
-                      </wps:bodyPr>
-                    </wps:wsp>
-                  </a:graphicData>
-                </a:graphic>
-                <wp14:sizeRelH relativeFrom="margin">
-                  <wp14:pctWidth>0</wp14:pctWidth>
-                </wp14:sizeRelH>
-                <wp14:sizeRelV relativeFrom="margin">
-                  <wp14:pctHeight>0</wp14:pctHeight>
-                </wp14:sizeRelV>
-              </wp:anchor>
-            </w:drawing>
-          </mc:Choice>
-          <mc:Fallback>
-            <w:pict>
-              <v:rect w14:anchorId="5A4326AB" id="Téglalap 2" o:spid="_x0000_s1026" style="position:absolute;margin-left:134.65pt;margin-top:139.45pt;width:272.5pt;height:16pt;z-index:251660288;visibility:visible;mso-wrap-style:square;mso-width-percent:0;mso-height-percent:0;mso-wrap-distance-left:9pt;mso-wrap-distance-top:0;mso-wrap-distance-right:9pt;mso-wrap-distance-bottom:0;mso-position-horizontal:absolute;mso-position-horizontal-relative:text;mso-position-vertical:absolute;mso-position-vertical-relative:text;mso-width-percent:0;mso-height-percent:0;mso-width-relative:margin;mso-height-relative:margin;v-text-anchor:middle" o:gfxdata="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" filled="f" strokecolor="#e00" strokeweight="3pt"/>
-            </w:pict>
-          </mc:Fallback>
-        </mc:AlternateContent>
-      </w:r>
-      <w:r>
-        <w:rPr>
-          <w:rFonts w:ascii="Times New Roman" w:hAnsi="Times New Roman" w:cs="Times New Roman"/>
-          <w:noProof/>
         </w:rPr>
         <w:drawing>
-          <wp:inline distT="0" distB="0" distL="0" distR="0" wp14:anchorId="7BB32865" wp14:editId="5AAF0714">
-            <wp:extent cx="4978656" cy="3505380"/>
-            <wp:effectExtent l="0" t="0" r="0" b="0"/>
-            <wp:docPr id="1762310683" name="Kép 1" descr="A képen szöveg, képernyőkép, szoftver, szám látható&#10;&#10;Előfordulhat, hogy az AI által létrehozott tartalom helytelen."/>
+          <wp:inline distT="0" distB="0" distL="0" distR="0" wp14:anchorId="7E587D3F" wp14:editId="56AFEED7">
+            <wp:extent cx="4450842" cy="3312942"/>
+            <wp:effectExtent l="0" t="0" r="6985" b="1905"/>
+            <wp:docPr id="1280802442" name="Kép 1" descr="A képen szöveg, képernyőkép, szoftver, Weblap látható&#10;&#10;Előfordulhat, hogy az AI által létrehozott tartalom helytelen."/>
             <wp:cNvGraphicFramePr>
               <a:graphicFrameLocks xmlns:a="http://schemas.openxmlformats.org/drawingml/2006/main" noChangeAspect="1"/>
             </wp:cNvGraphicFramePr>
@@ -1362,7 +1778,7 @@
               <a:graphicData uri="http://schemas.openxmlformats.org/drawingml/2006/picture">
                 <pic:pic xmlns:pic="http://schemas.openxmlformats.org/drawingml/2006/picture">
                   <pic:nvPicPr>
-                    <pic:cNvPr id="1762310683" name="Kép 1" descr="A képen szöveg, képernyőkép, szoftver, szám látható&#10;&#10;Előfordulhat, hogy az AI által létrehozott tartalom helytelen."/>
+                    <pic:cNvPr id="1280802442" name="Kép 1" descr="A képen szöveg, képernyőkép, szoftver, Weblap látható&#10;&#10;Előfordulhat, hogy az AI által létrehozott tartalom helytelen."/>
                     <pic:cNvPicPr/>
                   </pic:nvPicPr>
                   <pic:blipFill>
@@ -1374,7 +1790,7 @@
                   <pic:spPr>
                     <a:xfrm>
                       <a:off x="0" y="0"/>
-                      <a:ext cx="4978656" cy="3505380"/>
+                      <a:ext cx="4476679" cy="3332174"/>
                     </a:xfrm>
                     <a:prstGeom prst="rect">
                       <a:avLst/>
@@ -1389,50 +1805,119 @@
     </w:p>
     <w:p>
       <w:pPr>
-        <w:tabs>
-          <w:tab w:val="left" w:pos="210"/>
-          <w:tab w:val="left" w:pos="3220"/>
-        </w:tabs>
-        <w:rPr>
-          <w:rFonts w:ascii="Times New Roman" w:hAnsi="Times New Roman" w:cs="Times New Roman"/>
-        </w:rPr>
-      </w:pPr>
-      <w:r>
-        <w:rPr>
-          <w:rFonts w:ascii="Times New Roman" w:hAnsi="Times New Roman" w:cs="Times New Roman"/>
-        </w:rPr>
-        <w:t xml:space="preserve">Kiválasztottam a szervert, amin szeretném az adott szolgáltatást. </w:t>
-      </w:r>
-    </w:p>
-    <w:p>
-      <w:pPr>
-        <w:tabs>
-          <w:tab w:val="left" w:pos="210"/>
-          <w:tab w:val="left" w:pos="3220"/>
-        </w:tabs>
-        <w:rPr>
-          <w:rFonts w:ascii="Times New Roman" w:hAnsi="Times New Roman" w:cs="Times New Roman"/>
-        </w:rPr>
-      </w:pPr>
-      <w:r>
-        <w:rPr>
-          <w:rFonts w:ascii="Times New Roman" w:hAnsi="Times New Roman" w:cs="Times New Roman"/>
-        </w:rPr>
-        <w:t>Majd pedig kiválasztom az AD</w:t>
-      </w:r>
-      <w:r>
-        <w:rPr>
-          <w:rFonts w:ascii="Times New Roman" w:hAnsi="Times New Roman" w:cs="Times New Roman"/>
-        </w:rPr>
-        <w:t xml:space="preserve">DS szolgáltatást a felületen. </w:t>
-      </w:r>
-    </w:p>
-    <w:p>
-      <w:pPr>
-        <w:tabs>
-          <w:tab w:val="left" w:pos="210"/>
-          <w:tab w:val="left" w:pos="3220"/>
-        </w:tabs>
+        <w:jc w:val="both"/>
+        <w:rPr>
+          <w:rFonts w:ascii="Times New Roman" w:hAnsi="Times New Roman" w:cs="Times New Roman"/>
+        </w:rPr>
+      </w:pPr>
+      <w:r>
+        <w:rPr>
+          <w:rFonts w:ascii="Times New Roman" w:hAnsi="Times New Roman" w:cs="Times New Roman"/>
+        </w:rPr>
+        <w:lastRenderedPageBreak/>
+        <w:t>Megadom a helyreállítási jelszót (Nincs1)</w:t>
+      </w:r>
+      <w:r>
+        <w:rPr>
+          <w:rFonts w:ascii="Times New Roman" w:hAnsi="Times New Roman" w:cs="Times New Roman"/>
+        </w:rPr>
+        <w:t xml:space="preserve"> és </w:t>
+      </w:r>
+      <w:proofErr w:type="spellStart"/>
+      <w:r>
+        <w:rPr>
+          <w:rFonts w:ascii="Times New Roman" w:hAnsi="Times New Roman" w:cs="Times New Roman"/>
+        </w:rPr>
+        <w:t>NetBIOS</w:t>
+      </w:r>
+      <w:proofErr w:type="spellEnd"/>
+      <w:r>
+        <w:rPr>
+          <w:rFonts w:ascii="Times New Roman" w:hAnsi="Times New Roman" w:cs="Times New Roman"/>
+        </w:rPr>
+        <w:t xml:space="preserve"> nevet.</w:t>
+      </w:r>
+      <w:r>
+        <w:rPr>
+          <w:rFonts w:ascii="Times New Roman" w:hAnsi="Times New Roman" w:cs="Times New Roman"/>
+        </w:rPr>
+        <w:t xml:space="preserve"> Amikor ezek megvannak és megadtam az elérési útvonalakat fileoknak, akkor lefut az </w:t>
+      </w:r>
+      <w:proofErr w:type="spellStart"/>
+      <w:r>
+        <w:rPr>
+          <w:rFonts w:ascii="Times New Roman" w:hAnsi="Times New Roman" w:cs="Times New Roman"/>
+        </w:rPr>
+        <w:t>autómatikus</w:t>
+      </w:r>
+      <w:proofErr w:type="spellEnd"/>
+      <w:r>
+        <w:rPr>
+          <w:rFonts w:ascii="Times New Roman" w:hAnsi="Times New Roman" w:cs="Times New Roman"/>
+        </w:rPr>
+        <w:t xml:space="preserve"> </w:t>
+      </w:r>
+      <w:proofErr w:type="spellStart"/>
+      <w:r>
+        <w:rPr>
+          <w:rFonts w:ascii="Times New Roman" w:hAnsi="Times New Roman" w:cs="Times New Roman"/>
+        </w:rPr>
+        <w:t>system</w:t>
+      </w:r>
+      <w:proofErr w:type="spellEnd"/>
+      <w:r>
+        <w:rPr>
+          <w:rFonts w:ascii="Times New Roman" w:hAnsi="Times New Roman" w:cs="Times New Roman"/>
+        </w:rPr>
+        <w:t xml:space="preserve"> </w:t>
+      </w:r>
+      <w:proofErr w:type="spellStart"/>
+      <w:r>
+        <w:rPr>
+          <w:rFonts w:ascii="Times New Roman" w:hAnsi="Times New Roman" w:cs="Times New Roman"/>
+        </w:rPr>
+        <w:t>check</w:t>
+      </w:r>
+      <w:proofErr w:type="spellEnd"/>
+      <w:r>
+        <w:rPr>
+          <w:rFonts w:ascii="Times New Roman" w:hAnsi="Times New Roman" w:cs="Times New Roman"/>
+        </w:rPr>
+        <w:t xml:space="preserve"> ami eldönti, hogy minden jól van-e beállítva és települ a </w:t>
+      </w:r>
+      <w:r>
+        <w:rPr>
+          <w:rFonts w:ascii="Times New Roman" w:hAnsi="Times New Roman" w:cs="Times New Roman"/>
+        </w:rPr>
+        <w:t>szolgáltatás.</w:t>
+      </w:r>
+      <w:r>
+        <w:rPr>
+          <w:rFonts w:ascii="Times New Roman" w:hAnsi="Times New Roman" w:cs="Times New Roman"/>
+        </w:rPr>
+        <w:t xml:space="preserve"> A DNS zónákat integráljuk telepítés után az ADDS-be</w:t>
+      </w:r>
+      <w:r>
+        <w:rPr>
+          <w:rFonts w:ascii="Times New Roman" w:hAnsi="Times New Roman" w:cs="Times New Roman"/>
+        </w:rPr>
+        <w:t xml:space="preserve"> és bekattintjuk, hogy </w:t>
+      </w:r>
+      <w:r>
+        <w:rPr>
+          <w:rFonts w:ascii="Times New Roman" w:hAnsi="Times New Roman" w:cs="Times New Roman"/>
+        </w:rPr>
+        <w:t>dinamikus frissítések csak biztonságos forrásokból legyenek csak engedélyezve</w:t>
+      </w:r>
+      <w:r>
+        <w:rPr>
+          <w:rFonts w:ascii="Times New Roman" w:hAnsi="Times New Roman" w:cs="Times New Roman"/>
+        </w:rPr>
+        <w:t xml:space="preserve">. </w:t>
+      </w:r>
+    </w:p>
+    <w:p>
+      <w:pPr>
         <w:jc w:val="center"/>
         <w:rPr>
           <w:rFonts w:ascii="Times New Roman" w:hAnsi="Times New Roman" w:cs="Times New Roman"/>
@@ -1441,125 +1926,12 @@
       <w:r>
         <w:rPr>
           <w:rFonts w:ascii="Times New Roman" w:hAnsi="Times New Roman" w:cs="Times New Roman"/>
-          <w:noProof/>
-        </w:rPr>
-        <w:lastRenderedPageBreak/>
-        <mc:AlternateContent>
-          <mc:Choice Requires="wpi">
-            <w:drawing>
-              <wp:anchor distT="0" distB="0" distL="114300" distR="114300" simplePos="0" relativeHeight="251662336" behindDoc="0" locked="0" layoutInCell="1" allowOverlap="1" wp14:anchorId="215BB61E" wp14:editId="0E8B05FF">
-                <wp:simplePos x="0" y="0"/>
-                <wp:positionH relativeFrom="column">
-                  <wp:posOffset>1716365</wp:posOffset>
-                </wp:positionH>
-                <wp:positionV relativeFrom="paragraph">
-                  <wp:posOffset>492650</wp:posOffset>
-                </wp:positionV>
-                <wp:extent cx="761760" cy="46080"/>
-                <wp:effectExtent l="95250" t="152400" r="95885" b="163830"/>
-                <wp:wrapNone/>
-                <wp:docPr id="763577809" name="Szabadkéz 4"/>
-                <wp:cNvGraphicFramePr/>
-                <a:graphic xmlns:a="http://schemas.openxmlformats.org/drawingml/2006/main">
-                  <a:graphicData uri="http://schemas.microsoft.com/office/word/2010/wordprocessingInk">
-                    <w14:contentPart bwMode="auto" r:id="rId15">
-                      <w14:nvContentPartPr>
-                        <w14:cNvContentPartPr/>
-                      </w14:nvContentPartPr>
-                      <w14:xfrm>
-                        <a:off x="0" y="0"/>
-                        <a:ext cx="761760" cy="46080"/>
-                      </w14:xfrm>
-                    </w14:contentPart>
-                  </a:graphicData>
-                </a:graphic>
-              </wp:anchor>
-            </w:drawing>
-          </mc:Choice>
-          <mc:Fallback>
-            <w:pict>
-              <v:shapetype w14:anchorId="6643D8B4" id="_x0000_t75" coordsize="21600,21600" o:spt="75" o:preferrelative="t" path="m@4@5l@4@11@9@11@9@5xe" filled="f" stroked="f">
-                <v:stroke joinstyle="miter"/>
-                <v:formulas>
-                  <v:f eqn="if lineDrawn pixelLineWidth 0"/>
-                  <v:f eqn="sum @0 1 0"/>
-                  <v:f eqn="sum 0 0 @1"/>
-                  <v:f eqn="prod @2 1 2"/>
-                  <v:f eqn="prod @3 21600 pixelWidth"/>
-                  <v:f eqn="prod @3 21600 pixelHeight"/>
-                  <v:f eqn="sum @0 0 1"/>
-                  <v:f eqn="prod @6 1 2"/>
-                  <v:f eqn="prod @7 21600 pixelWidth"/>
-                  <v:f eqn="sum @8 21600 0"/>
-                  <v:f eqn="prod @7 21600 pixelHeight"/>
-                  <v:f eqn="sum @10 21600 0"/>
-                </v:formulas>
-                <v:path o:extrusionok="f" gradientshapeok="t" o:connecttype="rect"/>
-                <o:lock v:ext="edit" aspectratio="t"/>
-              </v:shapetype>
-              <v:shape id="Szabadkéz 4" o:spid="_x0000_s1026" type="#_x0000_t75" style="position:absolute;margin-left:130.9pt;margin-top:30.3pt;width:68.5pt;height:20.65pt;z-index:251662336;visibility:visible;mso-wrap-style:square;mso-wrap-distance-left:9pt;mso-wrap-distance-top:0;mso-wrap-distance-right:9pt;mso-wrap-distance-bottom:0;mso-position-horizontal:absolute;mso-position-horizontal-relative:text;mso-position-vertical:absolute;mso-position-vertical-relative:text" o:gfxdata="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">
-                <v:imagedata r:id="rId16" o:title=""/>
-              </v:shape>
-            </w:pict>
-          </mc:Fallback>
-        </mc:AlternateContent>
-      </w:r>
-      <w:r>
-        <w:rPr>
-          <w:rFonts w:ascii="Times New Roman" w:hAnsi="Times New Roman" w:cs="Times New Roman"/>
-          <w:noProof/>
-        </w:rPr>
-        <mc:AlternateContent>
-          <mc:Choice Requires="wpi">
-            <w:drawing>
-              <wp:anchor distT="0" distB="0" distL="114300" distR="114300" simplePos="0" relativeHeight="251661312" behindDoc="0" locked="0" layoutInCell="1" allowOverlap="1" wp14:anchorId="6406C042" wp14:editId="013A2472">
-                <wp:simplePos x="0" y="0"/>
-                <wp:positionH relativeFrom="column">
-                  <wp:posOffset>3195965</wp:posOffset>
-                </wp:positionH>
-                <wp:positionV relativeFrom="paragraph">
-                  <wp:posOffset>352970</wp:posOffset>
-                </wp:positionV>
-                <wp:extent cx="696600" cy="19800"/>
-                <wp:effectExtent l="95250" t="152400" r="103505" b="151765"/>
-                <wp:wrapNone/>
-                <wp:docPr id="352307224" name="Szabadkéz 3"/>
-                <wp:cNvGraphicFramePr/>
-                <a:graphic xmlns:a="http://schemas.openxmlformats.org/drawingml/2006/main">
-                  <a:graphicData uri="http://schemas.microsoft.com/office/word/2010/wordprocessingInk">
-                    <w14:contentPart bwMode="auto" r:id="rId17">
-                      <w14:nvContentPartPr>
-                        <w14:cNvContentPartPr/>
-                      </w14:nvContentPartPr>
-                      <w14:xfrm>
-                        <a:off x="0" y="0"/>
-                        <a:ext cx="696600" cy="19800"/>
-                      </w14:xfrm>
-                    </w14:contentPart>
-                  </a:graphicData>
-                </a:graphic>
-              </wp:anchor>
-            </w:drawing>
-          </mc:Choice>
-          <mc:Fallback>
-            <w:pict>
-              <v:shape w14:anchorId="5245C1CC" id="Szabadkéz 3" o:spid="_x0000_s1026" type="#_x0000_t75" style="position:absolute;margin-left:247.4pt;margin-top:19.3pt;width:63.35pt;height:18.55pt;z-index:251661312;visibility:visible;mso-wrap-style:square;mso-wrap-distance-left:9pt;mso-wrap-distance-top:0;mso-wrap-distance-right:9pt;mso-wrap-distance-bottom:0;mso-position-horizontal:absolute;mso-position-horizontal-relative:text;mso-position-vertical:absolute;mso-position-vertical-relative:text" o:gfxdata="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">
-                <v:imagedata r:id="rId18" o:title=""/>
-              </v:shape>
-            </w:pict>
-          </mc:Fallback>
-        </mc:AlternateContent>
-      </w:r>
-      <w:r>
-        <w:rPr>
-          <w:rFonts w:ascii="Times New Roman" w:hAnsi="Times New Roman" w:cs="Times New Roman"/>
-          <w:noProof/>
         </w:rPr>
         <w:drawing>
-          <wp:inline distT="0" distB="0" distL="0" distR="0" wp14:anchorId="1CDE43F7" wp14:editId="29D33931">
-            <wp:extent cx="2616334" cy="2762392"/>
-            <wp:effectExtent l="0" t="0" r="0" b="0"/>
-            <wp:docPr id="407072503" name="Kép 1" descr="A képen szöveg, elektronika, képernyőkép, Betűtípus látható&#10;&#10;Előfordulhat, hogy az AI által létrehozott tartalom helytelen."/>
+          <wp:inline distT="0" distB="0" distL="0" distR="0" wp14:anchorId="2BAF313B" wp14:editId="08F63A54">
+            <wp:extent cx="3632575" cy="2342271"/>
+            <wp:effectExtent l="0" t="0" r="6350" b="1270"/>
+            <wp:docPr id="1878160130" name="Kép 1" descr="A képen szöveg, képernyőkép, Betűtípus, szám látható&#10;&#10;Előfordulhat, hogy az AI által létrehozott tartalom helytelen."/>
             <wp:cNvGraphicFramePr>
               <a:graphicFrameLocks xmlns:a="http://schemas.openxmlformats.org/drawingml/2006/main" noChangeAspect="1"/>
             </wp:cNvGraphicFramePr>
@@ -1567,7 +1939,385 @@
               <a:graphicData uri="http://schemas.openxmlformats.org/drawingml/2006/picture">
                 <pic:pic xmlns:pic="http://schemas.openxmlformats.org/drawingml/2006/picture">
                   <pic:nvPicPr>
-                    <pic:cNvPr id="407072503" name="Kép 1" descr="A képen szöveg, elektronika, képernyőkép, Betűtípus látható&#10;&#10;Előfordulhat, hogy az AI által létrehozott tartalom helytelen."/>
+                    <pic:cNvPr id="1878160130" name="Kép 1" descr="A képen szöveg, képernyőkép, Betűtípus, szám látható&#10;&#10;Előfordulhat, hogy az AI által létrehozott tartalom helytelen."/>
+                    <pic:cNvPicPr/>
+                  </pic:nvPicPr>
+                  <pic:blipFill>
+                    <a:blip r:embed="rId15"/>
+                    <a:stretch>
+                      <a:fillRect/>
+                    </a:stretch>
+                  </pic:blipFill>
+                  <pic:spPr>
+                    <a:xfrm>
+                      <a:off x="0" y="0"/>
+                      <a:ext cx="3641826" cy="2348236"/>
+                    </a:xfrm>
+                    <a:prstGeom prst="rect">
+                      <a:avLst/>
+                    </a:prstGeom>
+                  </pic:spPr>
+                </pic:pic>
+              </a:graphicData>
+            </a:graphic>
+          </wp:inline>
+        </w:drawing>
+      </w:r>
+    </w:p>
+    <w:p>
+      <w:pPr>
+        <w:jc w:val="center"/>
+        <w:rPr>
+          <w:rFonts w:ascii="Times New Roman" w:hAnsi="Times New Roman" w:cs="Times New Roman"/>
+        </w:rPr>
+      </w:pPr>
+      <w:r>
+        <w:rPr>
+          <w:rFonts w:ascii="Times New Roman" w:hAnsi="Times New Roman" w:cs="Times New Roman"/>
+        </w:rPr>
+        <w:drawing>
+          <wp:inline distT="0" distB="0" distL="0" distR="0" wp14:anchorId="123EB5CD" wp14:editId="796A9CC0">
+            <wp:extent cx="3568057" cy="780757"/>
+            <wp:effectExtent l="0" t="0" r="0" b="635"/>
+            <wp:docPr id="606260955" name="Kép 1" descr="A képen szöveg, képernyőkép, Betűtípus, sor látható&#10;&#10;Előfordulhat, hogy az AI által létrehozott tartalom helytelen."/>
+            <wp:cNvGraphicFramePr>
+              <a:graphicFrameLocks xmlns:a="http://schemas.openxmlformats.org/drawingml/2006/main" noChangeAspect="1"/>
+            </wp:cNvGraphicFramePr>
+            <a:graphic xmlns:a="http://schemas.openxmlformats.org/drawingml/2006/main">
+              <a:graphicData uri="http://schemas.openxmlformats.org/drawingml/2006/picture">
+                <pic:pic xmlns:pic="http://schemas.openxmlformats.org/drawingml/2006/picture">
+                  <pic:nvPicPr>
+                    <pic:cNvPr id="606260955" name="Kép 1" descr="A képen szöveg, képernyőkép, Betűtípus, sor látható&#10;&#10;Előfordulhat, hogy az AI által létrehozott tartalom helytelen."/>
+                    <pic:cNvPicPr/>
+                  </pic:nvPicPr>
+                  <pic:blipFill>
+                    <a:blip r:embed="rId16"/>
+                    <a:stretch>
+                      <a:fillRect/>
+                    </a:stretch>
+                  </pic:blipFill>
+                  <pic:spPr>
+                    <a:xfrm>
+                      <a:off x="0" y="0"/>
+                      <a:ext cx="3600216" cy="787794"/>
+                    </a:xfrm>
+                    <a:prstGeom prst="rect">
+                      <a:avLst/>
+                    </a:prstGeom>
+                  </pic:spPr>
+                </pic:pic>
+              </a:graphicData>
+            </a:graphic>
+          </wp:inline>
+        </w:drawing>
+      </w:r>
+    </w:p>
+    <w:p>
+      <w:pPr>
+        <w:jc w:val="center"/>
+        <w:rPr>
+          <w:rFonts w:ascii="Times New Roman" w:hAnsi="Times New Roman" w:cs="Times New Roman"/>
+        </w:rPr>
+      </w:pPr>
+      <w:r>
+        <w:rPr>
+          <w:rFonts w:ascii="Times New Roman" w:hAnsi="Times New Roman" w:cs="Times New Roman"/>
+        </w:rPr>
+        <w:drawing>
+          <wp:inline distT="0" distB="0" distL="0" distR="0" wp14:anchorId="3988EEA1" wp14:editId="472882DD">
+            <wp:extent cx="4750044" cy="3321221"/>
+            <wp:effectExtent l="0" t="0" r="0" b="0"/>
+            <wp:docPr id="1940959353" name="Kép 1" descr="A képen szöveg, képernyőkép, szoftver, Számítógépes ikon látható&#10;&#10;Előfordulhat, hogy az AI által létrehozott tartalom helytelen."/>
+            <wp:cNvGraphicFramePr>
+              <a:graphicFrameLocks xmlns:a="http://schemas.openxmlformats.org/drawingml/2006/main" noChangeAspect="1"/>
+            </wp:cNvGraphicFramePr>
+            <a:graphic xmlns:a="http://schemas.openxmlformats.org/drawingml/2006/main">
+              <a:graphicData uri="http://schemas.openxmlformats.org/drawingml/2006/picture">
+                <pic:pic xmlns:pic="http://schemas.openxmlformats.org/drawingml/2006/picture">
+                  <pic:nvPicPr>
+                    <pic:cNvPr id="1940959353" name="Kép 1" descr="A képen szöveg, képernyőkép, szoftver, Számítógépes ikon látható&#10;&#10;Előfordulhat, hogy az AI által létrehozott tartalom helytelen."/>
+                    <pic:cNvPicPr/>
+                  </pic:nvPicPr>
+                  <pic:blipFill>
+                    <a:blip r:embed="rId17"/>
+                    <a:stretch>
+                      <a:fillRect/>
+                    </a:stretch>
+                  </pic:blipFill>
+                  <pic:spPr>
+                    <a:xfrm>
+                      <a:off x="0" y="0"/>
+                      <a:ext cx="4750044" cy="3321221"/>
+                    </a:xfrm>
+                    <a:prstGeom prst="rect">
+                      <a:avLst/>
+                    </a:prstGeom>
+                  </pic:spPr>
+                </pic:pic>
+              </a:graphicData>
+            </a:graphic>
+          </wp:inline>
+        </w:drawing>
+      </w:r>
+    </w:p>
+    <w:p>
+      <w:pPr>
+        <w:jc w:val="center"/>
+        <w:rPr>
+          <w:rFonts w:ascii="Times New Roman" w:hAnsi="Times New Roman" w:cs="Times New Roman"/>
+        </w:rPr>
+      </w:pPr>
+    </w:p>
+    <w:p>
+      <w:pPr>
+        <w:jc w:val="center"/>
+        <w:rPr>
+          <w:rFonts w:ascii="Times New Roman" w:hAnsi="Times New Roman" w:cs="Times New Roman"/>
+        </w:rPr>
+      </w:pPr>
+    </w:p>
+    <w:p>
+      <w:pPr>
+        <w:rPr>
+          <w:rFonts w:ascii="Times New Roman" w:hAnsi="Times New Roman" w:cs="Times New Roman"/>
+        </w:rPr>
+      </w:pPr>
+    </w:p>
+    <w:p>
+      <w:pPr>
+        <w:jc w:val="both"/>
+        <w:rPr>
+          <w:rFonts w:ascii="Times New Roman" w:hAnsi="Times New Roman" w:cs="Times New Roman"/>
+        </w:rPr>
+      </w:pPr>
+      <w:r>
+        <w:rPr>
+          <w:rFonts w:ascii="Times New Roman" w:hAnsi="Times New Roman" w:cs="Times New Roman"/>
+        </w:rPr>
+        <w:lastRenderedPageBreak/>
+        <w:t xml:space="preserve">Hogyha ezeket mind beállítottuk és </w:t>
+      </w:r>
+      <w:r>
+        <w:rPr>
+          <w:rFonts w:ascii="Times New Roman" w:hAnsi="Times New Roman" w:cs="Times New Roman"/>
+        </w:rPr>
+        <w:t>elsütöttük ezt a két parancsot: „</w:t>
+      </w:r>
+      <w:proofErr w:type="spellStart"/>
+      <w:r>
+        <w:rPr>
+          <w:rFonts w:ascii="Times New Roman" w:hAnsi="Times New Roman" w:cs="Times New Roman"/>
+          <w:i/>
+          <w:iCs/>
+        </w:rPr>
+        <w:t>ipconfig</w:t>
+      </w:r>
+      <w:proofErr w:type="spellEnd"/>
+      <w:r>
+        <w:rPr>
+          <w:rFonts w:ascii="Times New Roman" w:hAnsi="Times New Roman" w:cs="Times New Roman"/>
+          <w:i/>
+          <w:iCs/>
+        </w:rPr>
+        <w:t xml:space="preserve"> /</w:t>
+      </w:r>
+      <w:proofErr w:type="spellStart"/>
+      <w:r>
+        <w:rPr>
+          <w:rFonts w:ascii="Times New Roman" w:hAnsi="Times New Roman" w:cs="Times New Roman"/>
+          <w:i/>
+          <w:iCs/>
+        </w:rPr>
+        <w:t>registerdns</w:t>
+      </w:r>
+      <w:proofErr w:type="spellEnd"/>
+      <w:r>
+        <w:rPr>
+          <w:rFonts w:ascii="Times New Roman" w:hAnsi="Times New Roman" w:cs="Times New Roman"/>
+          <w:i/>
+          <w:iCs/>
+        </w:rPr>
+        <w:t>”</w:t>
+      </w:r>
+    </w:p>
+    <w:p>
+      <w:pPr>
+        <w:jc w:val="both"/>
+        <w:rPr>
+          <w:rFonts w:ascii="Times New Roman" w:hAnsi="Times New Roman" w:cs="Times New Roman"/>
+        </w:rPr>
+      </w:pPr>
+      <w:r>
+        <w:rPr>
+          <w:rFonts w:ascii="Times New Roman" w:hAnsi="Times New Roman" w:cs="Times New Roman"/>
+          <w:i/>
+          <w:iCs/>
+        </w:rPr>
+        <w:t>„</w:t>
+      </w:r>
+      <w:r>
+        <w:rPr>
+          <w:rFonts w:ascii="Times New Roman" w:hAnsi="Times New Roman" w:cs="Times New Roman"/>
+          <w:i/>
+          <w:iCs/>
+        </w:rPr>
+        <w:t>Restart-Service netlogon</w:t>
+      </w:r>
+      <w:r>
+        <w:rPr>
+          <w:rFonts w:ascii="Times New Roman" w:hAnsi="Times New Roman" w:cs="Times New Roman"/>
+          <w:i/>
+          <w:iCs/>
+        </w:rPr>
+        <w:t xml:space="preserve">”, </w:t>
+      </w:r>
+      <w:r>
+        <w:rPr>
+          <w:rFonts w:ascii="Times New Roman" w:hAnsi="Times New Roman" w:cs="Times New Roman"/>
+        </w:rPr>
+        <w:t xml:space="preserve">akkor </w:t>
+      </w:r>
+      <w:proofErr w:type="spellStart"/>
+      <w:r>
+        <w:rPr>
+          <w:rFonts w:ascii="Times New Roman" w:hAnsi="Times New Roman" w:cs="Times New Roman"/>
+        </w:rPr>
+        <w:t>mostmár</w:t>
+      </w:r>
+      <w:proofErr w:type="spellEnd"/>
+      <w:r>
+        <w:rPr>
+          <w:rFonts w:ascii="Times New Roman" w:hAnsi="Times New Roman" w:cs="Times New Roman"/>
+        </w:rPr>
+        <w:t xml:space="preserve"> megjelennek az SRV </w:t>
+      </w:r>
+      <w:proofErr w:type="spellStart"/>
+      <w:r>
+        <w:rPr>
+          <w:rFonts w:ascii="Times New Roman" w:hAnsi="Times New Roman" w:cs="Times New Roman"/>
+        </w:rPr>
+        <w:t>recordok</w:t>
+      </w:r>
+      <w:proofErr w:type="spellEnd"/>
+      <w:r>
+        <w:rPr>
+          <w:rFonts w:ascii="Times New Roman" w:hAnsi="Times New Roman" w:cs="Times New Roman"/>
+        </w:rPr>
+        <w:t xml:space="preserve"> a </w:t>
+      </w:r>
+      <w:proofErr w:type="spellStart"/>
+      <w:r>
+        <w:rPr>
+          <w:rFonts w:ascii="Times New Roman" w:hAnsi="Times New Roman" w:cs="Times New Roman"/>
+        </w:rPr>
+        <w:t>telekom.local</w:t>
+      </w:r>
+      <w:proofErr w:type="spellEnd"/>
+      <w:r>
+        <w:rPr>
+          <w:rFonts w:ascii="Times New Roman" w:hAnsi="Times New Roman" w:cs="Times New Roman"/>
+        </w:rPr>
+        <w:t xml:space="preserve"> </w:t>
+      </w:r>
+      <w:r>
+        <w:rPr>
+          <w:rFonts w:ascii="Times New Roman" w:hAnsi="Times New Roman" w:cs="Times New Roman"/>
+        </w:rPr>
+        <w:t xml:space="preserve">zónában. </w:t>
+      </w:r>
+    </w:p>
+    <w:p>
+      <w:pPr>
+        <w:jc w:val="center"/>
+        <w:rPr>
+          <w:rFonts w:ascii="Times New Roman" w:hAnsi="Times New Roman" w:cs="Times New Roman"/>
+        </w:rPr>
+      </w:pPr>
+      <w:r>
+        <w:rPr>
+          <w:rFonts w:ascii="Times New Roman" w:hAnsi="Times New Roman" w:cs="Times New Roman"/>
+        </w:rPr>
+        <w:drawing>
+          <wp:inline distT="0" distB="0" distL="0" distR="0" wp14:anchorId="7B0D4D5F" wp14:editId="61A431B4">
+            <wp:extent cx="4750044" cy="3302170"/>
+            <wp:effectExtent l="0" t="0" r="0" b="0"/>
+            <wp:docPr id="268857753" name="Kép 1" descr="A képen szöveg, képernyőkép, szoftver, szám látható&#10;&#10;Előfordulhat, hogy az AI által létrehozott tartalom helytelen."/>
+            <wp:cNvGraphicFramePr>
+              <a:graphicFrameLocks xmlns:a="http://schemas.openxmlformats.org/drawingml/2006/main" noChangeAspect="1"/>
+            </wp:cNvGraphicFramePr>
+            <a:graphic xmlns:a="http://schemas.openxmlformats.org/drawingml/2006/main">
+              <a:graphicData uri="http://schemas.openxmlformats.org/drawingml/2006/picture">
+                <pic:pic xmlns:pic="http://schemas.openxmlformats.org/drawingml/2006/picture">
+                  <pic:nvPicPr>
+                    <pic:cNvPr id="268857753" name="Kép 1" descr="A képen szöveg, képernyőkép, szoftver, szám látható&#10;&#10;Előfordulhat, hogy az AI által létrehozott tartalom helytelen."/>
+                    <pic:cNvPicPr/>
+                  </pic:nvPicPr>
+                  <pic:blipFill>
+                    <a:blip r:embed="rId18"/>
+                    <a:stretch>
+                      <a:fillRect/>
+                    </a:stretch>
+                  </pic:blipFill>
+                  <pic:spPr>
+                    <a:xfrm>
+                      <a:off x="0" y="0"/>
+                      <a:ext cx="4750044" cy="3302170"/>
+                    </a:xfrm>
+                    <a:prstGeom prst="rect">
+                      <a:avLst/>
+                    </a:prstGeom>
+                  </pic:spPr>
+                </pic:pic>
+              </a:graphicData>
+            </a:graphic>
+          </wp:inline>
+        </w:drawing>
+      </w:r>
+    </w:p>
+    <w:p>
+      <w:pPr>
+        <w:rPr>
+          <w:rFonts w:ascii="Times New Roman" w:hAnsi="Times New Roman" w:cs="Times New Roman"/>
+        </w:rPr>
+      </w:pPr>
+      <w:r>
+        <w:rPr>
+          <w:rFonts w:ascii="Times New Roman" w:hAnsi="Times New Roman" w:cs="Times New Roman"/>
+          <w:highlight w:val="red"/>
+        </w:rPr>
+        <w:t>Ellenőrzés:</w:t>
+      </w:r>
+      <w:r>
+        <w:rPr>
+          <w:rFonts w:ascii="Times New Roman" w:hAnsi="Times New Roman" w:cs="Times New Roman"/>
+        </w:rPr>
+        <w:t xml:space="preserve"> </w:t>
+      </w:r>
+    </w:p>
+    <w:p>
+      <w:pPr>
+        <w:jc w:val="center"/>
+        <w:rPr>
+          <w:rFonts w:ascii="Times New Roman" w:hAnsi="Times New Roman" w:cs="Times New Roman"/>
+        </w:rPr>
+      </w:pPr>
+      <w:r>
+        <w:rPr>
+          <w:rFonts w:ascii="Times New Roman" w:hAnsi="Times New Roman" w:cs="Times New Roman"/>
+        </w:rPr>
+        <w:drawing>
+          <wp:inline distT="0" distB="0" distL="0" distR="0" wp14:anchorId="011EAD2F" wp14:editId="02E4A3F9">
+            <wp:extent cx="5760720" cy="3307080"/>
+            <wp:effectExtent l="0" t="0" r="0" b="7620"/>
+            <wp:docPr id="1462107806" name="Kép 1" descr="A képen szöveg, képernyőkép, menü, Betűtípus látható&#10;&#10;Előfordulhat, hogy az AI által létrehozott tartalom helytelen."/>
+            <wp:cNvGraphicFramePr>
+              <a:graphicFrameLocks xmlns:a="http://schemas.openxmlformats.org/drawingml/2006/main" noChangeAspect="1"/>
+            </wp:cNvGraphicFramePr>
+            <a:graphic xmlns:a="http://schemas.openxmlformats.org/drawingml/2006/main">
+              <a:graphicData uri="http://schemas.openxmlformats.org/drawingml/2006/picture">
+                <pic:pic xmlns:pic="http://schemas.openxmlformats.org/drawingml/2006/picture">
+                  <pic:nvPicPr>
+                    <pic:cNvPr id="1462107806" name="Kép 1" descr="A képen szöveg, képernyőkép, menü, Betűtípus látható&#10;&#10;Előfordulhat, hogy az AI által létrehozott tartalom helytelen."/>
                     <pic:cNvPicPr/>
                   </pic:nvPicPr>
                   <pic:blipFill>
@@ -1579,7 +2329,7 @@
                   <pic:spPr>
                     <a:xfrm>
                       <a:off x="0" y="0"/>
-                      <a:ext cx="2616334" cy="2762392"/>
+                      <a:ext cx="5760720" cy="3307080"/>
                     </a:xfrm>
                     <a:prstGeom prst="rect">
                       <a:avLst/>
@@ -1594,19 +2344,6 @@
     </w:p>
     <w:p>
       <w:pPr>
-        <w:rPr>
-          <w:rFonts w:ascii="Times New Roman" w:hAnsi="Times New Roman" w:cs="Times New Roman"/>
-        </w:rPr>
-      </w:pPr>
-      <w:r>
-        <w:rPr>
-          <w:rFonts w:ascii="Times New Roman" w:hAnsi="Times New Roman" w:cs="Times New Roman"/>
-        </w:rPr>
-        <w:t xml:space="preserve">Kapok egy összegző oldalt az eddig beállított ADDS-ről, most csak le kell okéznom, hogy a letöltés kezdetét vegye. </w:t>
-      </w:r>
-    </w:p>
-    <w:p>
-      <w:pPr>
         <w:jc w:val="center"/>
         <w:rPr>
           <w:rFonts w:ascii="Times New Roman" w:hAnsi="Times New Roman" w:cs="Times New Roman"/>
@@ -1615,13 +2352,13 @@
       <w:r>
         <w:rPr>
           <w:rFonts w:ascii="Times New Roman" w:hAnsi="Times New Roman" w:cs="Times New Roman"/>
-          <w:noProof/>
-        </w:rPr>
+        </w:rPr>
+        <w:lastRenderedPageBreak/>
         <w:drawing>
-          <wp:inline distT="0" distB="0" distL="0" distR="0" wp14:anchorId="051F15EB" wp14:editId="3D62CD3C">
-            <wp:extent cx="4997707" cy="3562533"/>
+          <wp:inline distT="0" distB="0" distL="0" distR="0" wp14:anchorId="79F57A3B" wp14:editId="33F81683">
+            <wp:extent cx="5207268" cy="1701887"/>
             <wp:effectExtent l="0" t="0" r="0" b="0"/>
-            <wp:docPr id="1222656179" name="Kép 1" descr="A képen szöveg, elektronika, képernyőkép, szoftver látható"/>
+            <wp:docPr id="1735593033" name="Kép 1" descr="A képen szöveg, képernyőkép, Betűtípus látható&#10;&#10;Előfordulhat, hogy az AI által létrehozott tartalom helytelen."/>
             <wp:cNvGraphicFramePr>
               <a:graphicFrameLocks xmlns:a="http://schemas.openxmlformats.org/drawingml/2006/main" noChangeAspect="1"/>
             </wp:cNvGraphicFramePr>
@@ -1629,7 +2366,7 @@
               <a:graphicData uri="http://schemas.openxmlformats.org/drawingml/2006/picture">
                 <pic:pic xmlns:pic="http://schemas.openxmlformats.org/drawingml/2006/picture">
                   <pic:nvPicPr>
-                    <pic:cNvPr id="1222656179" name="Kép 1" descr="A képen szöveg, elektronika, képernyőkép, szoftver látható"/>
+                    <pic:cNvPr id="1735593033" name="Kép 1" descr="A képen szöveg, képernyőkép, Betűtípus látható&#10;&#10;Előfordulhat, hogy az AI által létrehozott tartalom helytelen."/>
                     <pic:cNvPicPr/>
                   </pic:nvPicPr>
                   <pic:blipFill>
@@ -1641,7 +2378,7 @@
                   <pic:spPr>
                     <a:xfrm>
                       <a:off x="0" y="0"/>
-                      <a:ext cx="4997707" cy="3562533"/>
+                      <a:ext cx="5207268" cy="1701887"/>
                     </a:xfrm>
                     <a:prstGeom prst="rect">
                       <a:avLst/>
@@ -1656,67 +2393,6 @@
     </w:p>
     <w:p>
       <w:pPr>
-        <w:rPr>
-          <w:rFonts w:ascii="Times New Roman" w:hAnsi="Times New Roman" w:cs="Times New Roman"/>
-        </w:rPr>
-      </w:pPr>
-      <w:r>
-        <w:rPr>
-          <w:rFonts w:ascii="Times New Roman" w:hAnsi="Times New Roman" w:cs="Times New Roman"/>
-        </w:rPr>
-        <w:t>Hozzáadom a területet</w:t>
-      </w:r>
-      <w:r>
-        <w:rPr>
-          <w:rFonts w:ascii="Times New Roman" w:hAnsi="Times New Roman" w:cs="Times New Roman"/>
-        </w:rPr>
-        <w:t xml:space="preserve"> (forest)</w:t>
-      </w:r>
-      <w:r>
-        <w:rPr>
-          <w:rFonts w:ascii="Times New Roman" w:hAnsi="Times New Roman" w:cs="Times New Roman"/>
-        </w:rPr>
-        <w:t>, amiben lesznek a Telekom dolgozóinak az adatai</w:t>
-      </w:r>
-      <w:r>
-        <w:rPr>
-          <w:rFonts w:ascii="Times New Roman" w:hAnsi="Times New Roman" w:cs="Times New Roman"/>
-        </w:rPr>
-        <w:t xml:space="preserve">. Hozzáadok egy </w:t>
-      </w:r>
-      <w:r>
-        <w:rPr>
-          <w:rFonts w:ascii="Times New Roman" w:hAnsi="Times New Roman" w:cs="Times New Roman"/>
-        </w:rPr>
-        <w:t xml:space="preserve">root </w:t>
-      </w:r>
-      <w:r>
-        <w:rPr>
-          <w:rFonts w:ascii="Times New Roman" w:hAnsi="Times New Roman" w:cs="Times New Roman"/>
-        </w:rPr>
-        <w:t>domaint, ami a telekom.</w:t>
-      </w:r>
-      <w:r>
-        <w:rPr>
-          <w:rFonts w:ascii="Times New Roman" w:hAnsi="Times New Roman" w:cs="Times New Roman"/>
-        </w:rPr>
-        <w:t xml:space="preserve">local </w:t>
-      </w:r>
-      <w:r>
-        <w:rPr>
-          <w:rFonts w:ascii="Times New Roman" w:hAnsi="Times New Roman" w:cs="Times New Roman"/>
-        </w:rPr>
-        <w:t xml:space="preserve">lesz. </w:t>
-      </w:r>
-      <w:r>
-        <w:rPr>
-          <w:rFonts w:ascii="Times New Roman" w:hAnsi="Times New Roman" w:cs="Times New Roman"/>
-        </w:rPr>
-        <w:t xml:space="preserve">Ez publikusan nem elérhető, ehhez harmadik fél nem juthat hozzá. </w:t>
-      </w:r>
-    </w:p>
-    <w:p>
-      <w:pPr>
         <w:jc w:val="center"/>
         <w:rPr>
           <w:rFonts w:ascii="Times New Roman" w:hAnsi="Times New Roman" w:cs="Times New Roman"/>
@@ -1725,14 +2401,12 @@
       <w:r>
         <w:rPr>
           <w:rFonts w:ascii="Times New Roman" w:hAnsi="Times New Roman" w:cs="Times New Roman"/>
-          <w:noProof/>
-        </w:rPr>
-        <w:lastRenderedPageBreak/>
+        </w:rPr>
         <w:drawing>
-          <wp:inline distT="0" distB="0" distL="0" distR="0" wp14:anchorId="36AFEAB6" wp14:editId="4074B43A">
-            <wp:extent cx="4788146" cy="3562533"/>
-            <wp:effectExtent l="0" t="0" r="0" b="0"/>
-            <wp:docPr id="1301219469" name="Kép 1" descr="A képen szöveg, képernyőkép, szoftver, Weblap látható&#10;&#10;Előfordulhat, hogy az AI által létrehozott tartalom helytelen."/>
+          <wp:inline distT="0" distB="0" distL="0" distR="0" wp14:anchorId="399449C1" wp14:editId="72D90844">
+            <wp:extent cx="5119467" cy="1729760"/>
+            <wp:effectExtent l="0" t="0" r="5080" b="3810"/>
+            <wp:docPr id="1224412672" name="Kép 1" descr="A képen szöveg, képernyőkép, Betűtípus, szoftver látható&#10;&#10;Előfordulhat, hogy az AI által létrehozott tartalom helytelen."/>
             <wp:cNvGraphicFramePr>
               <a:graphicFrameLocks xmlns:a="http://schemas.openxmlformats.org/drawingml/2006/main" noChangeAspect="1"/>
             </wp:cNvGraphicFramePr>
@@ -1740,7 +2414,7 @@
               <a:graphicData uri="http://schemas.openxmlformats.org/drawingml/2006/picture">
                 <pic:pic xmlns:pic="http://schemas.openxmlformats.org/drawingml/2006/picture">
                   <pic:nvPicPr>
-                    <pic:cNvPr id="1301219469" name="Kép 1" descr="A képen szöveg, képernyőkép, szoftver, Weblap látható&#10;&#10;Előfordulhat, hogy az AI által létrehozott tartalom helytelen."/>
+                    <pic:cNvPr id="1224412672" name="Kép 1" descr="A képen szöveg, képernyőkép, Betűtípus, szoftver látható&#10;&#10;Előfordulhat, hogy az AI által létrehozott tartalom helytelen."/>
                     <pic:cNvPicPr/>
                   </pic:nvPicPr>
                   <pic:blipFill>
@@ -1752,7 +2426,7 @@
                   <pic:spPr>
                     <a:xfrm>
                       <a:off x="0" y="0"/>
-                      <a:ext cx="4788146" cy="3562533"/>
+                      <a:ext cx="5147679" cy="1739292"/>
                     </a:xfrm>
                     <a:prstGeom prst="rect">
                       <a:avLst/>
@@ -1767,55 +2441,640 @@
     </w:p>
     <w:p>
       <w:pPr>
+        <w:jc w:val="both"/>
+        <w:rPr>
+          <w:rFonts w:ascii="Times New Roman" w:hAnsi="Times New Roman" w:cs="Times New Roman"/>
+        </w:rPr>
+      </w:pPr>
+      <w:r>
+        <w:rPr>
+          <w:rFonts w:ascii="Times New Roman" w:hAnsi="Times New Roman" w:cs="Times New Roman"/>
+        </w:rPr>
+        <w:t xml:space="preserve">Miért van erre szükség, mit is konfiguráltunk pontosan? </w:t>
+      </w:r>
+    </w:p>
+    <w:p>
+      <w:pPr>
+        <w:jc w:val="both"/>
+        <w:rPr>
+          <w:rFonts w:ascii="Times New Roman" w:hAnsi="Times New Roman" w:cs="Times New Roman"/>
+          <w:b/>
+          <w:bCs/>
+        </w:rPr>
+      </w:pPr>
+      <w:proofErr w:type="spellStart"/>
+      <w:r>
+        <w:rPr>
+          <w:rFonts w:ascii="Times New Roman" w:hAnsi="Times New Roman" w:cs="Times New Roman"/>
+          <w:b/>
+          <w:bCs/>
+        </w:rPr>
+        <w:t>Active</w:t>
+      </w:r>
+      <w:proofErr w:type="spellEnd"/>
+      <w:r>
+        <w:rPr>
+          <w:rFonts w:ascii="Times New Roman" w:hAnsi="Times New Roman" w:cs="Times New Roman"/>
+          <w:b/>
+          <w:bCs/>
+        </w:rPr>
+        <w:t xml:space="preserve"> </w:t>
+      </w:r>
+      <w:proofErr w:type="spellStart"/>
+      <w:r>
+        <w:rPr>
+          <w:rFonts w:ascii="Times New Roman" w:hAnsi="Times New Roman" w:cs="Times New Roman"/>
+          <w:b/>
+          <w:bCs/>
+        </w:rPr>
+        <w:t>Directory</w:t>
+      </w:r>
+      <w:proofErr w:type="spellEnd"/>
+      <w:r>
+        <w:rPr>
+          <w:rFonts w:ascii="Times New Roman" w:hAnsi="Times New Roman" w:cs="Times New Roman"/>
+          <w:b/>
+          <w:bCs/>
+        </w:rPr>
+        <w:t xml:space="preserve"> </w:t>
+      </w:r>
+      <w:proofErr w:type="spellStart"/>
+      <w:r>
+        <w:rPr>
+          <w:rFonts w:ascii="Times New Roman" w:hAnsi="Times New Roman" w:cs="Times New Roman"/>
+          <w:b/>
+          <w:bCs/>
+        </w:rPr>
+        <w:t>Domain</w:t>
+      </w:r>
+      <w:proofErr w:type="spellEnd"/>
+      <w:r>
+        <w:rPr>
+          <w:rFonts w:ascii="Times New Roman" w:hAnsi="Times New Roman" w:cs="Times New Roman"/>
+          <w:b/>
+          <w:bCs/>
+        </w:rPr>
+        <w:t xml:space="preserve"> </w:t>
+      </w:r>
+      <w:proofErr w:type="spellStart"/>
+      <w:r>
+        <w:rPr>
+          <w:rFonts w:ascii="Times New Roman" w:hAnsi="Times New Roman" w:cs="Times New Roman"/>
+          <w:b/>
+          <w:bCs/>
+        </w:rPr>
+        <w:t>Services</w:t>
+      </w:r>
+      <w:proofErr w:type="spellEnd"/>
+      <w:r>
+        <w:rPr>
+          <w:rFonts w:ascii="Times New Roman" w:hAnsi="Times New Roman" w:cs="Times New Roman"/>
+          <w:b/>
+          <w:bCs/>
+        </w:rPr>
+        <w:t xml:space="preserve"> (AD DS) és DNS konfiguráció célja és működése</w:t>
+      </w:r>
+    </w:p>
+    <w:p>
+      <w:pPr>
+        <w:jc w:val="both"/>
+        <w:rPr>
+          <w:rFonts w:ascii="Times New Roman" w:hAnsi="Times New Roman" w:cs="Times New Roman"/>
+        </w:rPr>
+      </w:pPr>
+      <w:r>
+        <w:rPr>
+          <w:rFonts w:ascii="Times New Roman" w:hAnsi="Times New Roman" w:cs="Times New Roman"/>
+        </w:rPr>
+        <w:t xml:space="preserve">Az </w:t>
+      </w:r>
+      <w:proofErr w:type="spellStart"/>
+      <w:r>
+        <w:rPr>
+          <w:rFonts w:ascii="Times New Roman" w:hAnsi="Times New Roman" w:cs="Times New Roman"/>
+        </w:rPr>
+        <w:t>Active</w:t>
+      </w:r>
+      <w:proofErr w:type="spellEnd"/>
+      <w:r>
+        <w:rPr>
+          <w:rFonts w:ascii="Times New Roman" w:hAnsi="Times New Roman" w:cs="Times New Roman"/>
+        </w:rPr>
+        <w:t xml:space="preserve"> </w:t>
+      </w:r>
+      <w:proofErr w:type="spellStart"/>
+      <w:r>
+        <w:rPr>
+          <w:rFonts w:ascii="Times New Roman" w:hAnsi="Times New Roman" w:cs="Times New Roman"/>
+        </w:rPr>
+        <w:t>Directory</w:t>
+      </w:r>
+      <w:proofErr w:type="spellEnd"/>
+      <w:r>
+        <w:rPr>
+          <w:rFonts w:ascii="Times New Roman" w:hAnsi="Times New Roman" w:cs="Times New Roman"/>
+        </w:rPr>
+        <w:t xml:space="preserve"> </w:t>
+      </w:r>
+      <w:proofErr w:type="spellStart"/>
+      <w:r>
+        <w:rPr>
+          <w:rFonts w:ascii="Times New Roman" w:hAnsi="Times New Roman" w:cs="Times New Roman"/>
+        </w:rPr>
+        <w:t>Domain</w:t>
+      </w:r>
+      <w:proofErr w:type="spellEnd"/>
+      <w:r>
+        <w:rPr>
+          <w:rFonts w:ascii="Times New Roman" w:hAnsi="Times New Roman" w:cs="Times New Roman"/>
+        </w:rPr>
+        <w:t xml:space="preserve"> </w:t>
+      </w:r>
+      <w:proofErr w:type="spellStart"/>
+      <w:r>
+        <w:rPr>
+          <w:rFonts w:ascii="Times New Roman" w:hAnsi="Times New Roman" w:cs="Times New Roman"/>
+        </w:rPr>
+        <w:t>Services</w:t>
+      </w:r>
+      <w:proofErr w:type="spellEnd"/>
+      <w:r>
+        <w:rPr>
+          <w:rFonts w:ascii="Times New Roman" w:hAnsi="Times New Roman" w:cs="Times New Roman"/>
+        </w:rPr>
+        <w:t xml:space="preserve"> (AD DS) egy központi identitás- és erőforráskezelő szolgáltatás, amely lehetővé teszi a felhasználók, számítógépek, csoportok és házirendek központi kezelését egy Windows-alapú hálózatban. Az AD DS működéséhez elengedhetetlen a megfelelően konfigurált DNS-kiszolgáló, mivel az </w:t>
+      </w:r>
+      <w:proofErr w:type="spellStart"/>
+      <w:r>
+        <w:rPr>
+          <w:rFonts w:ascii="Times New Roman" w:hAnsi="Times New Roman" w:cs="Times New Roman"/>
+        </w:rPr>
+        <w:t>Active</w:t>
+      </w:r>
+      <w:proofErr w:type="spellEnd"/>
+      <w:r>
+        <w:rPr>
+          <w:rFonts w:ascii="Times New Roman" w:hAnsi="Times New Roman" w:cs="Times New Roman"/>
+        </w:rPr>
+        <w:t xml:space="preserve"> </w:t>
+      </w:r>
+      <w:proofErr w:type="spellStart"/>
+      <w:r>
+        <w:rPr>
+          <w:rFonts w:ascii="Times New Roman" w:hAnsi="Times New Roman" w:cs="Times New Roman"/>
+        </w:rPr>
+        <w:t>Directory</w:t>
+      </w:r>
+      <w:proofErr w:type="spellEnd"/>
+      <w:r>
+        <w:rPr>
+          <w:rFonts w:ascii="Times New Roman" w:hAnsi="Times New Roman" w:cs="Times New Roman"/>
+        </w:rPr>
+        <w:t xml:space="preserve"> szorosan integrálódik a DNS-</w:t>
+      </w:r>
+      <w:proofErr w:type="spellStart"/>
+      <w:r>
+        <w:rPr>
+          <w:rFonts w:ascii="Times New Roman" w:hAnsi="Times New Roman" w:cs="Times New Roman"/>
+        </w:rPr>
+        <w:t>sel</w:t>
+      </w:r>
+      <w:proofErr w:type="spellEnd"/>
+      <w:r>
+        <w:rPr>
+          <w:rFonts w:ascii="Times New Roman" w:hAnsi="Times New Roman" w:cs="Times New Roman"/>
+        </w:rPr>
+        <w:t>, és a névfeloldásra építi működését.</w:t>
+      </w:r>
+    </w:p>
+    <w:p>
+      <w:pPr>
+        <w:jc w:val="both"/>
+        <w:rPr>
+          <w:rFonts w:ascii="Times New Roman" w:hAnsi="Times New Roman" w:cs="Times New Roman"/>
+        </w:rPr>
+      </w:pPr>
+      <w:r>
+        <w:rPr>
+          <w:rFonts w:ascii="Times New Roman" w:hAnsi="Times New Roman" w:cs="Times New Roman"/>
+        </w:rPr>
+        <w:t>A rendszer beállítása során először statikus IP-címet kellett rendelnünk a szerverhez, hogy a tartományvezérlő (</w:t>
+      </w:r>
+      <w:proofErr w:type="spellStart"/>
+      <w:r>
+        <w:rPr>
+          <w:rFonts w:ascii="Times New Roman" w:hAnsi="Times New Roman" w:cs="Times New Roman"/>
+        </w:rPr>
+        <w:t>domain</w:t>
+      </w:r>
+      <w:proofErr w:type="spellEnd"/>
+      <w:r>
+        <w:rPr>
+          <w:rFonts w:ascii="Times New Roman" w:hAnsi="Times New Roman" w:cs="Times New Roman"/>
+        </w:rPr>
+        <w:t xml:space="preserve"> </w:t>
+      </w:r>
+      <w:proofErr w:type="spellStart"/>
+      <w:r>
+        <w:rPr>
+          <w:rFonts w:ascii="Times New Roman" w:hAnsi="Times New Roman" w:cs="Times New Roman"/>
+        </w:rPr>
+        <w:t>controller</w:t>
+      </w:r>
+      <w:proofErr w:type="spellEnd"/>
+      <w:r>
+        <w:rPr>
+          <w:rFonts w:ascii="Times New Roman" w:hAnsi="Times New Roman" w:cs="Times New Roman"/>
+        </w:rPr>
+        <w:t xml:space="preserve">) címe állandó maradjon, és a kliensek mindig elérjék azt. Ezután telepítettük a DNS-szerepkört, amely lehetővé teszi, hogy a szerver névfeloldási szolgáltatásokat nyújtson a hálózat többi eszköze számára. A DNS-ben létrehoztuk a </w:t>
+      </w:r>
+      <w:proofErr w:type="spellStart"/>
+      <w:r>
+        <w:rPr>
+          <w:rFonts w:ascii="Times New Roman" w:hAnsi="Times New Roman" w:cs="Times New Roman"/>
+        </w:rPr>
+        <w:t>telekom.local</w:t>
+      </w:r>
+      <w:proofErr w:type="spellEnd"/>
+      <w:r>
+        <w:rPr>
+          <w:rFonts w:ascii="Times New Roman" w:hAnsi="Times New Roman" w:cs="Times New Roman"/>
+        </w:rPr>
+        <w:t xml:space="preserve"> nevű </w:t>
+      </w:r>
+      <w:proofErr w:type="spellStart"/>
+      <w:r>
+        <w:rPr>
+          <w:rFonts w:ascii="Times New Roman" w:hAnsi="Times New Roman" w:cs="Times New Roman"/>
+        </w:rPr>
+        <w:t>forward</w:t>
+      </w:r>
+      <w:proofErr w:type="spellEnd"/>
+      <w:r>
+        <w:rPr>
+          <w:rFonts w:ascii="Times New Roman" w:hAnsi="Times New Roman" w:cs="Times New Roman"/>
+        </w:rPr>
+        <w:t xml:space="preserve"> </w:t>
+      </w:r>
+      <w:proofErr w:type="spellStart"/>
+      <w:r>
+        <w:rPr>
+          <w:rFonts w:ascii="Times New Roman" w:hAnsi="Times New Roman" w:cs="Times New Roman"/>
+        </w:rPr>
+        <w:t>lookup</w:t>
+      </w:r>
+      <w:proofErr w:type="spellEnd"/>
+      <w:r>
+        <w:rPr>
+          <w:rFonts w:ascii="Times New Roman" w:hAnsi="Times New Roman" w:cs="Times New Roman"/>
+        </w:rPr>
+        <w:t xml:space="preserve"> zónát, amely a tartományhoz tartozó gépnevek és IP-címek közötti kapcsolatot tárolja. Ezen kívül létrehoztunk egy </w:t>
+      </w:r>
+      <w:proofErr w:type="spellStart"/>
+      <w:r>
+        <w:rPr>
+          <w:rFonts w:ascii="Times New Roman" w:hAnsi="Times New Roman" w:cs="Times New Roman"/>
+        </w:rPr>
+        <w:t>reverse</w:t>
+      </w:r>
+      <w:proofErr w:type="spellEnd"/>
+      <w:r>
+        <w:rPr>
+          <w:rFonts w:ascii="Times New Roman" w:hAnsi="Times New Roman" w:cs="Times New Roman"/>
+        </w:rPr>
+        <w:t xml:space="preserve"> </w:t>
+      </w:r>
+      <w:proofErr w:type="spellStart"/>
+      <w:r>
+        <w:rPr>
+          <w:rFonts w:ascii="Times New Roman" w:hAnsi="Times New Roman" w:cs="Times New Roman"/>
+        </w:rPr>
+        <w:t>lookup</w:t>
+      </w:r>
+      <w:proofErr w:type="spellEnd"/>
+      <w:r>
+        <w:rPr>
+          <w:rFonts w:ascii="Times New Roman" w:hAnsi="Times New Roman" w:cs="Times New Roman"/>
+        </w:rPr>
+        <w:t xml:space="preserve"> zónát is, amely az IP-címek alapján képes visszakeresni a gépneveket.</w:t>
+      </w:r>
+    </w:p>
+    <w:p>
+      <w:pPr>
+        <w:jc w:val="both"/>
+        <w:rPr>
+          <w:rFonts w:ascii="Times New Roman" w:hAnsi="Times New Roman" w:cs="Times New Roman"/>
+        </w:rPr>
+      </w:pPr>
+      <w:r>
+        <w:rPr>
+          <w:rFonts w:ascii="Times New Roman" w:hAnsi="Times New Roman" w:cs="Times New Roman"/>
+        </w:rPr>
+        <w:t xml:space="preserve">Miután a DNS működött, telepítettük az AD DS szerepkört, majd </w:t>
+      </w:r>
+      <w:proofErr w:type="spellStart"/>
+      <w:r>
+        <w:rPr>
+          <w:rFonts w:ascii="Times New Roman" w:hAnsi="Times New Roman" w:cs="Times New Roman"/>
+        </w:rPr>
+        <w:t>promótáltuk</w:t>
+      </w:r>
+      <w:proofErr w:type="spellEnd"/>
+      <w:r>
+        <w:rPr>
+          <w:rFonts w:ascii="Times New Roman" w:hAnsi="Times New Roman" w:cs="Times New Roman"/>
+        </w:rPr>
+        <w:t xml:space="preserve"> a szervert tartományvezérlővé, létrehozva a </w:t>
+      </w:r>
+      <w:proofErr w:type="spellStart"/>
+      <w:r>
+        <w:rPr>
+          <w:rFonts w:ascii="Times New Roman" w:hAnsi="Times New Roman" w:cs="Times New Roman"/>
+        </w:rPr>
+        <w:t>telekom.local</w:t>
+      </w:r>
+      <w:proofErr w:type="spellEnd"/>
+      <w:r>
+        <w:rPr>
+          <w:rFonts w:ascii="Times New Roman" w:hAnsi="Times New Roman" w:cs="Times New Roman"/>
+        </w:rPr>
+        <w:t xml:space="preserve"> tartományt. A promóció során az AD DS automatikusan regisztrálta magát a DNS-ben, és létrehozta a szükséges szolgáltatásrekordokat (SRV rekordokat) a </w:t>
+      </w:r>
+      <w:proofErr w:type="spellStart"/>
+      <w:r>
+        <w:rPr>
+          <w:rFonts w:ascii="Times New Roman" w:hAnsi="Times New Roman" w:cs="Times New Roman"/>
+        </w:rPr>
+        <w:t>telekom.local</w:t>
+      </w:r>
+      <w:proofErr w:type="spellEnd"/>
+      <w:r>
+        <w:rPr>
+          <w:rFonts w:ascii="Times New Roman" w:hAnsi="Times New Roman" w:cs="Times New Roman"/>
+        </w:rPr>
+        <w:t xml:space="preserve"> zónában.</w:t>
+      </w:r>
+    </w:p>
+    <w:p>
+      <w:pPr>
+        <w:jc w:val="both"/>
+        <w:rPr>
+          <w:rFonts w:ascii="Times New Roman" w:hAnsi="Times New Roman" w:cs="Times New Roman"/>
+        </w:rPr>
+      </w:pPr>
+      <w:r>
+        <w:rPr>
+          <w:rFonts w:ascii="Times New Roman" w:hAnsi="Times New Roman" w:cs="Times New Roman"/>
+        </w:rPr>
+        <w:t xml:space="preserve">Az </w:t>
+      </w:r>
+      <w:r>
+        <w:rPr>
+          <w:rFonts w:ascii="Times New Roman" w:hAnsi="Times New Roman" w:cs="Times New Roman"/>
+          <w:b/>
+          <w:bCs/>
+        </w:rPr>
+        <w:t>SRV rekordok (Service Records)</w:t>
+      </w:r>
+      <w:r>
+        <w:rPr>
+          <w:rFonts w:ascii="Times New Roman" w:hAnsi="Times New Roman" w:cs="Times New Roman"/>
+        </w:rPr>
+        <w:t xml:space="preserve"> speciális DNS-rekordok, amelyek megmondják a klienseknek, hogy hol találják meg az </w:t>
+      </w:r>
+      <w:proofErr w:type="spellStart"/>
+      <w:r>
+        <w:rPr>
+          <w:rFonts w:ascii="Times New Roman" w:hAnsi="Times New Roman" w:cs="Times New Roman"/>
+        </w:rPr>
+        <w:t>Active</w:t>
+      </w:r>
+      <w:proofErr w:type="spellEnd"/>
+      <w:r>
+        <w:rPr>
+          <w:rFonts w:ascii="Times New Roman" w:hAnsi="Times New Roman" w:cs="Times New Roman"/>
+        </w:rPr>
+        <w:t xml:space="preserve"> </w:t>
+      </w:r>
+      <w:proofErr w:type="spellStart"/>
+      <w:r>
+        <w:rPr>
+          <w:rFonts w:ascii="Times New Roman" w:hAnsi="Times New Roman" w:cs="Times New Roman"/>
+        </w:rPr>
+        <w:t>Directory</w:t>
+      </w:r>
+      <w:proofErr w:type="spellEnd"/>
+      <w:r>
+        <w:rPr>
+          <w:rFonts w:ascii="Times New Roman" w:hAnsi="Times New Roman" w:cs="Times New Roman"/>
+        </w:rPr>
+        <w:t xml:space="preserve"> szolgáltatásait, például az LDAP (</w:t>
+      </w:r>
+      <w:proofErr w:type="spellStart"/>
+      <w:r>
+        <w:rPr>
+          <w:rFonts w:ascii="Times New Roman" w:hAnsi="Times New Roman" w:cs="Times New Roman"/>
+        </w:rPr>
+        <w:t>Lightweight</w:t>
+      </w:r>
+      <w:proofErr w:type="spellEnd"/>
+      <w:r>
+        <w:rPr>
+          <w:rFonts w:ascii="Times New Roman" w:hAnsi="Times New Roman" w:cs="Times New Roman"/>
+        </w:rPr>
+        <w:t xml:space="preserve"> </w:t>
+      </w:r>
+      <w:proofErr w:type="spellStart"/>
+      <w:r>
+        <w:rPr>
+          <w:rFonts w:ascii="Times New Roman" w:hAnsi="Times New Roman" w:cs="Times New Roman"/>
+        </w:rPr>
+        <w:t>Directory</w:t>
+      </w:r>
+      <w:proofErr w:type="spellEnd"/>
+      <w:r>
+        <w:rPr>
+          <w:rFonts w:ascii="Times New Roman" w:hAnsi="Times New Roman" w:cs="Times New Roman"/>
+        </w:rPr>
+        <w:t xml:space="preserve"> Access </w:t>
+      </w:r>
+      <w:proofErr w:type="spellStart"/>
+      <w:r>
+        <w:rPr>
+          <w:rFonts w:ascii="Times New Roman" w:hAnsi="Times New Roman" w:cs="Times New Roman"/>
+        </w:rPr>
+        <w:t>Protocol</w:t>
+      </w:r>
+      <w:proofErr w:type="spellEnd"/>
+      <w:r>
+        <w:rPr>
+          <w:rFonts w:ascii="Times New Roman" w:hAnsi="Times New Roman" w:cs="Times New Roman"/>
+        </w:rPr>
+        <w:t xml:space="preserve">) és </w:t>
+      </w:r>
+      <w:proofErr w:type="spellStart"/>
+      <w:r>
+        <w:rPr>
+          <w:rFonts w:ascii="Times New Roman" w:hAnsi="Times New Roman" w:cs="Times New Roman"/>
+        </w:rPr>
+        <w:t>Kerberos</w:t>
+      </w:r>
+      <w:proofErr w:type="spellEnd"/>
+      <w:r>
+        <w:rPr>
+          <w:rFonts w:ascii="Times New Roman" w:hAnsi="Times New Roman" w:cs="Times New Roman"/>
+        </w:rPr>
+        <w:t xml:space="preserve"> szolgáltatásokat. Ezek a rekordok olyan formátumban jelennek meg, mint például _</w:t>
+      </w:r>
+      <w:proofErr w:type="spellStart"/>
+      <w:r>
+        <w:rPr>
+          <w:rFonts w:ascii="Times New Roman" w:hAnsi="Times New Roman" w:cs="Times New Roman"/>
+        </w:rPr>
+        <w:t>ldap</w:t>
+      </w:r>
+      <w:proofErr w:type="spellEnd"/>
+      <w:r>
+        <w:rPr>
+          <w:rFonts w:ascii="Times New Roman" w:hAnsi="Times New Roman" w:cs="Times New Roman"/>
+        </w:rPr>
+        <w:t>._tcp.dc._</w:t>
+      </w:r>
+      <w:proofErr w:type="spellStart"/>
+      <w:r>
+        <w:rPr>
+          <w:rFonts w:ascii="Times New Roman" w:hAnsi="Times New Roman" w:cs="Times New Roman"/>
+        </w:rPr>
+        <w:t>msdcs.telekom.local</w:t>
+      </w:r>
+      <w:proofErr w:type="spellEnd"/>
+      <w:r>
+        <w:rPr>
+          <w:rFonts w:ascii="Times New Roman" w:hAnsi="Times New Roman" w:cs="Times New Roman"/>
+        </w:rPr>
+        <w:t xml:space="preserve">, és tartalmazzák a tartományvezérlő nevét és IP-címét. Ezek nélkül a kliensek nem tudnák, hová küldjék a </w:t>
+      </w:r>
+      <w:r>
+        <w:rPr>
+          <w:rFonts w:ascii="Times New Roman" w:hAnsi="Times New Roman" w:cs="Times New Roman"/>
+        </w:rPr>
+        <w:lastRenderedPageBreak/>
+        <w:t>bejelentkezési kérelmeket, nem működne a tartományba való beléptetés, a csoportházirendek alkalmazása vagy a replikáció.</w:t>
+      </w:r>
+    </w:p>
+    <w:p>
+      <w:pPr>
+        <w:jc w:val="both"/>
+        <w:rPr>
+          <w:rFonts w:ascii="Times New Roman" w:hAnsi="Times New Roman" w:cs="Times New Roman"/>
+        </w:rPr>
+      </w:pPr>
+      <w:r>
+        <w:rPr>
+          <w:rFonts w:ascii="Times New Roman" w:hAnsi="Times New Roman" w:cs="Times New Roman"/>
+        </w:rPr>
+        <w:t>Az AD DS működése során a tartományvezérlő szolgáltatásai (pl. hitelesítés, címtár-hozzáférés, GPO-k alkalmazása) a DNS-ben regisztrált SRV rekordokon keresztül válnak elérhetővé. A kliensek a DNS segítségével találják meg a megfelelő szolgáltatásokat, így a DNS és az AD DS közötti kapcsolat kulcsfontosságú a hálózat stabil működéséhez.</w:t>
+      </w:r>
+    </w:p>
+    <w:p>
+      <w:pPr>
+        <w:jc w:val="both"/>
+        <w:rPr>
+          <w:rFonts w:ascii="Times New Roman" w:hAnsi="Times New Roman" w:cs="Times New Roman"/>
+        </w:rPr>
+      </w:pPr>
+      <w:r>
+        <w:rPr>
+          <w:rFonts w:ascii="Times New Roman" w:hAnsi="Times New Roman" w:cs="Times New Roman"/>
+        </w:rPr>
+        <w:t>Összefoglalva, a DNS és AD DS konfiguráció célja az volt, hogy egy működőképes, valósághű tartományi környezetet hozzunk létre, amelyben a szerver képes ellátni a tartományvezérlő szerepét, a kliensek pedig automatikusan megtalálják és használni tudják a hálózati szolgáltatásokat. Az SRV rekordok megléte és helyes működése ennek az alapfeltétele.</w:t>
+      </w:r>
+    </w:p>
+    <w:p>
+      <w:pPr>
+        <w:jc w:val="both"/>
+        <w:rPr>
+          <w:rFonts w:ascii="Times New Roman" w:hAnsi="Times New Roman" w:cs="Times New Roman"/>
+        </w:rPr>
+      </w:pPr>
+      <w:r>
+        <w:rPr>
+          <w:rFonts w:ascii="Times New Roman" w:hAnsi="Times New Roman" w:cs="Times New Roman"/>
+          <w:highlight w:val="red"/>
+        </w:rPr>
+        <w:t>DHCP szerver konfiguráció:</w:t>
+      </w:r>
+    </w:p>
+    <w:p>
+      <w:pPr>
+        <w:jc w:val="both"/>
+        <w:rPr>
+          <w:rFonts w:ascii="Times New Roman" w:hAnsi="Times New Roman" w:cs="Times New Roman"/>
+        </w:rPr>
+      </w:pPr>
+      <w:r>
+        <w:rPr>
+          <w:rFonts w:ascii="Times New Roman" w:hAnsi="Times New Roman" w:cs="Times New Roman"/>
+        </w:rPr>
+        <w:t xml:space="preserve">Ugyanott </w:t>
+      </w:r>
+      <w:r>
+        <w:rPr>
+          <w:rFonts w:ascii="Times New Roman" w:hAnsi="Times New Roman" w:cs="Times New Roman"/>
+        </w:rPr>
+        <w:t xml:space="preserve">ahol eddig is a Server Managerben </w:t>
+      </w:r>
+      <w:proofErr w:type="spellStart"/>
+      <w:r>
+        <w:rPr>
+          <w:rFonts w:ascii="Times New Roman" w:hAnsi="Times New Roman" w:cs="Times New Roman"/>
+        </w:rPr>
+        <w:t>Role-based</w:t>
+      </w:r>
+      <w:proofErr w:type="spellEnd"/>
+      <w:r>
+        <w:rPr>
+          <w:rFonts w:ascii="Times New Roman" w:hAnsi="Times New Roman" w:cs="Times New Roman"/>
+        </w:rPr>
+        <w:t xml:space="preserve"> </w:t>
+      </w:r>
+      <w:proofErr w:type="spellStart"/>
+      <w:r>
+        <w:rPr>
+          <w:rFonts w:ascii="Times New Roman" w:hAnsi="Times New Roman" w:cs="Times New Roman"/>
+        </w:rPr>
+        <w:t>installation</w:t>
+      </w:r>
+      <w:proofErr w:type="spellEnd"/>
+      <w:r>
+        <w:rPr>
+          <w:rFonts w:ascii="Times New Roman" w:hAnsi="Times New Roman" w:cs="Times New Roman"/>
+        </w:rPr>
+        <w:t xml:space="preserve"> formájában kiválasztom a DHCP szolgáltatást és telepítem</w:t>
+      </w:r>
+      <w:r>
+        <w:rPr>
+          <w:rFonts w:ascii="Times New Roman" w:hAnsi="Times New Roman" w:cs="Times New Roman"/>
+        </w:rPr>
+        <w:t xml:space="preserve">, majd miután letelepült megadom a hitelesítési fiókot. </w:t>
+      </w:r>
+    </w:p>
+    <w:p>
+      <w:pPr>
         <w:jc w:val="center"/>
         <w:rPr>
           <w:rFonts w:ascii="Times New Roman" w:hAnsi="Times New Roman" w:cs="Times New Roman"/>
         </w:rPr>
       </w:pPr>
-    </w:p>
-    <w:p>
-      <w:pPr>
-        <w:jc w:val="both"/>
-        <w:rPr>
-          <w:rFonts w:ascii="Times New Roman" w:hAnsi="Times New Roman" w:cs="Times New Roman"/>
-        </w:rPr>
-      </w:pPr>
-      <w:r>
-        <w:rPr>
-          <w:rFonts w:ascii="Times New Roman" w:hAnsi="Times New Roman" w:cs="Times New Roman"/>
-        </w:rPr>
-        <w:t xml:space="preserve">Egy AD-ben több domain is lehet, ezeket összeségében hívjuk „forest”-nek. </w:t>
-      </w:r>
-      <w:r>
-        <w:rPr>
-          <w:rFonts w:ascii="Times New Roman" w:hAnsi="Times New Roman" w:cs="Times New Roman"/>
-        </w:rPr>
-        <w:t xml:space="preserve">A DSRM mode-nak állítok jeszót: ez egy karbantartási </w:t>
-      </w:r>
-      <w:r>
-        <w:rPr>
-          <w:rFonts w:ascii="Times New Roman" w:hAnsi="Times New Roman" w:cs="Times New Roman"/>
-        </w:rPr>
-        <w:t xml:space="preserve">felület/mód. </w:t>
-      </w:r>
-    </w:p>
-    <w:p>
-      <w:pPr>
-        <w:jc w:val="center"/>
-        <w:rPr>
-          <w:rFonts w:ascii="Times New Roman" w:hAnsi="Times New Roman" w:cs="Times New Roman"/>
-        </w:rPr>
-      </w:pPr>
-      <w:r>
-        <w:rPr>
-          <w:rFonts w:ascii="Times New Roman" w:hAnsi="Times New Roman" w:cs="Times New Roman"/>
-          <w:noProof/>
+      <w:r>
+        <w:rPr>
+          <w:rFonts w:ascii="Times New Roman" w:hAnsi="Times New Roman" w:cs="Times New Roman"/>
         </w:rPr>
         <w:drawing>
-          <wp:inline distT="0" distB="0" distL="0" distR="0" wp14:anchorId="6E6AA8FC" wp14:editId="38128A84">
-            <wp:extent cx="4819898" cy="3543482"/>
+          <wp:inline distT="0" distB="0" distL="0" distR="0" wp14:anchorId="00C7A91E" wp14:editId="190732C9">
+            <wp:extent cx="4953255" cy="3505380"/>
             <wp:effectExtent l="0" t="0" r="0" b="0"/>
-            <wp:docPr id="202032352" name="Kép 1" descr="A képen szöveg, képernyőkép, szoftver, Weblap látható&#10;&#10;Előfordulhat, hogy az AI által létrehozott tartalom helytelen."/>
+            <wp:docPr id="1450751637" name="Kép 1" descr="A képen szöveg, képernyőkép, szoftver, Weblap látható&#10;&#10;Előfordulhat, hogy az AI által létrehozott tartalom helytelen."/>
             <wp:cNvGraphicFramePr>
               <a:graphicFrameLocks xmlns:a="http://schemas.openxmlformats.org/drawingml/2006/main" noChangeAspect="1"/>
             </wp:cNvGraphicFramePr>
@@ -1823,7 +3082,7 @@
               <a:graphicData uri="http://schemas.openxmlformats.org/drawingml/2006/picture">
                 <pic:pic xmlns:pic="http://schemas.openxmlformats.org/drawingml/2006/picture">
                   <pic:nvPicPr>
-                    <pic:cNvPr id="202032352" name="Kép 1" descr="A képen szöveg, képernyőkép, szoftver, Weblap látható&#10;&#10;Előfordulhat, hogy az AI által létrehozott tartalom helytelen."/>
+                    <pic:cNvPr id="1450751637" name="Kép 1" descr="A képen szöveg, képernyőkép, szoftver, Weblap látható&#10;&#10;Előfordulhat, hogy az AI által létrehozott tartalom helytelen."/>
                     <pic:cNvPicPr/>
                   </pic:nvPicPr>
                   <pic:blipFill>
@@ -1835,7 +3094,7 @@
                   <pic:spPr>
                     <a:xfrm>
                       <a:off x="0" y="0"/>
-                      <a:ext cx="4819898" cy="3543482"/>
+                      <a:ext cx="4953255" cy="3505380"/>
                     </a:xfrm>
                     <a:prstGeom prst="rect">
                       <a:avLst/>
@@ -1850,49 +3109,6 @@
     </w:p>
     <w:p>
       <w:pPr>
-        <w:rPr>
-          <w:rFonts w:ascii="Times New Roman" w:hAnsi="Times New Roman" w:cs="Times New Roman"/>
-        </w:rPr>
-      </w:pPr>
-      <w:r>
-        <w:rPr>
-          <w:rFonts w:ascii="Times New Roman" w:hAnsi="Times New Roman" w:cs="Times New Roman"/>
-        </w:rPr>
-        <w:t xml:space="preserve">Beállítottam egy </w:t>
-      </w:r>
-      <w:r>
-        <w:rPr>
-          <w:rFonts w:ascii="Times New Roman" w:hAnsi="Times New Roman" w:cs="Times New Roman"/>
-        </w:rPr>
-        <w:t xml:space="preserve">netbios </w:t>
-      </w:r>
-      <w:r>
-        <w:rPr>
-          <w:rFonts w:ascii="Times New Roman" w:hAnsi="Times New Roman" w:cs="Times New Roman"/>
-        </w:rPr>
-        <w:t>domain</w:t>
-      </w:r>
-      <w:r>
-        <w:rPr>
-          <w:rFonts w:ascii="Times New Roman" w:hAnsi="Times New Roman" w:cs="Times New Roman"/>
-        </w:rPr>
-        <w:t xml:space="preserve">t. </w:t>
-      </w:r>
-      <w:r>
-        <w:rPr>
-          <w:rFonts w:ascii="Times New Roman" w:hAnsi="Times New Roman" w:cs="Times New Roman"/>
-        </w:rPr>
-        <w:t>A NetBIOS (Network Basic Input/Output System) egy régi, de még ma is előforduló hálózati szolgáltatás, amely lehetővé teszi a számítógépek és alkalmazások közötti kommunikációt helyi hálózatokon.</w:t>
-      </w:r>
-      <w:r>
-        <w:rPr>
-          <w:rFonts w:ascii="Times New Roman" w:hAnsi="Times New Roman" w:cs="Times New Roman"/>
-        </w:rPr>
-        <w:t xml:space="preserve"> </w:t>
-      </w:r>
-    </w:p>
-    <w:p>
-      <w:pPr>
         <w:jc w:val="center"/>
         <w:rPr>
           <w:rFonts w:ascii="Times New Roman" w:hAnsi="Times New Roman" w:cs="Times New Roman"/>
@@ -1901,14 +3117,13 @@
       <w:r>
         <w:rPr>
           <w:rFonts w:ascii="Times New Roman" w:hAnsi="Times New Roman" w:cs="Times New Roman"/>
-          <w:noProof/>
         </w:rPr>
         <w:lastRenderedPageBreak/>
         <w:drawing>
-          <wp:inline distT="0" distB="0" distL="0" distR="0" wp14:anchorId="57820E05" wp14:editId="5D7910B7">
-            <wp:extent cx="4807197" cy="3549832"/>
+          <wp:inline distT="0" distB="0" distL="0" distR="0" wp14:anchorId="003B39F8" wp14:editId="080DCA51">
+            <wp:extent cx="3168650" cy="2349026"/>
             <wp:effectExtent l="0" t="0" r="0" b="0"/>
-            <wp:docPr id="974929813" name="Kép 1" descr="A képen szöveg, képernyőkép, szoftver, Weblap látható&#10;&#10;Előfordulhat, hogy az AI által létrehozott tartalom helytelen."/>
+            <wp:docPr id="876900977" name="Kép 1" descr="A képen szöveg, képernyőkép, szoftver, Weblap látható&#10;&#10;Előfordulhat, hogy az AI által létrehozott tartalom helytelen."/>
             <wp:cNvGraphicFramePr>
               <a:graphicFrameLocks xmlns:a="http://schemas.openxmlformats.org/drawingml/2006/main" noChangeAspect="1"/>
             </wp:cNvGraphicFramePr>
@@ -1916,7 +3131,7 @@
               <a:graphicData uri="http://schemas.openxmlformats.org/drawingml/2006/picture">
                 <pic:pic xmlns:pic="http://schemas.openxmlformats.org/drawingml/2006/picture">
                   <pic:nvPicPr>
-                    <pic:cNvPr id="974929813" name="Kép 1" descr="A képen szöveg, képernyőkép, szoftver, Weblap látható&#10;&#10;Előfordulhat, hogy az AI által létrehozott tartalom helytelen."/>
+                    <pic:cNvPr id="876900977" name="Kép 1" descr="A képen szöveg, képernyőkép, szoftver, Weblap látható&#10;&#10;Előfordulhat, hogy az AI által létrehozott tartalom helytelen."/>
                     <pic:cNvPicPr/>
                   </pic:nvPicPr>
                   <pic:blipFill>
@@ -1928,7 +3143,7 @@
                   <pic:spPr>
                     <a:xfrm>
                       <a:off x="0" y="0"/>
-                      <a:ext cx="4807197" cy="3549832"/>
+                      <a:ext cx="3192652" cy="2366819"/>
                     </a:xfrm>
                     <a:prstGeom prst="rect">
                       <a:avLst/>
@@ -1943,73 +3158,72 @@
     </w:p>
     <w:p>
       <w:pPr>
+        <w:jc w:val="both"/>
+        <w:rPr>
+          <w:rFonts w:ascii="Times New Roman" w:hAnsi="Times New Roman" w:cs="Times New Roman"/>
+        </w:rPr>
+      </w:pPr>
+      <w:r>
+        <w:rPr>
+          <w:rFonts w:ascii="Times New Roman" w:hAnsi="Times New Roman" w:cs="Times New Roman"/>
+        </w:rPr>
+        <w:t>Most,</w:t>
+      </w:r>
+      <w:r>
+        <w:rPr>
+          <w:rFonts w:ascii="Times New Roman" w:hAnsi="Times New Roman" w:cs="Times New Roman"/>
+        </w:rPr>
+        <w:t xml:space="preserve"> hogy ezek megvannak létrehozok egy </w:t>
+      </w:r>
+      <w:proofErr w:type="spellStart"/>
+      <w:r>
+        <w:rPr>
+          <w:rFonts w:ascii="Times New Roman" w:hAnsi="Times New Roman" w:cs="Times New Roman"/>
+        </w:rPr>
+        <w:t>scope</w:t>
+      </w:r>
+      <w:proofErr w:type="spellEnd"/>
+      <w:r>
+        <w:rPr>
+          <w:rFonts w:ascii="Times New Roman" w:hAnsi="Times New Roman" w:cs="Times New Roman"/>
+        </w:rPr>
+        <w:t xml:space="preserve">-ot, a </w:t>
+      </w:r>
+      <w:r>
+        <w:rPr>
+          <w:rFonts w:ascii="Times New Roman" w:hAnsi="Times New Roman" w:cs="Times New Roman"/>
+        </w:rPr>
+        <w:t>tartományt,</w:t>
+      </w:r>
+      <w:r>
+        <w:rPr>
+          <w:rFonts w:ascii="Times New Roman" w:hAnsi="Times New Roman" w:cs="Times New Roman"/>
+        </w:rPr>
+        <w:t xml:space="preserve"> amiből címeket fog osztani</w:t>
+      </w:r>
+      <w:r>
+        <w:rPr>
+          <w:rFonts w:ascii="Times New Roman" w:hAnsi="Times New Roman" w:cs="Times New Roman"/>
+        </w:rPr>
+        <w:t>.</w:t>
+      </w:r>
+    </w:p>
+    <w:p>
+      <w:pPr>
         <w:jc w:val="center"/>
         <w:rPr>
           <w:rFonts w:ascii="Times New Roman" w:hAnsi="Times New Roman" w:cs="Times New Roman"/>
         </w:rPr>
       </w:pPr>
-    </w:p>
-    <w:p>
-      <w:pPr>
-        <w:jc w:val="both"/>
-        <w:rPr>
-          <w:rFonts w:ascii="Times New Roman" w:hAnsi="Times New Roman" w:cs="Times New Roman"/>
-        </w:rPr>
-      </w:pPr>
-      <w:r>
-        <w:rPr>
-          <w:rFonts w:ascii="Times New Roman" w:hAnsi="Times New Roman" w:cs="Times New Roman"/>
-        </w:rPr>
-        <w:t xml:space="preserve">Itt a logfile-ok és adatbázisok elérési útvonalai </w:t>
-      </w:r>
-      <w:r>
-        <w:rPr>
-          <w:rFonts w:ascii="Times New Roman" w:hAnsi="Times New Roman" w:cs="Times New Roman"/>
-        </w:rPr>
-        <w:t>találhatóak</w:t>
-      </w:r>
-      <w:r>
-        <w:rPr>
-          <w:rFonts w:ascii="Times New Roman" w:hAnsi="Times New Roman" w:cs="Times New Roman"/>
-        </w:rPr>
-        <w:t xml:space="preserve">, de ezeket </w:t>
-      </w:r>
-      <w:r>
-        <w:rPr>
-          <w:rFonts w:ascii="Times New Roman" w:hAnsi="Times New Roman" w:cs="Times New Roman"/>
-        </w:rPr>
-        <w:t xml:space="preserve">nekünk most nem kell módosítanunk. </w:t>
-      </w:r>
-      <w:r>
-        <w:rPr>
-          <w:rFonts w:ascii="Times New Roman" w:hAnsi="Times New Roman" w:cs="Times New Roman"/>
-        </w:rPr>
-        <w:t xml:space="preserve">Ezután már csak </w:t>
-      </w:r>
-      <w:r>
-        <w:rPr>
-          <w:rFonts w:ascii="Times New Roman" w:hAnsi="Times New Roman" w:cs="Times New Roman"/>
-        </w:rPr>
-        <w:t>installálni kell a beállításokkal.</w:t>
-      </w:r>
-    </w:p>
-    <w:p>
-      <w:pPr>
-        <w:jc w:val="center"/>
-        <w:rPr>
-          <w:rFonts w:ascii="Times New Roman" w:hAnsi="Times New Roman" w:cs="Times New Roman"/>
-        </w:rPr>
-      </w:pPr>
-      <w:r>
-        <w:rPr>
-          <w:rFonts w:ascii="Times New Roman" w:hAnsi="Times New Roman" w:cs="Times New Roman"/>
-          <w:noProof/>
+      <w:r>
+        <w:rPr>
+          <w:rFonts w:ascii="Times New Roman" w:hAnsi="Times New Roman" w:cs="Times New Roman"/>
         </w:rPr>
         <w:drawing>
-          <wp:inline distT="0" distB="0" distL="0" distR="0" wp14:anchorId="39A024D1" wp14:editId="1ED16455">
-            <wp:extent cx="4807197" cy="3524431"/>
-            <wp:effectExtent l="0" t="0" r="0" b="0"/>
-            <wp:docPr id="1581693122" name="Kép 1" descr="A képen szöveg, képernyőkép, szoftver, Weblap látható&#10;&#10;Előfordulhat, hogy az AI által létrehozott tartalom helytelen."/>
+          <wp:inline distT="0" distB="0" distL="0" distR="0" wp14:anchorId="2BD798DC" wp14:editId="4A6F9535">
+            <wp:extent cx="3441865" cy="2686050"/>
+            <wp:effectExtent l="0" t="0" r="6350" b="0"/>
+            <wp:docPr id="40339866" name="Kép 1" descr="A képen szöveg, képernyőkép, szoftver, Számítógépes ikon látható&#10;&#10;Előfordulhat, hogy az AI által létrehozott tartalom helytelen."/>
             <wp:cNvGraphicFramePr>
               <a:graphicFrameLocks xmlns:a="http://schemas.openxmlformats.org/drawingml/2006/main" noChangeAspect="1"/>
             </wp:cNvGraphicFramePr>
@@ -2017,7 +3231,7 @@
               <a:graphicData uri="http://schemas.openxmlformats.org/drawingml/2006/picture">
                 <pic:pic xmlns:pic="http://schemas.openxmlformats.org/drawingml/2006/picture">
                   <pic:nvPicPr>
-                    <pic:cNvPr id="1581693122" name="Kép 1" descr="A képen szöveg, képernyőkép, szoftver, Weblap látható&#10;&#10;Előfordulhat, hogy az AI által létrehozott tartalom helytelen."/>
+                    <pic:cNvPr id="40339866" name="Kép 1" descr="A képen szöveg, képernyőkép, szoftver, Számítógépes ikon látható&#10;&#10;Előfordulhat, hogy az AI által létrehozott tartalom helytelen."/>
                     <pic:cNvPicPr/>
                   </pic:nvPicPr>
                   <pic:blipFill>
@@ -2029,7 +3243,7 @@
                   <pic:spPr>
                     <a:xfrm>
                       <a:off x="0" y="0"/>
-                      <a:ext cx="4807197" cy="3524431"/>
+                      <a:ext cx="3449634" cy="2692113"/>
                     </a:xfrm>
                     <a:prstGeom prst="rect">
                       <a:avLst/>
@@ -2044,105 +3258,6 @@
     </w:p>
     <w:p>
       <w:pPr>
-        <w:jc w:val="both"/>
-        <w:rPr>
-          <w:rFonts w:ascii="Times New Roman" w:hAnsi="Times New Roman" w:cs="Times New Roman"/>
-        </w:rPr>
-      </w:pPr>
-      <w:r>
-        <w:rPr>
-          <w:rFonts w:ascii="Times New Roman" w:hAnsi="Times New Roman" w:cs="Times New Roman"/>
-        </w:rPr>
-        <w:t xml:space="preserve">Miután </w:t>
-      </w:r>
-      <w:r>
-        <w:rPr>
-          <w:rFonts w:ascii="Times New Roman" w:hAnsi="Times New Roman" w:cs="Times New Roman"/>
-        </w:rPr>
-        <w:t>újraindul</w:t>
-      </w:r>
-      <w:r>
-        <w:rPr>
-          <w:rFonts w:ascii="Times New Roman" w:hAnsi="Times New Roman" w:cs="Times New Roman"/>
-        </w:rPr>
-        <w:t xml:space="preserve"> a szerverünk, sikere</w:t>
-      </w:r>
-      <w:r>
-        <w:rPr>
-          <w:rFonts w:ascii="Times New Roman" w:hAnsi="Times New Roman" w:cs="Times New Roman"/>
-        </w:rPr>
-        <w:t xml:space="preserve">sen települtek a szolgáltatásaink, </w:t>
-      </w:r>
-      <w:r>
-        <w:rPr>
-          <w:rFonts w:ascii="Times New Roman" w:hAnsi="Times New Roman" w:cs="Times New Roman"/>
-        </w:rPr>
-        <w:t xml:space="preserve">ezután a tűzfalbeállításokat kell beállítanunk. </w:t>
-      </w:r>
-      <w:r>
-        <w:rPr>
-          <w:rFonts w:ascii="Times New Roman" w:hAnsi="Times New Roman" w:cs="Times New Roman"/>
-        </w:rPr>
-        <w:t>DDoS támadásokra most megnyit</w:t>
-      </w:r>
-      <w:r>
-        <w:rPr>
-          <w:rFonts w:ascii="Times New Roman" w:hAnsi="Times New Roman" w:cs="Times New Roman"/>
-        </w:rPr>
-        <w:t>ot</w:t>
-      </w:r>
-      <w:r>
-        <w:rPr>
-          <w:rFonts w:ascii="Times New Roman" w:hAnsi="Times New Roman" w:cs="Times New Roman"/>
-        </w:rPr>
-        <w:t>tunk telepítés során minden portot</w:t>
-      </w:r>
-      <w:r>
-        <w:rPr>
-          <w:rFonts w:ascii="Times New Roman" w:hAnsi="Times New Roman" w:cs="Times New Roman"/>
-        </w:rPr>
-        <w:t>,</w:t>
-      </w:r>
-      <w:r>
-        <w:rPr>
-          <w:rFonts w:ascii="Times New Roman" w:hAnsi="Times New Roman" w:cs="Times New Roman"/>
-        </w:rPr>
-        <w:t xml:space="preserve"> amin a LDAP szolgáltatás fut, amivel gyakorlatilag az ADDS s</w:t>
-      </w:r>
-      <w:r>
-        <w:rPr>
-          <w:rFonts w:ascii="Times New Roman" w:hAnsi="Times New Roman" w:cs="Times New Roman"/>
-        </w:rPr>
-        <w:t xml:space="preserve">zolgáltatást </w:t>
-      </w:r>
-      <w:r>
-        <w:rPr>
-          <w:rFonts w:ascii="Times New Roman" w:hAnsi="Times New Roman" w:cs="Times New Roman"/>
-        </w:rPr>
-        <w:lastRenderedPageBreak/>
-        <w:t xml:space="preserve">tudjuk elérni. Ezt korlátozni kell nehogy hozzáférjenek illetéktelen felhasználók a </w:t>
-      </w:r>
-      <w:r>
-        <w:rPr>
-          <w:rFonts w:ascii="Times New Roman" w:hAnsi="Times New Roman" w:cs="Times New Roman"/>
-        </w:rPr>
-        <w:t>policyk-hez és felhasználói adatokhoz</w:t>
-      </w:r>
-      <w:r>
-        <w:rPr>
-          <w:rFonts w:ascii="Times New Roman" w:hAnsi="Times New Roman" w:cs="Times New Roman"/>
-        </w:rPr>
-        <w:t xml:space="preserve">. </w:t>
-      </w:r>
-      <w:r>
-        <w:rPr>
-          <w:rFonts w:ascii="Times New Roman" w:hAnsi="Times New Roman" w:cs="Times New Roman"/>
-        </w:rPr>
-        <w:t>Itt látható a sok inbound rule:</w:t>
-      </w:r>
-    </w:p>
-    <w:p>
-      <w:pPr>
         <w:jc w:val="center"/>
         <w:rPr>
           <w:rFonts w:ascii="Times New Roman" w:hAnsi="Times New Roman" w:cs="Times New Roman"/>
@@ -2151,13 +3266,12 @@
       <w:r>
         <w:rPr>
           <w:rFonts w:ascii="Times New Roman" w:hAnsi="Times New Roman" w:cs="Times New Roman"/>
-          <w:noProof/>
         </w:rPr>
         <w:drawing>
-          <wp:inline distT="0" distB="0" distL="0" distR="0" wp14:anchorId="4178BB6E" wp14:editId="7BF58C60">
-            <wp:extent cx="4955531" cy="2449002"/>
-            <wp:effectExtent l="0" t="0" r="0" b="8890"/>
-            <wp:docPr id="1965021936" name="Kép 1" descr="A képen szöveg, képernyőkép, szám, Betűtípus látható&#10;&#10;Előfordulhat, hogy az AI által létrehozott tartalom helytelen."/>
+          <wp:inline distT="0" distB="0" distL="0" distR="0" wp14:anchorId="0C0A6865" wp14:editId="6C3EB9DA">
+            <wp:extent cx="3403600" cy="2654454"/>
+            <wp:effectExtent l="0" t="0" r="6350" b="0"/>
+            <wp:docPr id="546250281" name="Kép 1" descr="A képen szöveg, elektronika, képernyőkép, szoftver látható&#10;&#10;Előfordulhat, hogy az AI által létrehozott tartalom helytelen."/>
             <wp:cNvGraphicFramePr>
               <a:graphicFrameLocks xmlns:a="http://schemas.openxmlformats.org/drawingml/2006/main" noChangeAspect="1"/>
             </wp:cNvGraphicFramePr>
@@ -2165,7 +3279,7 @@
               <a:graphicData uri="http://schemas.openxmlformats.org/drawingml/2006/picture">
                 <pic:pic xmlns:pic="http://schemas.openxmlformats.org/drawingml/2006/picture">
                   <pic:nvPicPr>
-                    <pic:cNvPr id="1965021936" name="Kép 1" descr="A képen szöveg, képernyőkép, szám, Betűtípus látható&#10;&#10;Előfordulhat, hogy az AI által létrehozott tartalom helytelen."/>
+                    <pic:cNvPr id="546250281" name="Kép 1" descr="A képen szöveg, elektronika, képernyőkép, szoftver látható&#10;&#10;Előfordulhat, hogy az AI által létrehozott tartalom helytelen."/>
                     <pic:cNvPicPr/>
                   </pic:nvPicPr>
                   <pic:blipFill>
@@ -2177,7 +3291,7 @@
                   <pic:spPr>
                     <a:xfrm>
                       <a:off x="0" y="0"/>
-                      <a:ext cx="4973920" cy="2458090"/>
+                      <a:ext cx="3408538" cy="2658305"/>
                     </a:xfrm>
                     <a:prstGeom prst="rect">
                       <a:avLst/>
@@ -2192,50 +3306,41 @@
     </w:p>
     <w:p>
       <w:pPr>
-        <w:tabs>
-          <w:tab w:val="left" w:pos="3844"/>
-        </w:tabs>
-        <w:jc w:val="both"/>
-        <w:rPr>
-          <w:rFonts w:ascii="Times New Roman" w:hAnsi="Times New Roman" w:cs="Times New Roman"/>
-        </w:rPr>
-      </w:pPr>
-      <w:r>
-        <w:rPr>
-          <w:rFonts w:ascii="Times New Roman" w:hAnsi="Times New Roman" w:cs="Times New Roman"/>
-        </w:rPr>
-        <w:t xml:space="preserve">Az inbound rule-ok között megkerestem az LDAP </w:t>
-      </w:r>
-      <w:r>
-        <w:rPr>
-          <w:rFonts w:ascii="Times New Roman" w:hAnsi="Times New Roman" w:cs="Times New Roman"/>
-        </w:rPr>
-        <w:t>UDP szabályát. Itt a scope fülben megadom, hogy melyik tartományok szerepeljenek benne</w:t>
-      </w:r>
-      <w:r>
-        <w:rPr>
-          <w:rFonts w:ascii="Times New Roman" w:hAnsi="Times New Roman" w:cs="Times New Roman"/>
-        </w:rPr>
-        <w:t>. Ezzel limitáljuk a hozz</w:t>
-      </w:r>
-      <w:r>
-        <w:rPr>
-          <w:rFonts w:ascii="Times New Roman" w:hAnsi="Times New Roman" w:cs="Times New Roman"/>
-        </w:rPr>
-        <w:t xml:space="preserve">áférést a saját lanjára a szervernek. Később persze majd hozzáadjuk a többi telephely lanjait és VLAN-jait is amennyiben szükséges. </w:t>
-      </w:r>
-      <w:r>
-        <w:rPr>
-          <w:rFonts w:ascii="Times New Roman" w:hAnsi="Times New Roman" w:cs="Times New Roman"/>
-        </w:rPr>
-        <w:t xml:space="preserve">Mostantól bejelentkezéshez a netbios domain nevet alkalmazom, amikor bejelentkezek. </w:t>
-      </w:r>
-    </w:p>
-    <w:p>
-      <w:pPr>
-        <w:tabs>
-          <w:tab w:val="left" w:pos="3844"/>
-        </w:tabs>
+        <w:rPr>
+          <w:rFonts w:ascii="Times New Roman" w:hAnsi="Times New Roman" w:cs="Times New Roman"/>
+        </w:rPr>
+      </w:pPr>
+    </w:p>
+    <w:p>
+      <w:pPr>
+        <w:rPr>
+          <w:rFonts w:ascii="Times New Roman" w:hAnsi="Times New Roman" w:cs="Times New Roman"/>
+        </w:rPr>
+      </w:pPr>
+      <w:r>
+        <w:rPr>
+          <w:rFonts w:ascii="Times New Roman" w:hAnsi="Times New Roman" w:cs="Times New Roman"/>
+        </w:rPr>
+        <w:lastRenderedPageBreak/>
+        <w:t xml:space="preserve">Beállítom a DNS szerver a </w:t>
+      </w:r>
+      <w:proofErr w:type="spellStart"/>
+      <w:r>
+        <w:rPr>
+          <w:rFonts w:ascii="Times New Roman" w:hAnsi="Times New Roman" w:cs="Times New Roman"/>
+        </w:rPr>
+        <w:t>scope</w:t>
+      </w:r>
+      <w:proofErr w:type="spellEnd"/>
+      <w:r>
+        <w:rPr>
+          <w:rFonts w:ascii="Times New Roman" w:hAnsi="Times New Roman" w:cs="Times New Roman"/>
+        </w:rPr>
+        <w:t xml:space="preserve">-ban </w:t>
+      </w:r>
+    </w:p>
+    <w:p>
+      <w:pPr>
         <w:jc w:val="center"/>
         <w:rPr>
           <w:rFonts w:ascii="Times New Roman" w:hAnsi="Times New Roman" w:cs="Times New Roman"/>
@@ -2244,13 +3349,12 @@
       <w:r>
         <w:rPr>
           <w:rFonts w:ascii="Times New Roman" w:hAnsi="Times New Roman" w:cs="Times New Roman"/>
-          <w:noProof/>
         </w:rPr>
         <w:drawing>
-          <wp:inline distT="0" distB="0" distL="0" distR="0" wp14:anchorId="362C71E5" wp14:editId="415C38FC">
-            <wp:extent cx="2743341" cy="3676839"/>
+          <wp:inline distT="0" distB="0" distL="0" distR="0" wp14:anchorId="343E4F79" wp14:editId="5E5A2F77">
+            <wp:extent cx="2502029" cy="2844946"/>
             <wp:effectExtent l="0" t="0" r="0" b="0"/>
-            <wp:docPr id="1509933048" name="Kép 1" descr="A képen szöveg, képernyőkép, képernyő, szoftver látható&#10;&#10;Előfordulhat, hogy az AI által létrehozott tartalom helytelen."/>
+            <wp:docPr id="99293895" name="Kép 1" descr="A képen szöveg, képernyőkép, képernyő, szoftver látható&#10;&#10;Előfordulhat, hogy az AI által létrehozott tartalom helytelen."/>
             <wp:cNvGraphicFramePr>
               <a:graphicFrameLocks xmlns:a="http://schemas.openxmlformats.org/drawingml/2006/main" noChangeAspect="1"/>
             </wp:cNvGraphicFramePr>
@@ -2258,7 +3362,7 @@
               <a:graphicData uri="http://schemas.openxmlformats.org/drawingml/2006/picture">
                 <pic:pic xmlns:pic="http://schemas.openxmlformats.org/drawingml/2006/picture">
                   <pic:nvPicPr>
-                    <pic:cNvPr id="1509933048" name="Kép 1" descr="A képen szöveg, képernyőkép, képernyő, szoftver látható&#10;&#10;Előfordulhat, hogy az AI által létrehozott tartalom helytelen."/>
+                    <pic:cNvPr id="99293895" name="Kép 1" descr="A képen szöveg, képernyőkép, képernyő, szoftver látható&#10;&#10;Előfordulhat, hogy az AI által létrehozott tartalom helytelen."/>
                     <pic:cNvPicPr/>
                   </pic:nvPicPr>
                   <pic:blipFill>
@@ -2270,7 +3374,7 @@
                   <pic:spPr>
                     <a:xfrm>
                       <a:off x="0" y="0"/>
-                      <a:ext cx="2743341" cy="3676839"/>
+                      <a:ext cx="2502029" cy="2844946"/>
                     </a:xfrm>
                     <a:prstGeom prst="rect">
                       <a:avLst/>
@@ -2289,36 +3393,26 @@
           <w:rFonts w:ascii="Times New Roman" w:hAnsi="Times New Roman" w:cs="Times New Roman"/>
         </w:rPr>
       </w:pPr>
-    </w:p>
-    <w:p>
-      <w:pPr>
-        <w:rPr>
-          <w:rFonts w:ascii="Times New Roman" w:hAnsi="Times New Roman" w:cs="Times New Roman"/>
-        </w:rPr>
-      </w:pPr>
-      <w:r>
-        <w:rPr>
-          <w:rFonts w:ascii="Times New Roman" w:hAnsi="Times New Roman" w:cs="Times New Roman"/>
-        </w:rPr>
-        <w:t xml:space="preserve">Itt vannak az ADDS konfigurációinak a részletei: </w:t>
-      </w:r>
-      <w:r>
-        <w:rPr>
-          <w:rFonts w:ascii="Times New Roman" w:hAnsi="Times New Roman" w:cs="Times New Roman"/>
-        </w:rPr>
-        <w:t>„</w:t>
-      </w:r>
-      <w:r>
-        <w:rPr>
-          <w:rFonts w:ascii="Times New Roman" w:hAnsi="Times New Roman" w:cs="Times New Roman"/>
-        </w:rPr>
-        <w:t>Get-ADDomainController</w:t>
-      </w:r>
-      <w:r>
-        <w:rPr>
-          <w:rFonts w:ascii="Times New Roman" w:hAnsi="Times New Roman" w:cs="Times New Roman"/>
-        </w:rPr>
-        <w:t>”</w:t>
+      <w:r>
+        <w:rPr>
+          <w:rFonts w:ascii="Times New Roman" w:hAnsi="Times New Roman" w:cs="Times New Roman"/>
+          <w:highlight w:val="red"/>
+        </w:rPr>
+        <w:t xml:space="preserve">DHCP szerver </w:t>
+      </w:r>
+      <w:r>
+        <w:rPr>
+          <w:rFonts w:ascii="Times New Roman" w:hAnsi="Times New Roman" w:cs="Times New Roman"/>
+          <w:highlight w:val="red"/>
+        </w:rPr>
+        <w:t>ellenőrzésére</w:t>
+      </w:r>
+      <w:r>
+        <w:rPr>
+          <w:rFonts w:ascii="Times New Roman" w:hAnsi="Times New Roman" w:cs="Times New Roman"/>
+          <w:highlight w:val="red"/>
+        </w:rPr>
+        <w:t>:</w:t>
       </w:r>
     </w:p>
     <w:p>
@@ -2328,24 +3422,15 @@
           <w:rFonts w:ascii="Times New Roman" w:hAnsi="Times New Roman" w:cs="Times New Roman"/>
         </w:rPr>
       </w:pPr>
-    </w:p>
-    <w:p>
-      <w:pPr>
-        <w:jc w:val="center"/>
-        <w:rPr>
-          <w:rFonts w:ascii="Times New Roman" w:hAnsi="Times New Roman" w:cs="Times New Roman"/>
-        </w:rPr>
-      </w:pPr>
-      <w:r>
-        <w:rPr>
-          <w:rFonts w:ascii="Times New Roman" w:hAnsi="Times New Roman" w:cs="Times New Roman"/>
-        </w:rPr>
-        <w:lastRenderedPageBreak/>
+      <w:r>
+        <w:rPr>
+          <w:rFonts w:ascii="Times New Roman" w:hAnsi="Times New Roman" w:cs="Times New Roman"/>
+        </w:rPr>
         <w:drawing>
-          <wp:inline distT="0" distB="0" distL="0" distR="0" wp14:anchorId="34AF339B" wp14:editId="77BDD14B">
-            <wp:extent cx="5760720" cy="3103880"/>
-            <wp:effectExtent l="0" t="0" r="0" b="1270"/>
-            <wp:docPr id="783045044" name="Kép 1" descr="A képen szöveg, képernyőkép, szoftver, Webhely látható&#10;&#10;Előfordulhat, hogy az AI által létrehozott tartalom helytelen."/>
+          <wp:inline distT="0" distB="0" distL="0" distR="0" wp14:anchorId="23BA3B3F" wp14:editId="5DDCAB05">
+            <wp:extent cx="5359675" cy="2844946"/>
+            <wp:effectExtent l="0" t="0" r="0" b="0"/>
+            <wp:docPr id="2030745465" name="Kép 1" descr="A képen szöveg, képernyőkép, szoftver, Multimédiás szoftver látható&#10;&#10;Előfordulhat, hogy az AI által létrehozott tartalom helytelen."/>
             <wp:cNvGraphicFramePr>
               <a:graphicFrameLocks xmlns:a="http://schemas.openxmlformats.org/drawingml/2006/main" noChangeAspect="1"/>
             </wp:cNvGraphicFramePr>
@@ -2353,7 +3438,7 @@
               <a:graphicData uri="http://schemas.openxmlformats.org/drawingml/2006/picture">
                 <pic:pic xmlns:pic="http://schemas.openxmlformats.org/drawingml/2006/picture">
                   <pic:nvPicPr>
-                    <pic:cNvPr id="783045044" name="Kép 1" descr="A képen szöveg, képernyőkép, szoftver, Webhely látható&#10;&#10;Előfordulhat, hogy az AI által létrehozott tartalom helytelen."/>
+                    <pic:cNvPr id="2030745465" name="Kép 1" descr="A képen szöveg, képernyőkép, szoftver, Multimédiás szoftver látható&#10;&#10;Előfordulhat, hogy az AI által létrehozott tartalom helytelen."/>
                     <pic:cNvPicPr/>
                   </pic:nvPicPr>
                   <pic:blipFill>
@@ -2365,7 +3450,7 @@
                   <pic:spPr>
                     <a:xfrm>
                       <a:off x="0" y="0"/>
-                      <a:ext cx="5760720" cy="3103880"/>
+                      <a:ext cx="5359675" cy="2844946"/>
                     </a:xfrm>
                     <a:prstGeom prst="rect">
                       <a:avLst/>
@@ -2380,39 +3465,6 @@
     </w:p>
     <w:p>
       <w:pPr>
-        <w:rPr>
-          <w:rFonts w:ascii="Times New Roman" w:hAnsi="Times New Roman" w:cs="Times New Roman"/>
-        </w:rPr>
-      </w:pPr>
-      <w:r>
-        <w:rPr>
-          <w:rFonts w:ascii="Times New Roman" w:hAnsi="Times New Roman" w:cs="Times New Roman"/>
-          <w:highlight w:val="cyan"/>
-        </w:rPr>
-        <w:t>Konfiguráció:</w:t>
-      </w:r>
-      <w:r>
-        <w:rPr>
-          <w:rFonts w:ascii="Times New Roman" w:hAnsi="Times New Roman" w:cs="Times New Roman"/>
-        </w:rPr>
-        <w:t xml:space="preserve"> </w:t>
-      </w:r>
-    </w:p>
-    <w:p>
-      <w:pPr>
-        <w:rPr>
-          <w:rFonts w:ascii="Times New Roman" w:hAnsi="Times New Roman" w:cs="Times New Roman"/>
-        </w:rPr>
-      </w:pPr>
-      <w:r>
-        <w:rPr>
-          <w:rFonts w:ascii="Times New Roman" w:hAnsi="Times New Roman" w:cs="Times New Roman"/>
-        </w:rPr>
-        <w:t xml:space="preserve">Most pedig, hogy az ADDS megvan kiválasztom a roles and feauteresbe ugyanott, ugyanúgy role-based featureként a DHCP szerverszolgáltatást. </w:t>
-      </w:r>
-    </w:p>
-    <w:p>
-      <w:pPr>
         <w:jc w:val="center"/>
         <w:rPr>
           <w:rFonts w:ascii="Times New Roman" w:hAnsi="Times New Roman" w:cs="Times New Roman"/>
@@ -2422,11 +3474,12 @@
         <w:rPr>
           <w:rFonts w:ascii="Times New Roman" w:hAnsi="Times New Roman" w:cs="Times New Roman"/>
         </w:rPr>
+        <w:lastRenderedPageBreak/>
         <w:drawing>
-          <wp:inline distT="0" distB="0" distL="0" distR="0" wp14:anchorId="1D7DC4E5" wp14:editId="6449D203">
-            <wp:extent cx="4959605" cy="3543482"/>
+          <wp:inline distT="0" distB="0" distL="0" distR="0" wp14:anchorId="36CECF0E" wp14:editId="4DCF5D03">
+            <wp:extent cx="5397777" cy="2825895"/>
             <wp:effectExtent l="0" t="0" r="0" b="0"/>
-            <wp:docPr id="353956958" name="Kép 1" descr="A képen szöveg, képernyőkép, szoftver, Weblap látható&#10;&#10;Előfordulhat, hogy az AI által létrehozott tartalom helytelen."/>
+            <wp:docPr id="1139007678" name="Kép 1" descr="A képen szöveg, képernyőkép, szoftver, Multimédiás szoftver látható&#10;&#10;Előfordulhat, hogy az AI által létrehozott tartalom helytelen."/>
             <wp:cNvGraphicFramePr>
               <a:graphicFrameLocks xmlns:a="http://schemas.openxmlformats.org/drawingml/2006/main" noChangeAspect="1"/>
             </wp:cNvGraphicFramePr>
@@ -2434,7 +3487,7 @@
               <a:graphicData uri="http://schemas.openxmlformats.org/drawingml/2006/picture">
                 <pic:pic xmlns:pic="http://schemas.openxmlformats.org/drawingml/2006/picture">
                   <pic:nvPicPr>
-                    <pic:cNvPr id="353956958" name="Kép 1" descr="A képen szöveg, képernyőkép, szoftver, Weblap látható&#10;&#10;Előfordulhat, hogy az AI által létrehozott tartalom helytelen."/>
+                    <pic:cNvPr id="1139007678" name="Kép 1" descr="A képen szöveg, képernyőkép, szoftver, Multimédiás szoftver látható&#10;&#10;Előfordulhat, hogy az AI által létrehozott tartalom helytelen."/>
                     <pic:cNvPicPr/>
                   </pic:nvPicPr>
                   <pic:blipFill>
@@ -2446,7 +3499,7 @@
                   <pic:spPr>
                     <a:xfrm>
                       <a:off x="0" y="0"/>
-                      <a:ext cx="4959605" cy="3543482"/>
+                      <a:ext cx="5397777" cy="2825895"/>
                     </a:xfrm>
                     <a:prstGeom prst="rect">
                       <a:avLst/>
@@ -2470,12 +3523,11 @@
         <w:rPr>
           <w:rFonts w:ascii="Times New Roman" w:hAnsi="Times New Roman" w:cs="Times New Roman"/>
         </w:rPr>
-        <w:lastRenderedPageBreak/>
         <w:drawing>
-          <wp:inline distT="0" distB="0" distL="0" distR="0" wp14:anchorId="0E2E06C6" wp14:editId="5BC0EE37">
-            <wp:extent cx="4940554" cy="3505380"/>
+          <wp:inline distT="0" distB="0" distL="0" distR="0" wp14:anchorId="40D4EAF8" wp14:editId="378F45AC">
+            <wp:extent cx="5391427" cy="2800494"/>
             <wp:effectExtent l="0" t="0" r="0" b="0"/>
-            <wp:docPr id="315652023" name="Kép 1" descr="A képen szöveg, képernyőkép, szoftver, Weblap látható&#10;&#10;Előfordulhat, hogy az AI által létrehozott tartalom helytelen."/>
+            <wp:docPr id="1253790915" name="Kép 1" descr="A képen szöveg, képernyőkép, szoftver, képernyő látható&#10;&#10;Előfordulhat, hogy az AI által létrehozott tartalom helytelen."/>
             <wp:cNvGraphicFramePr>
               <a:graphicFrameLocks xmlns:a="http://schemas.openxmlformats.org/drawingml/2006/main" noChangeAspect="1"/>
             </wp:cNvGraphicFramePr>
@@ -2483,7 +3535,7 @@
               <a:graphicData uri="http://schemas.openxmlformats.org/drawingml/2006/picture">
                 <pic:pic xmlns:pic="http://schemas.openxmlformats.org/drawingml/2006/picture">
                   <pic:nvPicPr>
-                    <pic:cNvPr id="315652023" name="Kép 1" descr="A képen szöveg, képernyőkép, szoftver, Weblap látható&#10;&#10;Előfordulhat, hogy az AI által létrehozott tartalom helytelen."/>
+                    <pic:cNvPr id="1253790915" name="Kép 1" descr="A képen szöveg, képernyőkép, szoftver, képernyő látható&#10;&#10;Előfordulhat, hogy az AI által létrehozott tartalom helytelen."/>
                     <pic:cNvPicPr/>
                   </pic:nvPicPr>
                   <pic:blipFill>
@@ -2495,7 +3547,7 @@
                   <pic:spPr>
                     <a:xfrm>
                       <a:off x="0" y="0"/>
-                      <a:ext cx="4940554" cy="3505380"/>
+                      <a:ext cx="5391427" cy="2800494"/>
                     </a:xfrm>
                     <a:prstGeom prst="rect">
                       <a:avLst/>
@@ -2510,117 +3562,6 @@
     </w:p>
     <w:p>
       <w:pPr>
-        <w:rPr>
-          <w:rFonts w:ascii="Times New Roman" w:hAnsi="Times New Roman" w:cs="Times New Roman"/>
-        </w:rPr>
-      </w:pPr>
-      <w:r>
-        <w:rPr>
-          <w:rFonts w:ascii="Times New Roman" w:hAnsi="Times New Roman" w:cs="Times New Roman"/>
-        </w:rPr>
-        <w:t>Miután letöltött a DHCP szerverszolgáltatás utána</w:t>
-      </w:r>
-      <w:r>
-        <w:rPr>
-          <w:rFonts w:ascii="Times New Roman" w:hAnsi="Times New Roman" w:cs="Times New Roman"/>
-        </w:rPr>
-        <w:t xml:space="preserve">: </w:t>
-      </w:r>
-      <w:r>
-        <w:rPr>
-          <w:rFonts w:ascii="Times New Roman" w:hAnsi="Times New Roman" w:cs="Times New Roman"/>
-        </w:rPr>
-        <w:t xml:space="preserve">látszik, hogy két alapértelmezett </w:t>
-      </w:r>
-      <w:r>
-        <w:rPr>
-          <w:rFonts w:ascii="Times New Roman" w:hAnsi="Times New Roman" w:cs="Times New Roman"/>
-        </w:rPr>
-        <w:t xml:space="preserve">Security Group van: </w:t>
-      </w:r>
-      <w:r>
-        <w:rPr>
-          <w:rFonts w:ascii="Times New Roman" w:hAnsi="Times New Roman" w:cs="Times New Roman"/>
-        </w:rPr>
-        <w:t>„</w:t>
-      </w:r>
-      <w:r>
-        <w:rPr>
-          <w:rFonts w:ascii="Times New Roman" w:hAnsi="Times New Roman" w:cs="Times New Roman"/>
-          <w:b/>
-          <w:bCs/>
-          <w:i/>
-          <w:iCs/>
-        </w:rPr>
-        <w:t>DHCP Administrators</w:t>
-      </w:r>
-      <w:r>
-        <w:rPr>
-          <w:rFonts w:ascii="Times New Roman" w:hAnsi="Times New Roman" w:cs="Times New Roman"/>
-          <w:b/>
-          <w:bCs/>
-          <w:i/>
-          <w:iCs/>
-        </w:rPr>
-        <w:t>”</w:t>
-      </w:r>
-      <w:r>
-        <w:rPr>
-          <w:rFonts w:ascii="Times New Roman" w:hAnsi="Times New Roman" w:cs="Times New Roman"/>
-        </w:rPr>
-        <w:t xml:space="preserve"> és </w:t>
-      </w:r>
-      <w:r>
-        <w:rPr>
-          <w:rFonts w:ascii="Times New Roman" w:hAnsi="Times New Roman" w:cs="Times New Roman"/>
-        </w:rPr>
-        <w:t>„</w:t>
-      </w:r>
-      <w:r>
-        <w:rPr>
-          <w:rFonts w:ascii="Times New Roman" w:hAnsi="Times New Roman" w:cs="Times New Roman"/>
-          <w:b/>
-          <w:bCs/>
-          <w:i/>
-          <w:iCs/>
-        </w:rPr>
-        <w:t>DHCP Users</w:t>
-      </w:r>
-      <w:r>
-        <w:rPr>
-          <w:rFonts w:ascii="Times New Roman" w:hAnsi="Times New Roman" w:cs="Times New Roman"/>
-          <w:b/>
-          <w:bCs/>
-          <w:i/>
-          <w:iCs/>
-        </w:rPr>
-        <w:t>”</w:t>
-      </w:r>
-      <w:r>
-        <w:rPr>
-          <w:rFonts w:ascii="Times New Roman" w:hAnsi="Times New Roman" w:cs="Times New Roman"/>
-          <w:b/>
-          <w:bCs/>
-          <w:i/>
-          <w:iCs/>
-        </w:rPr>
-        <w:t xml:space="preserve">. </w:t>
-      </w:r>
-      <w:r>
-        <w:rPr>
-          <w:rFonts w:ascii="Times New Roman" w:hAnsi="Times New Roman" w:cs="Times New Roman"/>
-        </w:rPr>
-        <w:t xml:space="preserve">Az adminoknak full joguk van a DHCP szerverhez, a felhasználóknak, pedig </w:t>
-      </w:r>
-      <w:r>
-        <w:rPr>
-          <w:rFonts w:ascii="Times New Roman" w:hAnsi="Times New Roman" w:cs="Times New Roman"/>
-        </w:rPr>
-        <w:t xml:space="preserve">csak megtekintési joguk van. </w:t>
-      </w:r>
-    </w:p>
-    <w:p>
-      <w:pPr>
         <w:jc w:val="center"/>
         <w:rPr>
           <w:rFonts w:ascii="Times New Roman" w:hAnsi="Times New Roman" w:cs="Times New Roman"/>
@@ -2630,42 +3571,16 @@
         <w:rPr>
           <w:rFonts w:ascii="Times New Roman" w:hAnsi="Times New Roman" w:cs="Times New Roman"/>
         </w:rPr>
-        <w:drawing>
-          <wp:inline distT="0" distB="0" distL="0" distR="0" wp14:anchorId="308B32C7" wp14:editId="7F0C5F7C">
-            <wp:extent cx="3587934" cy="2578233"/>
-            <wp:effectExtent l="0" t="0" r="0" b="0"/>
-            <wp:docPr id="1757553420" name="Kép 1" descr="A képen szöveg, elektronika, képernyőkép, Betűtípus látható&#10;&#10;Előfordulhat, hogy az AI által létrehozott tartalom helytelen."/>
-            <wp:cNvGraphicFramePr>
-              <a:graphicFrameLocks xmlns:a="http://schemas.openxmlformats.org/drawingml/2006/main" noChangeAspect="1"/>
-            </wp:cNvGraphicFramePr>
-            <a:graphic xmlns:a="http://schemas.openxmlformats.org/drawingml/2006/main">
-              <a:graphicData uri="http://schemas.openxmlformats.org/drawingml/2006/picture">
-                <pic:pic xmlns:pic="http://schemas.openxmlformats.org/drawingml/2006/picture">
-                  <pic:nvPicPr>
-                    <pic:cNvPr id="1757553420" name="Kép 1" descr="A képen szöveg, elektronika, képernyőkép, Betűtípus látható&#10;&#10;Előfordulhat, hogy az AI által létrehozott tartalom helytelen."/>
-                    <pic:cNvPicPr/>
-                  </pic:nvPicPr>
-                  <pic:blipFill>
-                    <a:blip r:embed="rId30"/>
-                    <a:stretch>
-                      <a:fillRect/>
-                    </a:stretch>
-                  </pic:blipFill>
-                  <pic:spPr>
-                    <a:xfrm>
-                      <a:off x="0" y="0"/>
-                      <a:ext cx="3587934" cy="2578233"/>
-                    </a:xfrm>
-                    <a:prstGeom prst="rect">
-                      <a:avLst/>
-                    </a:prstGeom>
-                  </pic:spPr>
-                </pic:pic>
-              </a:graphicData>
-            </a:graphic>
-          </wp:inline>
-        </w:drawing>
-      </w:r>
+        <w:t xml:space="preserve">sajnos még nem működik valamiért gyakorlatban a DHCP szerver, pedig a configok elvileg jók! </w:t>
+      </w:r>
+    </w:p>
+    <w:p>
+      <w:pPr>
+        <w:jc w:val="both"/>
+        <w:rPr>
+          <w:rFonts w:ascii="Times New Roman" w:hAnsi="Times New Roman" w:cs="Times New Roman"/>
+        </w:rPr>
+      </w:pPr>
     </w:p>
     <w:p>
       <w:pPr>
@@ -2701,223 +3616,10 @@
     </w:p>
     <w:p>
       <w:pPr>
-        <w:jc w:val="center"/>
-        <w:rPr>
-          <w:rFonts w:ascii="Times New Roman" w:hAnsi="Times New Roman" w:cs="Times New Roman"/>
-        </w:rPr>
-      </w:pPr>
-    </w:p>
-    <w:p>
-      <w:pPr>
-        <w:jc w:val="center"/>
-        <w:rPr>
-          <w:rFonts w:ascii="Times New Roman" w:hAnsi="Times New Roman" w:cs="Times New Roman"/>
-        </w:rPr>
-      </w:pPr>
-    </w:p>
-    <w:p>
-      <w:pPr>
-        <w:rPr>
-          <w:rFonts w:ascii="Times New Roman" w:hAnsi="Times New Roman" w:cs="Times New Roman"/>
-        </w:rPr>
-      </w:pPr>
-      <w:r>
-        <w:rPr>
-          <w:rFonts w:ascii="Times New Roman" w:hAnsi="Times New Roman" w:cs="Times New Roman"/>
-        </w:rPr>
-        <w:lastRenderedPageBreak/>
-        <w:t xml:space="preserve">Engedélyezni kell a DHCP-t az AD-ban. </w:t>
-      </w:r>
-      <w:r>
-        <w:rPr>
-          <w:rFonts w:ascii="Times New Roman" w:hAnsi="Times New Roman" w:cs="Times New Roman"/>
-        </w:rPr>
-        <w:t>Látható, hogy futnak a szerverszolgáltatások.</w:t>
-      </w:r>
-    </w:p>
-    <w:p>
-      <w:pPr>
-        <w:jc w:val="center"/>
-        <w:rPr>
-          <w:rFonts w:ascii="Times New Roman" w:hAnsi="Times New Roman" w:cs="Times New Roman"/>
-        </w:rPr>
-      </w:pPr>
-      <w:r>
-        <w:rPr>
-          <w:rFonts w:ascii="Times New Roman" w:hAnsi="Times New Roman" w:cs="Times New Roman"/>
-        </w:rPr>
-        <w:drawing>
-          <wp:inline distT="0" distB="0" distL="0" distR="0" wp14:anchorId="42B59769" wp14:editId="4D67FDB8">
-            <wp:extent cx="3054507" cy="1600282"/>
-            <wp:effectExtent l="0" t="0" r="0" b="0"/>
-            <wp:docPr id="1031001063" name="Kép 1" descr="A képen szöveg, képernyőkép, Betűtípus, sor látható&#10;&#10;Előfordulhat, hogy az AI által létrehozott tartalom helytelen."/>
-            <wp:cNvGraphicFramePr>
-              <a:graphicFrameLocks xmlns:a="http://schemas.openxmlformats.org/drawingml/2006/main" noChangeAspect="1"/>
-            </wp:cNvGraphicFramePr>
-            <a:graphic xmlns:a="http://schemas.openxmlformats.org/drawingml/2006/main">
-              <a:graphicData uri="http://schemas.openxmlformats.org/drawingml/2006/picture">
-                <pic:pic xmlns:pic="http://schemas.openxmlformats.org/drawingml/2006/picture">
-                  <pic:nvPicPr>
-                    <pic:cNvPr id="1031001063" name="Kép 1" descr="A képen szöveg, képernyőkép, Betűtípus, sor látható&#10;&#10;Előfordulhat, hogy az AI által létrehozott tartalom helytelen."/>
-                    <pic:cNvPicPr/>
-                  </pic:nvPicPr>
-                  <pic:blipFill>
-                    <a:blip r:embed="rId31"/>
-                    <a:stretch>
-                      <a:fillRect/>
-                    </a:stretch>
-                  </pic:blipFill>
-                  <pic:spPr>
-                    <a:xfrm>
-                      <a:off x="0" y="0"/>
-                      <a:ext cx="3054507" cy="1600282"/>
-                    </a:xfrm>
-                    <a:prstGeom prst="rect">
-                      <a:avLst/>
-                    </a:prstGeom>
-                  </pic:spPr>
-                </pic:pic>
-              </a:graphicData>
-            </a:graphic>
-          </wp:inline>
-        </w:drawing>
-      </w:r>
-    </w:p>
-    <w:p>
-      <w:pPr>
-        <w:jc w:val="center"/>
-        <w:rPr>
-          <w:rFonts w:ascii="Times New Roman" w:hAnsi="Times New Roman" w:cs="Times New Roman"/>
-        </w:rPr>
-      </w:pPr>
-      <w:r>
-        <w:rPr>
-          <w:rFonts w:ascii="Times New Roman" w:hAnsi="Times New Roman" w:cs="Times New Roman"/>
-        </w:rPr>
-        <w:drawing>
-          <wp:inline distT="0" distB="0" distL="0" distR="0" wp14:anchorId="1A04D4BA" wp14:editId="1712F359">
-            <wp:extent cx="2957886" cy="3296790"/>
-            <wp:effectExtent l="0" t="0" r="0" b="0"/>
-            <wp:docPr id="362078367" name="Kép 1" descr="A képen szöveg, képernyőkép, szoftver, Számítógépes ikon látható&#10;&#10;Előfordulhat, hogy az AI által létrehozott tartalom helytelen."/>
-            <wp:cNvGraphicFramePr>
-              <a:graphicFrameLocks xmlns:a="http://schemas.openxmlformats.org/drawingml/2006/main" noChangeAspect="1"/>
-            </wp:cNvGraphicFramePr>
-            <a:graphic xmlns:a="http://schemas.openxmlformats.org/drawingml/2006/main">
-              <a:graphicData uri="http://schemas.openxmlformats.org/drawingml/2006/picture">
-                <pic:pic xmlns:pic="http://schemas.openxmlformats.org/drawingml/2006/picture">
-                  <pic:nvPicPr>
-                    <pic:cNvPr id="362078367" name="Kép 1" descr="A képen szöveg, képernyőkép, szoftver, Számítógépes ikon látható&#10;&#10;Előfordulhat, hogy az AI által létrehozott tartalom helytelen."/>
-                    <pic:cNvPicPr/>
-                  </pic:nvPicPr>
-                  <pic:blipFill rotWithShape="1">
-                    <a:blip r:embed="rId32"/>
-                    <a:srcRect l="11525" t="13090" r="30716"/>
-                    <a:stretch>
-                      <a:fillRect/>
-                    </a:stretch>
-                  </pic:blipFill>
-                  <pic:spPr bwMode="auto">
-                    <a:xfrm>
-                      <a:off x="0" y="0"/>
-                      <a:ext cx="2989096" cy="3331576"/>
-                    </a:xfrm>
-                    <a:prstGeom prst="rect">
-                      <a:avLst/>
-                    </a:prstGeom>
-                    <a:ln>
-                      <a:noFill/>
-                    </a:ln>
-                    <a:extLst>
-                      <a:ext uri="{53640926-AAD7-44D8-BBD7-CCE9431645EC}">
-                        <a14:shadowObscured xmlns:a14="http://schemas.microsoft.com/office/drawing/2010/main"/>
-                      </a:ext>
-                    </a:extLst>
-                  </pic:spPr>
-                </pic:pic>
-              </a:graphicData>
-            </a:graphic>
-          </wp:inline>
-        </w:drawing>
-      </w:r>
-    </w:p>
-    <w:p>
-      <w:pPr>
-        <w:jc w:val="center"/>
-        <w:rPr>
-          <w:rFonts w:ascii="Times New Roman" w:hAnsi="Times New Roman" w:cs="Times New Roman"/>
-        </w:rPr>
-      </w:pPr>
-      <w:r>
-        <w:rPr>
-          <w:rFonts w:ascii="Times New Roman" w:hAnsi="Times New Roman" w:cs="Times New Roman"/>
-        </w:rPr>
-        <w:drawing>
-          <wp:inline distT="0" distB="0" distL="0" distR="0" wp14:anchorId="5DEB19A5" wp14:editId="06AB18E9">
-            <wp:extent cx="3721291" cy="2521080"/>
-            <wp:effectExtent l="0" t="0" r="0" b="0"/>
-            <wp:docPr id="1260432548" name="Kép 1" descr="A képen szöveg, képernyőkép, szoftver, Számítógépes ikon látható&#10;&#10;Előfordulhat, hogy az AI által létrehozott tartalom helytelen."/>
-            <wp:cNvGraphicFramePr>
-              <a:graphicFrameLocks xmlns:a="http://schemas.openxmlformats.org/drawingml/2006/main" noChangeAspect="1"/>
-            </wp:cNvGraphicFramePr>
-            <a:graphic xmlns:a="http://schemas.openxmlformats.org/drawingml/2006/main">
-              <a:graphicData uri="http://schemas.openxmlformats.org/drawingml/2006/picture">
-                <pic:pic xmlns:pic="http://schemas.openxmlformats.org/drawingml/2006/picture">
-                  <pic:nvPicPr>
-                    <pic:cNvPr id="1260432548" name="Kép 1" descr="A képen szöveg, képernyőkép, szoftver, Számítógépes ikon látható&#10;&#10;Előfordulhat, hogy az AI által létrehozott tartalom helytelen."/>
-                    <pic:cNvPicPr/>
-                  </pic:nvPicPr>
-                  <pic:blipFill>
-                    <a:blip r:embed="rId33"/>
-                    <a:stretch>
-                      <a:fillRect/>
-                    </a:stretch>
-                  </pic:blipFill>
-                  <pic:spPr>
-                    <a:xfrm>
-                      <a:off x="0" y="0"/>
-                      <a:ext cx="3721291" cy="2521080"/>
-                    </a:xfrm>
-                    <a:prstGeom prst="rect">
-                      <a:avLst/>
-                    </a:prstGeom>
-                  </pic:spPr>
-                </pic:pic>
-              </a:graphicData>
-            </a:graphic>
-          </wp:inline>
-        </w:drawing>
-      </w:r>
-    </w:p>
-    <w:p>
-      <w:pPr>
-        <w:rPr>
-          <w:rFonts w:ascii="Times New Roman" w:hAnsi="Times New Roman" w:cs="Times New Roman"/>
-          <w:highlight w:val="cyan"/>
-        </w:rPr>
-      </w:pPr>
-    </w:p>
-    <w:p>
-      <w:pPr>
-        <w:rPr>
-          <w:rFonts w:ascii="Times New Roman" w:hAnsi="Times New Roman" w:cs="Times New Roman"/>
-          <w:highlight w:val="cyan"/>
-        </w:rPr>
-      </w:pPr>
-    </w:p>
-    <w:p>
-      <w:pPr>
-        <w:rPr>
-          <w:rFonts w:ascii="Times New Roman" w:hAnsi="Times New Roman" w:cs="Times New Roman"/>
-        </w:rPr>
-      </w:pPr>
-      <w:r>
-        <w:rPr>
-          <w:rFonts w:ascii="Times New Roman" w:hAnsi="Times New Roman" w:cs="Times New Roman"/>
-          <w:highlight w:val="cyan"/>
-        </w:rPr>
-        <w:lastRenderedPageBreak/>
-        <w:t>DHCP setup:</w:t>
-      </w:r>
+        <w:rPr>
+          <w:rFonts w:ascii="Times New Roman" w:hAnsi="Times New Roman" w:cs="Times New Roman"/>
+        </w:rPr>
+      </w:pPr>
     </w:p>
     <w:p>
       <w:pPr>
@@ -2926,315 +3628,17 @@
           <w:rFonts w:ascii="Times New Roman" w:hAnsi="Times New Roman" w:cs="Times New Roman"/>
         </w:rPr>
       </w:pPr>
-      <w:r>
-        <w:rPr>
-          <w:rFonts w:ascii="Times New Roman" w:hAnsi="Times New Roman" w:cs="Times New Roman"/>
-        </w:rPr>
-        <w:t>Létrehozom a scope-ot</w:t>
-      </w:r>
-      <w:r>
-        <w:rPr>
-          <w:rFonts w:ascii="Times New Roman" w:hAnsi="Times New Roman" w:cs="Times New Roman"/>
-        </w:rPr>
-        <w:t xml:space="preserve">, egyelőre egyet, ami a </w:t>
-      </w:r>
-      <w:r>
-        <w:rPr>
-          <w:rFonts w:ascii="Times New Roman" w:hAnsi="Times New Roman" w:cs="Times New Roman"/>
-        </w:rPr>
-        <w:t>Debrecenben</w:t>
-      </w:r>
-      <w:r>
-        <w:rPr>
-          <w:rFonts w:ascii="Times New Roman" w:hAnsi="Times New Roman" w:cs="Times New Roman"/>
-        </w:rPr>
-        <w:t xml:space="preserve"> oszt ki címeket</w:t>
-      </w:r>
-      <w:r>
-        <w:rPr>
-          <w:rFonts w:ascii="Times New Roman" w:hAnsi="Times New Roman" w:cs="Times New Roman"/>
-        </w:rPr>
-        <w:t xml:space="preserve"> a</w:t>
-      </w:r>
-      <w:r>
-        <w:rPr>
-          <w:rFonts w:ascii="Times New Roman" w:hAnsi="Times New Roman" w:cs="Times New Roman"/>
-        </w:rPr>
-        <w:t xml:space="preserve"> felhasználóknak</w:t>
-      </w:r>
-      <w:r>
-        <w:rPr>
-          <w:rFonts w:ascii="Times New Roman" w:hAnsi="Times New Roman" w:cs="Times New Roman"/>
-        </w:rPr>
-        <w:t xml:space="preserve">. </w:t>
-      </w:r>
-      <w:r>
-        <w:rPr>
-          <w:rFonts w:ascii="Times New Roman" w:hAnsi="Times New Roman" w:cs="Times New Roman"/>
-        </w:rPr>
-        <w:t xml:space="preserve">50 címet tud összesen kiosztani, de debrecenbe ennél több nem is kell, adminok és rendszergazdág esetleg DevOpsos fejlesztők veszik igénybe a hálózatot, ezekenek a klienseknek általában nincs nagy számuk. </w:t>
-      </w:r>
-      <w:r>
-        <w:rPr>
-          <w:rFonts w:ascii="Times New Roman" w:hAnsi="Times New Roman" w:cs="Times New Roman"/>
-        </w:rPr>
-        <w:t>Kapott a scope egy 2</w:t>
-      </w:r>
-      <w:r>
-        <w:rPr>
-          <w:rFonts w:ascii="Times New Roman" w:hAnsi="Times New Roman" w:cs="Times New Roman"/>
-        </w:rPr>
-        <w:t>3</w:t>
-      </w:r>
-      <w:r>
-        <w:rPr>
-          <w:rFonts w:ascii="Times New Roman" w:hAnsi="Times New Roman" w:cs="Times New Roman"/>
-        </w:rPr>
-        <w:t xml:space="preserve"> </w:t>
-      </w:r>
-      <w:r>
-        <w:rPr>
-          <w:rFonts w:ascii="Times New Roman" w:hAnsi="Times New Roman" w:cs="Times New Roman"/>
-        </w:rPr>
-        <w:t xml:space="preserve">órás lease timeot, ami után újraoszt címeket minden kliensnek. </w:t>
-      </w:r>
-    </w:p>
-    <w:p>
-      <w:pPr>
-        <w:jc w:val="center"/>
-        <w:rPr>
-          <w:rFonts w:ascii="Times New Roman" w:hAnsi="Times New Roman" w:cs="Times New Roman"/>
-        </w:rPr>
-      </w:pPr>
-      <w:r>
-        <w:rPr>
-          <w:rFonts w:ascii="Times New Roman" w:hAnsi="Times New Roman" w:cs="Times New Roman"/>
-        </w:rPr>
-        <w:drawing>
-          <wp:inline distT="0" distB="0" distL="0" distR="0" wp14:anchorId="49599499" wp14:editId="510EFB4F">
-            <wp:extent cx="5512083" cy="2667137"/>
-            <wp:effectExtent l="0" t="0" r="0" b="0"/>
-            <wp:docPr id="1271846933" name="Kép 1" descr="A képen szöveg, képernyőkép, szoftver, Számítógépes ikon látható&#10;&#10;Előfordulhat, hogy az AI által létrehozott tartalom helytelen."/>
-            <wp:cNvGraphicFramePr>
-              <a:graphicFrameLocks xmlns:a="http://schemas.openxmlformats.org/drawingml/2006/main" noChangeAspect="1"/>
-            </wp:cNvGraphicFramePr>
-            <a:graphic xmlns:a="http://schemas.openxmlformats.org/drawingml/2006/main">
-              <a:graphicData uri="http://schemas.openxmlformats.org/drawingml/2006/picture">
-                <pic:pic xmlns:pic="http://schemas.openxmlformats.org/drawingml/2006/picture">
-                  <pic:nvPicPr>
-                    <pic:cNvPr id="1271846933" name="Kép 1" descr="A képen szöveg, képernyőkép, szoftver, Számítógépes ikon látható&#10;&#10;Előfordulhat, hogy az AI által létrehozott tartalom helytelen."/>
-                    <pic:cNvPicPr/>
-                  </pic:nvPicPr>
-                  <pic:blipFill>
-                    <a:blip r:embed="rId34"/>
-                    <a:stretch>
-                      <a:fillRect/>
-                    </a:stretch>
-                  </pic:blipFill>
-                  <pic:spPr>
-                    <a:xfrm>
-                      <a:off x="0" y="0"/>
-                      <a:ext cx="5512083" cy="2667137"/>
-                    </a:xfrm>
-                    <a:prstGeom prst="rect">
-                      <a:avLst/>
-                    </a:prstGeom>
-                  </pic:spPr>
-                </pic:pic>
-              </a:graphicData>
-            </a:graphic>
-          </wp:inline>
-        </w:drawing>
-      </w:r>
-    </w:p>
-    <w:p>
-      <w:pPr>
-        <w:jc w:val="center"/>
-        <w:rPr>
-          <w:rFonts w:ascii="Times New Roman" w:hAnsi="Times New Roman" w:cs="Times New Roman"/>
-        </w:rPr>
-      </w:pPr>
-      <w:r>
-        <w:rPr>
-          <w:rFonts w:ascii="Times New Roman" w:hAnsi="Times New Roman" w:cs="Times New Roman"/>
-        </w:rPr>
-        <w:drawing>
-          <wp:inline distT="0" distB="0" distL="0" distR="0" wp14:anchorId="51426D17" wp14:editId="06DFB5B8">
-            <wp:extent cx="5512083" cy="2673487"/>
-            <wp:effectExtent l="0" t="0" r="0" b="0"/>
-            <wp:docPr id="36376590" name="Kép 1" descr="A képen szöveg, képernyőkép, szoftver, Számítógépes ikon látható&#10;&#10;Előfordulhat, hogy az AI által létrehozott tartalom helytelen."/>
-            <wp:cNvGraphicFramePr>
-              <a:graphicFrameLocks xmlns:a="http://schemas.openxmlformats.org/drawingml/2006/main" noChangeAspect="1"/>
-            </wp:cNvGraphicFramePr>
-            <a:graphic xmlns:a="http://schemas.openxmlformats.org/drawingml/2006/main">
-              <a:graphicData uri="http://schemas.openxmlformats.org/drawingml/2006/picture">
-                <pic:pic xmlns:pic="http://schemas.openxmlformats.org/drawingml/2006/picture">
-                  <pic:nvPicPr>
-                    <pic:cNvPr id="36376590" name="Kép 1" descr="A képen szöveg, képernyőkép, szoftver, Számítógépes ikon látható&#10;&#10;Előfordulhat, hogy az AI által létrehozott tartalom helytelen."/>
-                    <pic:cNvPicPr/>
-                  </pic:nvPicPr>
-                  <pic:blipFill>
-                    <a:blip r:embed="rId35"/>
-                    <a:stretch>
-                      <a:fillRect/>
-                    </a:stretch>
-                  </pic:blipFill>
-                  <pic:spPr>
-                    <a:xfrm>
-                      <a:off x="0" y="0"/>
-                      <a:ext cx="5512083" cy="2673487"/>
-                    </a:xfrm>
-                    <a:prstGeom prst="rect">
-                      <a:avLst/>
-                    </a:prstGeom>
-                  </pic:spPr>
-                </pic:pic>
-              </a:graphicData>
-            </a:graphic>
-          </wp:inline>
-        </w:drawing>
-      </w:r>
-    </w:p>
-    <w:p>
-      <w:pPr>
-        <w:jc w:val="center"/>
-        <w:rPr>
-          <w:rFonts w:ascii="Times New Roman" w:hAnsi="Times New Roman" w:cs="Times New Roman"/>
-        </w:rPr>
-      </w:pPr>
-    </w:p>
-    <w:p>
-      <w:pPr>
-        <w:rPr>
-          <w:rFonts w:ascii="Times New Roman" w:hAnsi="Times New Roman" w:cs="Times New Roman"/>
-        </w:rPr>
-      </w:pPr>
-    </w:p>
-    <w:p>
-      <w:pPr>
-        <w:rPr>
-          <w:rFonts w:ascii="Times New Roman" w:hAnsi="Times New Roman" w:cs="Times New Roman"/>
-        </w:rPr>
-      </w:pPr>
-    </w:p>
-    <w:p>
-      <w:pPr>
-        <w:rPr>
-          <w:rFonts w:ascii="Times New Roman" w:hAnsi="Times New Roman" w:cs="Times New Roman"/>
-        </w:rPr>
-      </w:pPr>
-    </w:p>
-    <w:p>
-      <w:pPr>
-        <w:rPr>
-          <w:rFonts w:ascii="Times New Roman" w:hAnsi="Times New Roman" w:cs="Times New Roman"/>
-        </w:rPr>
-      </w:pPr>
-    </w:p>
-    <w:p>
-      <w:pPr>
-        <w:rPr>
-          <w:rFonts w:ascii="Times New Roman" w:hAnsi="Times New Roman" w:cs="Times New Roman"/>
-        </w:rPr>
-      </w:pPr>
-    </w:p>
-    <w:p>
-      <w:pPr>
-        <w:rPr>
-          <w:rFonts w:ascii="Times New Roman" w:hAnsi="Times New Roman" w:cs="Times New Roman"/>
-        </w:rPr>
-      </w:pPr>
-      <w:r>
-        <w:rPr>
-          <w:rFonts w:ascii="Times New Roman" w:hAnsi="Times New Roman" w:cs="Times New Roman"/>
-        </w:rPr>
-        <w:lastRenderedPageBreak/>
-        <w:t xml:space="preserve">Itt látható a </w:t>
-      </w:r>
-      <w:r>
-        <w:rPr>
-          <w:rFonts w:ascii="Times New Roman" w:hAnsi="Times New Roman" w:cs="Times New Roman"/>
-        </w:rPr>
-        <w:t>DHCP scope, amit konfiguráltam.</w:t>
-      </w:r>
-    </w:p>
-    <w:p>
-      <w:pPr>
-        <w:jc w:val="center"/>
-        <w:rPr>
-          <w:rFonts w:ascii="Times New Roman" w:hAnsi="Times New Roman" w:cs="Times New Roman"/>
-        </w:rPr>
-      </w:pPr>
-      <w:r>
-        <w:rPr>
-          <w:rFonts w:ascii="Times New Roman" w:hAnsi="Times New Roman" w:cs="Times New Roman"/>
-        </w:rPr>
-        <w:drawing>
-          <wp:inline distT="0" distB="0" distL="0" distR="0" wp14:anchorId="5CDCC8C2" wp14:editId="1D0E9A50">
-            <wp:extent cx="5073911" cy="2502029"/>
-            <wp:effectExtent l="0" t="0" r="0" b="0"/>
-            <wp:docPr id="439432378" name="Kép 1"/>
-            <wp:cNvGraphicFramePr>
-              <a:graphicFrameLocks xmlns:a="http://schemas.openxmlformats.org/drawingml/2006/main" noChangeAspect="1"/>
-            </wp:cNvGraphicFramePr>
-            <a:graphic xmlns:a="http://schemas.openxmlformats.org/drawingml/2006/main">
-              <a:graphicData uri="http://schemas.openxmlformats.org/drawingml/2006/picture">
-                <pic:pic xmlns:pic="http://schemas.openxmlformats.org/drawingml/2006/picture">
-                  <pic:nvPicPr>
-                    <pic:cNvPr id="439432378" name=""/>
-                    <pic:cNvPicPr/>
-                  </pic:nvPicPr>
-                  <pic:blipFill>
-                    <a:blip r:embed="rId36"/>
-                    <a:stretch>
-                      <a:fillRect/>
-                    </a:stretch>
-                  </pic:blipFill>
-                  <pic:spPr>
-                    <a:xfrm>
-                      <a:off x="0" y="0"/>
-                      <a:ext cx="5073911" cy="2502029"/>
-                    </a:xfrm>
-                    <a:prstGeom prst="rect">
-                      <a:avLst/>
-                    </a:prstGeom>
-                  </pic:spPr>
-                </pic:pic>
-              </a:graphicData>
-            </a:graphic>
-          </wp:inline>
-        </w:drawing>
-      </w:r>
-    </w:p>
-    <w:p>
-      <w:pPr>
-        <w:rPr>
-          <w:rFonts w:ascii="Times New Roman" w:hAnsi="Times New Roman" w:cs="Times New Roman"/>
-        </w:rPr>
-      </w:pPr>
-      <w:r>
-        <w:rPr>
-          <w:rFonts w:ascii="Times New Roman" w:hAnsi="Times New Roman" w:cs="Times New Roman"/>
-        </w:rPr>
-        <w:t>NEM MUKODIK A KIBASZOTT DNS, AZZAL KELL MEG VALAMIT KEZDENI!!!!!</w:t>
-      </w:r>
-    </w:p>
-    <w:p>
-      <w:pPr>
-        <w:rPr>
-          <w:rFonts w:ascii="Times New Roman" w:hAnsi="Times New Roman" w:cs="Times New Roman"/>
-        </w:rPr>
-      </w:pPr>
-    </w:p>
-    <w:p>
-      <w:pPr>
+    </w:p>
+    <w:p>
+      <w:pPr>
+        <w:jc w:val="both"/>
         <w:rPr>
           <w:rFonts w:ascii="Times New Roman" w:hAnsi="Times New Roman" w:cs="Times New Roman"/>
         </w:rPr>
       </w:pPr>
     </w:p>
     <w:sectPr>
-      <w:headerReference w:type="default" r:id="rId37"/>
+      <w:headerReference w:type="default" r:id="rId30"/>
       <w:pgSz w:w="11906" w:h="16838"/>
       <w:pgMar w:top="1417" w:right="1417" w:bottom="1417" w:left="1417" w:header="708" w:footer="708" w:gutter="0"/>
       <w:cols w:space="708"/>
@@ -3907,7 +4311,7 @@
   <w:abstractNum w:abstractNumId="5" w15:restartNumberingAfterBreak="0">
     <w:nsid w:val="7A82181E"/>
     <w:multiLevelType w:val="multilevel"/>
-    <w:tmpl w:val="B43289F2"/>
+    <w:tmpl w:val="ABBE0A4C"/>
     <w:lvl w:ilvl="0">
       <w:start w:val="1"/>
       <w:numFmt w:val="bullet"/>
@@ -3924,20 +4328,16 @@
         <w:sz w:val="20"/>
       </w:rPr>
     </w:lvl>
-    <w:lvl w:ilvl="1" w:tentative="1">
-      <w:start w:val="1"/>
-      <w:numFmt w:val="bullet"/>
-      <w:lvlText w:val="o"/>
-      <w:lvlJc w:val="left"/>
-      <w:pPr>
-        <w:tabs>
-          <w:tab w:val="num" w:pos="1440"/>
-        </w:tabs>
+    <w:lvl w:ilvl="1">
+      <w:start w:val="1"/>
+      <w:numFmt w:val="decimal"/>
+      <w:lvlText w:val="%2."/>
+      <w:lvlJc w:val="left"/>
+      <w:pPr>
         <w:ind w:left="1440" w:hanging="360"/>
       </w:pPr>
       <w:rPr>
-        <w:rFonts w:ascii="Courier New" w:hAnsi="Courier New" w:hint="default"/>
-        <w:sz w:val="20"/>
+        <w:rFonts w:hint="default"/>
       </w:rPr>
     </w:lvl>
     <w:lvl w:ilvl="2" w:tentative="1">
@@ -5305,64 +5705,6 @@
 </w:styles>
 </file>
 
-<file path=word/ink/ink1.xml><?xml version="1.0" encoding="utf-8"?>
-<inkml:ink xmlns:inkml="http://www.w3.org/2003/InkML">
-  <inkml:definitions>
-    <inkml:context xml:id="ctx0">
-      <inkml:inkSource xml:id="inkSrc0">
-        <inkml:traceFormat>
-          <inkml:channel name="X" type="integer" min="-2.14748E9" max="2.14748E9" units="cm"/>
-          <inkml:channel name="Y" type="integer" min="-2.14748E9" max="2.14748E9" units="cm"/>
-        </inkml:traceFormat>
-        <inkml:channelProperties>
-          <inkml:channelProperty channel="X" name="resolution" value="1000" units="1/cm"/>
-          <inkml:channelProperty channel="Y" name="resolution" value="1000" units="1/cm"/>
-        </inkml:channelProperties>
-      </inkml:inkSource>
-      <inkml:timestamp xml:id="ts0" timeString="2026-02-02T15:34:38.028"/>
-    </inkml:context>
-    <inkml:brush xml:id="br0">
-      <inkml:brushProperty name="width" value="0.3" units="cm"/>
-      <inkml:brushProperty name="height" value="0.6" units="cm"/>
-      <inkml:brushProperty name="color" value="#FFFC00"/>
-      <inkml:brushProperty name="tip" value="rectangle"/>
-      <inkml:brushProperty name="rasterOp" value="maskPen"/>
-      <inkml:brushProperty name="ignorePressure" value="1"/>
-    </inkml:brush>
-  </inkml:definitions>
-  <inkml:trace contextRef="#ctx0" brushRef="#br0">0 0,'159'14,"-84"-5,430 4,-345-14,-109 4,79 14,-10-1,201 31,-282-42,1-2,0-1,45-5,-5 1,-56 1,0-2,0 0,24-8,-24 6,0 0,0 1,27 0,1 5,-37-1</inkml:trace>
-</inkml:ink>
-</file>
-
-<file path=word/ink/ink2.xml><?xml version="1.0" encoding="utf-8"?>
-<inkml:ink xmlns:inkml="http://www.w3.org/2003/InkML">
-  <inkml:definitions>
-    <inkml:context xml:id="ctx0">
-      <inkml:inkSource xml:id="inkSrc0">
-        <inkml:traceFormat>
-          <inkml:channel name="X" type="integer" min="-2.14748E9" max="2.14748E9" units="cm"/>
-          <inkml:channel name="Y" type="integer" min="-2.14748E9" max="2.14748E9" units="cm"/>
-        </inkml:traceFormat>
-        <inkml:channelProperties>
-          <inkml:channelProperty channel="X" name="resolution" value="1000" units="1/cm"/>
-          <inkml:channelProperty channel="Y" name="resolution" value="1000" units="1/cm"/>
-        </inkml:channelProperties>
-      </inkml:inkSource>
-      <inkml:timestamp xml:id="ts0" timeString="2026-02-02T15:34:34.974"/>
-    </inkml:context>
-    <inkml:brush xml:id="br0">
-      <inkml:brushProperty name="width" value="0.3" units="cm"/>
-      <inkml:brushProperty name="height" value="0.6" units="cm"/>
-      <inkml:brushProperty name="color" value="#FFFC00"/>
-      <inkml:brushProperty name="tip" value="rectangle"/>
-      <inkml:brushProperty name="rasterOp" value="maskPen"/>
-      <inkml:brushProperty name="ignorePressure" value="1"/>
-    </inkml:brush>
-  </inkml:definitions>
-  <inkml:trace contextRef="#ctx0" brushRef="#br0">0 0,'462'0,"-448"1,0 1,0 0,-1 1,23 7,-21-5,0-1,0-1,23 3,30 3,-44-6,33 3,-21-6,202-1,-150-7,52-2,-118 9,37-7,-36 4,33 0,332 4,-378 1,-1 0,1 1,-1 0,0 0,0 1,0 0,0 1,0 0,7 5,-16-9,0 0,0 0,0 0,0 0,0 0,0 0,0 0,0 0,0 0,-1 0,1 1,0-1,0 0,0 0,0 0,0 0,0 0,0 0,0 0,0 0,0 0,0 1,0-1,0 0,0 0,0 0,0 0,0 0,0 0,0 0,0 0,0 1,0-1,0 0,0 0,0 0,0 0,0 0,0 0,0 0,0 1,0-1,0 0,0 0,0 0,0 0,0 0,0 0,0 0,0 0,0 0,1 0,-1 0,0 1,0-1,-7 1</inkml:trace>
-</inkml:ink>
-</file>
-
 <file path=word/theme/theme1.xml><?xml version="1.0" encoding="utf-8"?>
 <a:theme xmlns:a="http://schemas.openxmlformats.org/drawingml/2006/main" name="Office-téma">
   <a:themeElements>

--- a/Címtár és DHCP szolgáltatás Windowson.docx
+++ b/Címtár és DHCP szolgáltatás Windowson.docx
@@ -725,6 +725,7 @@
       <w:r>
         <w:rPr>
           <w:rFonts w:ascii="Times New Roman" w:hAnsi="Times New Roman" w:cs="Times New Roman"/>
+          <w:noProof/>
         </w:rPr>
         <w:drawing>
           <wp:inline distT="0" distB="0" distL="0" distR="0" wp14:anchorId="107A0A4E" wp14:editId="52B6A78F">
@@ -773,6 +774,7 @@
       <w:r>
         <w:rPr>
           <w:rFonts w:ascii="Times New Roman" w:hAnsi="Times New Roman" w:cs="Times New Roman"/>
+          <w:noProof/>
         </w:rPr>
         <w:drawing>
           <wp:inline distT="0" distB="0" distL="0" distR="0" wp14:anchorId="71B0CB27" wp14:editId="1A4E578F">
@@ -821,6 +823,7 @@
       <w:r>
         <w:rPr>
           <w:rFonts w:ascii="Times New Roman" w:hAnsi="Times New Roman" w:cs="Times New Roman"/>
+          <w:noProof/>
         </w:rPr>
         <w:drawing>
           <wp:inline distT="0" distB="0" distL="0" distR="0" wp14:anchorId="01064CBB" wp14:editId="2D06A7D6">
@@ -982,6 +985,7 @@
       <w:r>
         <w:rPr>
           <w:rFonts w:ascii="Times New Roman" w:hAnsi="Times New Roman" w:cs="Times New Roman"/>
+          <w:noProof/>
         </w:rPr>
         <w:drawing>
           <wp:inline distT="0" distB="0" distL="0" distR="0" wp14:anchorId="43EA2C54" wp14:editId="6093F703">
@@ -1030,6 +1034,7 @@
       <w:r>
         <w:rPr>
           <w:rFonts w:ascii="Times New Roman" w:hAnsi="Times New Roman" w:cs="Times New Roman"/>
+          <w:noProof/>
         </w:rPr>
         <w:drawing>
           <wp:inline distT="0" distB="0" distL="0" distR="0" wp14:anchorId="3E32A68B" wp14:editId="5B925FBB">
@@ -1078,6 +1083,7 @@
       <w:r>
         <w:rPr>
           <w:rFonts w:ascii="Times New Roman" w:hAnsi="Times New Roman" w:cs="Times New Roman"/>
+          <w:noProof/>
         </w:rPr>
         <w:lastRenderedPageBreak/>
         <w:drawing>
@@ -1147,6 +1153,7 @@
       <w:r>
         <w:rPr>
           <w:rFonts w:ascii="Times New Roman" w:hAnsi="Times New Roman" w:cs="Times New Roman"/>
+          <w:noProof/>
         </w:rPr>
         <w:drawing>
           <wp:inline distT="0" distB="0" distL="0" distR="0" wp14:anchorId="60BA3F3E" wp14:editId="4F2FF439">
@@ -1765,6 +1772,7 @@
       <w:r>
         <w:rPr>
           <w:rFonts w:ascii="Times New Roman" w:hAnsi="Times New Roman" w:cs="Times New Roman"/>
+          <w:noProof/>
         </w:rPr>
         <w:drawing>
           <wp:inline distT="0" distB="0" distL="0" distR="0" wp14:anchorId="7E587D3F" wp14:editId="56AFEED7">
@@ -1926,6 +1934,7 @@
       <w:r>
         <w:rPr>
           <w:rFonts w:ascii="Times New Roman" w:hAnsi="Times New Roman" w:cs="Times New Roman"/>
+          <w:noProof/>
         </w:rPr>
         <w:drawing>
           <wp:inline distT="0" distB="0" distL="0" distR="0" wp14:anchorId="2BAF313B" wp14:editId="08F63A54">
@@ -1974,6 +1983,7 @@
       <w:r>
         <w:rPr>
           <w:rFonts w:ascii="Times New Roman" w:hAnsi="Times New Roman" w:cs="Times New Roman"/>
+          <w:noProof/>
         </w:rPr>
         <w:drawing>
           <wp:inline distT="0" distB="0" distL="0" distR="0" wp14:anchorId="123EB5CD" wp14:editId="796A9CC0">
@@ -2022,6 +2032,7 @@
       <w:r>
         <w:rPr>
           <w:rFonts w:ascii="Times New Roman" w:hAnsi="Times New Roman" w:cs="Times New Roman"/>
+          <w:noProof/>
         </w:rPr>
         <w:drawing>
           <wp:inline distT="0" distB="0" distL="0" distR="0" wp14:anchorId="3988EEA1" wp14:editId="472882DD">
@@ -2236,6 +2247,7 @@
       <w:r>
         <w:rPr>
           <w:rFonts w:ascii="Times New Roman" w:hAnsi="Times New Roman" w:cs="Times New Roman"/>
+          <w:noProof/>
         </w:rPr>
         <w:drawing>
           <wp:inline distT="0" distB="0" distL="0" distR="0" wp14:anchorId="7B0D4D5F" wp14:editId="61A431B4">
@@ -2304,6 +2316,7 @@
       <w:r>
         <w:rPr>
           <w:rFonts w:ascii="Times New Roman" w:hAnsi="Times New Roman" w:cs="Times New Roman"/>
+          <w:noProof/>
         </w:rPr>
         <w:drawing>
           <wp:inline distT="0" distB="0" distL="0" distR="0" wp14:anchorId="011EAD2F" wp14:editId="02E4A3F9">
@@ -2352,6 +2365,7 @@
       <w:r>
         <w:rPr>
           <w:rFonts w:ascii="Times New Roman" w:hAnsi="Times New Roman" w:cs="Times New Roman"/>
+          <w:noProof/>
         </w:rPr>
         <w:lastRenderedPageBreak/>
         <w:drawing>
@@ -2401,6 +2415,7 @@
       <w:r>
         <w:rPr>
           <w:rFonts w:ascii="Times New Roman" w:hAnsi="Times New Roman" w:cs="Times New Roman"/>
+          <w:noProof/>
         </w:rPr>
         <w:drawing>
           <wp:inline distT="0" distB="0" distL="0" distR="0" wp14:anchorId="399449C1" wp14:editId="72D90844">
@@ -3069,6 +3084,7 @@
       <w:r>
         <w:rPr>
           <w:rFonts w:ascii="Times New Roman" w:hAnsi="Times New Roman" w:cs="Times New Roman"/>
+          <w:noProof/>
         </w:rPr>
         <w:drawing>
           <wp:inline distT="0" distB="0" distL="0" distR="0" wp14:anchorId="00C7A91E" wp14:editId="190732C9">
@@ -3117,6 +3133,7 @@
       <w:r>
         <w:rPr>
           <w:rFonts w:ascii="Times New Roman" w:hAnsi="Times New Roman" w:cs="Times New Roman"/>
+          <w:noProof/>
         </w:rPr>
         <w:lastRenderedPageBreak/>
         <w:drawing>
@@ -3207,6 +3224,80 @@
         </w:rPr>
         <w:t>.</w:t>
       </w:r>
+      <w:r>
+        <w:rPr>
+          <w:rFonts w:ascii="Times New Roman" w:hAnsi="Times New Roman" w:cs="Times New Roman"/>
+        </w:rPr>
+        <w:t xml:space="preserve"> Ezt egy másik címtartományra hozzuk létre a szimuláció érdekében. Beállítjuk, hogy a szerverünk viselkedjen </w:t>
+      </w:r>
+      <w:proofErr w:type="spellStart"/>
+      <w:r>
+        <w:rPr>
+          <w:rFonts w:ascii="Times New Roman" w:hAnsi="Times New Roman" w:cs="Times New Roman"/>
+        </w:rPr>
+        <w:t>default-gatewayként</w:t>
+      </w:r>
+      <w:proofErr w:type="spellEnd"/>
+      <w:r>
+        <w:rPr>
+          <w:rFonts w:ascii="Times New Roman" w:hAnsi="Times New Roman" w:cs="Times New Roman"/>
+        </w:rPr>
+        <w:t xml:space="preserve"> és osszon címeket </w:t>
+      </w:r>
+      <w:proofErr w:type="spellStart"/>
+      <w:r>
+        <w:rPr>
+          <w:rFonts w:ascii="Times New Roman" w:hAnsi="Times New Roman" w:cs="Times New Roman"/>
+        </w:rPr>
+        <w:t>host-only</w:t>
+      </w:r>
+      <w:proofErr w:type="spellEnd"/>
+      <w:r>
+        <w:rPr>
+          <w:rFonts w:ascii="Times New Roman" w:hAnsi="Times New Roman" w:cs="Times New Roman"/>
+        </w:rPr>
+        <w:t xml:space="preserve"> kártyán egy másik hálózatnak, ami a debreceni hálón belül fog egy </w:t>
+      </w:r>
+      <w:proofErr w:type="spellStart"/>
+      <w:r>
+        <w:rPr>
+          <w:rFonts w:ascii="Times New Roman" w:hAnsi="Times New Roman" w:cs="Times New Roman"/>
+        </w:rPr>
+        <w:t>area</w:t>
+      </w:r>
+      <w:proofErr w:type="spellEnd"/>
+      <w:r>
+        <w:rPr>
+          <w:rFonts w:ascii="Times New Roman" w:hAnsi="Times New Roman" w:cs="Times New Roman"/>
+        </w:rPr>
+        <w:t>-t szimulálni.</w:t>
+      </w:r>
+      <w:r>
+        <w:rPr>
+          <w:rFonts w:ascii="Times New Roman" w:hAnsi="Times New Roman" w:cs="Times New Roman"/>
+        </w:rPr>
+        <w:t xml:space="preserve"> 23 óránként megújítja a címeket az </w:t>
+      </w:r>
+      <w:proofErr w:type="spellStart"/>
+      <w:r>
+        <w:rPr>
+          <w:rFonts w:ascii="Times New Roman" w:hAnsi="Times New Roman" w:cs="Times New Roman"/>
+        </w:rPr>
+        <w:t>area</w:t>
+      </w:r>
+      <w:proofErr w:type="spellEnd"/>
+      <w:r>
+        <w:rPr>
+          <w:rFonts w:ascii="Times New Roman" w:hAnsi="Times New Roman" w:cs="Times New Roman"/>
+        </w:rPr>
+        <w:t xml:space="preserve"> 40-nek. </w:t>
+      </w:r>
+      <w:r>
+        <w:rPr>
+          <w:rFonts w:ascii="Times New Roman" w:hAnsi="Times New Roman" w:cs="Times New Roman"/>
+        </w:rPr>
+        <w:t>DNS-nek beállítottam a NAT-olt kártyán lévő felkonfigurált DNS címet</w:t>
+      </w:r>
     </w:p>
     <w:p>
       <w:pPr>
@@ -3220,10 +3311,10 @@
           <w:rFonts w:ascii="Times New Roman" w:hAnsi="Times New Roman" w:cs="Times New Roman"/>
         </w:rPr>
         <w:drawing>
-          <wp:inline distT="0" distB="0" distL="0" distR="0" wp14:anchorId="2BD798DC" wp14:editId="4A6F9535">
-            <wp:extent cx="3441865" cy="2686050"/>
-            <wp:effectExtent l="0" t="0" r="6350" b="0"/>
-            <wp:docPr id="40339866" name="Kép 1" descr="A képen szöveg, képernyőkép, szoftver, Számítógépes ikon látható&#10;&#10;Előfordulhat, hogy az AI által létrehozott tartalom helytelen."/>
+          <wp:inline distT="0" distB="0" distL="0" distR="0" wp14:anchorId="524CFCD1" wp14:editId="5CDC0C5B">
+            <wp:extent cx="3245017" cy="2616334"/>
+            <wp:effectExtent l="0" t="0" r="0" b="0"/>
+            <wp:docPr id="2076564360" name="Kép 1" descr="A képen szöveg, elektronika, képernyőkép, képernyő látható&#10;&#10;Előfordulhat, hogy az AI által létrehozott tartalom helytelen."/>
             <wp:cNvGraphicFramePr>
               <a:graphicFrameLocks xmlns:a="http://schemas.openxmlformats.org/drawingml/2006/main" noChangeAspect="1"/>
             </wp:cNvGraphicFramePr>
@@ -3231,7 +3322,7 @@
               <a:graphicData uri="http://schemas.openxmlformats.org/drawingml/2006/picture">
                 <pic:pic xmlns:pic="http://schemas.openxmlformats.org/drawingml/2006/picture">
                   <pic:nvPicPr>
-                    <pic:cNvPr id="40339866" name="Kép 1" descr="A képen szöveg, képernyőkép, szoftver, Számítógépes ikon látható&#10;&#10;Előfordulhat, hogy az AI által létrehozott tartalom helytelen."/>
+                    <pic:cNvPr id="2076564360" name="Kép 1" descr="A képen szöveg, elektronika, képernyőkép, képernyő látható&#10;&#10;Előfordulhat, hogy az AI által létrehozott tartalom helytelen."/>
                     <pic:cNvPicPr/>
                   </pic:nvPicPr>
                   <pic:blipFill>
@@ -3243,7 +3334,7 @@
                   <pic:spPr>
                     <a:xfrm>
                       <a:off x="0" y="0"/>
-                      <a:ext cx="3449634" cy="2692113"/>
+                      <a:ext cx="3245017" cy="2616334"/>
                     </a:xfrm>
                     <a:prstGeom prst="rect">
                       <a:avLst/>
@@ -3267,11 +3358,12 @@
         <w:rPr>
           <w:rFonts w:ascii="Times New Roman" w:hAnsi="Times New Roman" w:cs="Times New Roman"/>
         </w:rPr>
+        <w:lastRenderedPageBreak/>
         <w:drawing>
-          <wp:inline distT="0" distB="0" distL="0" distR="0" wp14:anchorId="0C0A6865" wp14:editId="6C3EB9DA">
-            <wp:extent cx="3403600" cy="2654454"/>
-            <wp:effectExtent l="0" t="0" r="6350" b="0"/>
-            <wp:docPr id="546250281" name="Kép 1" descr="A képen szöveg, elektronika, képernyőkép, szoftver látható&#10;&#10;Előfordulhat, hogy az AI által létrehozott tartalom helytelen."/>
+          <wp:inline distT="0" distB="0" distL="0" distR="0" wp14:anchorId="08CCE66F" wp14:editId="1B41FD11">
+            <wp:extent cx="3257717" cy="2654436"/>
+            <wp:effectExtent l="0" t="0" r="0" b="0"/>
+            <wp:docPr id="764830594" name="Kép 1" descr="A képen szöveg, elektronika, képernyőkép, képernyő látható&#10;&#10;Előfordulhat, hogy az AI által létrehozott tartalom helytelen."/>
             <wp:cNvGraphicFramePr>
               <a:graphicFrameLocks xmlns:a="http://schemas.openxmlformats.org/drawingml/2006/main" noChangeAspect="1"/>
             </wp:cNvGraphicFramePr>
@@ -3279,7 +3371,7 @@
               <a:graphicData uri="http://schemas.openxmlformats.org/drawingml/2006/picture">
                 <pic:pic xmlns:pic="http://schemas.openxmlformats.org/drawingml/2006/picture">
                   <pic:nvPicPr>
-                    <pic:cNvPr id="546250281" name="Kép 1" descr="A képen szöveg, elektronika, képernyőkép, szoftver látható&#10;&#10;Előfordulhat, hogy az AI által létrehozott tartalom helytelen."/>
+                    <pic:cNvPr id="764830594" name="Kép 1" descr="A képen szöveg, elektronika, képernyőkép, képernyő látható&#10;&#10;Előfordulhat, hogy az AI által létrehozott tartalom helytelen."/>
                     <pic:cNvPicPr/>
                   </pic:nvPicPr>
                   <pic:blipFill>
@@ -3291,7 +3383,7 @@
                   <pic:spPr>
                     <a:xfrm>
                       <a:off x="0" y="0"/>
-                      <a:ext cx="3408538" cy="2658305"/>
+                      <a:ext cx="3257717" cy="2654436"/>
                     </a:xfrm>
                     <a:prstGeom prst="rect">
                       <a:avLst/>
@@ -3306,22 +3398,125 @@
     </w:p>
     <w:p>
       <w:pPr>
-        <w:rPr>
-          <w:rFonts w:ascii="Times New Roman" w:hAnsi="Times New Roman" w:cs="Times New Roman"/>
-        </w:rPr>
-      </w:pPr>
-    </w:p>
-    <w:p>
-      <w:pPr>
-        <w:rPr>
-          <w:rFonts w:ascii="Times New Roman" w:hAnsi="Times New Roman" w:cs="Times New Roman"/>
-        </w:rPr>
-      </w:pPr>
-      <w:r>
-        <w:rPr>
-          <w:rFonts w:ascii="Times New Roman" w:hAnsi="Times New Roman" w:cs="Times New Roman"/>
-        </w:rPr>
-        <w:lastRenderedPageBreak/>
+        <w:jc w:val="center"/>
+        <w:rPr>
+          <w:rFonts w:ascii="Times New Roman" w:hAnsi="Times New Roman" w:cs="Times New Roman"/>
+        </w:rPr>
+      </w:pPr>
+      <w:r>
+        <w:rPr>
+          <w:rFonts w:ascii="Times New Roman" w:hAnsi="Times New Roman" w:cs="Times New Roman"/>
+        </w:rPr>
+        <w:drawing>
+          <wp:inline distT="0" distB="0" distL="0" distR="0" wp14:anchorId="02EA5C5B" wp14:editId="50E34DC1">
+            <wp:extent cx="3264068" cy="2673487"/>
+            <wp:effectExtent l="0" t="0" r="0" b="0"/>
+            <wp:docPr id="330312182" name="Kép 1" descr="A képen szöveg, elektronika, képernyőkép, Betűtípus látható&#10;&#10;Előfordulhat, hogy az AI által létrehozott tartalom helytelen."/>
+            <wp:cNvGraphicFramePr>
+              <a:graphicFrameLocks xmlns:a="http://schemas.openxmlformats.org/drawingml/2006/main" noChangeAspect="1"/>
+            </wp:cNvGraphicFramePr>
+            <a:graphic xmlns:a="http://schemas.openxmlformats.org/drawingml/2006/main">
+              <a:graphicData uri="http://schemas.openxmlformats.org/drawingml/2006/picture">
+                <pic:pic xmlns:pic="http://schemas.openxmlformats.org/drawingml/2006/picture">
+                  <pic:nvPicPr>
+                    <pic:cNvPr id="330312182" name="Kép 1" descr="A képen szöveg, elektronika, képernyőkép, Betűtípus látható&#10;&#10;Előfordulhat, hogy az AI által létrehozott tartalom helytelen."/>
+                    <pic:cNvPicPr/>
+                  </pic:nvPicPr>
+                  <pic:blipFill>
+                    <a:blip r:embed="rId26"/>
+                    <a:stretch>
+                      <a:fillRect/>
+                    </a:stretch>
+                  </pic:blipFill>
+                  <pic:spPr>
+                    <a:xfrm>
+                      <a:off x="0" y="0"/>
+                      <a:ext cx="3264068" cy="2673487"/>
+                    </a:xfrm>
+                    <a:prstGeom prst="rect">
+                      <a:avLst/>
+                    </a:prstGeom>
+                  </pic:spPr>
+                </pic:pic>
+              </a:graphicData>
+            </a:graphic>
+          </wp:inline>
+        </w:drawing>
+      </w:r>
+    </w:p>
+    <w:p>
+      <w:pPr>
+        <w:jc w:val="center"/>
+        <w:rPr>
+          <w:rFonts w:ascii="Times New Roman" w:hAnsi="Times New Roman" w:cs="Times New Roman"/>
+        </w:rPr>
+      </w:pPr>
+      <w:r>
+        <w:rPr>
+          <w:rFonts w:ascii="Times New Roman" w:hAnsi="Times New Roman" w:cs="Times New Roman"/>
+        </w:rPr>
+        <w:drawing>
+          <wp:inline distT="0" distB="0" distL="0" distR="0" wp14:anchorId="0B365CA7" wp14:editId="2772AECB">
+            <wp:extent cx="3206915" cy="2673487"/>
+            <wp:effectExtent l="0" t="0" r="0" b="0"/>
+            <wp:docPr id="2129052126" name="Kép 1" descr="A képen szöveg, képernyőkép, képernyő, szoftver látható&#10;&#10;Előfordulhat, hogy az AI által létrehozott tartalom helytelen."/>
+            <wp:cNvGraphicFramePr>
+              <a:graphicFrameLocks xmlns:a="http://schemas.openxmlformats.org/drawingml/2006/main" noChangeAspect="1"/>
+            </wp:cNvGraphicFramePr>
+            <a:graphic xmlns:a="http://schemas.openxmlformats.org/drawingml/2006/main">
+              <a:graphicData uri="http://schemas.openxmlformats.org/drawingml/2006/picture">
+                <pic:pic xmlns:pic="http://schemas.openxmlformats.org/drawingml/2006/picture">
+                  <pic:nvPicPr>
+                    <pic:cNvPr id="2129052126" name="Kép 1" descr="A képen szöveg, képernyőkép, képernyő, szoftver látható&#10;&#10;Előfordulhat, hogy az AI által létrehozott tartalom helytelen."/>
+                    <pic:cNvPicPr/>
+                  </pic:nvPicPr>
+                  <pic:blipFill>
+                    <a:blip r:embed="rId27"/>
+                    <a:stretch>
+                      <a:fillRect/>
+                    </a:stretch>
+                  </pic:blipFill>
+                  <pic:spPr>
+                    <a:xfrm>
+                      <a:off x="0" y="0"/>
+                      <a:ext cx="3206915" cy="2673487"/>
+                    </a:xfrm>
+                    <a:prstGeom prst="rect">
+                      <a:avLst/>
+                    </a:prstGeom>
+                  </pic:spPr>
+                </pic:pic>
+              </a:graphicData>
+            </a:graphic>
+          </wp:inline>
+        </w:drawing>
+      </w:r>
+    </w:p>
+    <w:p>
+      <w:pPr>
+        <w:jc w:val="center"/>
+        <w:rPr>
+          <w:rFonts w:ascii="Times New Roman" w:hAnsi="Times New Roman" w:cs="Times New Roman"/>
+        </w:rPr>
+      </w:pPr>
+    </w:p>
+    <w:p>
+      <w:pPr>
+        <w:rPr>
+          <w:rFonts w:ascii="Times New Roman" w:hAnsi="Times New Roman" w:cs="Times New Roman"/>
+        </w:rPr>
+      </w:pPr>
+    </w:p>
+    <w:p>
+      <w:pPr>
+        <w:rPr>
+          <w:rFonts w:ascii="Times New Roman" w:hAnsi="Times New Roman" w:cs="Times New Roman"/>
+        </w:rPr>
+      </w:pPr>
+      <w:r>
+        <w:rPr>
+          <w:rFonts w:ascii="Times New Roman" w:hAnsi="Times New Roman" w:cs="Times New Roman"/>
+        </w:rPr>
         <w:t xml:space="preserve">Beállítom a DNS szerver a </w:t>
       </w:r>
       <w:proofErr w:type="spellStart"/>
@@ -3349,6 +3544,7 @@
       <w:r>
         <w:rPr>
           <w:rFonts w:ascii="Times New Roman" w:hAnsi="Times New Roman" w:cs="Times New Roman"/>
+          <w:noProof/>
         </w:rPr>
         <w:drawing>
           <wp:inline distT="0" distB="0" distL="0" distR="0" wp14:anchorId="343E4F79" wp14:editId="5E5A2F77">
@@ -3366,7 +3562,7 @@
                     <pic:cNvPicPr/>
                   </pic:nvPicPr>
                   <pic:blipFill>
-                    <a:blip r:embed="rId26"/>
+                    <a:blip r:embed="rId28"/>
                     <a:stretch>
                       <a:fillRect/>
                     </a:stretch>
@@ -3389,6 +3585,54 @@
     </w:p>
     <w:p>
       <w:pPr>
+        <w:jc w:val="center"/>
+        <w:rPr>
+          <w:rFonts w:ascii="Times New Roman" w:hAnsi="Times New Roman" w:cs="Times New Roman"/>
+        </w:rPr>
+      </w:pPr>
+      <w:r>
+        <w:rPr>
+          <w:rFonts w:ascii="Times New Roman" w:hAnsi="Times New Roman" w:cs="Times New Roman"/>
+        </w:rPr>
+        <w:drawing>
+          <wp:inline distT="0" distB="0" distL="0" distR="0" wp14:anchorId="7C4613FD" wp14:editId="059A8B42">
+            <wp:extent cx="3714941" cy="2502029"/>
+            <wp:effectExtent l="0" t="0" r="0" b="0"/>
+            <wp:docPr id="1161597860" name="Kép 1" descr="A képen szöveg, képernyőkép, szoftver, Számítógépes ikon látható&#10;&#10;Előfordulhat, hogy az AI által létrehozott tartalom helytelen."/>
+            <wp:cNvGraphicFramePr>
+              <a:graphicFrameLocks xmlns:a="http://schemas.openxmlformats.org/drawingml/2006/main" noChangeAspect="1"/>
+            </wp:cNvGraphicFramePr>
+            <a:graphic xmlns:a="http://schemas.openxmlformats.org/drawingml/2006/main">
+              <a:graphicData uri="http://schemas.openxmlformats.org/drawingml/2006/picture">
+                <pic:pic xmlns:pic="http://schemas.openxmlformats.org/drawingml/2006/picture">
+                  <pic:nvPicPr>
+                    <pic:cNvPr id="1161597860" name="Kép 1" descr="A képen szöveg, képernyőkép, szoftver, Számítógépes ikon látható&#10;&#10;Előfordulhat, hogy az AI által létrehozott tartalom helytelen."/>
+                    <pic:cNvPicPr/>
+                  </pic:nvPicPr>
+                  <pic:blipFill>
+                    <a:blip r:embed="rId29"/>
+                    <a:stretch>
+                      <a:fillRect/>
+                    </a:stretch>
+                  </pic:blipFill>
+                  <pic:spPr>
+                    <a:xfrm>
+                      <a:off x="0" y="0"/>
+                      <a:ext cx="3714941" cy="2502029"/>
+                    </a:xfrm>
+                    <a:prstGeom prst="rect">
+                      <a:avLst/>
+                    </a:prstGeom>
+                  </pic:spPr>
+                </pic:pic>
+              </a:graphicData>
+            </a:graphic>
+          </wp:inline>
+        </w:drawing>
+      </w:r>
+    </w:p>
+    <w:p>
+      <w:pPr>
         <w:rPr>
           <w:rFonts w:ascii="Times New Roman" w:hAnsi="Times New Roman" w:cs="Times New Roman"/>
         </w:rPr>
@@ -3417,6 +3661,109 @@
     </w:p>
     <w:p>
       <w:pPr>
+        <w:rPr>
+          <w:rFonts w:ascii="Times New Roman" w:hAnsi="Times New Roman" w:cs="Times New Roman"/>
+        </w:rPr>
+      </w:pPr>
+      <w:r>
+        <w:rPr>
+          <w:rFonts w:ascii="Times New Roman" w:hAnsi="Times New Roman" w:cs="Times New Roman"/>
+        </w:rPr>
+        <w:t xml:space="preserve">A második adapter az egy </w:t>
+      </w:r>
+      <w:proofErr w:type="spellStart"/>
+      <w:r>
+        <w:rPr>
+          <w:rFonts w:ascii="Times New Roman" w:hAnsi="Times New Roman" w:cs="Times New Roman"/>
+        </w:rPr>
+        <w:t>host-only</w:t>
+      </w:r>
+      <w:proofErr w:type="spellEnd"/>
+      <w:r>
+        <w:rPr>
+          <w:rFonts w:ascii="Times New Roman" w:hAnsi="Times New Roman" w:cs="Times New Roman"/>
+        </w:rPr>
+        <w:t xml:space="preserve"> kártya, ahogy a </w:t>
+      </w:r>
+      <w:proofErr w:type="spellStart"/>
+      <w:r>
+        <w:rPr>
+          <w:rFonts w:ascii="Times New Roman" w:hAnsi="Times New Roman" w:cs="Times New Roman"/>
+        </w:rPr>
+        <w:t>windows</w:t>
+      </w:r>
+      <w:proofErr w:type="spellEnd"/>
+      <w:r>
+        <w:rPr>
+          <w:rFonts w:ascii="Times New Roman" w:hAnsi="Times New Roman" w:cs="Times New Roman"/>
+        </w:rPr>
+        <w:t xml:space="preserve"> kliensen is. Ezzel tudnak majd kommunikálni egymással, </w:t>
+      </w:r>
+      <w:r>
+        <w:rPr>
+          <w:rFonts w:ascii="Times New Roman" w:hAnsi="Times New Roman" w:cs="Times New Roman"/>
+        </w:rPr>
+        <w:t xml:space="preserve">innen oszt majd </w:t>
+      </w:r>
+      <w:proofErr w:type="spellStart"/>
+      <w:r>
+        <w:rPr>
+          <w:rFonts w:ascii="Times New Roman" w:hAnsi="Times New Roman" w:cs="Times New Roman"/>
+        </w:rPr>
+        <w:t>ip</w:t>
+      </w:r>
+      <w:proofErr w:type="spellEnd"/>
+      <w:r>
+        <w:rPr>
+          <w:rFonts w:ascii="Times New Roman" w:hAnsi="Times New Roman" w:cs="Times New Roman"/>
+        </w:rPr>
+        <w:t xml:space="preserve">-címet a </w:t>
+      </w:r>
+      <w:proofErr w:type="spellStart"/>
+      <w:r>
+        <w:rPr>
+          <w:rFonts w:ascii="Times New Roman" w:hAnsi="Times New Roman" w:cs="Times New Roman"/>
+        </w:rPr>
+        <w:t>dhcp</w:t>
+      </w:r>
+      <w:proofErr w:type="spellEnd"/>
+      <w:r>
+        <w:rPr>
+          <w:rFonts w:ascii="Times New Roman" w:hAnsi="Times New Roman" w:cs="Times New Roman"/>
+        </w:rPr>
+        <w:t xml:space="preserve"> szerver a kliens gépnek, ami egy </w:t>
+      </w:r>
+      <w:proofErr w:type="spellStart"/>
+      <w:r>
+        <w:rPr>
+          <w:rFonts w:ascii="Times New Roman" w:hAnsi="Times New Roman" w:cs="Times New Roman"/>
+        </w:rPr>
+        <w:t>windows</w:t>
+      </w:r>
+      <w:proofErr w:type="spellEnd"/>
+      <w:r>
+        <w:rPr>
+          <w:rFonts w:ascii="Times New Roman" w:hAnsi="Times New Roman" w:cs="Times New Roman"/>
+        </w:rPr>
+        <w:t xml:space="preserve"> 11 </w:t>
+      </w:r>
+      <w:proofErr w:type="spellStart"/>
+      <w:r>
+        <w:rPr>
+          <w:rFonts w:ascii="Times New Roman" w:hAnsi="Times New Roman" w:cs="Times New Roman"/>
+        </w:rPr>
+        <w:t>vm</w:t>
+      </w:r>
+      <w:proofErr w:type="spellEnd"/>
+      <w:r>
+        <w:rPr>
+          <w:rFonts w:ascii="Times New Roman" w:hAnsi="Times New Roman" w:cs="Times New Roman"/>
+        </w:rPr>
+        <w:t xml:space="preserve">. </w:t>
+      </w:r>
+    </w:p>
+    <w:p>
+      <w:pPr>
         <w:jc w:val="center"/>
         <w:rPr>
           <w:rFonts w:ascii="Times New Roman" w:hAnsi="Times New Roman" w:cs="Times New Roman"/>
@@ -3425,7 +3772,9 @@
       <w:r>
         <w:rPr>
           <w:rFonts w:ascii="Times New Roman" w:hAnsi="Times New Roman" w:cs="Times New Roman"/>
-        </w:rPr>
+          <w:noProof/>
+        </w:rPr>
+        <w:lastRenderedPageBreak/>
         <w:drawing>
           <wp:inline distT="0" distB="0" distL="0" distR="0" wp14:anchorId="23BA3B3F" wp14:editId="5DDCAB05">
             <wp:extent cx="5359675" cy="2844946"/>
@@ -3442,7 +3791,7 @@
                     <pic:cNvPicPr/>
                   </pic:nvPicPr>
                   <pic:blipFill>
-                    <a:blip r:embed="rId27"/>
+                    <a:blip r:embed="rId30"/>
                     <a:stretch>
                       <a:fillRect/>
                     </a:stretch>
@@ -3473,8 +3822,8 @@
       <w:r>
         <w:rPr>
           <w:rFonts w:ascii="Times New Roman" w:hAnsi="Times New Roman" w:cs="Times New Roman"/>
-        </w:rPr>
-        <w:lastRenderedPageBreak/>
+          <w:noProof/>
+        </w:rPr>
         <w:drawing>
           <wp:inline distT="0" distB="0" distL="0" distR="0" wp14:anchorId="36CECF0E" wp14:editId="4DCF5D03">
             <wp:extent cx="5397777" cy="2825895"/>
@@ -3491,7 +3840,7 @@
                     <pic:cNvPicPr/>
                   </pic:nvPicPr>
                   <pic:blipFill>
-                    <a:blip r:embed="rId28"/>
+                    <a:blip r:embed="rId31"/>
                     <a:stretch>
                       <a:fillRect/>
                     </a:stretch>
@@ -3514,6 +3863,147 @@
     </w:p>
     <w:p>
       <w:pPr>
+        <w:jc w:val="both"/>
+        <w:rPr>
+          <w:rFonts w:ascii="Times New Roman" w:hAnsi="Times New Roman" w:cs="Times New Roman"/>
+        </w:rPr>
+      </w:pPr>
+    </w:p>
+    <w:p>
+      <w:pPr>
+        <w:jc w:val="both"/>
+        <w:rPr>
+          <w:rFonts w:ascii="Times New Roman" w:hAnsi="Times New Roman" w:cs="Times New Roman"/>
+        </w:rPr>
+      </w:pPr>
+    </w:p>
+    <w:p>
+      <w:pPr>
+        <w:jc w:val="both"/>
+        <w:rPr>
+          <w:rFonts w:ascii="Times New Roman" w:hAnsi="Times New Roman" w:cs="Times New Roman"/>
+        </w:rPr>
+      </w:pPr>
+    </w:p>
+    <w:p>
+      <w:pPr>
+        <w:jc w:val="both"/>
+        <w:rPr>
+          <w:rFonts w:ascii="Times New Roman" w:hAnsi="Times New Roman" w:cs="Times New Roman"/>
+        </w:rPr>
+      </w:pPr>
+    </w:p>
+    <w:p>
+      <w:pPr>
+        <w:jc w:val="both"/>
+        <w:rPr>
+          <w:rFonts w:ascii="Times New Roman" w:hAnsi="Times New Roman" w:cs="Times New Roman"/>
+        </w:rPr>
+      </w:pPr>
+    </w:p>
+    <w:p>
+      <w:pPr>
+        <w:jc w:val="both"/>
+        <w:rPr>
+          <w:rFonts w:ascii="Times New Roman" w:hAnsi="Times New Roman" w:cs="Times New Roman"/>
+        </w:rPr>
+      </w:pPr>
+    </w:p>
+    <w:p>
+      <w:pPr>
+        <w:jc w:val="both"/>
+        <w:rPr>
+          <w:rFonts w:ascii="Times New Roman" w:hAnsi="Times New Roman" w:cs="Times New Roman"/>
+        </w:rPr>
+      </w:pPr>
+    </w:p>
+    <w:p>
+      <w:pPr>
+        <w:jc w:val="both"/>
+        <w:rPr>
+          <w:rFonts w:ascii="Times New Roman" w:hAnsi="Times New Roman" w:cs="Times New Roman"/>
+        </w:rPr>
+      </w:pPr>
+    </w:p>
+    <w:p>
+      <w:pPr>
+        <w:jc w:val="both"/>
+        <w:rPr>
+          <w:rFonts w:ascii="Times New Roman" w:hAnsi="Times New Roman" w:cs="Times New Roman"/>
+        </w:rPr>
+      </w:pPr>
+    </w:p>
+    <w:p>
+      <w:pPr>
+        <w:jc w:val="both"/>
+        <w:rPr>
+          <w:rFonts w:ascii="Times New Roman" w:hAnsi="Times New Roman" w:cs="Times New Roman"/>
+        </w:rPr>
+      </w:pPr>
+      <w:r>
+        <w:rPr>
+          <w:rFonts w:ascii="Times New Roman" w:hAnsi="Times New Roman" w:cs="Times New Roman"/>
+        </w:rPr>
+        <w:lastRenderedPageBreak/>
+        <w:t>A szervere</w:t>
+      </w:r>
+      <w:r>
+        <w:rPr>
+          <w:rFonts w:ascii="Times New Roman" w:hAnsi="Times New Roman" w:cs="Times New Roman"/>
+        </w:rPr>
+        <w:t>n az Ether2-es adaptert bekonfiguráltam egy másik címre, a 192.168.56.1-re</w:t>
+      </w:r>
+      <w:r>
+        <w:rPr>
+          <w:rFonts w:ascii="Times New Roman" w:hAnsi="Times New Roman" w:cs="Times New Roman"/>
+        </w:rPr>
+        <w:t xml:space="preserve">, innen fog </w:t>
+      </w:r>
+      <w:proofErr w:type="spellStart"/>
+      <w:r>
+        <w:rPr>
+          <w:rFonts w:ascii="Times New Roman" w:hAnsi="Times New Roman" w:cs="Times New Roman"/>
+        </w:rPr>
+        <w:t>ip</w:t>
+      </w:r>
+      <w:proofErr w:type="spellEnd"/>
+      <w:r>
+        <w:rPr>
+          <w:rFonts w:ascii="Times New Roman" w:hAnsi="Times New Roman" w:cs="Times New Roman"/>
+        </w:rPr>
+        <w:t xml:space="preserve">-cím jönni a </w:t>
+      </w:r>
+      <w:proofErr w:type="spellStart"/>
+      <w:r>
+        <w:rPr>
+          <w:rFonts w:ascii="Times New Roman" w:hAnsi="Times New Roman" w:cs="Times New Roman"/>
+        </w:rPr>
+        <w:t>dhcp-től</w:t>
+      </w:r>
+      <w:proofErr w:type="spellEnd"/>
+      <w:r>
+        <w:rPr>
+          <w:rFonts w:ascii="Times New Roman" w:hAnsi="Times New Roman" w:cs="Times New Roman"/>
+        </w:rPr>
+        <w:t xml:space="preserve">, ahogy láthattuk a </w:t>
+      </w:r>
+      <w:proofErr w:type="spellStart"/>
+      <w:r>
+        <w:rPr>
+          <w:rFonts w:ascii="Times New Roman" w:hAnsi="Times New Roman" w:cs="Times New Roman"/>
+        </w:rPr>
+        <w:t>scope</w:t>
+      </w:r>
+      <w:proofErr w:type="spellEnd"/>
+      <w:r>
+        <w:rPr>
+          <w:rFonts w:ascii="Times New Roman" w:hAnsi="Times New Roman" w:cs="Times New Roman"/>
+        </w:rPr>
+        <w:t xml:space="preserve"> már erre a címre lett felkonfigurálva. </w:t>
+      </w:r>
+    </w:p>
+    <w:p>
+      <w:pPr>
         <w:jc w:val="center"/>
         <w:rPr>
           <w:rFonts w:ascii="Times New Roman" w:hAnsi="Times New Roman" w:cs="Times New Roman"/>
@@ -3524,10 +4014,10 @@
           <w:rFonts w:ascii="Times New Roman" w:hAnsi="Times New Roman" w:cs="Times New Roman"/>
         </w:rPr>
         <w:drawing>
-          <wp:inline distT="0" distB="0" distL="0" distR="0" wp14:anchorId="40D4EAF8" wp14:editId="378F45AC">
-            <wp:extent cx="5391427" cy="2800494"/>
+          <wp:inline distT="0" distB="0" distL="0" distR="0" wp14:anchorId="3850D089" wp14:editId="79F5F321">
+            <wp:extent cx="2521080" cy="2844946"/>
             <wp:effectExtent l="0" t="0" r="0" b="0"/>
-            <wp:docPr id="1253790915" name="Kép 1" descr="A képen szöveg, képernyőkép, szoftver, képernyő látható&#10;&#10;Előfordulhat, hogy az AI által létrehozott tartalom helytelen."/>
+            <wp:docPr id="1751497250" name="Kép 1" descr="A képen szöveg, képernyőkép, képernyő, szám látható&#10;&#10;Előfordulhat, hogy az AI által létrehozott tartalom helytelen."/>
             <wp:cNvGraphicFramePr>
               <a:graphicFrameLocks xmlns:a="http://schemas.openxmlformats.org/drawingml/2006/main" noChangeAspect="1"/>
             </wp:cNvGraphicFramePr>
@@ -3535,11 +4025,11 @@
               <a:graphicData uri="http://schemas.openxmlformats.org/drawingml/2006/picture">
                 <pic:pic xmlns:pic="http://schemas.openxmlformats.org/drawingml/2006/picture">
                   <pic:nvPicPr>
-                    <pic:cNvPr id="1253790915" name="Kép 1" descr="A képen szöveg, képernyőkép, szoftver, képernyő látható&#10;&#10;Előfordulhat, hogy az AI által létrehozott tartalom helytelen."/>
+                    <pic:cNvPr id="1751497250" name="Kép 1" descr="A képen szöveg, képernyőkép, képernyő, szám látható&#10;&#10;Előfordulhat, hogy az AI által létrehozott tartalom helytelen."/>
                     <pic:cNvPicPr/>
                   </pic:nvPicPr>
                   <pic:blipFill>
-                    <a:blip r:embed="rId29"/>
+                    <a:blip r:embed="rId32"/>
                     <a:stretch>
                       <a:fillRect/>
                     </a:stretch>
@@ -3547,7 +4037,7 @@
                   <pic:spPr>
                     <a:xfrm>
                       <a:off x="0" y="0"/>
-                      <a:ext cx="5391427" cy="2800494"/>
+                      <a:ext cx="2521080" cy="2844946"/>
                     </a:xfrm>
                     <a:prstGeom prst="rect">
                       <a:avLst/>
@@ -3562,17 +4052,47 @@
     </w:p>
     <w:p>
       <w:pPr>
+        <w:jc w:val="both"/>
+        <w:rPr>
+          <w:rFonts w:ascii="Times New Roman" w:hAnsi="Times New Roman" w:cs="Times New Roman"/>
+        </w:rPr>
+      </w:pPr>
+      <w:r>
+        <w:rPr>
+          <w:rFonts w:ascii="Times New Roman" w:hAnsi="Times New Roman" w:cs="Times New Roman"/>
+        </w:rPr>
+        <w:t xml:space="preserve">Most jön a </w:t>
+      </w:r>
+      <w:proofErr w:type="spellStart"/>
+      <w:r>
+        <w:rPr>
+          <w:rFonts w:ascii="Times New Roman" w:hAnsi="Times New Roman" w:cs="Times New Roman"/>
+        </w:rPr>
+        <w:t>windows</w:t>
+      </w:r>
+      <w:proofErr w:type="spellEnd"/>
+      <w:r>
+        <w:rPr>
+          <w:rFonts w:ascii="Times New Roman" w:hAnsi="Times New Roman" w:cs="Times New Roman"/>
+        </w:rPr>
+        <w:t xml:space="preserve"> kliens </w:t>
+      </w:r>
+    </w:p>
+    <w:p>
+      <w:pPr>
         <w:jc w:val="center"/>
         <w:rPr>
           <w:rFonts w:ascii="Times New Roman" w:hAnsi="Times New Roman" w:cs="Times New Roman"/>
         </w:rPr>
       </w:pPr>
-      <w:r>
-        <w:rPr>
-          <w:rFonts w:ascii="Times New Roman" w:hAnsi="Times New Roman" w:cs="Times New Roman"/>
-        </w:rPr>
-        <w:t xml:space="preserve">sajnos még nem működik valamiért gyakorlatban a DHCP szerver, pedig a configok elvileg jók! </w:t>
-      </w:r>
+    </w:p>
+    <w:p>
+      <w:pPr>
+        <w:jc w:val="center"/>
+        <w:rPr>
+          <w:rFonts w:ascii="Times New Roman" w:hAnsi="Times New Roman" w:cs="Times New Roman"/>
+        </w:rPr>
+      </w:pPr>
     </w:p>
     <w:p>
       <w:pPr>
@@ -3638,7 +4158,7 @@
       </w:pPr>
     </w:p>
     <w:sectPr>
-      <w:headerReference w:type="default" r:id="rId30"/>
+      <w:headerReference w:type="default" r:id="rId33"/>
       <w:pgSz w:w="11906" w:h="16838"/>
       <w:pgMar w:top="1417" w:right="1417" w:bottom="1417" w:left="1417" w:header="708" w:footer="708" w:gutter="0"/>
       <w:cols w:space="708"/>
@@ -5345,6 +5865,7 @@
   <w:style w:type="character" w:default="1" w:styleId="Bekezdsalapbettpusa">
     <w:name w:val="Default Paragraph Font"/>
     <w:uiPriority w:val="1"/>
+    <w:semiHidden/>
     <w:unhideWhenUsed/>
   </w:style>
   <w:style w:type="table" w:default="1" w:styleId="Normltblzat">

--- a/Címtár és DHCP szolgáltatás Windowson.docx
+++ b/Címtár és DHCP szolgáltatás Windowson.docx
@@ -481,7 +481,21 @@
         <w:rPr>
           <w:rFonts w:ascii="Times New Roman" w:hAnsi="Times New Roman" w:cs="Times New Roman"/>
         </w:rPr>
-        <w:t>AD integrálható: Office 365, VPN, belső portálok, HR rendszerek, stb.</w:t>
+        <w:t xml:space="preserve">AD integrálható: Office 365, VPN, belső portálok, HR </w:t>
+      </w:r>
+      <w:proofErr w:type="gramStart"/>
+      <w:r>
+        <w:rPr>
+          <w:rFonts w:ascii="Times New Roman" w:hAnsi="Times New Roman" w:cs="Times New Roman"/>
+        </w:rPr>
+        <w:t>rendszerek,</w:t>
+      </w:r>
+      <w:proofErr w:type="gramEnd"/>
+      <w:r>
+        <w:rPr>
+          <w:rFonts w:ascii="Times New Roman" w:hAnsi="Times New Roman" w:cs="Times New Roman"/>
+        </w:rPr>
+        <w:t xml:space="preserve"> stb.</w:t>
       </w:r>
     </w:p>
     <w:p>
@@ -1280,7 +1294,21 @@
         <w:rPr>
           <w:rFonts w:ascii="Times New Roman" w:hAnsi="Times New Roman" w:cs="Times New Roman"/>
         </w:rPr>
-        <w:t>win-szerver.telekom.local</w:t>
+        <w:t>win-</w:t>
+      </w:r>
+      <w:proofErr w:type="gramStart"/>
+      <w:r>
+        <w:rPr>
+          <w:rFonts w:ascii="Times New Roman" w:hAnsi="Times New Roman" w:cs="Times New Roman"/>
+        </w:rPr>
+        <w:t>szerver.telekom</w:t>
+      </w:r>
+      <w:proofErr w:type="gramEnd"/>
+      <w:r>
+        <w:rPr>
+          <w:rFonts w:ascii="Times New Roman" w:hAnsi="Times New Roman" w:cs="Times New Roman"/>
+        </w:rPr>
+        <w:t>.local</w:t>
       </w:r>
       <w:proofErr w:type="spellEnd"/>
       <w:r>
@@ -1290,6 +1318,7 @@
         <w:t xml:space="preserve"> IP-címe?”, akkor a DNS a </w:t>
       </w:r>
       <w:proofErr w:type="spellStart"/>
+      <w:proofErr w:type="gramStart"/>
       <w:r>
         <w:rPr>
           <w:rFonts w:ascii="Times New Roman" w:hAnsi="Times New Roman" w:cs="Times New Roman"/>
@@ -1297,6 +1326,7 @@
         <w:t>telekom.local</w:t>
       </w:r>
       <w:proofErr w:type="spellEnd"/>
+      <w:proofErr w:type="gramEnd"/>
       <w:r>
         <w:rPr>
           <w:rFonts w:ascii="Times New Roman" w:hAnsi="Times New Roman" w:cs="Times New Roman"/>
@@ -1413,7 +1443,21 @@
         <w:rPr>
           <w:rFonts w:ascii="Times New Roman" w:hAnsi="Times New Roman" w:cs="Times New Roman"/>
         </w:rPr>
-        <w:t xml:space="preserve"> zóna neve a hálózati cím fordított alakja, például a 192.168.20.0/24 hálózathoz a 20.168.192.in-addr.arpa zóna tartozik. Ebben a zónában PTR rekordok találhatók, amelyek az IP-címeket gépnevekre fordítják vissza.</w:t>
+        <w:t xml:space="preserve"> zóna neve a hálózati cím fordított alakja, például a 192.168.20.0/24 hálózathoz a 20.168.192.in-</w:t>
+      </w:r>
+      <w:proofErr w:type="gramStart"/>
+      <w:r>
+        <w:rPr>
+          <w:rFonts w:ascii="Times New Roman" w:hAnsi="Times New Roman" w:cs="Times New Roman"/>
+        </w:rPr>
+        <w:t>addr.arpa</w:t>
+      </w:r>
+      <w:proofErr w:type="gramEnd"/>
+      <w:r>
+        <w:rPr>
+          <w:rFonts w:ascii="Times New Roman" w:hAnsi="Times New Roman" w:cs="Times New Roman"/>
+        </w:rPr>
+        <w:t xml:space="preserve"> zóna tartozik. Ebben a zónában PTR rekordok találhatók, amelyek az IP-címeket gépnevekre fordítják vissza.</w:t>
       </w:r>
     </w:p>
     <w:p>
@@ -1430,6 +1474,7 @@
         <w:t xml:space="preserve">Egy DNS-kiszolgálón több zóna is létrehozható, attól függően, hogy hány különböző névteret vagy IP-tartományt szeretnénk kezelni. Például lehet egy zónád a </w:t>
       </w:r>
       <w:proofErr w:type="spellStart"/>
+      <w:proofErr w:type="gramStart"/>
       <w:r>
         <w:rPr>
           <w:rFonts w:ascii="Times New Roman" w:hAnsi="Times New Roman" w:cs="Times New Roman"/>
@@ -1437,6 +1482,7 @@
         <w:t>telekom.local</w:t>
       </w:r>
       <w:proofErr w:type="spellEnd"/>
+      <w:proofErr w:type="gramEnd"/>
       <w:r>
         <w:rPr>
           <w:rFonts w:ascii="Times New Roman" w:hAnsi="Times New Roman" w:cs="Times New Roman"/>
@@ -1451,6 +1497,7 @@
         <w:t xml:space="preserve">egy másik zónád egy tesztkörnyezethez (pl. </w:t>
       </w:r>
       <w:proofErr w:type="spellStart"/>
+      <w:proofErr w:type="gramStart"/>
       <w:r>
         <w:rPr>
           <w:rFonts w:ascii="Times New Roman" w:hAnsi="Times New Roman" w:cs="Times New Roman"/>
@@ -1458,6 +1505,7 @@
         <w:t>teszt.local</w:t>
       </w:r>
       <w:proofErr w:type="spellEnd"/>
+      <w:proofErr w:type="gramEnd"/>
       <w:r>
         <w:rPr>
           <w:rFonts w:ascii="Times New Roman" w:hAnsi="Times New Roman" w:cs="Times New Roman"/>
@@ -1521,6 +1569,7 @@
         <w:t xml:space="preserve">A zónák tehát a DNS működésének alapját képezik. Nélkülük a DNS-kiszolgáló nem tudja, milyen neveket vagy IP-címeket kezel, így nem tud válaszolni a lekérdezésekre. Ezért volt kulcsfontosságú, hogy a DNS telepítése után létrehozzuk legalább a </w:t>
       </w:r>
       <w:proofErr w:type="spellStart"/>
+      <w:proofErr w:type="gramStart"/>
       <w:r>
         <w:rPr>
           <w:rFonts w:ascii="Times New Roman" w:hAnsi="Times New Roman" w:cs="Times New Roman"/>
@@ -1528,6 +1577,7 @@
         <w:t>telekom.local</w:t>
       </w:r>
       <w:proofErr w:type="spellEnd"/>
+      <w:proofErr w:type="gramEnd"/>
       <w:r>
         <w:rPr>
           <w:rFonts w:ascii="Times New Roman" w:hAnsi="Times New Roman" w:cs="Times New Roman"/>
@@ -1622,6 +1672,7 @@
         <w:t xml:space="preserve">A DNS csak akkor tud neveket feloldani, ha van zónája, amiben kereshet. A </w:t>
       </w:r>
       <w:proofErr w:type="spellStart"/>
+      <w:proofErr w:type="gramStart"/>
       <w:r>
         <w:rPr>
           <w:rFonts w:ascii="Times New Roman" w:hAnsi="Times New Roman" w:cs="Times New Roman"/>
@@ -1629,6 +1680,7 @@
         <w:t>telekom.local</w:t>
       </w:r>
       <w:proofErr w:type="spellEnd"/>
+      <w:proofErr w:type="gramEnd"/>
       <w:r>
         <w:rPr>
           <w:rFonts w:ascii="Times New Roman" w:hAnsi="Times New Roman" w:cs="Times New Roman"/>
@@ -1880,6 +1932,7 @@
         <w:t xml:space="preserve"> </w:t>
       </w:r>
       <w:proofErr w:type="spellStart"/>
+      <w:proofErr w:type="gramStart"/>
       <w:r>
         <w:rPr>
           <w:rFonts w:ascii="Times New Roman" w:hAnsi="Times New Roman" w:cs="Times New Roman"/>
@@ -1887,6 +1940,7 @@
         <w:t>check</w:t>
       </w:r>
       <w:proofErr w:type="spellEnd"/>
+      <w:proofErr w:type="gramEnd"/>
       <w:r>
         <w:rPr>
           <w:rFonts w:ascii="Times New Roman" w:hAnsi="Times New Roman" w:cs="Times New Roman"/>
@@ -2217,6 +2271,7 @@
         <w:t xml:space="preserve"> a </w:t>
       </w:r>
       <w:proofErr w:type="spellStart"/>
+      <w:proofErr w:type="gramStart"/>
       <w:r>
         <w:rPr>
           <w:rFonts w:ascii="Times New Roman" w:hAnsi="Times New Roman" w:cs="Times New Roman"/>
@@ -2224,6 +2279,7 @@
         <w:t>telekom.local</w:t>
       </w:r>
       <w:proofErr w:type="spellEnd"/>
+      <w:proofErr w:type="gramEnd"/>
       <w:r>
         <w:rPr>
           <w:rFonts w:ascii="Times New Roman" w:hAnsi="Times New Roman" w:cs="Times New Roman"/>
@@ -2704,6 +2760,7 @@
         <w:t xml:space="preserve">) címe állandó maradjon, és a kliensek mindig elérjék azt. Ezután telepítettük a DNS-szerepkört, amely lehetővé teszi, hogy a szerver névfeloldási szolgáltatásokat nyújtson a hálózat többi eszköze számára. A DNS-ben létrehoztuk a </w:t>
       </w:r>
       <w:proofErr w:type="spellStart"/>
+      <w:proofErr w:type="gramStart"/>
       <w:r>
         <w:rPr>
           <w:rFonts w:ascii="Times New Roman" w:hAnsi="Times New Roman" w:cs="Times New Roman"/>
@@ -2711,6 +2768,7 @@
         <w:t>telekom.local</w:t>
       </w:r>
       <w:proofErr w:type="spellEnd"/>
+      <w:proofErr w:type="gramEnd"/>
       <w:r>
         <w:rPr>
           <w:rFonts w:ascii="Times New Roman" w:hAnsi="Times New Roman" w:cs="Times New Roman"/>
@@ -2802,6 +2860,7 @@
         <w:t xml:space="preserve"> a szervert tartományvezérlővé, létrehozva a </w:t>
       </w:r>
       <w:proofErr w:type="spellStart"/>
+      <w:proofErr w:type="gramStart"/>
       <w:r>
         <w:rPr>
           <w:rFonts w:ascii="Times New Roman" w:hAnsi="Times New Roman" w:cs="Times New Roman"/>
@@ -2809,6 +2868,7 @@
         <w:t>telekom.local</w:t>
       </w:r>
       <w:proofErr w:type="spellEnd"/>
+      <w:proofErr w:type="gramEnd"/>
       <w:r>
         <w:rPr>
           <w:rFonts w:ascii="Times New Roman" w:hAnsi="Times New Roman" w:cs="Times New Roman"/>
@@ -2816,6 +2876,7 @@
         <w:t xml:space="preserve"> tartományt. A promóció során az AD DS automatikusan regisztrálta magát a DNS-ben, és létrehozta a szükséges szolgáltatásrekordokat (SRV rekordokat) a </w:t>
       </w:r>
       <w:proofErr w:type="spellStart"/>
+      <w:proofErr w:type="gramStart"/>
       <w:r>
         <w:rPr>
           <w:rFonts w:ascii="Times New Roman" w:hAnsi="Times New Roman" w:cs="Times New Roman"/>
@@ -2823,6 +2884,7 @@
         <w:t>telekom.local</w:t>
       </w:r>
       <w:proofErr w:type="spellEnd"/>
+      <w:proofErr w:type="gramEnd"/>
       <w:r>
         <w:rPr>
           <w:rFonts w:ascii="Times New Roman" w:hAnsi="Times New Roman" w:cs="Times New Roman"/>
@@ -2942,6 +3004,7 @@
         <w:t xml:space="preserve"> szolgáltatásokat. Ezek a rekordok olyan formátumban jelennek meg, mint például _</w:t>
       </w:r>
       <w:proofErr w:type="spellStart"/>
+      <w:proofErr w:type="gramStart"/>
       <w:r>
         <w:rPr>
           <w:rFonts w:ascii="Times New Roman" w:hAnsi="Times New Roman" w:cs="Times New Roman"/>
@@ -2953,14 +3016,35 @@
         <w:rPr>
           <w:rFonts w:ascii="Times New Roman" w:hAnsi="Times New Roman" w:cs="Times New Roman"/>
         </w:rPr>
-        <w:t>._tcp.dc._</w:t>
-      </w:r>
-      <w:proofErr w:type="spellStart"/>
-      <w:r>
-        <w:rPr>
-          <w:rFonts w:ascii="Times New Roman" w:hAnsi="Times New Roman" w:cs="Times New Roman"/>
-        </w:rPr>
-        <w:t>msdcs.telekom.local</w:t>
+        <w:t>._</w:t>
+      </w:r>
+      <w:proofErr w:type="gramEnd"/>
+      <w:r>
+        <w:rPr>
+          <w:rFonts w:ascii="Times New Roman" w:hAnsi="Times New Roman" w:cs="Times New Roman"/>
+        </w:rPr>
+        <w:t>tcp.</w:t>
+      </w:r>
+      <w:proofErr w:type="gramStart"/>
+      <w:r>
+        <w:rPr>
+          <w:rFonts w:ascii="Times New Roman" w:hAnsi="Times New Roman" w:cs="Times New Roman"/>
+        </w:rPr>
+        <w:t>dc._</w:t>
+      </w:r>
+      <w:proofErr w:type="spellStart"/>
+      <w:r>
+        <w:rPr>
+          <w:rFonts w:ascii="Times New Roman" w:hAnsi="Times New Roman" w:cs="Times New Roman"/>
+        </w:rPr>
+        <w:t>msdcs.telekom</w:t>
+      </w:r>
+      <w:proofErr w:type="gramEnd"/>
+      <w:r>
+        <w:rPr>
+          <w:rFonts w:ascii="Times New Roman" w:hAnsi="Times New Roman" w:cs="Times New Roman"/>
+        </w:rPr>
+        <w:t>.local</w:t>
       </w:r>
       <w:proofErr w:type="spellEnd"/>
       <w:r>
@@ -3027,11 +3111,19 @@
           <w:rFonts w:ascii="Times New Roman" w:hAnsi="Times New Roman" w:cs="Times New Roman"/>
         </w:rPr>
       </w:pPr>
-      <w:r>
-        <w:rPr>
-          <w:rFonts w:ascii="Times New Roman" w:hAnsi="Times New Roman" w:cs="Times New Roman"/>
-        </w:rPr>
-        <w:t xml:space="preserve">Ugyanott </w:t>
+      <w:proofErr w:type="gramStart"/>
+      <w:r>
+        <w:rPr>
+          <w:rFonts w:ascii="Times New Roman" w:hAnsi="Times New Roman" w:cs="Times New Roman"/>
+        </w:rPr>
+        <w:t>Ugyanott</w:t>
+      </w:r>
+      <w:proofErr w:type="gramEnd"/>
+      <w:r>
+        <w:rPr>
+          <w:rFonts w:ascii="Times New Roman" w:hAnsi="Times New Roman" w:cs="Times New Roman"/>
+        </w:rPr>
+        <w:t xml:space="preserve"> </w:t>
       </w:r>
       <w:r>
         <w:rPr>
@@ -3309,6 +3401,7 @@
       <w:r>
         <w:rPr>
           <w:rFonts w:ascii="Times New Roman" w:hAnsi="Times New Roman" w:cs="Times New Roman"/>
+          <w:noProof/>
         </w:rPr>
         <w:drawing>
           <wp:inline distT="0" distB="0" distL="0" distR="0" wp14:anchorId="524CFCD1" wp14:editId="5CDC0C5B">
@@ -3357,6 +3450,7 @@
       <w:r>
         <w:rPr>
           <w:rFonts w:ascii="Times New Roman" w:hAnsi="Times New Roman" w:cs="Times New Roman"/>
+          <w:noProof/>
         </w:rPr>
         <w:lastRenderedPageBreak/>
         <w:drawing>
@@ -3406,6 +3500,7 @@
       <w:r>
         <w:rPr>
           <w:rFonts w:ascii="Times New Roman" w:hAnsi="Times New Roman" w:cs="Times New Roman"/>
+          <w:noProof/>
         </w:rPr>
         <w:drawing>
           <wp:inline distT="0" distB="0" distL="0" distR="0" wp14:anchorId="02EA5C5B" wp14:editId="50E34DC1">
@@ -3454,6 +3549,7 @@
       <w:r>
         <w:rPr>
           <w:rFonts w:ascii="Times New Roman" w:hAnsi="Times New Roman" w:cs="Times New Roman"/>
+          <w:noProof/>
         </w:rPr>
         <w:drawing>
           <wp:inline distT="0" distB="0" distL="0" distR="0" wp14:anchorId="0B365CA7" wp14:editId="2772AECB">
@@ -3593,6 +3689,7 @@
       <w:r>
         <w:rPr>
           <w:rFonts w:ascii="Times New Roman" w:hAnsi="Times New Roman" w:cs="Times New Roman"/>
+          <w:noProof/>
         </w:rPr>
         <w:drawing>
           <wp:inline distT="0" distB="0" distL="0" distR="0" wp14:anchorId="7C4613FD" wp14:editId="059A8B42">
@@ -3745,21 +3842,7 @@
         <w:rPr>
           <w:rFonts w:ascii="Times New Roman" w:hAnsi="Times New Roman" w:cs="Times New Roman"/>
         </w:rPr>
-        <w:t xml:space="preserve"> 11 </w:t>
-      </w:r>
-      <w:proofErr w:type="spellStart"/>
-      <w:r>
-        <w:rPr>
-          <w:rFonts w:ascii="Times New Roman" w:hAnsi="Times New Roman" w:cs="Times New Roman"/>
-        </w:rPr>
-        <w:t>vm</w:t>
-      </w:r>
-      <w:proofErr w:type="spellEnd"/>
-      <w:r>
-        <w:rPr>
-          <w:rFonts w:ascii="Times New Roman" w:hAnsi="Times New Roman" w:cs="Times New Roman"/>
-        </w:rPr>
-        <w:t xml:space="preserve">. </w:t>
+        <w:t xml:space="preserve"> 11 vm. </w:t>
       </w:r>
     </w:p>
     <w:p>
@@ -4012,6 +4095,7 @@
       <w:r>
         <w:rPr>
           <w:rFonts w:ascii="Times New Roman" w:hAnsi="Times New Roman" w:cs="Times New Roman"/>
+          <w:noProof/>
         </w:rPr>
         <w:drawing>
           <wp:inline distT="0" distB="0" distL="0" distR="0" wp14:anchorId="3850D089" wp14:editId="79F5F321">
